--- a/doc/110123011 HIEU (2).docx
+++ b/doc/110123011 HIEU (2).docx
@@ -1485,15 +1485,7 @@
           <w:szCs w:val="26"/>
           <w:lang w:val="vi-VN"/>
         </w:rPr>
-        <w:t>Chương này trình bày các cơ sở lý thuyết nền tảng về mô hình thương mại điện tử, kiến trúc phát triển ứng dụng web, cùng với các công nghệ cốt lõi được lựa chọn để xây dựng hệ thống website bán hàng trực tuyến theo định hướng sản phẩm tối thiểu khả</w:t>
-      </w:r>
-      <w:r>
-        <w:rPr>
-          <w:sz w:val="26"/>
-          <w:szCs w:val="26"/>
-          <w:lang w:val="vi-VN"/>
-        </w:rPr>
-        <w:t xml:space="preserve"> thi (MVP).</w:t>
+        <w:t>Chương này trình bày các cơ sở lý thuyết nền tảng về mô hình thương mại điện tử, kiến trúc phát triển ứng dụng web, cùng với các công nghệ cốt lõi được lựa chọn để xây dựng hệ thống website bán hàng trực tuyến theo định hướng sản phẩm tối thiểu khả thi (MVP).</w:t>
       </w:r>
     </w:p>
     <w:p>
@@ -2988,6 +2980,10 @@
     <w:p>
       <w:pPr>
         <w:pStyle w:val="NOIDUNG"/>
+        <w:numPr>
+          <w:ilvl w:val="0"/>
+          <w:numId w:val="36"/>
+        </w:numPr>
         <w:rPr>
           <w:rFonts w:cs="Times New Roman"/>
           <w:sz w:val="28"/>
@@ -3017,6 +3013,10 @@
     <w:p>
       <w:pPr>
         <w:pStyle w:val="NOIDUNG"/>
+        <w:numPr>
+          <w:ilvl w:val="0"/>
+          <w:numId w:val="36"/>
+        </w:numPr>
         <w:rPr>
           <w:rFonts w:cs="Times New Roman"/>
           <w:sz w:val="28"/>
@@ -3041,12 +3041,37 @@
           <w:lang w:val="vi-VN"/>
         </w:rPr>
         <w:t>u.</w:t>
+      </w:r>
+    </w:p>
+    <w:p>
+      <w:pPr>
+        <w:pStyle w:val="NOIDUNG"/>
+        <w:numPr>
+          <w:ilvl w:val="0"/>
+          <w:numId w:val="36"/>
+        </w:numPr>
+        <w:rPr>
+          <w:rFonts w:cs="Times New Roman"/>
+          <w:sz w:val="28"/>
+          <w:szCs w:val="28"/>
+          <w:lang w:val="vi-VN"/>
+        </w:rPr>
+      </w:pPr>
+      <w:r>
+        <w:rPr>
+          <w:rFonts w:cs="Times New Roman"/>
+          <w:sz w:val="28"/>
+          <w:szCs w:val="28"/>
+          <w:lang w:val="vi-VN"/>
+        </w:rPr>
+        <w:t>Tầng dữ liệu (Data Access Layer): Chịu trách nhiệm thực hiện các câu lệnh truy vấn, thêm, sửa, xóa dữ liệu thông qua hệ quản trị cơ sở dữ liệu quan hệ MySQL 8.4, bảo đảm toàn bộ ràng buộc và quan hệ thực thể được duy trì chặt chẽ.</w:t>
       </w:r>
     </w:p>
     <w:p>
       <w:pPr>
         <w:pStyle w:val="NOIDUNG"/>
         <w:ind w:firstLine="0"/>
+        <w:jc w:val="center"/>
         <w:rPr>
           <w:rFonts w:cs="Times New Roman"/>
           <w:sz w:val="28"/>
@@ -3061,7 +3086,30 @@
           <w:szCs w:val="28"/>
           <w:lang w:val="vi-VN"/>
         </w:rPr>
-        <w:t>Tầng dữ liệu (Data Access Layer): Chịu trách nhiệm thực hiện các câu lệnh truy vấn, thêm, sửa, xóa dữ liệu thông qua hệ quản trị cơ sở dữ liệu quan hệ MySQL 8.4, bảo đảm toàn bộ ràng buộc và quan hệ thực thể được duy trì chặt chẽ.</w:t>
+        <w:pict>
+          <v:shapetype id="_x0000_t75" coordsize="21600,21600" o:spt="75" o:preferrelative="t" path="m@4@5l@4@11@9@11@9@5xe" filled="f" stroked="f">
+            <v:stroke joinstyle="miter"/>
+            <v:formulas>
+              <v:f eqn="if lineDrawn pixelLineWidth 0"/>
+              <v:f eqn="sum @0 1 0"/>
+              <v:f eqn="sum 0 0 @1"/>
+              <v:f eqn="prod @2 1 2"/>
+              <v:f eqn="prod @3 21600 pixelWidth"/>
+              <v:f eqn="prod @3 21600 pixelHeight"/>
+              <v:f eqn="sum @0 0 1"/>
+              <v:f eqn="prod @6 1 2"/>
+              <v:f eqn="prod @7 21600 pixelWidth"/>
+              <v:f eqn="sum @8 21600 0"/>
+              <v:f eqn="prod @7 21600 pixelHeight"/>
+              <v:f eqn="sum @10 21600 0"/>
+            </v:formulas>
+            <v:path o:extrusionok="f" gradientshapeok="t" o:connecttype="rect"/>
+            <o:lock v:ext="edit" aspectratio="t"/>
+          </v:shapetype>
+          <v:shape id="_x0000_i1025" type="#_x0000_t75" style="width:357pt;height:162.6pt">
+            <v:imagedata r:id="rId10" o:title="kientruc.drawio"/>
+          </v:shape>
+        </w:pict>
       </w:r>
     </w:p>
     <w:p>
@@ -3117,6 +3165,7 @@
           <w:sz w:val="28"/>
           <w:szCs w:val="28"/>
         </w:rPr>
+        <w:lastRenderedPageBreak/>
         <w:t>Người dùng tương tác trên trình duyệt (Client), gửi HTTP Request tớ</w:t>
       </w:r>
       <w:r>
@@ -3207,7 +3256,6 @@
           <w:sz w:val="28"/>
           <w:szCs w:val="28"/>
         </w:rPr>
-        <w:lastRenderedPageBreak/>
         <w:t>Kết quả từ cơ sở dữ liệu được trả về PHP, sau đó được kết xuất thành HTML (SSR) hoặc trả về dữ liệu dạng JSON cho JavaScript xử lý giao diện độ</w:t>
       </w:r>
       <w:r>
@@ -3243,9 +3291,33 @@
     </w:p>
     <w:p>
       <w:pPr>
+        <w:pStyle w:val="NOIDUNG"/>
+        <w:ind w:left="360" w:firstLine="0"/>
+        <w:rPr>
+          <w:rFonts w:cs="Times New Roman"/>
+          <w:sz w:val="28"/>
+          <w:szCs w:val="28"/>
+        </w:rPr>
+      </w:pPr>
+      <w:r>
+        <w:rPr>
+          <w:rFonts w:cs="Times New Roman"/>
+          <w:sz w:val="28"/>
+          <w:szCs w:val="28"/>
+        </w:rPr>
+        <w:pict>
+          <v:shape id="_x0000_i1026" type="#_x0000_t75" style="width:439.2pt;height:292.8pt">
+            <v:imagedata r:id="rId11" o:title="nghiepvu"/>
+          </v:shape>
+        </w:pict>
+      </w:r>
+    </w:p>
+    <w:p>
+      <w:pPr>
         <w:pStyle w:val="Heading2"/>
       </w:pPr>
       <w:r>
+        <w:lastRenderedPageBreak/>
         <w:t>Thiết kế cơ sở dữ liệu hệ thống</w:t>
       </w:r>
     </w:p>
@@ -3290,14 +3362,7 @@
           <w:rFonts w:cs="Times New Roman"/>
           <w:szCs w:val="28"/>
         </w:rPr>
-        <w:t>Thực thể Khách hàng (customers / users): Lưu trữ thông tin định danh, tài khoản đăng nhập, mật khẩu đã băm và phân quyền ngườ</w:t>
-      </w:r>
-      <w:r>
-        <w:rPr>
-          <w:rFonts w:cs="Times New Roman"/>
-          <w:szCs w:val="28"/>
-        </w:rPr>
-        <w:t>i dùng.</w:t>
+        <w:t>Thực thể Khách hàng (customers / users): Lưu trữ thông tin định danh, tài khoản đăng nhập, mật khẩu đã băm và phân quyền người dùng.</w:t>
       </w:r>
     </w:p>
     <w:p>
@@ -3318,7 +3383,16 @@
           <w:rFonts w:cs="Times New Roman"/>
           <w:szCs w:val="28"/>
         </w:rPr>
-        <w:t>Thực thể Danh mục (categories): Quản lý các nhóm phân loại sản phẩm theo cấu trúc phân cấp hoặc danh mục</w:t>
+        <w:t>Thực thể Danh mục (categories): Quản lý các nhóm phân loại sản phẩm theo cấu tr</w:t>
+      </w:r>
+      <w:bookmarkStart w:id="0" w:name="_GoBack"/>
+      <w:bookmarkEnd w:id="0"/>
+      <w:r>
+        <w:rPr>
+          <w:rFonts w:cs="Times New Roman"/>
+          <w:szCs w:val="28"/>
+        </w:rPr>
+        <w:t>úc phân cấp hoặc danh mục</w:t>
       </w:r>
       <w:r>
         <w:rPr>
@@ -3463,7 +3537,6717 @@
     </w:p>
     <w:p>
       <w:pPr>
+        <w:pStyle w:val="Heading3"/>
+        <w:rPr>
+          <w:lang w:val="vi-VN"/>
+        </w:rPr>
+      </w:pPr>
+      <w:r>
+        <w:rPr>
+          <w:lang w:val="vi-VN"/>
+        </w:rPr>
+        <w:t xml:space="preserve">Quản lý </w:t>
+      </w:r>
+      <w:r>
+        <w:t>khách hàng</w:t>
+      </w:r>
+    </w:p>
+    <w:p>
+      <w:pPr>
+        <w:pStyle w:val="Bang"/>
+        <w:jc w:val="center"/>
+        <w:rPr>
+          <w:rFonts w:cs="Times New Roman"/>
+          <w:szCs w:val="26"/>
+        </w:rPr>
+      </w:pPr>
+      <w:r>
+        <w:rPr>
+          <w:rFonts w:cs="Times New Roman"/>
+          <w:szCs w:val="26"/>
+        </w:rPr>
+        <w:t>Bảng 3.1 Quản lý người dùng</w:t>
+      </w:r>
+    </w:p>
+    <w:tbl>
+      <w:tblPr>
+        <w:tblStyle w:val="Style1"/>
+        <w:tblW w:w="0" w:type="auto"/>
+        <w:tblLook w:val="04A0" w:firstRow="1" w:lastRow="0" w:firstColumn="1" w:lastColumn="0" w:noHBand="0" w:noVBand="1"/>
+      </w:tblPr>
+      <w:tblGrid>
+        <w:gridCol w:w="696"/>
+        <w:gridCol w:w="1931"/>
+        <w:gridCol w:w="2144"/>
+        <w:gridCol w:w="2774"/>
+        <w:gridCol w:w="1233"/>
+      </w:tblGrid>
+      <w:tr>
+        <w:trPr>
+          <w:cnfStyle w:val="100000000000" w:firstRow="1" w:lastRow="0" w:firstColumn="0" w:lastColumn="0" w:oddVBand="0" w:evenVBand="0" w:oddHBand="0" w:evenHBand="0" w:firstRowFirstColumn="0" w:firstRowLastColumn="0" w:lastRowFirstColumn="0" w:lastRowLastColumn="0"/>
+          <w:tblHeader/>
+        </w:trPr>
+        <w:tc>
+          <w:tcPr>
+            <w:cnfStyle w:val="001000000000" w:firstRow="0" w:lastRow="0" w:firstColumn="1" w:lastColumn="0" w:oddVBand="0" w:evenVBand="0" w:oddHBand="0" w:evenHBand="0" w:firstRowFirstColumn="0" w:firstRowLastColumn="0" w:lastRowFirstColumn="0" w:lastRowLastColumn="0"/>
+            <w:tcW w:w="708" w:type="dxa"/>
+            <w:vAlign w:val="top"/>
+          </w:tcPr>
+          <w:p>
+            <w:pPr>
+              <w:spacing w:after="20" w:line="360" w:lineRule="auto"/>
+              <w:rPr>
+                <w:rFonts w:cs="Times New Roman"/>
+                <w:sz w:val="26"/>
+                <w:szCs w:val="26"/>
+              </w:rPr>
+            </w:pPr>
+            <w:r>
+              <w:rPr>
+                <w:rFonts w:cs="Times New Roman"/>
+                <w:sz w:val="26"/>
+                <w:szCs w:val="26"/>
+              </w:rPr>
+              <w:t>STT</w:t>
+            </w:r>
+          </w:p>
+        </w:tc>
+        <w:tc>
+          <w:tcPr>
+            <w:tcW w:w="1974" w:type="dxa"/>
+            <w:vAlign w:val="top"/>
+          </w:tcPr>
+          <w:p>
+            <w:pPr>
+              <w:spacing w:after="20" w:line="360" w:lineRule="auto"/>
+              <w:cnfStyle w:val="100000000000" w:firstRow="1" w:lastRow="0" w:firstColumn="0" w:lastColumn="0" w:oddVBand="0" w:evenVBand="0" w:oddHBand="0" w:evenHBand="0" w:firstRowFirstColumn="0" w:firstRowLastColumn="0" w:lastRowFirstColumn="0" w:lastRowLastColumn="0"/>
+              <w:rPr>
+                <w:rFonts w:cs="Times New Roman"/>
+                <w:sz w:val="26"/>
+                <w:szCs w:val="26"/>
+              </w:rPr>
+            </w:pPr>
+            <w:r>
+              <w:rPr>
+                <w:rFonts w:cs="Times New Roman"/>
+                <w:sz w:val="26"/>
+                <w:szCs w:val="26"/>
+              </w:rPr>
+              <w:t>Tên trường</w:t>
+            </w:r>
+          </w:p>
+        </w:tc>
+        <w:tc>
+          <w:tcPr>
+            <w:tcW w:w="1663" w:type="dxa"/>
+            <w:vAlign w:val="top"/>
+          </w:tcPr>
+          <w:p>
+            <w:pPr>
+              <w:spacing w:after="20" w:line="360" w:lineRule="auto"/>
+              <w:cnfStyle w:val="100000000000" w:firstRow="1" w:lastRow="0" w:firstColumn="0" w:lastColumn="0" w:oddVBand="0" w:evenVBand="0" w:oddHBand="0" w:evenHBand="0" w:firstRowFirstColumn="0" w:firstRowLastColumn="0" w:lastRowFirstColumn="0" w:lastRowLastColumn="0"/>
+              <w:rPr>
+                <w:rFonts w:cs="Times New Roman"/>
+                <w:sz w:val="26"/>
+                <w:szCs w:val="26"/>
+              </w:rPr>
+            </w:pPr>
+            <w:r>
+              <w:rPr>
+                <w:rFonts w:cs="Times New Roman"/>
+                <w:sz w:val="26"/>
+                <w:szCs w:val="26"/>
+              </w:rPr>
+              <w:t>Kiểu dữ liệu</w:t>
+            </w:r>
+          </w:p>
+        </w:tc>
+        <w:tc>
+          <w:tcPr>
+            <w:tcW w:w="2585" w:type="dxa"/>
+            <w:vAlign w:val="top"/>
+          </w:tcPr>
+          <w:p>
+            <w:pPr>
+              <w:spacing w:after="20" w:line="360" w:lineRule="auto"/>
+              <w:cnfStyle w:val="100000000000" w:firstRow="1" w:lastRow="0" w:firstColumn="0" w:lastColumn="0" w:oddVBand="0" w:evenVBand="0" w:oddHBand="0" w:evenHBand="0" w:firstRowFirstColumn="0" w:firstRowLastColumn="0" w:lastRowFirstColumn="0" w:lastRowLastColumn="0"/>
+              <w:rPr>
+                <w:rFonts w:cs="Times New Roman"/>
+                <w:sz w:val="26"/>
+                <w:szCs w:val="26"/>
+              </w:rPr>
+            </w:pPr>
+            <w:r>
+              <w:rPr>
+                <w:rFonts w:cs="Times New Roman"/>
+                <w:sz w:val="26"/>
+                <w:szCs w:val="26"/>
+              </w:rPr>
+              <w:t>Ràng buộc</w:t>
+            </w:r>
+          </w:p>
+        </w:tc>
+        <w:tc>
+          <w:tcPr>
+            <w:tcW w:w="1848" w:type="dxa"/>
+            <w:vAlign w:val="top"/>
+          </w:tcPr>
+          <w:p>
+            <w:pPr>
+              <w:spacing w:after="20" w:line="360" w:lineRule="auto"/>
+              <w:cnfStyle w:val="100000000000" w:firstRow="1" w:lastRow="0" w:firstColumn="0" w:lastColumn="0" w:oddVBand="0" w:evenVBand="0" w:oddHBand="0" w:evenHBand="0" w:firstRowFirstColumn="0" w:firstRowLastColumn="0" w:lastRowFirstColumn="0" w:lastRowLastColumn="0"/>
+              <w:rPr>
+                <w:rFonts w:cs="Times New Roman"/>
+                <w:sz w:val="26"/>
+                <w:szCs w:val="26"/>
+              </w:rPr>
+            </w:pPr>
+            <w:r>
+              <w:rPr>
+                <w:rFonts w:cs="Times New Roman"/>
+                <w:sz w:val="26"/>
+                <w:szCs w:val="26"/>
+              </w:rPr>
+              <w:t>Mô tả</w:t>
+            </w:r>
+          </w:p>
+        </w:tc>
+      </w:tr>
+      <w:tr>
+        <w:tc>
+          <w:tcPr>
+            <w:cnfStyle w:val="001000000000" w:firstRow="0" w:lastRow="0" w:firstColumn="1" w:lastColumn="0" w:oddVBand="0" w:evenVBand="0" w:oddHBand="0" w:evenHBand="0" w:firstRowFirstColumn="0" w:firstRowLastColumn="0" w:lastRowFirstColumn="0" w:lastRowLastColumn="0"/>
+            <w:tcW w:w="708" w:type="dxa"/>
+            <w:vAlign w:val="top"/>
+          </w:tcPr>
+          <w:p>
+            <w:r>
+              <w:t>1</w:t>
+            </w:r>
+          </w:p>
+        </w:tc>
+        <w:tc>
+          <w:tcPr>
+            <w:tcW w:w="1974" w:type="dxa"/>
+            <w:vAlign w:val="top"/>
+          </w:tcPr>
+          <w:p>
+            <w:pPr>
+              <w:jc w:val="center"/>
+              <w:cnfStyle w:val="000000000000" w:firstRow="0" w:lastRow="0" w:firstColumn="0" w:lastColumn="0" w:oddVBand="0" w:evenVBand="0" w:oddHBand="0" w:evenHBand="0" w:firstRowFirstColumn="0" w:firstRowLastColumn="0" w:lastRowFirstColumn="0" w:lastRowLastColumn="0"/>
+            </w:pPr>
+            <w:r>
+              <w:t>CustomerID</w:t>
+            </w:r>
+          </w:p>
+        </w:tc>
+        <w:tc>
+          <w:tcPr>
+            <w:tcW w:w="1663" w:type="dxa"/>
+            <w:vAlign w:val="top"/>
+          </w:tcPr>
+          <w:p>
+            <w:pPr>
+              <w:jc w:val="center"/>
+              <w:cnfStyle w:val="000000000000" w:firstRow="0" w:lastRow="0" w:firstColumn="0" w:lastColumn="0" w:oddVBand="0" w:evenVBand="0" w:oddHBand="0" w:evenHBand="0" w:firstRowFirstColumn="0" w:firstRowLastColumn="0" w:lastRowFirstColumn="0" w:lastRowLastColumn="0"/>
+            </w:pPr>
+            <w:r>
+              <w:t>INT</w:t>
+            </w:r>
+          </w:p>
+        </w:tc>
+        <w:tc>
+          <w:tcPr>
+            <w:tcW w:w="2585" w:type="dxa"/>
+            <w:vAlign w:val="top"/>
+          </w:tcPr>
+          <w:p>
+            <w:pPr>
+              <w:jc w:val="center"/>
+              <w:cnfStyle w:val="000000000000" w:firstRow="0" w:lastRow="0" w:firstColumn="0" w:lastColumn="0" w:oddVBand="0" w:evenVBand="0" w:oddHBand="0" w:evenHBand="0" w:firstRowFirstColumn="0" w:firstRowLastColumn="0" w:lastRowFirstColumn="0" w:lastRowLastColumn="0"/>
+            </w:pPr>
+            <w:r>
+              <w:t>AUTO_INCREMENT, PRIMARY KEY</w:t>
+            </w:r>
+          </w:p>
+        </w:tc>
+        <w:tc>
+          <w:tcPr>
+            <w:tcW w:w="1848" w:type="dxa"/>
+            <w:vAlign w:val="top"/>
+          </w:tcPr>
+          <w:p>
+            <w:pPr>
+              <w:jc w:val="center"/>
+              <w:cnfStyle w:val="000000000000" w:firstRow="0" w:lastRow="0" w:firstColumn="0" w:lastColumn="0" w:oddVBand="0" w:evenVBand="0" w:oddHBand="0" w:evenHBand="0" w:firstRowFirstColumn="0" w:firstRowLastColumn="0" w:lastRowFirstColumn="0" w:lastRowLastColumn="0"/>
+            </w:pPr>
+            <w:r>
+              <w:t>Mã định danh khách hàng</w:t>
+            </w:r>
+          </w:p>
+        </w:tc>
+      </w:tr>
+      <w:tr>
+        <w:tc>
+          <w:tcPr>
+            <w:cnfStyle w:val="001000000000" w:firstRow="0" w:lastRow="0" w:firstColumn="1" w:lastColumn="0" w:oddVBand="0" w:evenVBand="0" w:oddHBand="0" w:evenHBand="0" w:firstRowFirstColumn="0" w:firstRowLastColumn="0" w:lastRowFirstColumn="0" w:lastRowLastColumn="0"/>
+            <w:tcW w:w="708" w:type="dxa"/>
+            <w:vAlign w:val="top"/>
+          </w:tcPr>
+          <w:p>
+            <w:r>
+              <w:lastRenderedPageBreak/>
+              <w:t>2</w:t>
+            </w:r>
+          </w:p>
+        </w:tc>
+        <w:tc>
+          <w:tcPr>
+            <w:tcW w:w="1974" w:type="dxa"/>
+            <w:vAlign w:val="top"/>
+          </w:tcPr>
+          <w:p>
+            <w:pPr>
+              <w:jc w:val="center"/>
+              <w:cnfStyle w:val="000000000000" w:firstRow="0" w:lastRow="0" w:firstColumn="0" w:lastColumn="0" w:oddVBand="0" w:evenVBand="0" w:oddHBand="0" w:evenHBand="0" w:firstRowFirstColumn="0" w:firstRowLastColumn="0" w:lastRowFirstColumn="0" w:lastRowLastColumn="0"/>
+            </w:pPr>
+            <w:r>
+              <w:t>CustomerName</w:t>
+            </w:r>
+          </w:p>
+        </w:tc>
+        <w:tc>
+          <w:tcPr>
+            <w:tcW w:w="1663" w:type="dxa"/>
+            <w:vAlign w:val="top"/>
+          </w:tcPr>
+          <w:p>
+            <w:pPr>
+              <w:jc w:val="center"/>
+              <w:cnfStyle w:val="000000000000" w:firstRow="0" w:lastRow="0" w:firstColumn="0" w:lastColumn="0" w:oddVBand="0" w:evenVBand="0" w:oddHBand="0" w:evenHBand="0" w:firstRowFirstColumn="0" w:firstRowLastColumn="0" w:lastRowFirstColumn="0" w:lastRowLastColumn="0"/>
+            </w:pPr>
+            <w:r>
+              <w:t>VARCHAR(100)</w:t>
+            </w:r>
+          </w:p>
+        </w:tc>
+        <w:tc>
+          <w:tcPr>
+            <w:tcW w:w="2585" w:type="dxa"/>
+            <w:vAlign w:val="top"/>
+          </w:tcPr>
+          <w:p>
+            <w:pPr>
+              <w:jc w:val="center"/>
+              <w:cnfStyle w:val="000000000000" w:firstRow="0" w:lastRow="0" w:firstColumn="0" w:lastColumn="0" w:oddVBand="0" w:evenVBand="0" w:oddHBand="0" w:evenHBand="0" w:firstRowFirstColumn="0" w:firstRowLastColumn="0" w:lastRowFirstColumn="0" w:lastRowLastColumn="0"/>
+            </w:pPr>
+            <w:r>
+              <w:t>NOT NULL</w:t>
+            </w:r>
+          </w:p>
+        </w:tc>
+        <w:tc>
+          <w:tcPr>
+            <w:tcW w:w="1848" w:type="dxa"/>
+            <w:vAlign w:val="top"/>
+          </w:tcPr>
+          <w:p>
+            <w:pPr>
+              <w:jc w:val="center"/>
+              <w:cnfStyle w:val="000000000000" w:firstRow="0" w:lastRow="0" w:firstColumn="0" w:lastColumn="0" w:oddVBand="0" w:evenVBand="0" w:oddHBand="0" w:evenHBand="0" w:firstRowFirstColumn="0" w:firstRowLastColumn="0" w:lastRowFirstColumn="0" w:lastRowLastColumn="0"/>
+            </w:pPr>
+            <w:r>
+              <w:t>Tên khách hàng / Tên công ty</w:t>
+            </w:r>
+          </w:p>
+        </w:tc>
+      </w:tr>
+      <w:tr>
+        <w:tc>
+          <w:tcPr>
+            <w:cnfStyle w:val="001000000000" w:firstRow="0" w:lastRow="0" w:firstColumn="1" w:lastColumn="0" w:oddVBand="0" w:evenVBand="0" w:oddHBand="0" w:evenHBand="0" w:firstRowFirstColumn="0" w:firstRowLastColumn="0" w:lastRowFirstColumn="0" w:lastRowLastColumn="0"/>
+            <w:tcW w:w="708" w:type="dxa"/>
+            <w:vAlign w:val="top"/>
+          </w:tcPr>
+          <w:p>
+            <w:r>
+              <w:t>3</w:t>
+            </w:r>
+          </w:p>
+        </w:tc>
+        <w:tc>
+          <w:tcPr>
+            <w:tcW w:w="1974" w:type="dxa"/>
+            <w:vAlign w:val="top"/>
+          </w:tcPr>
+          <w:p>
+            <w:pPr>
+              <w:jc w:val="center"/>
+              <w:cnfStyle w:val="000000000000" w:firstRow="0" w:lastRow="0" w:firstColumn="0" w:lastColumn="0" w:oddVBand="0" w:evenVBand="0" w:oddHBand="0" w:evenHBand="0" w:firstRowFirstColumn="0" w:firstRowLastColumn="0" w:lastRowFirstColumn="0" w:lastRowLastColumn="0"/>
+            </w:pPr>
+            <w:r>
+              <w:t>ContactName</w:t>
+            </w:r>
+          </w:p>
+        </w:tc>
+        <w:tc>
+          <w:tcPr>
+            <w:tcW w:w="1663" w:type="dxa"/>
+            <w:vAlign w:val="top"/>
+          </w:tcPr>
+          <w:p>
+            <w:pPr>
+              <w:jc w:val="center"/>
+              <w:cnfStyle w:val="000000000000" w:firstRow="0" w:lastRow="0" w:firstColumn="0" w:lastColumn="0" w:oddVBand="0" w:evenVBand="0" w:oddHBand="0" w:evenHBand="0" w:firstRowFirstColumn="0" w:firstRowLastColumn="0" w:lastRowFirstColumn="0" w:lastRowLastColumn="0"/>
+            </w:pPr>
+            <w:r>
+              <w:t>VARCHAR(100)</w:t>
+            </w:r>
+          </w:p>
+        </w:tc>
+        <w:tc>
+          <w:tcPr>
+            <w:tcW w:w="2585" w:type="dxa"/>
+            <w:vAlign w:val="top"/>
+          </w:tcPr>
+          <w:p>
+            <w:pPr>
+              <w:jc w:val="center"/>
+              <w:cnfStyle w:val="000000000000" w:firstRow="0" w:lastRow="0" w:firstColumn="0" w:lastColumn="0" w:oddVBand="0" w:evenVBand="0" w:oddHBand="0" w:evenHBand="0" w:firstRowFirstColumn="0" w:firstRowLastColumn="0" w:lastRowFirstColumn="0" w:lastRowLastColumn="0"/>
+            </w:pPr>
+            <w:r>
+              <w:t>NULL</w:t>
+            </w:r>
+          </w:p>
+        </w:tc>
+        <w:tc>
+          <w:tcPr>
+            <w:tcW w:w="1848" w:type="dxa"/>
+            <w:vAlign w:val="top"/>
+          </w:tcPr>
+          <w:p>
+            <w:pPr>
+              <w:jc w:val="center"/>
+              <w:cnfStyle w:val="000000000000" w:firstRow="0" w:lastRow="0" w:firstColumn="0" w:lastColumn="0" w:oddVBand="0" w:evenVBand="0" w:oddHBand="0" w:evenHBand="0" w:firstRowFirstColumn="0" w:firstRowLastColumn="0" w:lastRowFirstColumn="0" w:lastRowLastColumn="0"/>
+            </w:pPr>
+            <w:r>
+              <w:t>Tên người liên hệ</w:t>
+            </w:r>
+          </w:p>
+        </w:tc>
+      </w:tr>
+      <w:tr>
+        <w:tc>
+          <w:tcPr>
+            <w:cnfStyle w:val="001000000000" w:firstRow="0" w:lastRow="0" w:firstColumn="1" w:lastColumn="0" w:oddVBand="0" w:evenVBand="0" w:oddHBand="0" w:evenHBand="0" w:firstRowFirstColumn="0" w:firstRowLastColumn="0" w:lastRowFirstColumn="0" w:lastRowLastColumn="0"/>
+            <w:tcW w:w="708" w:type="dxa"/>
+            <w:vAlign w:val="top"/>
+          </w:tcPr>
+          <w:p>
+            <w:r>
+              <w:t>4</w:t>
+            </w:r>
+          </w:p>
+        </w:tc>
+        <w:tc>
+          <w:tcPr>
+            <w:tcW w:w="1974" w:type="dxa"/>
+            <w:vAlign w:val="top"/>
+          </w:tcPr>
+          <w:p>
+            <w:pPr>
+              <w:jc w:val="center"/>
+              <w:cnfStyle w:val="000000000000" w:firstRow="0" w:lastRow="0" w:firstColumn="0" w:lastColumn="0" w:oddVBand="0" w:evenVBand="0" w:oddHBand="0" w:evenHBand="0" w:firstRowFirstColumn="0" w:firstRowLastColumn="0" w:lastRowFirstColumn="0" w:lastRowLastColumn="0"/>
+            </w:pPr>
+            <w:r>
+              <w:t>Address</w:t>
+            </w:r>
+          </w:p>
+        </w:tc>
+        <w:tc>
+          <w:tcPr>
+            <w:tcW w:w="1663" w:type="dxa"/>
+            <w:vAlign w:val="top"/>
+          </w:tcPr>
+          <w:p>
+            <w:pPr>
+              <w:jc w:val="center"/>
+              <w:cnfStyle w:val="000000000000" w:firstRow="0" w:lastRow="0" w:firstColumn="0" w:lastColumn="0" w:oddVBand="0" w:evenVBand="0" w:oddHBand="0" w:evenHBand="0" w:firstRowFirstColumn="0" w:firstRowLastColumn="0" w:lastRowFirstColumn="0" w:lastRowLastColumn="0"/>
+            </w:pPr>
+            <w:r>
+              <w:t>VARCHAR(200)</w:t>
+            </w:r>
+          </w:p>
+        </w:tc>
+        <w:tc>
+          <w:tcPr>
+            <w:tcW w:w="2585" w:type="dxa"/>
+            <w:vAlign w:val="top"/>
+          </w:tcPr>
+          <w:p>
+            <w:pPr>
+              <w:jc w:val="center"/>
+              <w:cnfStyle w:val="000000000000" w:firstRow="0" w:lastRow="0" w:firstColumn="0" w:lastColumn="0" w:oddVBand="0" w:evenVBand="0" w:oddHBand="0" w:evenHBand="0" w:firstRowFirstColumn="0" w:firstRowLastColumn="0" w:lastRowFirstColumn="0" w:lastRowLastColumn="0"/>
+            </w:pPr>
+            <w:r>
+              <w:t>NULL</w:t>
+            </w:r>
+          </w:p>
+        </w:tc>
+        <w:tc>
+          <w:tcPr>
+            <w:tcW w:w="1848" w:type="dxa"/>
+            <w:vAlign w:val="top"/>
+          </w:tcPr>
+          <w:p>
+            <w:pPr>
+              <w:jc w:val="center"/>
+              <w:cnfStyle w:val="000000000000" w:firstRow="0" w:lastRow="0" w:firstColumn="0" w:lastColumn="0" w:oddVBand="0" w:evenVBand="0" w:oddHBand="0" w:evenHBand="0" w:firstRowFirstColumn="0" w:firstRowLastColumn="0" w:lastRowFirstColumn="0" w:lastRowLastColumn="0"/>
+            </w:pPr>
+            <w:r>
+              <w:t>Địa chỉ</w:t>
+            </w:r>
+          </w:p>
+        </w:tc>
+      </w:tr>
+      <w:tr>
+        <w:tc>
+          <w:tcPr>
+            <w:cnfStyle w:val="001000000000" w:firstRow="0" w:lastRow="0" w:firstColumn="1" w:lastColumn="0" w:oddVBand="0" w:evenVBand="0" w:oddHBand="0" w:evenHBand="0" w:firstRowFirstColumn="0" w:firstRowLastColumn="0" w:lastRowFirstColumn="0" w:lastRowLastColumn="0"/>
+            <w:tcW w:w="708" w:type="dxa"/>
+            <w:vAlign w:val="top"/>
+          </w:tcPr>
+          <w:p>
+            <w:r>
+              <w:t>5</w:t>
+            </w:r>
+          </w:p>
+        </w:tc>
+        <w:tc>
+          <w:tcPr>
+            <w:tcW w:w="1974" w:type="dxa"/>
+            <w:vAlign w:val="top"/>
+          </w:tcPr>
+          <w:p>
+            <w:pPr>
+              <w:jc w:val="center"/>
+              <w:cnfStyle w:val="000000000000" w:firstRow="0" w:lastRow="0" w:firstColumn="0" w:lastColumn="0" w:oddVBand="0" w:evenVBand="0" w:oddHBand="0" w:evenHBand="0" w:firstRowFirstColumn="0" w:firstRowLastColumn="0" w:lastRowFirstColumn="0" w:lastRowLastColumn="0"/>
+            </w:pPr>
+            <w:r>
+              <w:t>City</w:t>
+            </w:r>
+          </w:p>
+        </w:tc>
+        <w:tc>
+          <w:tcPr>
+            <w:tcW w:w="1663" w:type="dxa"/>
+            <w:vAlign w:val="top"/>
+          </w:tcPr>
+          <w:p>
+            <w:pPr>
+              <w:jc w:val="center"/>
+              <w:cnfStyle w:val="000000000000" w:firstRow="0" w:lastRow="0" w:firstColumn="0" w:lastColumn="0" w:oddVBand="0" w:evenVBand="0" w:oddHBand="0" w:evenHBand="0" w:firstRowFirstColumn="0" w:firstRowLastColumn="0" w:lastRowFirstColumn="0" w:lastRowLastColumn="0"/>
+            </w:pPr>
+            <w:r>
+              <w:t>VARCHAR(100)</w:t>
+            </w:r>
+          </w:p>
+        </w:tc>
+        <w:tc>
+          <w:tcPr>
+            <w:tcW w:w="2585" w:type="dxa"/>
+            <w:vAlign w:val="top"/>
+          </w:tcPr>
+          <w:p>
+            <w:pPr>
+              <w:jc w:val="center"/>
+              <w:cnfStyle w:val="000000000000" w:firstRow="0" w:lastRow="0" w:firstColumn="0" w:lastColumn="0" w:oddVBand="0" w:evenVBand="0" w:oddHBand="0" w:evenHBand="0" w:firstRowFirstColumn="0" w:firstRowLastColumn="0" w:lastRowFirstColumn="0" w:lastRowLastColumn="0"/>
+            </w:pPr>
+            <w:r>
+              <w:t>NULL</w:t>
+            </w:r>
+          </w:p>
+        </w:tc>
+        <w:tc>
+          <w:tcPr>
+            <w:tcW w:w="1848" w:type="dxa"/>
+            <w:vAlign w:val="top"/>
+          </w:tcPr>
+          <w:p>
+            <w:pPr>
+              <w:jc w:val="center"/>
+              <w:cnfStyle w:val="000000000000" w:firstRow="0" w:lastRow="0" w:firstColumn="0" w:lastColumn="0" w:oddVBand="0" w:evenVBand="0" w:oddHBand="0" w:evenHBand="0" w:firstRowFirstColumn="0" w:firstRowLastColumn="0" w:lastRowFirstColumn="0" w:lastRowLastColumn="0"/>
+            </w:pPr>
+            <w:r>
+              <w:t>Thành phố</w:t>
+            </w:r>
+          </w:p>
+        </w:tc>
+      </w:tr>
+      <w:tr>
+        <w:tc>
+          <w:tcPr>
+            <w:cnfStyle w:val="001000000000" w:firstRow="0" w:lastRow="0" w:firstColumn="1" w:lastColumn="0" w:oddVBand="0" w:evenVBand="0" w:oddHBand="0" w:evenHBand="0" w:firstRowFirstColumn="0" w:firstRowLastColumn="0" w:lastRowFirstColumn="0" w:lastRowLastColumn="0"/>
+            <w:tcW w:w="708" w:type="dxa"/>
+            <w:vAlign w:val="top"/>
+          </w:tcPr>
+          <w:p>
+            <w:r>
+              <w:t>6</w:t>
+            </w:r>
+          </w:p>
+        </w:tc>
+        <w:tc>
+          <w:tcPr>
+            <w:tcW w:w="1974" w:type="dxa"/>
+            <w:vAlign w:val="top"/>
+          </w:tcPr>
+          <w:p>
+            <w:pPr>
+              <w:jc w:val="center"/>
+              <w:cnfStyle w:val="000000000000" w:firstRow="0" w:lastRow="0" w:firstColumn="0" w:lastColumn="0" w:oddVBand="0" w:evenVBand="0" w:oddHBand="0" w:evenHBand="0" w:firstRowFirstColumn="0" w:firstRowLastColumn="0" w:lastRowFirstColumn="0" w:lastRowLastColumn="0"/>
+            </w:pPr>
+            <w:r>
+              <w:t>PostalCode</w:t>
+            </w:r>
+          </w:p>
+        </w:tc>
+        <w:tc>
+          <w:tcPr>
+            <w:tcW w:w="1663" w:type="dxa"/>
+            <w:vAlign w:val="top"/>
+          </w:tcPr>
+          <w:p>
+            <w:pPr>
+              <w:jc w:val="center"/>
+              <w:cnfStyle w:val="000000000000" w:firstRow="0" w:lastRow="0" w:firstColumn="0" w:lastColumn="0" w:oddVBand="0" w:evenVBand="0" w:oddHBand="0" w:evenHBand="0" w:firstRowFirstColumn="0" w:firstRowLastColumn="0" w:lastRowFirstColumn="0" w:lastRowLastColumn="0"/>
+            </w:pPr>
+            <w:r>
+              <w:t>VARCHAR(20)</w:t>
+            </w:r>
+          </w:p>
+        </w:tc>
+        <w:tc>
+          <w:tcPr>
+            <w:tcW w:w="2585" w:type="dxa"/>
+            <w:vAlign w:val="top"/>
+          </w:tcPr>
+          <w:p>
+            <w:pPr>
+              <w:jc w:val="center"/>
+              <w:cnfStyle w:val="000000000000" w:firstRow="0" w:lastRow="0" w:firstColumn="0" w:lastColumn="0" w:oddVBand="0" w:evenVBand="0" w:oddHBand="0" w:evenHBand="0" w:firstRowFirstColumn="0" w:firstRowLastColumn="0" w:lastRowFirstColumn="0" w:lastRowLastColumn="0"/>
+            </w:pPr>
+            <w:r>
+              <w:t>NULL</w:t>
+            </w:r>
+          </w:p>
+        </w:tc>
+        <w:tc>
+          <w:tcPr>
+            <w:tcW w:w="1848" w:type="dxa"/>
+            <w:vAlign w:val="top"/>
+          </w:tcPr>
+          <w:p>
+            <w:pPr>
+              <w:jc w:val="center"/>
+              <w:cnfStyle w:val="000000000000" w:firstRow="0" w:lastRow="0" w:firstColumn="0" w:lastColumn="0" w:oddVBand="0" w:evenVBand="0" w:oddHBand="0" w:evenHBand="0" w:firstRowFirstColumn="0" w:firstRowLastColumn="0" w:lastRowFirstColumn="0" w:lastRowLastColumn="0"/>
+            </w:pPr>
+            <w:r>
+              <w:t>Mã bưu chính</w:t>
+            </w:r>
+          </w:p>
+        </w:tc>
+      </w:tr>
+      <w:tr>
+        <w:tc>
+          <w:tcPr>
+            <w:cnfStyle w:val="001000000000" w:firstRow="0" w:lastRow="0" w:firstColumn="1" w:lastColumn="0" w:oddVBand="0" w:evenVBand="0" w:oddHBand="0" w:evenHBand="0" w:firstRowFirstColumn="0" w:firstRowLastColumn="0" w:lastRowFirstColumn="0" w:lastRowLastColumn="0"/>
+            <w:tcW w:w="708" w:type="dxa"/>
+            <w:vAlign w:val="top"/>
+          </w:tcPr>
+          <w:p>
+            <w:r>
+              <w:t>7</w:t>
+            </w:r>
+          </w:p>
+        </w:tc>
+        <w:tc>
+          <w:tcPr>
+            <w:tcW w:w="1974" w:type="dxa"/>
+            <w:vAlign w:val="top"/>
+          </w:tcPr>
+          <w:p>
+            <w:pPr>
+              <w:jc w:val="center"/>
+              <w:cnfStyle w:val="000000000000" w:firstRow="0" w:lastRow="0" w:firstColumn="0" w:lastColumn="0" w:oddVBand="0" w:evenVBand="0" w:oddHBand="0" w:evenHBand="0" w:firstRowFirstColumn="0" w:firstRowLastColumn="0" w:lastRowFirstColumn="0" w:lastRowLastColumn="0"/>
+            </w:pPr>
+            <w:r>
+              <w:t>Country</w:t>
+            </w:r>
+          </w:p>
+        </w:tc>
+        <w:tc>
+          <w:tcPr>
+            <w:tcW w:w="1663" w:type="dxa"/>
+            <w:vAlign w:val="top"/>
+          </w:tcPr>
+          <w:p>
+            <w:pPr>
+              <w:jc w:val="center"/>
+              <w:cnfStyle w:val="000000000000" w:firstRow="0" w:lastRow="0" w:firstColumn="0" w:lastColumn="0" w:oddVBand="0" w:evenVBand="0" w:oddHBand="0" w:evenHBand="0" w:firstRowFirstColumn="0" w:firstRowLastColumn="0" w:lastRowFirstColumn="0" w:lastRowLastColumn="0"/>
+            </w:pPr>
+            <w:r>
+              <w:t>VARCHAR(100)</w:t>
+            </w:r>
+          </w:p>
+        </w:tc>
+        <w:tc>
+          <w:tcPr>
+            <w:tcW w:w="2585" w:type="dxa"/>
+            <w:vAlign w:val="top"/>
+          </w:tcPr>
+          <w:p>
+            <w:pPr>
+              <w:jc w:val="center"/>
+              <w:cnfStyle w:val="000000000000" w:firstRow="0" w:lastRow="0" w:firstColumn="0" w:lastColumn="0" w:oddVBand="0" w:evenVBand="0" w:oddHBand="0" w:evenHBand="0" w:firstRowFirstColumn="0" w:firstRowLastColumn="0" w:lastRowFirstColumn="0" w:lastRowLastColumn="0"/>
+            </w:pPr>
+            <w:r>
+              <w:t>NULL</w:t>
+            </w:r>
+          </w:p>
+        </w:tc>
+        <w:tc>
+          <w:tcPr>
+            <w:tcW w:w="1848" w:type="dxa"/>
+            <w:vAlign w:val="top"/>
+          </w:tcPr>
+          <w:p>
+            <w:pPr>
+              <w:jc w:val="center"/>
+              <w:cnfStyle w:val="000000000000" w:firstRow="0" w:lastRow="0" w:firstColumn="0" w:lastColumn="0" w:oddVBand="0" w:evenVBand="0" w:oddHBand="0" w:evenHBand="0" w:firstRowFirstColumn="0" w:firstRowLastColumn="0" w:lastRowFirstColumn="0" w:lastRowLastColumn="0"/>
+            </w:pPr>
+            <w:r>
+              <w:t>Quốc gia</w:t>
+            </w:r>
+          </w:p>
+        </w:tc>
+      </w:tr>
+      <w:tr>
+        <w:tc>
+          <w:tcPr>
+            <w:cnfStyle w:val="001000000000" w:firstRow="0" w:lastRow="0" w:firstColumn="1" w:lastColumn="0" w:oddVBand="0" w:evenVBand="0" w:oddHBand="0" w:evenHBand="0" w:firstRowFirstColumn="0" w:firstRowLastColumn="0" w:lastRowFirstColumn="0" w:lastRowLastColumn="0"/>
+            <w:tcW w:w="708" w:type="dxa"/>
+            <w:vAlign w:val="top"/>
+          </w:tcPr>
+          <w:p>
+            <w:r>
+              <w:t>8</w:t>
+            </w:r>
+          </w:p>
+        </w:tc>
+        <w:tc>
+          <w:tcPr>
+            <w:tcW w:w="1974" w:type="dxa"/>
+            <w:vAlign w:val="top"/>
+          </w:tcPr>
+          <w:p>
+            <w:pPr>
+              <w:jc w:val="center"/>
+              <w:cnfStyle w:val="000000000000" w:firstRow="0" w:lastRow="0" w:firstColumn="0" w:lastColumn="0" w:oddVBand="0" w:evenVBand="0" w:oddHBand="0" w:evenHBand="0" w:firstRowFirstColumn="0" w:firstRowLastColumn="0" w:lastRowFirstColumn="0" w:lastRowLastColumn="0"/>
+            </w:pPr>
+            <w:r>
+              <w:t>Phone</w:t>
+            </w:r>
+          </w:p>
+        </w:tc>
+        <w:tc>
+          <w:tcPr>
+            <w:tcW w:w="1663" w:type="dxa"/>
+            <w:vAlign w:val="top"/>
+          </w:tcPr>
+          <w:p>
+            <w:pPr>
+              <w:jc w:val="center"/>
+              <w:cnfStyle w:val="000000000000" w:firstRow="0" w:lastRow="0" w:firstColumn="0" w:lastColumn="0" w:oddVBand="0" w:evenVBand="0" w:oddHBand="0" w:evenHBand="0" w:firstRowFirstColumn="0" w:firstRowLastColumn="0" w:lastRowFirstColumn="0" w:lastRowLastColumn="0"/>
+            </w:pPr>
+            <w:r>
+              <w:t>VARCHAR(20)</w:t>
+            </w:r>
+          </w:p>
+        </w:tc>
+        <w:tc>
+          <w:tcPr>
+            <w:tcW w:w="2585" w:type="dxa"/>
+            <w:vAlign w:val="top"/>
+          </w:tcPr>
+          <w:p>
+            <w:pPr>
+              <w:jc w:val="center"/>
+              <w:cnfStyle w:val="000000000000" w:firstRow="0" w:lastRow="0" w:firstColumn="0" w:lastColumn="0" w:oddVBand="0" w:evenVBand="0" w:oddHBand="0" w:evenHBand="0" w:firstRowFirstColumn="0" w:firstRowLastColumn="0" w:lastRowFirstColumn="0" w:lastRowLastColumn="0"/>
+            </w:pPr>
+            <w:r>
+              <w:t>NULL</w:t>
+            </w:r>
+          </w:p>
+        </w:tc>
+        <w:tc>
+          <w:tcPr>
+            <w:tcW w:w="1848" w:type="dxa"/>
+            <w:vAlign w:val="top"/>
+          </w:tcPr>
+          <w:p>
+            <w:pPr>
+              <w:jc w:val="center"/>
+              <w:cnfStyle w:val="000000000000" w:firstRow="0" w:lastRow="0" w:firstColumn="0" w:lastColumn="0" w:oddVBand="0" w:evenVBand="0" w:oddHBand="0" w:evenHBand="0" w:firstRowFirstColumn="0" w:firstRowLastColumn="0" w:lastRowFirstColumn="0" w:lastRowLastColumn="0"/>
+            </w:pPr>
+            <w:r>
+              <w:t>Số điện thoại</w:t>
+            </w:r>
+          </w:p>
+        </w:tc>
+      </w:tr>
+      <w:tr>
+        <w:tc>
+          <w:tcPr>
+            <w:cnfStyle w:val="001000000000" w:firstRow="0" w:lastRow="0" w:firstColumn="1" w:lastColumn="0" w:oddVBand="0" w:evenVBand="0" w:oddHBand="0" w:evenHBand="0" w:firstRowFirstColumn="0" w:firstRowLastColumn="0" w:lastRowFirstColumn="0" w:lastRowLastColumn="0"/>
+            <w:tcW w:w="708" w:type="dxa"/>
+            <w:vAlign w:val="top"/>
+          </w:tcPr>
+          <w:p>
+            <w:r>
+              <w:t>9</w:t>
+            </w:r>
+          </w:p>
+        </w:tc>
+        <w:tc>
+          <w:tcPr>
+            <w:tcW w:w="1974" w:type="dxa"/>
+            <w:vAlign w:val="top"/>
+          </w:tcPr>
+          <w:p>
+            <w:pPr>
+              <w:jc w:val="center"/>
+              <w:cnfStyle w:val="000000000000" w:firstRow="0" w:lastRow="0" w:firstColumn="0" w:lastColumn="0" w:oddVBand="0" w:evenVBand="0" w:oddHBand="0" w:evenHBand="0" w:firstRowFirstColumn="0" w:firstRowLastColumn="0" w:lastRowFirstColumn="0" w:lastRowLastColumn="0"/>
+            </w:pPr>
+            <w:r>
+              <w:t>Email</w:t>
+            </w:r>
+          </w:p>
+        </w:tc>
+        <w:tc>
+          <w:tcPr>
+            <w:tcW w:w="1663" w:type="dxa"/>
+            <w:vAlign w:val="top"/>
+          </w:tcPr>
+          <w:p>
+            <w:pPr>
+              <w:jc w:val="center"/>
+              <w:cnfStyle w:val="000000000000" w:firstRow="0" w:lastRow="0" w:firstColumn="0" w:lastColumn="0" w:oddVBand="0" w:evenVBand="0" w:oddHBand="0" w:evenHBand="0" w:firstRowFirstColumn="0" w:firstRowLastColumn="0" w:lastRowFirstColumn="0" w:lastRowLastColumn="0"/>
+            </w:pPr>
+            <w:r>
+              <w:t>VARCHAR(255)</w:t>
+            </w:r>
+          </w:p>
+        </w:tc>
+        <w:tc>
+          <w:tcPr>
+            <w:tcW w:w="2585" w:type="dxa"/>
+            <w:vAlign w:val="top"/>
+          </w:tcPr>
+          <w:p>
+            <w:pPr>
+              <w:jc w:val="center"/>
+              <w:cnfStyle w:val="000000000000" w:firstRow="0" w:lastRow="0" w:firstColumn="0" w:lastColumn="0" w:oddVBand="0" w:evenVBand="0" w:oddHBand="0" w:evenHBand="0" w:firstRowFirstColumn="0" w:firstRowLastColumn="0" w:lastRowFirstColumn="0" w:lastRowLastColumn="0"/>
+            </w:pPr>
+            <w:r>
+              <w:t>UNIQUE, NULL</w:t>
+            </w:r>
+          </w:p>
+        </w:tc>
+        <w:tc>
+          <w:tcPr>
+            <w:tcW w:w="1848" w:type="dxa"/>
+            <w:vAlign w:val="top"/>
+          </w:tcPr>
+          <w:p>
+            <w:pPr>
+              <w:jc w:val="center"/>
+              <w:cnfStyle w:val="000000000000" w:firstRow="0" w:lastRow="0" w:firstColumn="0" w:lastColumn="0" w:oddVBand="0" w:evenVBand="0" w:oddHBand="0" w:evenHBand="0" w:firstRowFirstColumn="0" w:firstRowLastColumn="0" w:lastRowFirstColumn="0" w:lastRowLastColumn="0"/>
+            </w:pPr>
+            <w:r>
+              <w:t>Email đăng nhập/liên hệ (Duy nhất)</w:t>
+            </w:r>
+          </w:p>
+        </w:tc>
+      </w:tr>
+      <w:tr>
+        <w:tc>
+          <w:tcPr>
+            <w:cnfStyle w:val="001000000000" w:firstRow="0" w:lastRow="0" w:firstColumn="1" w:lastColumn="0" w:oddVBand="0" w:evenVBand="0" w:oddHBand="0" w:evenHBand="0" w:firstRowFirstColumn="0" w:firstRowLastColumn="0" w:lastRowFirstColumn="0" w:lastRowLastColumn="0"/>
+            <w:tcW w:w="708" w:type="dxa"/>
+            <w:vAlign w:val="top"/>
+          </w:tcPr>
+          <w:p>
+            <w:r>
+              <w:t>10</w:t>
+            </w:r>
+          </w:p>
+        </w:tc>
+        <w:tc>
+          <w:tcPr>
+            <w:tcW w:w="1974" w:type="dxa"/>
+            <w:vAlign w:val="top"/>
+          </w:tcPr>
+          <w:p>
+            <w:pPr>
+              <w:jc w:val="center"/>
+              <w:cnfStyle w:val="000000000000" w:firstRow="0" w:lastRow="0" w:firstColumn="0" w:lastColumn="0" w:oddVBand="0" w:evenVBand="0" w:oddHBand="0" w:evenHBand="0" w:firstRowFirstColumn="0" w:firstRowLastColumn="0" w:lastRowFirstColumn="0" w:lastRowLastColumn="0"/>
+            </w:pPr>
+            <w:r>
+              <w:t>PasswordHash</w:t>
+            </w:r>
+          </w:p>
+        </w:tc>
+        <w:tc>
+          <w:tcPr>
+            <w:tcW w:w="1663" w:type="dxa"/>
+            <w:vAlign w:val="top"/>
+          </w:tcPr>
+          <w:p>
+            <w:pPr>
+              <w:jc w:val="center"/>
+              <w:cnfStyle w:val="000000000000" w:firstRow="0" w:lastRow="0" w:firstColumn="0" w:lastColumn="0" w:oddVBand="0" w:evenVBand="0" w:oddHBand="0" w:evenHBand="0" w:firstRowFirstColumn="0" w:firstRowLastColumn="0" w:lastRowFirstColumn="0" w:lastRowLastColumn="0"/>
+            </w:pPr>
+            <w:r>
+              <w:t>VARCHAR(255)</w:t>
+            </w:r>
+          </w:p>
+        </w:tc>
+        <w:tc>
+          <w:tcPr>
+            <w:tcW w:w="2585" w:type="dxa"/>
+            <w:vAlign w:val="top"/>
+          </w:tcPr>
+          <w:p>
+            <w:pPr>
+              <w:jc w:val="center"/>
+              <w:cnfStyle w:val="000000000000" w:firstRow="0" w:lastRow="0" w:firstColumn="0" w:lastColumn="0" w:oddVBand="0" w:evenVBand="0" w:oddHBand="0" w:evenHBand="0" w:firstRowFirstColumn="0" w:firstRowLastColumn="0" w:lastRowFirstColumn="0" w:lastRowLastColumn="0"/>
+            </w:pPr>
+            <w:r>
+              <w:t>NULL</w:t>
+            </w:r>
+          </w:p>
+        </w:tc>
+        <w:tc>
+          <w:tcPr>
+            <w:tcW w:w="1848" w:type="dxa"/>
+            <w:vAlign w:val="top"/>
+          </w:tcPr>
+          <w:p>
+            <w:pPr>
+              <w:jc w:val="center"/>
+              <w:cnfStyle w:val="000000000000" w:firstRow="0" w:lastRow="0" w:firstColumn="0" w:lastColumn="0" w:oddVBand="0" w:evenVBand="0" w:oddHBand="0" w:evenHBand="0" w:firstRowFirstColumn="0" w:firstRowLastColumn="0" w:lastRowFirstColumn="0" w:lastRowLastColumn="0"/>
+            </w:pPr>
+            <w:r>
+              <w:t>Mật khẩu đã mã hóa</w:t>
+            </w:r>
+          </w:p>
+        </w:tc>
+      </w:tr>
+    </w:tbl>
+    <w:p>
+      <w:pPr>
         <w:spacing w:line="360" w:lineRule="auto"/>
+        <w:rPr>
+          <w:rFonts w:cs="Times New Roman"/>
+          <w:sz w:val="26"/>
+          <w:szCs w:val="26"/>
+          <w:lang w:val="vi-VN"/>
+        </w:rPr>
+      </w:pPr>
+    </w:p>
+    <w:p>
+      <w:pPr>
+        <w:pStyle w:val="Heading3"/>
+        <w:rPr>
+          <w:lang w:val="vi-VN"/>
+        </w:rPr>
+      </w:pPr>
+      <w:r>
+        <w:rPr>
+          <w:lang w:val="vi-VN"/>
+        </w:rPr>
+        <w:lastRenderedPageBreak/>
+        <w:t>Quản lý danh mục</w:t>
+      </w:r>
+    </w:p>
+    <w:tbl>
+      <w:tblPr>
+        <w:tblStyle w:val="Style1"/>
+        <w:tblW w:w="0" w:type="auto"/>
+        <w:tblLayout w:type="fixed"/>
+        <w:tblLook w:val="04A0" w:firstRow="1" w:lastRow="0" w:firstColumn="1" w:lastColumn="0" w:noHBand="0" w:noVBand="1"/>
+      </w:tblPr>
+      <w:tblGrid>
+        <w:gridCol w:w="708"/>
+        <w:gridCol w:w="1911"/>
+        <w:gridCol w:w="1629"/>
+        <w:gridCol w:w="2551"/>
+        <w:gridCol w:w="1979"/>
+      </w:tblGrid>
+      <w:tr>
+        <w:trPr>
+          <w:cnfStyle w:val="100000000000" w:firstRow="1" w:lastRow="0" w:firstColumn="0" w:lastColumn="0" w:oddVBand="0" w:evenVBand="0" w:oddHBand="0" w:evenHBand="0" w:firstRowFirstColumn="0" w:firstRowLastColumn="0" w:lastRowFirstColumn="0" w:lastRowLastColumn="0"/>
+          <w:tblHeader/>
+        </w:trPr>
+        <w:tc>
+          <w:tcPr>
+            <w:cnfStyle w:val="001000000000" w:firstRow="0" w:lastRow="0" w:firstColumn="1" w:lastColumn="0" w:oddVBand="0" w:evenVBand="0" w:oddHBand="0" w:evenHBand="0" w:firstRowFirstColumn="0" w:firstRowLastColumn="0" w:lastRowFirstColumn="0" w:lastRowLastColumn="0"/>
+            <w:tcW w:w="708" w:type="dxa"/>
+            <w:vAlign w:val="top"/>
+          </w:tcPr>
+          <w:p>
+            <w:pPr>
+              <w:spacing w:after="20" w:line="360" w:lineRule="auto"/>
+              <w:rPr>
+                <w:rFonts w:cs="Times New Roman"/>
+                <w:sz w:val="26"/>
+                <w:szCs w:val="26"/>
+              </w:rPr>
+            </w:pPr>
+            <w:r>
+              <w:rPr>
+                <w:rFonts w:cs="Times New Roman"/>
+                <w:sz w:val="26"/>
+                <w:szCs w:val="26"/>
+              </w:rPr>
+              <w:t>STT</w:t>
+            </w:r>
+          </w:p>
+        </w:tc>
+        <w:tc>
+          <w:tcPr>
+            <w:tcW w:w="1911" w:type="dxa"/>
+            <w:vAlign w:val="top"/>
+          </w:tcPr>
+          <w:p>
+            <w:pPr>
+              <w:spacing w:after="20" w:line="360" w:lineRule="auto"/>
+              <w:cnfStyle w:val="100000000000" w:firstRow="1" w:lastRow="0" w:firstColumn="0" w:lastColumn="0" w:oddVBand="0" w:evenVBand="0" w:oddHBand="0" w:evenHBand="0" w:firstRowFirstColumn="0" w:firstRowLastColumn="0" w:lastRowFirstColumn="0" w:lastRowLastColumn="0"/>
+              <w:rPr>
+                <w:rFonts w:cs="Times New Roman"/>
+                <w:sz w:val="26"/>
+                <w:szCs w:val="26"/>
+              </w:rPr>
+            </w:pPr>
+            <w:r>
+              <w:rPr>
+                <w:rFonts w:cs="Times New Roman"/>
+                <w:sz w:val="26"/>
+                <w:szCs w:val="26"/>
+              </w:rPr>
+              <w:t>Tên trường</w:t>
+            </w:r>
+          </w:p>
+        </w:tc>
+        <w:tc>
+          <w:tcPr>
+            <w:tcW w:w="1629" w:type="dxa"/>
+            <w:vAlign w:val="top"/>
+          </w:tcPr>
+          <w:p>
+            <w:pPr>
+              <w:spacing w:after="20" w:line="360" w:lineRule="auto"/>
+              <w:cnfStyle w:val="100000000000" w:firstRow="1" w:lastRow="0" w:firstColumn="0" w:lastColumn="0" w:oddVBand="0" w:evenVBand="0" w:oddHBand="0" w:evenHBand="0" w:firstRowFirstColumn="0" w:firstRowLastColumn="0" w:lastRowFirstColumn="0" w:lastRowLastColumn="0"/>
+              <w:rPr>
+                <w:rFonts w:cs="Times New Roman"/>
+                <w:sz w:val="26"/>
+                <w:szCs w:val="26"/>
+              </w:rPr>
+            </w:pPr>
+            <w:r>
+              <w:rPr>
+                <w:rFonts w:cs="Times New Roman"/>
+                <w:sz w:val="26"/>
+                <w:szCs w:val="26"/>
+              </w:rPr>
+              <w:t>Kiểu dữ liệu</w:t>
+            </w:r>
+          </w:p>
+        </w:tc>
+        <w:tc>
+          <w:tcPr>
+            <w:tcW w:w="2551" w:type="dxa"/>
+            <w:vAlign w:val="top"/>
+          </w:tcPr>
+          <w:p>
+            <w:pPr>
+              <w:spacing w:after="20" w:line="360" w:lineRule="auto"/>
+              <w:cnfStyle w:val="100000000000" w:firstRow="1" w:lastRow="0" w:firstColumn="0" w:lastColumn="0" w:oddVBand="0" w:evenVBand="0" w:oddHBand="0" w:evenHBand="0" w:firstRowFirstColumn="0" w:firstRowLastColumn="0" w:lastRowFirstColumn="0" w:lastRowLastColumn="0"/>
+              <w:rPr>
+                <w:rFonts w:cs="Times New Roman"/>
+                <w:sz w:val="26"/>
+                <w:szCs w:val="26"/>
+              </w:rPr>
+            </w:pPr>
+            <w:r>
+              <w:rPr>
+                <w:rFonts w:cs="Times New Roman"/>
+                <w:sz w:val="26"/>
+                <w:szCs w:val="26"/>
+              </w:rPr>
+              <w:t>Ràng buộc</w:t>
+            </w:r>
+          </w:p>
+        </w:tc>
+        <w:tc>
+          <w:tcPr>
+            <w:tcW w:w="1979" w:type="dxa"/>
+            <w:vAlign w:val="top"/>
+          </w:tcPr>
+          <w:p>
+            <w:pPr>
+              <w:spacing w:after="20" w:line="360" w:lineRule="auto"/>
+              <w:cnfStyle w:val="100000000000" w:firstRow="1" w:lastRow="0" w:firstColumn="0" w:lastColumn="0" w:oddVBand="0" w:evenVBand="0" w:oddHBand="0" w:evenHBand="0" w:firstRowFirstColumn="0" w:firstRowLastColumn="0" w:lastRowFirstColumn="0" w:lastRowLastColumn="0"/>
+              <w:rPr>
+                <w:rFonts w:cs="Times New Roman"/>
+                <w:sz w:val="26"/>
+                <w:szCs w:val="26"/>
+              </w:rPr>
+            </w:pPr>
+            <w:r>
+              <w:rPr>
+                <w:rFonts w:cs="Times New Roman"/>
+                <w:sz w:val="26"/>
+                <w:szCs w:val="26"/>
+              </w:rPr>
+              <w:t>Mô tả</w:t>
+            </w:r>
+          </w:p>
+        </w:tc>
+      </w:tr>
+      <w:tr>
+        <w:trPr>
+          <w:cnfStyle w:val="100000000000" w:firstRow="1" w:lastRow="0" w:firstColumn="0" w:lastColumn="0" w:oddVBand="0" w:evenVBand="0" w:oddHBand="0" w:evenHBand="0" w:firstRowFirstColumn="0" w:firstRowLastColumn="0" w:lastRowFirstColumn="0" w:lastRowLastColumn="0"/>
+          <w:tblHeader/>
+        </w:trPr>
+        <w:tc>
+          <w:tcPr>
+            <w:cnfStyle w:val="001000000000" w:firstRow="0" w:lastRow="0" w:firstColumn="1" w:lastColumn="0" w:oddVBand="0" w:evenVBand="0" w:oddHBand="0" w:evenHBand="0" w:firstRowFirstColumn="0" w:firstRowLastColumn="0" w:lastRowFirstColumn="0" w:lastRowLastColumn="0"/>
+            <w:tcW w:w="708" w:type="dxa"/>
+            <w:vAlign w:val="top"/>
+          </w:tcPr>
+          <w:p>
+            <w:pPr>
+              <w:rPr>
+                <w:b w:val="0"/>
+              </w:rPr>
+            </w:pPr>
+            <w:r>
+              <w:rPr>
+                <w:b w:val="0"/>
+              </w:rPr>
+              <w:t>1</w:t>
+            </w:r>
+          </w:p>
+        </w:tc>
+        <w:tc>
+          <w:tcPr>
+            <w:tcW w:w="1911" w:type="dxa"/>
+            <w:vAlign w:val="top"/>
+          </w:tcPr>
+          <w:p>
+            <w:pPr>
+              <w:cnfStyle w:val="100000000000" w:firstRow="1" w:lastRow="0" w:firstColumn="0" w:lastColumn="0" w:oddVBand="0" w:evenVBand="0" w:oddHBand="0" w:evenHBand="0" w:firstRowFirstColumn="0" w:firstRowLastColumn="0" w:lastRowFirstColumn="0" w:lastRowLastColumn="0"/>
+              <w:rPr>
+                <w:b w:val="0"/>
+              </w:rPr>
+            </w:pPr>
+            <w:r>
+              <w:rPr>
+                <w:b w:val="0"/>
+              </w:rPr>
+              <w:t>CategoryID</w:t>
+            </w:r>
+          </w:p>
+        </w:tc>
+        <w:tc>
+          <w:tcPr>
+            <w:tcW w:w="1629" w:type="dxa"/>
+            <w:vAlign w:val="top"/>
+          </w:tcPr>
+          <w:p>
+            <w:pPr>
+              <w:cnfStyle w:val="100000000000" w:firstRow="1" w:lastRow="0" w:firstColumn="0" w:lastColumn="0" w:oddVBand="0" w:evenVBand="0" w:oddHBand="0" w:evenHBand="0" w:firstRowFirstColumn="0" w:firstRowLastColumn="0" w:lastRowFirstColumn="0" w:lastRowLastColumn="0"/>
+              <w:rPr>
+                <w:b w:val="0"/>
+              </w:rPr>
+            </w:pPr>
+            <w:r>
+              <w:rPr>
+                <w:b w:val="0"/>
+              </w:rPr>
+              <w:t>INT</w:t>
+            </w:r>
+          </w:p>
+        </w:tc>
+        <w:tc>
+          <w:tcPr>
+            <w:tcW w:w="2551" w:type="dxa"/>
+            <w:vAlign w:val="top"/>
+          </w:tcPr>
+          <w:p>
+            <w:pPr>
+              <w:cnfStyle w:val="100000000000" w:firstRow="1" w:lastRow="0" w:firstColumn="0" w:lastColumn="0" w:oddVBand="0" w:evenVBand="0" w:oddHBand="0" w:evenHBand="0" w:firstRowFirstColumn="0" w:firstRowLastColumn="0" w:lastRowFirstColumn="0" w:lastRowLastColumn="0"/>
+              <w:rPr>
+                <w:b w:val="0"/>
+              </w:rPr>
+            </w:pPr>
+            <w:r>
+              <w:rPr>
+                <w:b w:val="0"/>
+              </w:rPr>
+              <w:t>AUTO_INCREMENT, PRIMARY KEY</w:t>
+            </w:r>
+          </w:p>
+        </w:tc>
+        <w:tc>
+          <w:tcPr>
+            <w:tcW w:w="1979" w:type="dxa"/>
+            <w:vAlign w:val="top"/>
+          </w:tcPr>
+          <w:p>
+            <w:pPr>
+              <w:cnfStyle w:val="100000000000" w:firstRow="1" w:lastRow="0" w:firstColumn="0" w:lastColumn="0" w:oddVBand="0" w:evenVBand="0" w:oddHBand="0" w:evenHBand="0" w:firstRowFirstColumn="0" w:firstRowLastColumn="0" w:lastRowFirstColumn="0" w:lastRowLastColumn="0"/>
+              <w:rPr>
+                <w:b w:val="0"/>
+              </w:rPr>
+            </w:pPr>
+            <w:r>
+              <w:rPr>
+                <w:b w:val="0"/>
+              </w:rPr>
+              <w:t>Mã định danh danh mục</w:t>
+            </w:r>
+          </w:p>
+        </w:tc>
+      </w:tr>
+      <w:tr>
+        <w:trPr>
+          <w:cnfStyle w:val="100000000000" w:firstRow="1" w:lastRow="0" w:firstColumn="0" w:lastColumn="0" w:oddVBand="0" w:evenVBand="0" w:oddHBand="0" w:evenHBand="0" w:firstRowFirstColumn="0" w:firstRowLastColumn="0" w:lastRowFirstColumn="0" w:lastRowLastColumn="0"/>
+          <w:tblHeader/>
+        </w:trPr>
+        <w:tc>
+          <w:tcPr>
+            <w:cnfStyle w:val="001000000000" w:firstRow="0" w:lastRow="0" w:firstColumn="1" w:lastColumn="0" w:oddVBand="0" w:evenVBand="0" w:oddHBand="0" w:evenHBand="0" w:firstRowFirstColumn="0" w:firstRowLastColumn="0" w:lastRowFirstColumn="0" w:lastRowLastColumn="0"/>
+            <w:tcW w:w="708" w:type="dxa"/>
+            <w:vAlign w:val="top"/>
+          </w:tcPr>
+          <w:p>
+            <w:pPr>
+              <w:rPr>
+                <w:b w:val="0"/>
+              </w:rPr>
+            </w:pPr>
+            <w:r>
+              <w:rPr>
+                <w:b w:val="0"/>
+              </w:rPr>
+              <w:t>2</w:t>
+            </w:r>
+          </w:p>
+        </w:tc>
+        <w:tc>
+          <w:tcPr>
+            <w:tcW w:w="1911" w:type="dxa"/>
+            <w:vAlign w:val="top"/>
+          </w:tcPr>
+          <w:p>
+            <w:pPr>
+              <w:cnfStyle w:val="100000000000" w:firstRow="1" w:lastRow="0" w:firstColumn="0" w:lastColumn="0" w:oddVBand="0" w:evenVBand="0" w:oddHBand="0" w:evenHBand="0" w:firstRowFirstColumn="0" w:firstRowLastColumn="0" w:lastRowFirstColumn="0" w:lastRowLastColumn="0"/>
+              <w:rPr>
+                <w:b w:val="0"/>
+              </w:rPr>
+            </w:pPr>
+            <w:r>
+              <w:rPr>
+                <w:b w:val="0"/>
+              </w:rPr>
+              <w:t>CategoryName</w:t>
+            </w:r>
+          </w:p>
+        </w:tc>
+        <w:tc>
+          <w:tcPr>
+            <w:tcW w:w="1629" w:type="dxa"/>
+            <w:vAlign w:val="top"/>
+          </w:tcPr>
+          <w:p>
+            <w:pPr>
+              <w:cnfStyle w:val="100000000000" w:firstRow="1" w:lastRow="0" w:firstColumn="0" w:lastColumn="0" w:oddVBand="0" w:evenVBand="0" w:oddHBand="0" w:evenHBand="0" w:firstRowFirstColumn="0" w:firstRowLastColumn="0" w:lastRowFirstColumn="0" w:lastRowLastColumn="0"/>
+              <w:rPr>
+                <w:b w:val="0"/>
+              </w:rPr>
+            </w:pPr>
+            <w:r>
+              <w:rPr>
+                <w:b w:val="0"/>
+              </w:rPr>
+              <w:t>VARCHAR(200)</w:t>
+            </w:r>
+          </w:p>
+        </w:tc>
+        <w:tc>
+          <w:tcPr>
+            <w:tcW w:w="2551" w:type="dxa"/>
+            <w:vAlign w:val="top"/>
+          </w:tcPr>
+          <w:p>
+            <w:pPr>
+              <w:cnfStyle w:val="100000000000" w:firstRow="1" w:lastRow="0" w:firstColumn="0" w:lastColumn="0" w:oddVBand="0" w:evenVBand="0" w:oddHBand="0" w:evenHBand="0" w:firstRowFirstColumn="0" w:firstRowLastColumn="0" w:lastRowFirstColumn="0" w:lastRowLastColumn="0"/>
+              <w:rPr>
+                <w:b w:val="0"/>
+              </w:rPr>
+            </w:pPr>
+            <w:r>
+              <w:rPr>
+                <w:b w:val="0"/>
+              </w:rPr>
+              <w:t>NOT NULL</w:t>
+            </w:r>
+          </w:p>
+        </w:tc>
+        <w:tc>
+          <w:tcPr>
+            <w:tcW w:w="1979" w:type="dxa"/>
+            <w:vAlign w:val="top"/>
+          </w:tcPr>
+          <w:p>
+            <w:pPr>
+              <w:cnfStyle w:val="100000000000" w:firstRow="1" w:lastRow="0" w:firstColumn="0" w:lastColumn="0" w:oddVBand="0" w:evenVBand="0" w:oddHBand="0" w:evenHBand="0" w:firstRowFirstColumn="0" w:firstRowLastColumn="0" w:lastRowFirstColumn="0" w:lastRowLastColumn="0"/>
+              <w:rPr>
+                <w:b w:val="0"/>
+              </w:rPr>
+            </w:pPr>
+            <w:r>
+              <w:rPr>
+                <w:b w:val="0"/>
+              </w:rPr>
+              <w:t>Tên danh mục</w:t>
+            </w:r>
+          </w:p>
+        </w:tc>
+      </w:tr>
+      <w:tr>
+        <w:trPr>
+          <w:cnfStyle w:val="100000000000" w:firstRow="1" w:lastRow="0" w:firstColumn="0" w:lastColumn="0" w:oddVBand="0" w:evenVBand="0" w:oddHBand="0" w:evenHBand="0" w:firstRowFirstColumn="0" w:firstRowLastColumn="0" w:lastRowFirstColumn="0" w:lastRowLastColumn="0"/>
+          <w:tblHeader/>
+        </w:trPr>
+        <w:tc>
+          <w:tcPr>
+            <w:cnfStyle w:val="001000000000" w:firstRow="0" w:lastRow="0" w:firstColumn="1" w:lastColumn="0" w:oddVBand="0" w:evenVBand="0" w:oddHBand="0" w:evenHBand="0" w:firstRowFirstColumn="0" w:firstRowLastColumn="0" w:lastRowFirstColumn="0" w:lastRowLastColumn="0"/>
+            <w:tcW w:w="708" w:type="dxa"/>
+            <w:vAlign w:val="top"/>
+          </w:tcPr>
+          <w:p>
+            <w:pPr>
+              <w:rPr>
+                <w:b w:val="0"/>
+              </w:rPr>
+            </w:pPr>
+            <w:r>
+              <w:rPr>
+                <w:b w:val="0"/>
+              </w:rPr>
+              <w:t>3</w:t>
+            </w:r>
+          </w:p>
+        </w:tc>
+        <w:tc>
+          <w:tcPr>
+            <w:tcW w:w="1911" w:type="dxa"/>
+            <w:vAlign w:val="top"/>
+          </w:tcPr>
+          <w:p>
+            <w:pPr>
+              <w:cnfStyle w:val="100000000000" w:firstRow="1" w:lastRow="0" w:firstColumn="0" w:lastColumn="0" w:oddVBand="0" w:evenVBand="0" w:oddHBand="0" w:evenHBand="0" w:firstRowFirstColumn="0" w:firstRowLastColumn="0" w:lastRowFirstColumn="0" w:lastRowLastColumn="0"/>
+              <w:rPr>
+                <w:b w:val="0"/>
+              </w:rPr>
+            </w:pPr>
+            <w:r>
+              <w:rPr>
+                <w:b w:val="0"/>
+              </w:rPr>
+              <w:t>Description</w:t>
+            </w:r>
+          </w:p>
+        </w:tc>
+        <w:tc>
+          <w:tcPr>
+            <w:tcW w:w="1629" w:type="dxa"/>
+            <w:vAlign w:val="top"/>
+          </w:tcPr>
+          <w:p>
+            <w:pPr>
+              <w:cnfStyle w:val="100000000000" w:firstRow="1" w:lastRow="0" w:firstColumn="0" w:lastColumn="0" w:oddVBand="0" w:evenVBand="0" w:oddHBand="0" w:evenHBand="0" w:firstRowFirstColumn="0" w:firstRowLastColumn="0" w:lastRowFirstColumn="0" w:lastRowLastColumn="0"/>
+              <w:rPr>
+                <w:b w:val="0"/>
+              </w:rPr>
+            </w:pPr>
+            <w:r>
+              <w:rPr>
+                <w:b w:val="0"/>
+              </w:rPr>
+              <w:t>TEXT</w:t>
+            </w:r>
+          </w:p>
+        </w:tc>
+        <w:tc>
+          <w:tcPr>
+            <w:tcW w:w="2551" w:type="dxa"/>
+            <w:vAlign w:val="top"/>
+          </w:tcPr>
+          <w:p>
+            <w:pPr>
+              <w:cnfStyle w:val="100000000000" w:firstRow="1" w:lastRow="0" w:firstColumn="0" w:lastColumn="0" w:oddVBand="0" w:evenVBand="0" w:oddHBand="0" w:evenHBand="0" w:firstRowFirstColumn="0" w:firstRowLastColumn="0" w:lastRowFirstColumn="0" w:lastRowLastColumn="0"/>
+              <w:rPr>
+                <w:b w:val="0"/>
+              </w:rPr>
+            </w:pPr>
+            <w:r>
+              <w:rPr>
+                <w:b w:val="0"/>
+              </w:rPr>
+              <w:t>NULL</w:t>
+            </w:r>
+          </w:p>
+        </w:tc>
+        <w:tc>
+          <w:tcPr>
+            <w:tcW w:w="1979" w:type="dxa"/>
+            <w:vAlign w:val="top"/>
+          </w:tcPr>
+          <w:p>
+            <w:pPr>
+              <w:cnfStyle w:val="100000000000" w:firstRow="1" w:lastRow="0" w:firstColumn="0" w:lastColumn="0" w:oddVBand="0" w:evenVBand="0" w:oddHBand="0" w:evenHBand="0" w:firstRowFirstColumn="0" w:firstRowLastColumn="0" w:lastRowFirstColumn="0" w:lastRowLastColumn="0"/>
+              <w:rPr>
+                <w:b w:val="0"/>
+              </w:rPr>
+            </w:pPr>
+            <w:r>
+              <w:rPr>
+                <w:b w:val="0"/>
+              </w:rPr>
+              <w:t>Mô tả chi tiết danh mục</w:t>
+            </w:r>
+          </w:p>
+        </w:tc>
+      </w:tr>
+    </w:tbl>
+    <w:p>
+      <w:pPr>
+        <w:pStyle w:val="Heading3"/>
+        <w:rPr>
+          <w:lang w:val="vi-VN"/>
+        </w:rPr>
+      </w:pPr>
+      <w:r>
+        <w:rPr>
+          <w:rFonts w:eastAsiaTheme="minorHAnsi" w:cstheme="minorBidi"/>
+          <w:color w:val="auto"/>
+          <w:sz w:val="28"/>
+          <w:szCs w:val="22"/>
+        </w:rPr>
+        <w:t>Quản</w:t>
+      </w:r>
+      <w:r>
+        <w:rPr>
+          <w:rFonts w:eastAsiaTheme="minorHAnsi" w:cstheme="minorBidi"/>
+          <w:b w:val="0"/>
+          <w:color w:val="auto"/>
+          <w:sz w:val="28"/>
+          <w:szCs w:val="22"/>
+        </w:rPr>
+        <w:t xml:space="preserve"> </w:t>
+      </w:r>
+      <w:r>
+        <w:rPr>
+          <w:lang w:val="vi-VN"/>
+        </w:rPr>
+        <w:t>lý sản phẩm</w:t>
+      </w:r>
+    </w:p>
+    <w:tbl>
+      <w:tblPr>
+        <w:tblStyle w:val="Style1"/>
+        <w:tblW w:w="0" w:type="auto"/>
+        <w:tblLayout w:type="fixed"/>
+        <w:tblLook w:val="04A0" w:firstRow="1" w:lastRow="0" w:firstColumn="1" w:lastColumn="0" w:noHBand="0" w:noVBand="1"/>
+      </w:tblPr>
+      <w:tblGrid>
+        <w:gridCol w:w="708"/>
+        <w:gridCol w:w="1790"/>
+        <w:gridCol w:w="1637"/>
+        <w:gridCol w:w="2097"/>
+        <w:gridCol w:w="2546"/>
+      </w:tblGrid>
+      <w:tr>
+        <w:trPr>
+          <w:cnfStyle w:val="100000000000" w:firstRow="1" w:lastRow="0" w:firstColumn="0" w:lastColumn="0" w:oddVBand="0" w:evenVBand="0" w:oddHBand="0" w:evenHBand="0" w:firstRowFirstColumn="0" w:firstRowLastColumn="0" w:lastRowFirstColumn="0" w:lastRowLastColumn="0"/>
+        </w:trPr>
+        <w:tc>
+          <w:tcPr>
+            <w:cnfStyle w:val="001000000000" w:firstRow="0" w:lastRow="0" w:firstColumn="1" w:lastColumn="0" w:oddVBand="0" w:evenVBand="0" w:oddHBand="0" w:evenHBand="0" w:firstRowFirstColumn="0" w:firstRowLastColumn="0" w:lastRowFirstColumn="0" w:lastRowLastColumn="0"/>
+            <w:tcW w:w="708" w:type="dxa"/>
+            <w:vAlign w:val="top"/>
+          </w:tcPr>
+          <w:p>
+            <w:pPr>
+              <w:spacing w:after="20" w:line="360" w:lineRule="auto"/>
+              <w:rPr>
+                <w:rFonts w:cs="Times New Roman"/>
+                <w:sz w:val="26"/>
+                <w:szCs w:val="26"/>
+              </w:rPr>
+            </w:pPr>
+            <w:r>
+              <w:rPr>
+                <w:rFonts w:cs="Times New Roman"/>
+                <w:sz w:val="26"/>
+                <w:szCs w:val="26"/>
+              </w:rPr>
+              <w:t>STT</w:t>
+            </w:r>
+          </w:p>
+        </w:tc>
+        <w:tc>
+          <w:tcPr>
+            <w:tcW w:w="1790" w:type="dxa"/>
+            <w:vAlign w:val="top"/>
+          </w:tcPr>
+          <w:p>
+            <w:pPr>
+              <w:spacing w:after="20" w:line="360" w:lineRule="auto"/>
+              <w:cnfStyle w:val="100000000000" w:firstRow="1" w:lastRow="0" w:firstColumn="0" w:lastColumn="0" w:oddVBand="0" w:evenVBand="0" w:oddHBand="0" w:evenHBand="0" w:firstRowFirstColumn="0" w:firstRowLastColumn="0" w:lastRowFirstColumn="0" w:lastRowLastColumn="0"/>
+              <w:rPr>
+                <w:rFonts w:cs="Times New Roman"/>
+                <w:sz w:val="26"/>
+                <w:szCs w:val="26"/>
+              </w:rPr>
+            </w:pPr>
+            <w:r>
+              <w:rPr>
+                <w:rFonts w:cs="Times New Roman"/>
+                <w:sz w:val="26"/>
+                <w:szCs w:val="26"/>
+              </w:rPr>
+              <w:t>Tên trường</w:t>
+            </w:r>
+          </w:p>
+        </w:tc>
+        <w:tc>
+          <w:tcPr>
+            <w:tcW w:w="1637" w:type="dxa"/>
+            <w:vAlign w:val="top"/>
+          </w:tcPr>
+          <w:p>
+            <w:pPr>
+              <w:spacing w:after="20" w:line="360" w:lineRule="auto"/>
+              <w:cnfStyle w:val="100000000000" w:firstRow="1" w:lastRow="0" w:firstColumn="0" w:lastColumn="0" w:oddVBand="0" w:evenVBand="0" w:oddHBand="0" w:evenHBand="0" w:firstRowFirstColumn="0" w:firstRowLastColumn="0" w:lastRowFirstColumn="0" w:lastRowLastColumn="0"/>
+              <w:rPr>
+                <w:rFonts w:cs="Times New Roman"/>
+                <w:sz w:val="26"/>
+                <w:szCs w:val="26"/>
+              </w:rPr>
+            </w:pPr>
+            <w:r>
+              <w:rPr>
+                <w:rFonts w:cs="Times New Roman"/>
+                <w:sz w:val="26"/>
+                <w:szCs w:val="26"/>
+              </w:rPr>
+              <w:t>Kiểu dữ liệu</w:t>
+            </w:r>
+          </w:p>
+        </w:tc>
+        <w:tc>
+          <w:tcPr>
+            <w:tcW w:w="2097" w:type="dxa"/>
+            <w:vAlign w:val="top"/>
+          </w:tcPr>
+          <w:p>
+            <w:pPr>
+              <w:spacing w:after="20" w:line="360" w:lineRule="auto"/>
+              <w:cnfStyle w:val="100000000000" w:firstRow="1" w:lastRow="0" w:firstColumn="0" w:lastColumn="0" w:oddVBand="0" w:evenVBand="0" w:oddHBand="0" w:evenHBand="0" w:firstRowFirstColumn="0" w:firstRowLastColumn="0" w:lastRowFirstColumn="0" w:lastRowLastColumn="0"/>
+              <w:rPr>
+                <w:rFonts w:cs="Times New Roman"/>
+                <w:sz w:val="26"/>
+                <w:szCs w:val="26"/>
+              </w:rPr>
+            </w:pPr>
+            <w:r>
+              <w:rPr>
+                <w:rFonts w:cs="Times New Roman"/>
+                <w:sz w:val="26"/>
+                <w:szCs w:val="26"/>
+              </w:rPr>
+              <w:t>Ràng buộc</w:t>
+            </w:r>
+          </w:p>
+        </w:tc>
+        <w:tc>
+          <w:tcPr>
+            <w:tcW w:w="2546" w:type="dxa"/>
+            <w:vAlign w:val="top"/>
+          </w:tcPr>
+          <w:p>
+            <w:pPr>
+              <w:spacing w:after="20" w:line="360" w:lineRule="auto"/>
+              <w:cnfStyle w:val="100000000000" w:firstRow="1" w:lastRow="0" w:firstColumn="0" w:lastColumn="0" w:oddVBand="0" w:evenVBand="0" w:oddHBand="0" w:evenHBand="0" w:firstRowFirstColumn="0" w:firstRowLastColumn="0" w:lastRowFirstColumn="0" w:lastRowLastColumn="0"/>
+              <w:rPr>
+                <w:rFonts w:cs="Times New Roman"/>
+                <w:sz w:val="26"/>
+                <w:szCs w:val="26"/>
+              </w:rPr>
+            </w:pPr>
+            <w:r>
+              <w:rPr>
+                <w:rFonts w:cs="Times New Roman"/>
+                <w:sz w:val="26"/>
+                <w:szCs w:val="26"/>
+              </w:rPr>
+              <w:t>Mô tả</w:t>
+            </w:r>
+          </w:p>
+        </w:tc>
+      </w:tr>
+      <w:tr>
+        <w:tc>
+          <w:tcPr>
+            <w:cnfStyle w:val="001000000000" w:firstRow="0" w:lastRow="0" w:firstColumn="1" w:lastColumn="0" w:oddVBand="0" w:evenVBand="0" w:oddHBand="0" w:evenHBand="0" w:firstRowFirstColumn="0" w:firstRowLastColumn="0" w:lastRowFirstColumn="0" w:lastRowLastColumn="0"/>
+            <w:tcW w:w="708" w:type="dxa"/>
+          </w:tcPr>
+          <w:p>
+            <w:pPr>
+              <w:spacing w:after="20" w:line="360" w:lineRule="auto"/>
+              <w:rPr>
+                <w:rFonts w:cs="Times New Roman"/>
+                <w:sz w:val="26"/>
+                <w:szCs w:val="26"/>
+              </w:rPr>
+            </w:pPr>
+            <w:r>
+              <w:rPr>
+                <w:rFonts w:cs="Times New Roman"/>
+                <w:sz w:val="26"/>
+                <w:szCs w:val="26"/>
+              </w:rPr>
+              <w:t>1</w:t>
+            </w:r>
+          </w:p>
+        </w:tc>
+        <w:tc>
+          <w:tcPr>
+            <w:tcW w:w="1790" w:type="dxa"/>
+          </w:tcPr>
+          <w:p>
+            <w:pPr>
+              <w:spacing w:after="20" w:line="360" w:lineRule="auto"/>
+              <w:jc w:val="center"/>
+              <w:cnfStyle w:val="000000000000" w:firstRow="0" w:lastRow="0" w:firstColumn="0" w:lastColumn="0" w:oddVBand="0" w:evenVBand="0" w:oddHBand="0" w:evenHBand="0" w:firstRowFirstColumn="0" w:firstRowLastColumn="0" w:lastRowFirstColumn="0" w:lastRowLastColumn="0"/>
+              <w:rPr>
+                <w:rFonts w:cs="Times New Roman"/>
+                <w:sz w:val="26"/>
+                <w:szCs w:val="26"/>
+              </w:rPr>
+            </w:pPr>
+            <w:r>
+              <w:rPr>
+                <w:rFonts w:cs="Times New Roman"/>
+                <w:sz w:val="26"/>
+                <w:szCs w:val="26"/>
+              </w:rPr>
+              <w:t>product_id</w:t>
+            </w:r>
+          </w:p>
+        </w:tc>
+        <w:tc>
+          <w:tcPr>
+            <w:tcW w:w="1637" w:type="dxa"/>
+          </w:tcPr>
+          <w:p>
+            <w:pPr>
+              <w:spacing w:after="20" w:line="360" w:lineRule="auto"/>
+              <w:jc w:val="center"/>
+              <w:cnfStyle w:val="000000000000" w:firstRow="0" w:lastRow="0" w:firstColumn="0" w:lastColumn="0" w:oddVBand="0" w:evenVBand="0" w:oddHBand="0" w:evenHBand="0" w:firstRowFirstColumn="0" w:firstRowLastColumn="0" w:lastRowFirstColumn="0" w:lastRowLastColumn="0"/>
+              <w:rPr>
+                <w:rFonts w:cs="Times New Roman"/>
+                <w:sz w:val="26"/>
+                <w:szCs w:val="26"/>
+              </w:rPr>
+            </w:pPr>
+            <w:r>
+              <w:rPr>
+                <w:rFonts w:cs="Times New Roman"/>
+                <w:sz w:val="26"/>
+                <w:szCs w:val="26"/>
+              </w:rPr>
+              <w:t>INT</w:t>
+            </w:r>
+          </w:p>
+        </w:tc>
+        <w:tc>
+          <w:tcPr>
+            <w:tcW w:w="2097" w:type="dxa"/>
+          </w:tcPr>
+          <w:p>
+            <w:pPr>
+              <w:spacing w:after="20" w:line="360" w:lineRule="auto"/>
+              <w:jc w:val="center"/>
+              <w:cnfStyle w:val="000000000000" w:firstRow="0" w:lastRow="0" w:firstColumn="0" w:lastColumn="0" w:oddVBand="0" w:evenVBand="0" w:oddHBand="0" w:evenHBand="0" w:firstRowFirstColumn="0" w:firstRowLastColumn="0" w:lastRowFirstColumn="0" w:lastRowLastColumn="0"/>
+              <w:rPr>
+                <w:rFonts w:cs="Times New Roman"/>
+                <w:sz w:val="26"/>
+                <w:szCs w:val="26"/>
+              </w:rPr>
+            </w:pPr>
+            <w:r>
+              <w:rPr>
+                <w:rFonts w:cs="Times New Roman"/>
+                <w:sz w:val="26"/>
+                <w:szCs w:val="26"/>
+              </w:rPr>
+              <w:t>PK, AUTO_INCREMENT</w:t>
+            </w:r>
+          </w:p>
+        </w:tc>
+        <w:tc>
+          <w:tcPr>
+            <w:tcW w:w="2546" w:type="dxa"/>
+          </w:tcPr>
+          <w:p>
+            <w:pPr>
+              <w:spacing w:after="20" w:line="360" w:lineRule="auto"/>
+              <w:jc w:val="center"/>
+              <w:cnfStyle w:val="000000000000" w:firstRow="0" w:lastRow="0" w:firstColumn="0" w:lastColumn="0" w:oddVBand="0" w:evenVBand="0" w:oddHBand="0" w:evenHBand="0" w:firstRowFirstColumn="0" w:firstRowLastColumn="0" w:lastRowFirstColumn="0" w:lastRowLastColumn="0"/>
+              <w:rPr>
+                <w:rFonts w:cs="Times New Roman"/>
+                <w:sz w:val="26"/>
+                <w:szCs w:val="26"/>
+              </w:rPr>
+            </w:pPr>
+            <w:r>
+              <w:rPr>
+                <w:rFonts w:cs="Times New Roman"/>
+                <w:sz w:val="26"/>
+                <w:szCs w:val="26"/>
+              </w:rPr>
+              <w:t>Mã sản phẩm</w:t>
+            </w:r>
+          </w:p>
+        </w:tc>
+      </w:tr>
+      <w:tr>
+        <w:tc>
+          <w:tcPr>
+            <w:cnfStyle w:val="001000000000" w:firstRow="0" w:lastRow="0" w:firstColumn="1" w:lastColumn="0" w:oddVBand="0" w:evenVBand="0" w:oddHBand="0" w:evenHBand="0" w:firstRowFirstColumn="0" w:firstRowLastColumn="0" w:lastRowFirstColumn="0" w:lastRowLastColumn="0"/>
+            <w:tcW w:w="708" w:type="dxa"/>
+          </w:tcPr>
+          <w:p>
+            <w:pPr>
+              <w:spacing w:after="20" w:line="360" w:lineRule="auto"/>
+              <w:rPr>
+                <w:rFonts w:cs="Times New Roman"/>
+                <w:sz w:val="26"/>
+                <w:szCs w:val="26"/>
+              </w:rPr>
+            </w:pPr>
+            <w:r>
+              <w:rPr>
+                <w:rFonts w:cs="Times New Roman"/>
+                <w:sz w:val="26"/>
+                <w:szCs w:val="26"/>
+              </w:rPr>
+              <w:t>2</w:t>
+            </w:r>
+          </w:p>
+        </w:tc>
+        <w:tc>
+          <w:tcPr>
+            <w:tcW w:w="1790" w:type="dxa"/>
+          </w:tcPr>
+          <w:p>
+            <w:pPr>
+              <w:spacing w:after="20" w:line="360" w:lineRule="auto"/>
+              <w:jc w:val="center"/>
+              <w:cnfStyle w:val="000000000000" w:firstRow="0" w:lastRow="0" w:firstColumn="0" w:lastColumn="0" w:oddVBand="0" w:evenVBand="0" w:oddHBand="0" w:evenHBand="0" w:firstRowFirstColumn="0" w:firstRowLastColumn="0" w:lastRowFirstColumn="0" w:lastRowLastColumn="0"/>
+              <w:rPr>
+                <w:rFonts w:cs="Times New Roman"/>
+                <w:sz w:val="26"/>
+                <w:szCs w:val="26"/>
+              </w:rPr>
+            </w:pPr>
+            <w:r>
+              <w:rPr>
+                <w:rFonts w:cs="Times New Roman"/>
+                <w:sz w:val="26"/>
+                <w:szCs w:val="26"/>
+              </w:rPr>
+              <w:t>product_name</w:t>
+            </w:r>
+          </w:p>
+        </w:tc>
+        <w:tc>
+          <w:tcPr>
+            <w:tcW w:w="1637" w:type="dxa"/>
+          </w:tcPr>
+          <w:p>
+            <w:pPr>
+              <w:spacing w:after="20" w:line="360" w:lineRule="auto"/>
+              <w:jc w:val="center"/>
+              <w:cnfStyle w:val="000000000000" w:firstRow="0" w:lastRow="0" w:firstColumn="0" w:lastColumn="0" w:oddVBand="0" w:evenVBand="0" w:oddHBand="0" w:evenHBand="0" w:firstRowFirstColumn="0" w:firstRowLastColumn="0" w:lastRowFirstColumn="0" w:lastRowLastColumn="0"/>
+              <w:rPr>
+                <w:rFonts w:cs="Times New Roman"/>
+                <w:sz w:val="26"/>
+                <w:szCs w:val="26"/>
+              </w:rPr>
+            </w:pPr>
+            <w:r>
+              <w:rPr>
+                <w:rFonts w:cs="Times New Roman"/>
+                <w:sz w:val="26"/>
+                <w:szCs w:val="26"/>
+              </w:rPr>
+              <w:t>VARCHAR(150)</w:t>
+            </w:r>
+          </w:p>
+        </w:tc>
+        <w:tc>
+          <w:tcPr>
+            <w:tcW w:w="2097" w:type="dxa"/>
+          </w:tcPr>
+          <w:p>
+            <w:pPr>
+              <w:spacing w:after="20" w:line="360" w:lineRule="auto"/>
+              <w:jc w:val="center"/>
+              <w:cnfStyle w:val="000000000000" w:firstRow="0" w:lastRow="0" w:firstColumn="0" w:lastColumn="0" w:oddVBand="0" w:evenVBand="0" w:oddHBand="0" w:evenHBand="0" w:firstRowFirstColumn="0" w:firstRowLastColumn="0" w:lastRowFirstColumn="0" w:lastRowLastColumn="0"/>
+              <w:rPr>
+                <w:rFonts w:cs="Times New Roman"/>
+                <w:sz w:val="26"/>
+                <w:szCs w:val="26"/>
+              </w:rPr>
+            </w:pPr>
+            <w:r>
+              <w:rPr>
+                <w:rFonts w:cs="Times New Roman"/>
+                <w:sz w:val="26"/>
+                <w:szCs w:val="26"/>
+              </w:rPr>
+              <w:t>NOT NULL</w:t>
+            </w:r>
+          </w:p>
+        </w:tc>
+        <w:tc>
+          <w:tcPr>
+            <w:tcW w:w="2546" w:type="dxa"/>
+          </w:tcPr>
+          <w:p>
+            <w:pPr>
+              <w:spacing w:after="20" w:line="360" w:lineRule="auto"/>
+              <w:jc w:val="center"/>
+              <w:cnfStyle w:val="000000000000" w:firstRow="0" w:lastRow="0" w:firstColumn="0" w:lastColumn="0" w:oddVBand="0" w:evenVBand="0" w:oddHBand="0" w:evenHBand="0" w:firstRowFirstColumn="0" w:firstRowLastColumn="0" w:lastRowFirstColumn="0" w:lastRowLastColumn="0"/>
+              <w:rPr>
+                <w:rFonts w:cs="Times New Roman"/>
+                <w:sz w:val="26"/>
+                <w:szCs w:val="26"/>
+              </w:rPr>
+            </w:pPr>
+            <w:r>
+              <w:rPr>
+                <w:rFonts w:cs="Times New Roman"/>
+                <w:sz w:val="26"/>
+                <w:szCs w:val="26"/>
+              </w:rPr>
+              <w:t>Tên sản phẩm</w:t>
+            </w:r>
+          </w:p>
+        </w:tc>
+      </w:tr>
+      <w:tr>
+        <w:tc>
+          <w:tcPr>
+            <w:cnfStyle w:val="001000000000" w:firstRow="0" w:lastRow="0" w:firstColumn="1" w:lastColumn="0" w:oddVBand="0" w:evenVBand="0" w:oddHBand="0" w:evenHBand="0" w:firstRowFirstColumn="0" w:firstRowLastColumn="0" w:lastRowFirstColumn="0" w:lastRowLastColumn="0"/>
+            <w:tcW w:w="708" w:type="dxa"/>
+          </w:tcPr>
+          <w:p>
+            <w:pPr>
+              <w:spacing w:after="20" w:line="360" w:lineRule="auto"/>
+              <w:rPr>
+                <w:rFonts w:cs="Times New Roman"/>
+                <w:sz w:val="26"/>
+                <w:szCs w:val="26"/>
+              </w:rPr>
+            </w:pPr>
+            <w:r>
+              <w:rPr>
+                <w:rFonts w:cs="Times New Roman"/>
+                <w:sz w:val="26"/>
+                <w:szCs w:val="26"/>
+              </w:rPr>
+              <w:t>3</w:t>
+            </w:r>
+          </w:p>
+        </w:tc>
+        <w:tc>
+          <w:tcPr>
+            <w:tcW w:w="1790" w:type="dxa"/>
+          </w:tcPr>
+          <w:p>
+            <w:pPr>
+              <w:spacing w:after="20" w:line="360" w:lineRule="auto"/>
+              <w:jc w:val="center"/>
+              <w:cnfStyle w:val="000000000000" w:firstRow="0" w:lastRow="0" w:firstColumn="0" w:lastColumn="0" w:oddVBand="0" w:evenVBand="0" w:oddHBand="0" w:evenHBand="0" w:firstRowFirstColumn="0" w:firstRowLastColumn="0" w:lastRowFirstColumn="0" w:lastRowLastColumn="0"/>
+              <w:rPr>
+                <w:rFonts w:cs="Times New Roman"/>
+                <w:sz w:val="26"/>
+                <w:szCs w:val="26"/>
+              </w:rPr>
+            </w:pPr>
+            <w:r>
+              <w:rPr>
+                <w:rFonts w:cs="Times New Roman"/>
+                <w:sz w:val="26"/>
+                <w:szCs w:val="26"/>
+              </w:rPr>
+              <w:t>category_id</w:t>
+            </w:r>
+          </w:p>
+        </w:tc>
+        <w:tc>
+          <w:tcPr>
+            <w:tcW w:w="1637" w:type="dxa"/>
+          </w:tcPr>
+          <w:p>
+            <w:pPr>
+              <w:spacing w:after="20" w:line="360" w:lineRule="auto"/>
+              <w:jc w:val="center"/>
+              <w:cnfStyle w:val="000000000000" w:firstRow="0" w:lastRow="0" w:firstColumn="0" w:lastColumn="0" w:oddVBand="0" w:evenVBand="0" w:oddHBand="0" w:evenHBand="0" w:firstRowFirstColumn="0" w:firstRowLastColumn="0" w:lastRowFirstColumn="0" w:lastRowLastColumn="0"/>
+              <w:rPr>
+                <w:rFonts w:cs="Times New Roman"/>
+                <w:sz w:val="26"/>
+                <w:szCs w:val="26"/>
+              </w:rPr>
+            </w:pPr>
+            <w:r>
+              <w:rPr>
+                <w:rFonts w:cs="Times New Roman"/>
+                <w:sz w:val="26"/>
+                <w:szCs w:val="26"/>
+              </w:rPr>
+              <w:t>INT</w:t>
+            </w:r>
+          </w:p>
+        </w:tc>
+        <w:tc>
+          <w:tcPr>
+            <w:tcW w:w="2097" w:type="dxa"/>
+          </w:tcPr>
+          <w:p>
+            <w:pPr>
+              <w:spacing w:after="20" w:line="360" w:lineRule="auto"/>
+              <w:jc w:val="center"/>
+              <w:cnfStyle w:val="000000000000" w:firstRow="0" w:lastRow="0" w:firstColumn="0" w:lastColumn="0" w:oddVBand="0" w:evenVBand="0" w:oddHBand="0" w:evenHBand="0" w:firstRowFirstColumn="0" w:firstRowLastColumn="0" w:lastRowFirstColumn="0" w:lastRowLastColumn="0"/>
+              <w:rPr>
+                <w:rFonts w:cs="Times New Roman"/>
+                <w:sz w:val="26"/>
+                <w:szCs w:val="26"/>
+              </w:rPr>
+            </w:pPr>
+            <w:r>
+              <w:rPr>
+                <w:rFonts w:cs="Times New Roman"/>
+                <w:sz w:val="26"/>
+                <w:szCs w:val="26"/>
+              </w:rPr>
+              <w:t>FK</w:t>
+            </w:r>
+          </w:p>
+        </w:tc>
+        <w:tc>
+          <w:tcPr>
+            <w:tcW w:w="2546" w:type="dxa"/>
+          </w:tcPr>
+          <w:p>
+            <w:pPr>
+              <w:spacing w:after="20" w:line="360" w:lineRule="auto"/>
+              <w:jc w:val="center"/>
+              <w:cnfStyle w:val="000000000000" w:firstRow="0" w:lastRow="0" w:firstColumn="0" w:lastColumn="0" w:oddVBand="0" w:evenVBand="0" w:oddHBand="0" w:evenHBand="0" w:firstRowFirstColumn="0" w:firstRowLastColumn="0" w:lastRowFirstColumn="0" w:lastRowLastColumn="0"/>
+              <w:rPr>
+                <w:rFonts w:cs="Times New Roman"/>
+                <w:sz w:val="26"/>
+                <w:szCs w:val="26"/>
+              </w:rPr>
+            </w:pPr>
+            <w:r>
+              <w:rPr>
+                <w:rFonts w:cs="Times New Roman"/>
+                <w:sz w:val="26"/>
+                <w:szCs w:val="26"/>
+              </w:rPr>
+              <w:t>Mã danh mục</w:t>
+            </w:r>
+          </w:p>
+        </w:tc>
+      </w:tr>
+      <w:tr>
+        <w:tc>
+          <w:tcPr>
+            <w:cnfStyle w:val="001000000000" w:firstRow="0" w:lastRow="0" w:firstColumn="1" w:lastColumn="0" w:oddVBand="0" w:evenVBand="0" w:oddHBand="0" w:evenHBand="0" w:firstRowFirstColumn="0" w:firstRowLastColumn="0" w:lastRowFirstColumn="0" w:lastRowLastColumn="0"/>
+            <w:tcW w:w="708" w:type="dxa"/>
+          </w:tcPr>
+          <w:p>
+            <w:pPr>
+              <w:spacing w:after="20" w:line="360" w:lineRule="auto"/>
+              <w:rPr>
+                <w:rFonts w:cs="Times New Roman"/>
+                <w:sz w:val="26"/>
+                <w:szCs w:val="26"/>
+              </w:rPr>
+            </w:pPr>
+            <w:r>
+              <w:rPr>
+                <w:rFonts w:cs="Times New Roman"/>
+                <w:sz w:val="26"/>
+                <w:szCs w:val="26"/>
+              </w:rPr>
+              <w:t>4</w:t>
+            </w:r>
+          </w:p>
+        </w:tc>
+        <w:tc>
+          <w:tcPr>
+            <w:tcW w:w="1790" w:type="dxa"/>
+          </w:tcPr>
+          <w:p>
+            <w:pPr>
+              <w:spacing w:after="20" w:line="360" w:lineRule="auto"/>
+              <w:jc w:val="center"/>
+              <w:cnfStyle w:val="000000000000" w:firstRow="0" w:lastRow="0" w:firstColumn="0" w:lastColumn="0" w:oddVBand="0" w:evenVBand="0" w:oddHBand="0" w:evenHBand="0" w:firstRowFirstColumn="0" w:firstRowLastColumn="0" w:lastRowFirstColumn="0" w:lastRowLastColumn="0"/>
+              <w:rPr>
+                <w:rFonts w:cs="Times New Roman"/>
+                <w:sz w:val="26"/>
+                <w:szCs w:val="26"/>
+              </w:rPr>
+            </w:pPr>
+            <w:r>
+              <w:rPr>
+                <w:rFonts w:cs="Times New Roman"/>
+                <w:sz w:val="26"/>
+                <w:szCs w:val="26"/>
+              </w:rPr>
+              <w:t>supplier_id</w:t>
+            </w:r>
+          </w:p>
+        </w:tc>
+        <w:tc>
+          <w:tcPr>
+            <w:tcW w:w="1637" w:type="dxa"/>
+          </w:tcPr>
+          <w:p>
+            <w:pPr>
+              <w:spacing w:after="20" w:line="360" w:lineRule="auto"/>
+              <w:jc w:val="center"/>
+              <w:cnfStyle w:val="000000000000" w:firstRow="0" w:lastRow="0" w:firstColumn="0" w:lastColumn="0" w:oddVBand="0" w:evenVBand="0" w:oddHBand="0" w:evenHBand="0" w:firstRowFirstColumn="0" w:firstRowLastColumn="0" w:lastRowFirstColumn="0" w:lastRowLastColumn="0"/>
+              <w:rPr>
+                <w:rFonts w:cs="Times New Roman"/>
+                <w:sz w:val="26"/>
+                <w:szCs w:val="26"/>
+              </w:rPr>
+            </w:pPr>
+            <w:r>
+              <w:rPr>
+                <w:rFonts w:cs="Times New Roman"/>
+                <w:sz w:val="26"/>
+                <w:szCs w:val="26"/>
+              </w:rPr>
+              <w:t>INT</w:t>
+            </w:r>
+          </w:p>
+        </w:tc>
+        <w:tc>
+          <w:tcPr>
+            <w:tcW w:w="2097" w:type="dxa"/>
+          </w:tcPr>
+          <w:p>
+            <w:pPr>
+              <w:spacing w:after="20" w:line="360" w:lineRule="auto"/>
+              <w:jc w:val="center"/>
+              <w:cnfStyle w:val="000000000000" w:firstRow="0" w:lastRow="0" w:firstColumn="0" w:lastColumn="0" w:oddVBand="0" w:evenVBand="0" w:oddHBand="0" w:evenHBand="0" w:firstRowFirstColumn="0" w:firstRowLastColumn="0" w:lastRowFirstColumn="0" w:lastRowLastColumn="0"/>
+              <w:rPr>
+                <w:rFonts w:cs="Times New Roman"/>
+                <w:sz w:val="26"/>
+                <w:szCs w:val="26"/>
+              </w:rPr>
+            </w:pPr>
+            <w:r>
+              <w:rPr>
+                <w:rFonts w:cs="Times New Roman"/>
+                <w:sz w:val="26"/>
+                <w:szCs w:val="26"/>
+              </w:rPr>
+              <w:t>FK</w:t>
+            </w:r>
+          </w:p>
+        </w:tc>
+        <w:tc>
+          <w:tcPr>
+            <w:tcW w:w="2546" w:type="dxa"/>
+          </w:tcPr>
+          <w:p>
+            <w:pPr>
+              <w:spacing w:after="20" w:line="360" w:lineRule="auto"/>
+              <w:jc w:val="center"/>
+              <w:cnfStyle w:val="000000000000" w:firstRow="0" w:lastRow="0" w:firstColumn="0" w:lastColumn="0" w:oddVBand="0" w:evenVBand="0" w:oddHBand="0" w:evenHBand="0" w:firstRowFirstColumn="0" w:firstRowLastColumn="0" w:lastRowFirstColumn="0" w:lastRowLastColumn="0"/>
+              <w:rPr>
+                <w:rFonts w:cs="Times New Roman"/>
+                <w:sz w:val="26"/>
+                <w:szCs w:val="26"/>
+              </w:rPr>
+            </w:pPr>
+            <w:r>
+              <w:rPr>
+                <w:rFonts w:cs="Times New Roman"/>
+                <w:sz w:val="26"/>
+                <w:szCs w:val="26"/>
+              </w:rPr>
+              <w:t>Nhà cung cấp</w:t>
+            </w:r>
+          </w:p>
+        </w:tc>
+      </w:tr>
+      <w:tr>
+        <w:tc>
+          <w:tcPr>
+            <w:cnfStyle w:val="001000000000" w:firstRow="0" w:lastRow="0" w:firstColumn="1" w:lastColumn="0" w:oddVBand="0" w:evenVBand="0" w:oddHBand="0" w:evenHBand="0" w:firstRowFirstColumn="0" w:firstRowLastColumn="0" w:lastRowFirstColumn="0" w:lastRowLastColumn="0"/>
+            <w:tcW w:w="708" w:type="dxa"/>
+          </w:tcPr>
+          <w:p>
+            <w:pPr>
+              <w:spacing w:after="20" w:line="360" w:lineRule="auto"/>
+              <w:rPr>
+                <w:rFonts w:cs="Times New Roman"/>
+                <w:sz w:val="26"/>
+                <w:szCs w:val="26"/>
+              </w:rPr>
+            </w:pPr>
+            <w:r>
+              <w:rPr>
+                <w:rFonts w:cs="Times New Roman"/>
+                <w:sz w:val="26"/>
+                <w:szCs w:val="26"/>
+              </w:rPr>
+              <w:t>5</w:t>
+            </w:r>
+          </w:p>
+        </w:tc>
+        <w:tc>
+          <w:tcPr>
+            <w:tcW w:w="1790" w:type="dxa"/>
+          </w:tcPr>
+          <w:p>
+            <w:pPr>
+              <w:spacing w:after="20" w:line="360" w:lineRule="auto"/>
+              <w:jc w:val="center"/>
+              <w:cnfStyle w:val="000000000000" w:firstRow="0" w:lastRow="0" w:firstColumn="0" w:lastColumn="0" w:oddVBand="0" w:evenVBand="0" w:oddHBand="0" w:evenHBand="0" w:firstRowFirstColumn="0" w:firstRowLastColumn="0" w:lastRowFirstColumn="0" w:lastRowLastColumn="0"/>
+              <w:rPr>
+                <w:rFonts w:cs="Times New Roman"/>
+                <w:sz w:val="26"/>
+                <w:szCs w:val="26"/>
+              </w:rPr>
+            </w:pPr>
+            <w:r>
+              <w:rPr>
+                <w:rFonts w:cs="Times New Roman"/>
+                <w:sz w:val="26"/>
+                <w:szCs w:val="26"/>
+              </w:rPr>
+              <w:t>sku</w:t>
+            </w:r>
+          </w:p>
+        </w:tc>
+        <w:tc>
+          <w:tcPr>
+            <w:tcW w:w="1637" w:type="dxa"/>
+          </w:tcPr>
+          <w:p>
+            <w:pPr>
+              <w:spacing w:after="20" w:line="360" w:lineRule="auto"/>
+              <w:jc w:val="center"/>
+              <w:cnfStyle w:val="000000000000" w:firstRow="0" w:lastRow="0" w:firstColumn="0" w:lastColumn="0" w:oddVBand="0" w:evenVBand="0" w:oddHBand="0" w:evenHBand="0" w:firstRowFirstColumn="0" w:firstRowLastColumn="0" w:lastRowFirstColumn="0" w:lastRowLastColumn="0"/>
+              <w:rPr>
+                <w:rFonts w:cs="Times New Roman"/>
+                <w:sz w:val="26"/>
+                <w:szCs w:val="26"/>
+              </w:rPr>
+            </w:pPr>
+            <w:r>
+              <w:rPr>
+                <w:rFonts w:cs="Times New Roman"/>
+                <w:sz w:val="26"/>
+                <w:szCs w:val="26"/>
+              </w:rPr>
+              <w:t>VARCHAR(50)</w:t>
+            </w:r>
+          </w:p>
+        </w:tc>
+        <w:tc>
+          <w:tcPr>
+            <w:tcW w:w="2097" w:type="dxa"/>
+          </w:tcPr>
+          <w:p>
+            <w:pPr>
+              <w:spacing w:after="20" w:line="360" w:lineRule="auto"/>
+              <w:jc w:val="center"/>
+              <w:cnfStyle w:val="000000000000" w:firstRow="0" w:lastRow="0" w:firstColumn="0" w:lastColumn="0" w:oddVBand="0" w:evenVBand="0" w:oddHBand="0" w:evenHBand="0" w:firstRowFirstColumn="0" w:firstRowLastColumn="0" w:lastRowFirstColumn="0" w:lastRowLastColumn="0"/>
+              <w:rPr>
+                <w:rFonts w:cs="Times New Roman"/>
+                <w:sz w:val="26"/>
+                <w:szCs w:val="26"/>
+              </w:rPr>
+            </w:pPr>
+            <w:r>
+              <w:rPr>
+                <w:rFonts w:cs="Times New Roman"/>
+                <w:sz w:val="26"/>
+                <w:szCs w:val="26"/>
+              </w:rPr>
+              <w:t>UNIQUE</w:t>
+            </w:r>
+          </w:p>
+        </w:tc>
+        <w:tc>
+          <w:tcPr>
+            <w:tcW w:w="2546" w:type="dxa"/>
+          </w:tcPr>
+          <w:p>
+            <w:pPr>
+              <w:spacing w:after="20" w:line="360" w:lineRule="auto"/>
+              <w:jc w:val="center"/>
+              <w:cnfStyle w:val="000000000000" w:firstRow="0" w:lastRow="0" w:firstColumn="0" w:lastColumn="0" w:oddVBand="0" w:evenVBand="0" w:oddHBand="0" w:evenHBand="0" w:firstRowFirstColumn="0" w:firstRowLastColumn="0" w:lastRowFirstColumn="0" w:lastRowLastColumn="0"/>
+              <w:rPr>
+                <w:rFonts w:cs="Times New Roman"/>
+                <w:sz w:val="26"/>
+                <w:szCs w:val="26"/>
+              </w:rPr>
+            </w:pPr>
+            <w:r>
+              <w:rPr>
+                <w:rFonts w:cs="Times New Roman"/>
+                <w:sz w:val="26"/>
+                <w:szCs w:val="26"/>
+              </w:rPr>
+              <w:t>Mã SKU</w:t>
+            </w:r>
+          </w:p>
+        </w:tc>
+      </w:tr>
+      <w:tr>
+        <w:tc>
+          <w:tcPr>
+            <w:cnfStyle w:val="001000000000" w:firstRow="0" w:lastRow="0" w:firstColumn="1" w:lastColumn="0" w:oddVBand="0" w:evenVBand="0" w:oddHBand="0" w:evenHBand="0" w:firstRowFirstColumn="0" w:firstRowLastColumn="0" w:lastRowFirstColumn="0" w:lastRowLastColumn="0"/>
+            <w:tcW w:w="708" w:type="dxa"/>
+          </w:tcPr>
+          <w:p>
+            <w:pPr>
+              <w:spacing w:after="20" w:line="360" w:lineRule="auto"/>
+              <w:rPr>
+                <w:rFonts w:cs="Times New Roman"/>
+                <w:sz w:val="26"/>
+                <w:szCs w:val="26"/>
+              </w:rPr>
+            </w:pPr>
+            <w:r>
+              <w:rPr>
+                <w:rFonts w:cs="Times New Roman"/>
+                <w:sz w:val="26"/>
+                <w:szCs w:val="26"/>
+              </w:rPr>
+              <w:t>6</w:t>
+            </w:r>
+          </w:p>
+        </w:tc>
+        <w:tc>
+          <w:tcPr>
+            <w:tcW w:w="1790" w:type="dxa"/>
+          </w:tcPr>
+          <w:p>
+            <w:pPr>
+              <w:spacing w:after="20" w:line="360" w:lineRule="auto"/>
+              <w:jc w:val="center"/>
+              <w:cnfStyle w:val="000000000000" w:firstRow="0" w:lastRow="0" w:firstColumn="0" w:lastColumn="0" w:oddVBand="0" w:evenVBand="0" w:oddHBand="0" w:evenHBand="0" w:firstRowFirstColumn="0" w:firstRowLastColumn="0" w:lastRowFirstColumn="0" w:lastRowLastColumn="0"/>
+              <w:rPr>
+                <w:rFonts w:cs="Times New Roman"/>
+                <w:sz w:val="26"/>
+                <w:szCs w:val="26"/>
+              </w:rPr>
+            </w:pPr>
+            <w:r>
+              <w:rPr>
+                <w:rFonts w:cs="Times New Roman"/>
+                <w:sz w:val="26"/>
+                <w:szCs w:val="26"/>
+              </w:rPr>
+              <w:t>unit</w:t>
+            </w:r>
+          </w:p>
+        </w:tc>
+        <w:tc>
+          <w:tcPr>
+            <w:tcW w:w="1637" w:type="dxa"/>
+          </w:tcPr>
+          <w:p>
+            <w:pPr>
+              <w:spacing w:after="20" w:line="360" w:lineRule="auto"/>
+              <w:jc w:val="center"/>
+              <w:cnfStyle w:val="000000000000" w:firstRow="0" w:lastRow="0" w:firstColumn="0" w:lastColumn="0" w:oddVBand="0" w:evenVBand="0" w:oddHBand="0" w:evenHBand="0" w:firstRowFirstColumn="0" w:firstRowLastColumn="0" w:lastRowFirstColumn="0" w:lastRowLastColumn="0"/>
+              <w:rPr>
+                <w:rFonts w:cs="Times New Roman"/>
+                <w:sz w:val="26"/>
+                <w:szCs w:val="26"/>
+              </w:rPr>
+            </w:pPr>
+            <w:r>
+              <w:rPr>
+                <w:rFonts w:cs="Times New Roman"/>
+                <w:sz w:val="26"/>
+                <w:szCs w:val="26"/>
+              </w:rPr>
+              <w:t>VARCHAR(20)</w:t>
+            </w:r>
+          </w:p>
+        </w:tc>
+        <w:tc>
+          <w:tcPr>
+            <w:tcW w:w="2097" w:type="dxa"/>
+          </w:tcPr>
+          <w:p>
+            <w:pPr>
+              <w:spacing w:after="20" w:line="360" w:lineRule="auto"/>
+              <w:jc w:val="center"/>
+              <w:cnfStyle w:val="000000000000" w:firstRow="0" w:lastRow="0" w:firstColumn="0" w:lastColumn="0" w:oddVBand="0" w:evenVBand="0" w:oddHBand="0" w:evenHBand="0" w:firstRowFirstColumn="0" w:firstRowLastColumn="0" w:lastRowFirstColumn="0" w:lastRowLastColumn="0"/>
+              <w:rPr>
+                <w:rFonts w:cs="Times New Roman"/>
+                <w:sz w:val="26"/>
+                <w:szCs w:val="26"/>
+              </w:rPr>
+            </w:pPr>
+            <w:r>
+              <w:rPr>
+                <w:rFonts w:cs="Times New Roman"/>
+                <w:sz w:val="26"/>
+                <w:szCs w:val="26"/>
+              </w:rPr>
+              <w:t>NOT NULL</w:t>
+            </w:r>
+          </w:p>
+        </w:tc>
+        <w:tc>
+          <w:tcPr>
+            <w:tcW w:w="2546" w:type="dxa"/>
+          </w:tcPr>
+          <w:p>
+            <w:pPr>
+              <w:spacing w:after="20" w:line="360" w:lineRule="auto"/>
+              <w:jc w:val="center"/>
+              <w:cnfStyle w:val="000000000000" w:firstRow="0" w:lastRow="0" w:firstColumn="0" w:lastColumn="0" w:oddVBand="0" w:evenVBand="0" w:oddHBand="0" w:evenHBand="0" w:firstRowFirstColumn="0" w:firstRowLastColumn="0" w:lastRowFirstColumn="0" w:lastRowLastColumn="0"/>
+              <w:rPr>
+                <w:rFonts w:cs="Times New Roman"/>
+                <w:sz w:val="26"/>
+                <w:szCs w:val="26"/>
+              </w:rPr>
+            </w:pPr>
+            <w:r>
+              <w:rPr>
+                <w:rFonts w:cs="Times New Roman"/>
+                <w:sz w:val="26"/>
+                <w:szCs w:val="26"/>
+              </w:rPr>
+              <w:t>Đơn vị tính</w:t>
+            </w:r>
+          </w:p>
+        </w:tc>
+      </w:tr>
+      <w:tr>
+        <w:tc>
+          <w:tcPr>
+            <w:cnfStyle w:val="001000000000" w:firstRow="0" w:lastRow="0" w:firstColumn="1" w:lastColumn="0" w:oddVBand="0" w:evenVBand="0" w:oddHBand="0" w:evenHBand="0" w:firstRowFirstColumn="0" w:firstRowLastColumn="0" w:lastRowFirstColumn="0" w:lastRowLastColumn="0"/>
+            <w:tcW w:w="708" w:type="dxa"/>
+          </w:tcPr>
+          <w:p>
+            <w:pPr>
+              <w:spacing w:after="20" w:line="360" w:lineRule="auto"/>
+              <w:rPr>
+                <w:rFonts w:cs="Times New Roman"/>
+                <w:sz w:val="26"/>
+                <w:szCs w:val="26"/>
+              </w:rPr>
+            </w:pPr>
+            <w:r>
+              <w:rPr>
+                <w:rFonts w:cs="Times New Roman"/>
+                <w:sz w:val="26"/>
+                <w:szCs w:val="26"/>
+              </w:rPr>
+              <w:t>7</w:t>
+            </w:r>
+          </w:p>
+        </w:tc>
+        <w:tc>
+          <w:tcPr>
+            <w:tcW w:w="1790" w:type="dxa"/>
+          </w:tcPr>
+          <w:p>
+            <w:pPr>
+              <w:spacing w:after="20" w:line="360" w:lineRule="auto"/>
+              <w:jc w:val="center"/>
+              <w:cnfStyle w:val="000000000000" w:firstRow="0" w:lastRow="0" w:firstColumn="0" w:lastColumn="0" w:oddVBand="0" w:evenVBand="0" w:oddHBand="0" w:evenHBand="0" w:firstRowFirstColumn="0" w:firstRowLastColumn="0" w:lastRowFirstColumn="0" w:lastRowLastColumn="0"/>
+              <w:rPr>
+                <w:rFonts w:cs="Times New Roman"/>
+                <w:sz w:val="26"/>
+                <w:szCs w:val="26"/>
+              </w:rPr>
+            </w:pPr>
+            <w:r>
+              <w:rPr>
+                <w:rFonts w:cs="Times New Roman"/>
+                <w:sz w:val="26"/>
+                <w:szCs w:val="26"/>
+              </w:rPr>
+              <w:t>purchase_price</w:t>
+            </w:r>
+          </w:p>
+        </w:tc>
+        <w:tc>
+          <w:tcPr>
+            <w:tcW w:w="1637" w:type="dxa"/>
+          </w:tcPr>
+          <w:p>
+            <w:pPr>
+              <w:spacing w:after="20" w:line="360" w:lineRule="auto"/>
+              <w:jc w:val="center"/>
+              <w:cnfStyle w:val="000000000000" w:firstRow="0" w:lastRow="0" w:firstColumn="0" w:lastColumn="0" w:oddVBand="0" w:evenVBand="0" w:oddHBand="0" w:evenHBand="0" w:firstRowFirstColumn="0" w:firstRowLastColumn="0" w:lastRowFirstColumn="0" w:lastRowLastColumn="0"/>
+              <w:rPr>
+                <w:rFonts w:cs="Times New Roman"/>
+                <w:sz w:val="26"/>
+                <w:szCs w:val="26"/>
+              </w:rPr>
+            </w:pPr>
+            <w:r>
+              <w:rPr>
+                <w:rFonts w:cs="Times New Roman"/>
+                <w:sz w:val="26"/>
+                <w:szCs w:val="26"/>
+              </w:rPr>
+              <w:t>DECIMAL(15,2)</w:t>
+            </w:r>
+          </w:p>
+        </w:tc>
+        <w:tc>
+          <w:tcPr>
+            <w:tcW w:w="2097" w:type="dxa"/>
+          </w:tcPr>
+          <w:p>
+            <w:pPr>
+              <w:spacing w:after="20" w:line="360" w:lineRule="auto"/>
+              <w:jc w:val="center"/>
+              <w:cnfStyle w:val="000000000000" w:firstRow="0" w:lastRow="0" w:firstColumn="0" w:lastColumn="0" w:oddVBand="0" w:evenVBand="0" w:oddHBand="0" w:evenHBand="0" w:firstRowFirstColumn="0" w:firstRowLastColumn="0" w:lastRowFirstColumn="0" w:lastRowLastColumn="0"/>
+              <w:rPr>
+                <w:rFonts w:cs="Times New Roman"/>
+                <w:sz w:val="26"/>
+                <w:szCs w:val="26"/>
+              </w:rPr>
+            </w:pPr>
+            <w:r>
+              <w:rPr>
+                <w:rFonts w:cs="Times New Roman"/>
+                <w:sz w:val="26"/>
+                <w:szCs w:val="26"/>
+              </w:rPr>
+              <w:t>NOT NULL</w:t>
+            </w:r>
+          </w:p>
+        </w:tc>
+        <w:tc>
+          <w:tcPr>
+            <w:tcW w:w="2546" w:type="dxa"/>
+          </w:tcPr>
+          <w:p>
+            <w:pPr>
+              <w:spacing w:after="20" w:line="360" w:lineRule="auto"/>
+              <w:jc w:val="center"/>
+              <w:cnfStyle w:val="000000000000" w:firstRow="0" w:lastRow="0" w:firstColumn="0" w:lastColumn="0" w:oddVBand="0" w:evenVBand="0" w:oddHBand="0" w:evenHBand="0" w:firstRowFirstColumn="0" w:firstRowLastColumn="0" w:lastRowFirstColumn="0" w:lastRowLastColumn="0"/>
+              <w:rPr>
+                <w:rFonts w:cs="Times New Roman"/>
+                <w:sz w:val="26"/>
+                <w:szCs w:val="26"/>
+              </w:rPr>
+            </w:pPr>
+            <w:r>
+              <w:rPr>
+                <w:rFonts w:cs="Times New Roman"/>
+                <w:sz w:val="26"/>
+                <w:szCs w:val="26"/>
+              </w:rPr>
+              <w:t>Giá nhập</w:t>
+            </w:r>
+          </w:p>
+        </w:tc>
+      </w:tr>
+      <w:tr>
+        <w:tc>
+          <w:tcPr>
+            <w:cnfStyle w:val="001000000000" w:firstRow="0" w:lastRow="0" w:firstColumn="1" w:lastColumn="0" w:oddVBand="0" w:evenVBand="0" w:oddHBand="0" w:evenHBand="0" w:firstRowFirstColumn="0" w:firstRowLastColumn="0" w:lastRowFirstColumn="0" w:lastRowLastColumn="0"/>
+            <w:tcW w:w="708" w:type="dxa"/>
+          </w:tcPr>
+          <w:p>
+            <w:pPr>
+              <w:spacing w:after="20" w:line="360" w:lineRule="auto"/>
+              <w:rPr>
+                <w:rFonts w:cs="Times New Roman"/>
+                <w:sz w:val="26"/>
+                <w:szCs w:val="26"/>
+              </w:rPr>
+            </w:pPr>
+            <w:r>
+              <w:rPr>
+                <w:rFonts w:cs="Times New Roman"/>
+                <w:sz w:val="26"/>
+                <w:szCs w:val="26"/>
+              </w:rPr>
+              <w:t>8</w:t>
+            </w:r>
+          </w:p>
+        </w:tc>
+        <w:tc>
+          <w:tcPr>
+            <w:tcW w:w="1790" w:type="dxa"/>
+          </w:tcPr>
+          <w:p>
+            <w:pPr>
+              <w:spacing w:after="20" w:line="360" w:lineRule="auto"/>
+              <w:jc w:val="center"/>
+              <w:cnfStyle w:val="000000000000" w:firstRow="0" w:lastRow="0" w:firstColumn="0" w:lastColumn="0" w:oddVBand="0" w:evenVBand="0" w:oddHBand="0" w:evenHBand="0" w:firstRowFirstColumn="0" w:firstRowLastColumn="0" w:lastRowFirstColumn="0" w:lastRowLastColumn="0"/>
+              <w:rPr>
+                <w:rFonts w:cs="Times New Roman"/>
+                <w:sz w:val="26"/>
+                <w:szCs w:val="26"/>
+              </w:rPr>
+            </w:pPr>
+            <w:r>
+              <w:rPr>
+                <w:rFonts w:cs="Times New Roman"/>
+                <w:sz w:val="26"/>
+                <w:szCs w:val="26"/>
+              </w:rPr>
+              <w:t>selling_price</w:t>
+            </w:r>
+          </w:p>
+        </w:tc>
+        <w:tc>
+          <w:tcPr>
+            <w:tcW w:w="1637" w:type="dxa"/>
+          </w:tcPr>
+          <w:p>
+            <w:pPr>
+              <w:spacing w:after="20" w:line="360" w:lineRule="auto"/>
+              <w:jc w:val="center"/>
+              <w:cnfStyle w:val="000000000000" w:firstRow="0" w:lastRow="0" w:firstColumn="0" w:lastColumn="0" w:oddVBand="0" w:evenVBand="0" w:oddHBand="0" w:evenHBand="0" w:firstRowFirstColumn="0" w:firstRowLastColumn="0" w:lastRowFirstColumn="0" w:lastRowLastColumn="0"/>
+              <w:rPr>
+                <w:rFonts w:cs="Times New Roman"/>
+                <w:sz w:val="26"/>
+                <w:szCs w:val="26"/>
+              </w:rPr>
+            </w:pPr>
+            <w:r>
+              <w:rPr>
+                <w:rFonts w:cs="Times New Roman"/>
+                <w:sz w:val="26"/>
+                <w:szCs w:val="26"/>
+              </w:rPr>
+              <w:t>DECIMAL(15,2)</w:t>
+            </w:r>
+          </w:p>
+        </w:tc>
+        <w:tc>
+          <w:tcPr>
+            <w:tcW w:w="2097" w:type="dxa"/>
+          </w:tcPr>
+          <w:p>
+            <w:pPr>
+              <w:spacing w:after="20" w:line="360" w:lineRule="auto"/>
+              <w:jc w:val="center"/>
+              <w:cnfStyle w:val="000000000000" w:firstRow="0" w:lastRow="0" w:firstColumn="0" w:lastColumn="0" w:oddVBand="0" w:evenVBand="0" w:oddHBand="0" w:evenHBand="0" w:firstRowFirstColumn="0" w:firstRowLastColumn="0" w:lastRowFirstColumn="0" w:lastRowLastColumn="0"/>
+              <w:rPr>
+                <w:rFonts w:cs="Times New Roman"/>
+                <w:sz w:val="26"/>
+                <w:szCs w:val="26"/>
+              </w:rPr>
+            </w:pPr>
+            <w:r>
+              <w:rPr>
+                <w:rFonts w:cs="Times New Roman"/>
+                <w:sz w:val="26"/>
+                <w:szCs w:val="26"/>
+              </w:rPr>
+              <w:t>NOT NULL</w:t>
+            </w:r>
+          </w:p>
+        </w:tc>
+        <w:tc>
+          <w:tcPr>
+            <w:tcW w:w="2546" w:type="dxa"/>
+          </w:tcPr>
+          <w:p>
+            <w:pPr>
+              <w:spacing w:after="20" w:line="360" w:lineRule="auto"/>
+              <w:jc w:val="center"/>
+              <w:cnfStyle w:val="000000000000" w:firstRow="0" w:lastRow="0" w:firstColumn="0" w:lastColumn="0" w:oddVBand="0" w:evenVBand="0" w:oddHBand="0" w:evenHBand="0" w:firstRowFirstColumn="0" w:firstRowLastColumn="0" w:lastRowFirstColumn="0" w:lastRowLastColumn="0"/>
+              <w:rPr>
+                <w:rFonts w:cs="Times New Roman"/>
+                <w:sz w:val="26"/>
+                <w:szCs w:val="26"/>
+              </w:rPr>
+            </w:pPr>
+            <w:r>
+              <w:rPr>
+                <w:rFonts w:cs="Times New Roman"/>
+                <w:sz w:val="26"/>
+                <w:szCs w:val="26"/>
+              </w:rPr>
+              <w:t>Giá bán</w:t>
+            </w:r>
+          </w:p>
+        </w:tc>
+      </w:tr>
+      <w:tr>
+        <w:tc>
+          <w:tcPr>
+            <w:cnfStyle w:val="001000000000" w:firstRow="0" w:lastRow="0" w:firstColumn="1" w:lastColumn="0" w:oddVBand="0" w:evenVBand="0" w:oddHBand="0" w:evenHBand="0" w:firstRowFirstColumn="0" w:firstRowLastColumn="0" w:lastRowFirstColumn="0" w:lastRowLastColumn="0"/>
+            <w:tcW w:w="708" w:type="dxa"/>
+          </w:tcPr>
+          <w:p>
+            <w:pPr>
+              <w:spacing w:after="20" w:line="360" w:lineRule="auto"/>
+              <w:rPr>
+                <w:rFonts w:cs="Times New Roman"/>
+                <w:sz w:val="26"/>
+                <w:szCs w:val="26"/>
+              </w:rPr>
+            </w:pPr>
+            <w:r>
+              <w:rPr>
+                <w:rFonts w:cs="Times New Roman"/>
+                <w:sz w:val="26"/>
+                <w:szCs w:val="26"/>
+              </w:rPr>
+              <w:t>9</w:t>
+            </w:r>
+          </w:p>
+        </w:tc>
+        <w:tc>
+          <w:tcPr>
+            <w:tcW w:w="1790" w:type="dxa"/>
+          </w:tcPr>
+          <w:p>
+            <w:pPr>
+              <w:spacing w:after="20" w:line="360" w:lineRule="auto"/>
+              <w:jc w:val="center"/>
+              <w:cnfStyle w:val="000000000000" w:firstRow="0" w:lastRow="0" w:firstColumn="0" w:lastColumn="0" w:oddVBand="0" w:evenVBand="0" w:oddHBand="0" w:evenHBand="0" w:firstRowFirstColumn="0" w:firstRowLastColumn="0" w:lastRowFirstColumn="0" w:lastRowLastColumn="0"/>
+              <w:rPr>
+                <w:rFonts w:cs="Times New Roman"/>
+                <w:sz w:val="26"/>
+                <w:szCs w:val="26"/>
+              </w:rPr>
+            </w:pPr>
+            <w:r>
+              <w:rPr>
+                <w:rFonts w:cs="Times New Roman"/>
+                <w:sz w:val="26"/>
+                <w:szCs w:val="26"/>
+              </w:rPr>
+              <w:t>quantity</w:t>
+            </w:r>
+          </w:p>
+        </w:tc>
+        <w:tc>
+          <w:tcPr>
+            <w:tcW w:w="1637" w:type="dxa"/>
+          </w:tcPr>
+          <w:p>
+            <w:pPr>
+              <w:spacing w:after="20" w:line="360" w:lineRule="auto"/>
+              <w:jc w:val="center"/>
+              <w:cnfStyle w:val="000000000000" w:firstRow="0" w:lastRow="0" w:firstColumn="0" w:lastColumn="0" w:oddVBand="0" w:evenVBand="0" w:oddHBand="0" w:evenHBand="0" w:firstRowFirstColumn="0" w:firstRowLastColumn="0" w:lastRowFirstColumn="0" w:lastRowLastColumn="0"/>
+              <w:rPr>
+                <w:rFonts w:cs="Times New Roman"/>
+                <w:sz w:val="26"/>
+                <w:szCs w:val="26"/>
+              </w:rPr>
+            </w:pPr>
+            <w:r>
+              <w:rPr>
+                <w:rFonts w:cs="Times New Roman"/>
+                <w:sz w:val="26"/>
+                <w:szCs w:val="26"/>
+              </w:rPr>
+              <w:t>INT</w:t>
+            </w:r>
+          </w:p>
+        </w:tc>
+        <w:tc>
+          <w:tcPr>
+            <w:tcW w:w="2097" w:type="dxa"/>
+          </w:tcPr>
+          <w:p>
+            <w:pPr>
+              <w:spacing w:after="20" w:line="360" w:lineRule="auto"/>
+              <w:jc w:val="center"/>
+              <w:cnfStyle w:val="000000000000" w:firstRow="0" w:lastRow="0" w:firstColumn="0" w:lastColumn="0" w:oddVBand="0" w:evenVBand="0" w:oddHBand="0" w:evenHBand="0" w:firstRowFirstColumn="0" w:firstRowLastColumn="0" w:lastRowFirstColumn="0" w:lastRowLastColumn="0"/>
+              <w:rPr>
+                <w:rFonts w:cs="Times New Roman"/>
+                <w:sz w:val="26"/>
+                <w:szCs w:val="26"/>
+              </w:rPr>
+            </w:pPr>
+            <w:r>
+              <w:rPr>
+                <w:rFonts w:cs="Times New Roman"/>
+                <w:sz w:val="26"/>
+                <w:szCs w:val="26"/>
+              </w:rPr>
+              <w:t>DEFAULT 0</w:t>
+            </w:r>
+          </w:p>
+        </w:tc>
+        <w:tc>
+          <w:tcPr>
+            <w:tcW w:w="2546" w:type="dxa"/>
+          </w:tcPr>
+          <w:p>
+            <w:pPr>
+              <w:spacing w:after="20" w:line="360" w:lineRule="auto"/>
+              <w:jc w:val="center"/>
+              <w:cnfStyle w:val="000000000000" w:firstRow="0" w:lastRow="0" w:firstColumn="0" w:lastColumn="0" w:oddVBand="0" w:evenVBand="0" w:oddHBand="0" w:evenHBand="0" w:firstRowFirstColumn="0" w:firstRowLastColumn="0" w:lastRowFirstColumn="0" w:lastRowLastColumn="0"/>
+              <w:rPr>
+                <w:rFonts w:cs="Times New Roman"/>
+                <w:sz w:val="26"/>
+                <w:szCs w:val="26"/>
+              </w:rPr>
+            </w:pPr>
+            <w:r>
+              <w:rPr>
+                <w:rFonts w:cs="Times New Roman"/>
+                <w:sz w:val="26"/>
+                <w:szCs w:val="26"/>
+              </w:rPr>
+              <w:t>Số lượng tồn</w:t>
+            </w:r>
+          </w:p>
+        </w:tc>
+      </w:tr>
+      <w:tr>
+        <w:tc>
+          <w:tcPr>
+            <w:cnfStyle w:val="001000000000" w:firstRow="0" w:lastRow="0" w:firstColumn="1" w:lastColumn="0" w:oddVBand="0" w:evenVBand="0" w:oddHBand="0" w:evenHBand="0" w:firstRowFirstColumn="0" w:firstRowLastColumn="0" w:lastRowFirstColumn="0" w:lastRowLastColumn="0"/>
+            <w:tcW w:w="708" w:type="dxa"/>
+          </w:tcPr>
+          <w:p>
+            <w:pPr>
+              <w:spacing w:after="20" w:line="360" w:lineRule="auto"/>
+              <w:rPr>
+                <w:rFonts w:cs="Times New Roman"/>
+                <w:sz w:val="26"/>
+                <w:szCs w:val="26"/>
+              </w:rPr>
+            </w:pPr>
+            <w:r>
+              <w:rPr>
+                <w:rFonts w:cs="Times New Roman"/>
+                <w:sz w:val="26"/>
+                <w:szCs w:val="26"/>
+              </w:rPr>
+              <w:t>10</w:t>
+            </w:r>
+          </w:p>
+        </w:tc>
+        <w:tc>
+          <w:tcPr>
+            <w:tcW w:w="1790" w:type="dxa"/>
+          </w:tcPr>
+          <w:p>
+            <w:pPr>
+              <w:spacing w:after="20" w:line="360" w:lineRule="auto"/>
+              <w:jc w:val="center"/>
+              <w:cnfStyle w:val="000000000000" w:firstRow="0" w:lastRow="0" w:firstColumn="0" w:lastColumn="0" w:oddVBand="0" w:evenVBand="0" w:oddHBand="0" w:evenHBand="0" w:firstRowFirstColumn="0" w:firstRowLastColumn="0" w:lastRowFirstColumn="0" w:lastRowLastColumn="0"/>
+              <w:rPr>
+                <w:rFonts w:cs="Times New Roman"/>
+                <w:sz w:val="26"/>
+                <w:szCs w:val="26"/>
+              </w:rPr>
+            </w:pPr>
+            <w:r>
+              <w:rPr>
+                <w:rFonts w:cs="Times New Roman"/>
+                <w:sz w:val="26"/>
+                <w:szCs w:val="26"/>
+              </w:rPr>
+              <w:t>description</w:t>
+            </w:r>
+          </w:p>
+        </w:tc>
+        <w:tc>
+          <w:tcPr>
+            <w:tcW w:w="1637" w:type="dxa"/>
+          </w:tcPr>
+          <w:p>
+            <w:pPr>
+              <w:spacing w:after="20" w:line="360" w:lineRule="auto"/>
+              <w:jc w:val="center"/>
+              <w:cnfStyle w:val="000000000000" w:firstRow="0" w:lastRow="0" w:firstColumn="0" w:lastColumn="0" w:oddVBand="0" w:evenVBand="0" w:oddHBand="0" w:evenHBand="0" w:firstRowFirstColumn="0" w:firstRowLastColumn="0" w:lastRowFirstColumn="0" w:lastRowLastColumn="0"/>
+              <w:rPr>
+                <w:rFonts w:cs="Times New Roman"/>
+                <w:sz w:val="26"/>
+                <w:szCs w:val="26"/>
+              </w:rPr>
+            </w:pPr>
+            <w:r>
+              <w:rPr>
+                <w:rFonts w:cs="Times New Roman"/>
+                <w:sz w:val="26"/>
+                <w:szCs w:val="26"/>
+              </w:rPr>
+              <w:t>TEXT</w:t>
+            </w:r>
+          </w:p>
+        </w:tc>
+        <w:tc>
+          <w:tcPr>
+            <w:tcW w:w="2097" w:type="dxa"/>
+          </w:tcPr>
+          <w:p>
+            <w:pPr>
+              <w:spacing w:after="20" w:line="360" w:lineRule="auto"/>
+              <w:jc w:val="center"/>
+              <w:cnfStyle w:val="000000000000" w:firstRow="0" w:lastRow="0" w:firstColumn="0" w:lastColumn="0" w:oddVBand="0" w:evenVBand="0" w:oddHBand="0" w:evenHBand="0" w:firstRowFirstColumn="0" w:firstRowLastColumn="0" w:lastRowFirstColumn="0" w:lastRowLastColumn="0"/>
+              <w:rPr>
+                <w:rFonts w:cs="Times New Roman"/>
+                <w:sz w:val="26"/>
+                <w:szCs w:val="26"/>
+              </w:rPr>
+            </w:pPr>
+            <w:r>
+              <w:rPr>
+                <w:rFonts w:cs="Times New Roman"/>
+                <w:sz w:val="26"/>
+                <w:szCs w:val="26"/>
+              </w:rPr>
+              <w:t>NULL</w:t>
+            </w:r>
+          </w:p>
+        </w:tc>
+        <w:tc>
+          <w:tcPr>
+            <w:tcW w:w="2546" w:type="dxa"/>
+          </w:tcPr>
+          <w:p>
+            <w:pPr>
+              <w:spacing w:after="20" w:line="360" w:lineRule="auto"/>
+              <w:jc w:val="center"/>
+              <w:cnfStyle w:val="000000000000" w:firstRow="0" w:lastRow="0" w:firstColumn="0" w:lastColumn="0" w:oddVBand="0" w:evenVBand="0" w:oddHBand="0" w:evenHBand="0" w:firstRowFirstColumn="0" w:firstRowLastColumn="0" w:lastRowFirstColumn="0" w:lastRowLastColumn="0"/>
+              <w:rPr>
+                <w:rFonts w:cs="Times New Roman"/>
+                <w:sz w:val="26"/>
+                <w:szCs w:val="26"/>
+              </w:rPr>
+            </w:pPr>
+            <w:r>
+              <w:rPr>
+                <w:rFonts w:cs="Times New Roman"/>
+                <w:sz w:val="26"/>
+                <w:szCs w:val="26"/>
+              </w:rPr>
+              <w:t>Mô tả sản phẩm</w:t>
+            </w:r>
+          </w:p>
+        </w:tc>
+      </w:tr>
+      <w:tr>
+        <w:tc>
+          <w:tcPr>
+            <w:cnfStyle w:val="001000000000" w:firstRow="0" w:lastRow="0" w:firstColumn="1" w:lastColumn="0" w:oddVBand="0" w:evenVBand="0" w:oddHBand="0" w:evenHBand="0" w:firstRowFirstColumn="0" w:firstRowLastColumn="0" w:lastRowFirstColumn="0" w:lastRowLastColumn="0"/>
+            <w:tcW w:w="708" w:type="dxa"/>
+          </w:tcPr>
+          <w:p>
+            <w:pPr>
+              <w:spacing w:after="20" w:line="360" w:lineRule="auto"/>
+              <w:rPr>
+                <w:rFonts w:cs="Times New Roman"/>
+                <w:sz w:val="26"/>
+                <w:szCs w:val="26"/>
+              </w:rPr>
+            </w:pPr>
+            <w:r>
+              <w:rPr>
+                <w:rFonts w:cs="Times New Roman"/>
+                <w:sz w:val="26"/>
+                <w:szCs w:val="26"/>
+              </w:rPr>
+              <w:lastRenderedPageBreak/>
+              <w:t>11</w:t>
+            </w:r>
+          </w:p>
+        </w:tc>
+        <w:tc>
+          <w:tcPr>
+            <w:tcW w:w="1790" w:type="dxa"/>
+          </w:tcPr>
+          <w:p>
+            <w:pPr>
+              <w:spacing w:after="20" w:line="360" w:lineRule="auto"/>
+              <w:jc w:val="center"/>
+              <w:cnfStyle w:val="000000000000" w:firstRow="0" w:lastRow="0" w:firstColumn="0" w:lastColumn="0" w:oddVBand="0" w:evenVBand="0" w:oddHBand="0" w:evenHBand="0" w:firstRowFirstColumn="0" w:firstRowLastColumn="0" w:lastRowFirstColumn="0" w:lastRowLastColumn="0"/>
+              <w:rPr>
+                <w:rFonts w:cs="Times New Roman"/>
+                <w:sz w:val="26"/>
+                <w:szCs w:val="26"/>
+              </w:rPr>
+            </w:pPr>
+            <w:r>
+              <w:rPr>
+                <w:rFonts w:cs="Times New Roman"/>
+                <w:sz w:val="26"/>
+                <w:szCs w:val="26"/>
+              </w:rPr>
+              <w:t>created_at</w:t>
+            </w:r>
+          </w:p>
+        </w:tc>
+        <w:tc>
+          <w:tcPr>
+            <w:tcW w:w="1637" w:type="dxa"/>
+          </w:tcPr>
+          <w:p>
+            <w:pPr>
+              <w:spacing w:after="20" w:line="360" w:lineRule="auto"/>
+              <w:jc w:val="center"/>
+              <w:cnfStyle w:val="000000000000" w:firstRow="0" w:lastRow="0" w:firstColumn="0" w:lastColumn="0" w:oddVBand="0" w:evenVBand="0" w:oddHBand="0" w:evenHBand="0" w:firstRowFirstColumn="0" w:firstRowLastColumn="0" w:lastRowFirstColumn="0" w:lastRowLastColumn="0"/>
+              <w:rPr>
+                <w:rFonts w:cs="Times New Roman"/>
+                <w:sz w:val="26"/>
+                <w:szCs w:val="26"/>
+              </w:rPr>
+            </w:pPr>
+            <w:r>
+              <w:rPr>
+                <w:rFonts w:cs="Times New Roman"/>
+                <w:sz w:val="26"/>
+                <w:szCs w:val="26"/>
+              </w:rPr>
+              <w:t>DATETIME</w:t>
+            </w:r>
+          </w:p>
+        </w:tc>
+        <w:tc>
+          <w:tcPr>
+            <w:tcW w:w="2097" w:type="dxa"/>
+          </w:tcPr>
+          <w:p>
+            <w:pPr>
+              <w:spacing w:after="20" w:line="360" w:lineRule="auto"/>
+              <w:jc w:val="center"/>
+              <w:cnfStyle w:val="000000000000" w:firstRow="0" w:lastRow="0" w:firstColumn="0" w:lastColumn="0" w:oddVBand="0" w:evenVBand="0" w:oddHBand="0" w:evenHBand="0" w:firstRowFirstColumn="0" w:firstRowLastColumn="0" w:lastRowFirstColumn="0" w:lastRowLastColumn="0"/>
+              <w:rPr>
+                <w:rFonts w:cs="Times New Roman"/>
+                <w:sz w:val="26"/>
+                <w:szCs w:val="26"/>
+              </w:rPr>
+            </w:pPr>
+            <w:r>
+              <w:rPr>
+                <w:rFonts w:cs="Times New Roman"/>
+                <w:sz w:val="26"/>
+                <w:szCs w:val="26"/>
+              </w:rPr>
+              <w:t>DEFAULT CURRENT_TIMESTAMP</w:t>
+            </w:r>
+          </w:p>
+        </w:tc>
+        <w:tc>
+          <w:tcPr>
+            <w:tcW w:w="2546" w:type="dxa"/>
+          </w:tcPr>
+          <w:p>
+            <w:pPr>
+              <w:spacing w:after="20" w:line="360" w:lineRule="auto"/>
+              <w:jc w:val="center"/>
+              <w:cnfStyle w:val="000000000000" w:firstRow="0" w:lastRow="0" w:firstColumn="0" w:lastColumn="0" w:oddVBand="0" w:evenVBand="0" w:oddHBand="0" w:evenHBand="0" w:firstRowFirstColumn="0" w:firstRowLastColumn="0" w:lastRowFirstColumn="0" w:lastRowLastColumn="0"/>
+              <w:rPr>
+                <w:rFonts w:cs="Times New Roman"/>
+                <w:sz w:val="26"/>
+                <w:szCs w:val="26"/>
+              </w:rPr>
+            </w:pPr>
+            <w:r>
+              <w:rPr>
+                <w:rFonts w:cs="Times New Roman"/>
+                <w:sz w:val="26"/>
+                <w:szCs w:val="26"/>
+              </w:rPr>
+              <w:t>Ngày tạo</w:t>
+            </w:r>
+          </w:p>
+        </w:tc>
+      </w:tr>
+    </w:tbl>
+    <w:p>
+      <w:pPr>
+        <w:pStyle w:val="Heading3"/>
+        <w:rPr>
+          <w:lang w:val="vi-VN"/>
+        </w:rPr>
+      </w:pPr>
+      <w:r>
+        <w:rPr>
+          <w:lang w:val="vi-VN"/>
+        </w:rPr>
+        <w:t xml:space="preserve">Quản lý </w:t>
+      </w:r>
+      <w:r>
+        <w:t>đơn vị vận chuyển</w:t>
+      </w:r>
+    </w:p>
+    <w:tbl>
+      <w:tblPr>
+        <w:tblStyle w:val="Style1"/>
+        <w:tblW w:w="0" w:type="auto"/>
+        <w:tblLayout w:type="fixed"/>
+        <w:tblLook w:val="04A0" w:firstRow="1" w:lastRow="0" w:firstColumn="1" w:lastColumn="0" w:noHBand="0" w:noVBand="1"/>
+      </w:tblPr>
+      <w:tblGrid>
+        <w:gridCol w:w="708"/>
+        <w:gridCol w:w="1756"/>
+        <w:gridCol w:w="1359"/>
+        <w:gridCol w:w="2835"/>
+        <w:gridCol w:w="2120"/>
+      </w:tblGrid>
+      <w:tr>
+        <w:trPr>
+          <w:cnfStyle w:val="100000000000" w:firstRow="1" w:lastRow="0" w:firstColumn="0" w:lastColumn="0" w:oddVBand="0" w:evenVBand="0" w:oddHBand="0" w:evenHBand="0" w:firstRowFirstColumn="0" w:firstRowLastColumn="0" w:lastRowFirstColumn="0" w:lastRowLastColumn="0"/>
+          <w:tblHeader/>
+        </w:trPr>
+        <w:tc>
+          <w:tcPr>
+            <w:cnfStyle w:val="001000000000" w:firstRow="0" w:lastRow="0" w:firstColumn="1" w:lastColumn="0" w:oddVBand="0" w:evenVBand="0" w:oddHBand="0" w:evenHBand="0" w:firstRowFirstColumn="0" w:firstRowLastColumn="0" w:lastRowFirstColumn="0" w:lastRowLastColumn="0"/>
+            <w:tcW w:w="708" w:type="dxa"/>
+            <w:vAlign w:val="top"/>
+          </w:tcPr>
+          <w:p>
+            <w:pPr>
+              <w:spacing w:after="20" w:line="360" w:lineRule="auto"/>
+              <w:rPr>
+                <w:rFonts w:cs="Times New Roman"/>
+                <w:sz w:val="26"/>
+                <w:szCs w:val="26"/>
+              </w:rPr>
+            </w:pPr>
+            <w:r>
+              <w:rPr>
+                <w:rFonts w:cs="Times New Roman"/>
+                <w:sz w:val="26"/>
+                <w:szCs w:val="26"/>
+              </w:rPr>
+              <w:t>STT</w:t>
+            </w:r>
+          </w:p>
+        </w:tc>
+        <w:tc>
+          <w:tcPr>
+            <w:tcW w:w="1756" w:type="dxa"/>
+            <w:vAlign w:val="top"/>
+          </w:tcPr>
+          <w:p>
+            <w:pPr>
+              <w:spacing w:after="20" w:line="360" w:lineRule="auto"/>
+              <w:cnfStyle w:val="100000000000" w:firstRow="1" w:lastRow="0" w:firstColumn="0" w:lastColumn="0" w:oddVBand="0" w:evenVBand="0" w:oddHBand="0" w:evenHBand="0" w:firstRowFirstColumn="0" w:firstRowLastColumn="0" w:lastRowFirstColumn="0" w:lastRowLastColumn="0"/>
+              <w:rPr>
+                <w:rFonts w:cs="Times New Roman"/>
+                <w:sz w:val="26"/>
+                <w:szCs w:val="26"/>
+              </w:rPr>
+            </w:pPr>
+            <w:r>
+              <w:rPr>
+                <w:rFonts w:cs="Times New Roman"/>
+                <w:sz w:val="26"/>
+                <w:szCs w:val="26"/>
+              </w:rPr>
+              <w:t>Tên trường</w:t>
+            </w:r>
+          </w:p>
+        </w:tc>
+        <w:tc>
+          <w:tcPr>
+            <w:tcW w:w="1359" w:type="dxa"/>
+            <w:vAlign w:val="top"/>
+          </w:tcPr>
+          <w:p>
+            <w:pPr>
+              <w:spacing w:after="20" w:line="360" w:lineRule="auto"/>
+              <w:cnfStyle w:val="100000000000" w:firstRow="1" w:lastRow="0" w:firstColumn="0" w:lastColumn="0" w:oddVBand="0" w:evenVBand="0" w:oddHBand="0" w:evenHBand="0" w:firstRowFirstColumn="0" w:firstRowLastColumn="0" w:lastRowFirstColumn="0" w:lastRowLastColumn="0"/>
+              <w:rPr>
+                <w:rFonts w:cs="Times New Roman"/>
+                <w:sz w:val="26"/>
+                <w:szCs w:val="26"/>
+              </w:rPr>
+            </w:pPr>
+            <w:r>
+              <w:rPr>
+                <w:rFonts w:cs="Times New Roman"/>
+                <w:sz w:val="26"/>
+                <w:szCs w:val="26"/>
+              </w:rPr>
+              <w:t>Kiểu dữ liệu</w:t>
+            </w:r>
+          </w:p>
+        </w:tc>
+        <w:tc>
+          <w:tcPr>
+            <w:tcW w:w="2835" w:type="dxa"/>
+            <w:vAlign w:val="top"/>
+          </w:tcPr>
+          <w:p>
+            <w:pPr>
+              <w:spacing w:after="20" w:line="360" w:lineRule="auto"/>
+              <w:cnfStyle w:val="100000000000" w:firstRow="1" w:lastRow="0" w:firstColumn="0" w:lastColumn="0" w:oddVBand="0" w:evenVBand="0" w:oddHBand="0" w:evenHBand="0" w:firstRowFirstColumn="0" w:firstRowLastColumn="0" w:lastRowFirstColumn="0" w:lastRowLastColumn="0"/>
+              <w:rPr>
+                <w:rFonts w:cs="Times New Roman"/>
+                <w:sz w:val="26"/>
+                <w:szCs w:val="26"/>
+              </w:rPr>
+            </w:pPr>
+            <w:r>
+              <w:rPr>
+                <w:rFonts w:cs="Times New Roman"/>
+                <w:sz w:val="26"/>
+                <w:szCs w:val="26"/>
+              </w:rPr>
+              <w:t>Ràng buộc</w:t>
+            </w:r>
+          </w:p>
+        </w:tc>
+        <w:tc>
+          <w:tcPr>
+            <w:tcW w:w="2120" w:type="dxa"/>
+            <w:vAlign w:val="top"/>
+          </w:tcPr>
+          <w:p>
+            <w:pPr>
+              <w:spacing w:after="20" w:line="360" w:lineRule="auto"/>
+              <w:cnfStyle w:val="100000000000" w:firstRow="1" w:lastRow="0" w:firstColumn="0" w:lastColumn="0" w:oddVBand="0" w:evenVBand="0" w:oddHBand="0" w:evenHBand="0" w:firstRowFirstColumn="0" w:firstRowLastColumn="0" w:lastRowFirstColumn="0" w:lastRowLastColumn="0"/>
+              <w:rPr>
+                <w:rFonts w:cs="Times New Roman"/>
+                <w:sz w:val="26"/>
+                <w:szCs w:val="26"/>
+              </w:rPr>
+            </w:pPr>
+            <w:r>
+              <w:rPr>
+                <w:rFonts w:cs="Times New Roman"/>
+                <w:sz w:val="26"/>
+                <w:szCs w:val="26"/>
+              </w:rPr>
+              <w:t>Mô tả</w:t>
+            </w:r>
+          </w:p>
+        </w:tc>
+      </w:tr>
+      <w:tr>
+        <w:trPr>
+          <w:cnfStyle w:val="100000000000" w:firstRow="1" w:lastRow="0" w:firstColumn="0" w:lastColumn="0" w:oddVBand="0" w:evenVBand="0" w:oddHBand="0" w:evenHBand="0" w:firstRowFirstColumn="0" w:firstRowLastColumn="0" w:lastRowFirstColumn="0" w:lastRowLastColumn="0"/>
+          <w:tblHeader/>
+        </w:trPr>
+        <w:tc>
+          <w:tcPr>
+            <w:cnfStyle w:val="001000000000" w:firstRow="0" w:lastRow="0" w:firstColumn="1" w:lastColumn="0" w:oddVBand="0" w:evenVBand="0" w:oddHBand="0" w:evenHBand="0" w:firstRowFirstColumn="0" w:firstRowLastColumn="0" w:lastRowFirstColumn="0" w:lastRowLastColumn="0"/>
+            <w:tcW w:w="708" w:type="dxa"/>
+            <w:vAlign w:val="top"/>
+          </w:tcPr>
+          <w:p>
+            <w:pPr>
+              <w:rPr>
+                <w:b w:val="0"/>
+              </w:rPr>
+            </w:pPr>
+            <w:r>
+              <w:rPr>
+                <w:b w:val="0"/>
+              </w:rPr>
+              <w:t>1</w:t>
+            </w:r>
+          </w:p>
+        </w:tc>
+        <w:tc>
+          <w:tcPr>
+            <w:tcW w:w="1756" w:type="dxa"/>
+            <w:vAlign w:val="top"/>
+          </w:tcPr>
+          <w:p>
+            <w:pPr>
+              <w:cnfStyle w:val="100000000000" w:firstRow="1" w:lastRow="0" w:firstColumn="0" w:lastColumn="0" w:oddVBand="0" w:evenVBand="0" w:oddHBand="0" w:evenHBand="0" w:firstRowFirstColumn="0" w:firstRowLastColumn="0" w:lastRowFirstColumn="0" w:lastRowLastColumn="0"/>
+              <w:rPr>
+                <w:b w:val="0"/>
+              </w:rPr>
+            </w:pPr>
+            <w:r>
+              <w:rPr>
+                <w:b w:val="0"/>
+              </w:rPr>
+              <w:t>ShipperID</w:t>
+            </w:r>
+          </w:p>
+        </w:tc>
+        <w:tc>
+          <w:tcPr>
+            <w:tcW w:w="1359" w:type="dxa"/>
+            <w:vAlign w:val="top"/>
+          </w:tcPr>
+          <w:p>
+            <w:pPr>
+              <w:cnfStyle w:val="100000000000" w:firstRow="1" w:lastRow="0" w:firstColumn="0" w:lastColumn="0" w:oddVBand="0" w:evenVBand="0" w:oddHBand="0" w:evenHBand="0" w:firstRowFirstColumn="0" w:firstRowLastColumn="0" w:lastRowFirstColumn="0" w:lastRowLastColumn="0"/>
+              <w:rPr>
+                <w:b w:val="0"/>
+              </w:rPr>
+            </w:pPr>
+            <w:r>
+              <w:rPr>
+                <w:b w:val="0"/>
+              </w:rPr>
+              <w:t>INT</w:t>
+            </w:r>
+          </w:p>
+        </w:tc>
+        <w:tc>
+          <w:tcPr>
+            <w:tcW w:w="2835" w:type="dxa"/>
+            <w:vAlign w:val="top"/>
+          </w:tcPr>
+          <w:p>
+            <w:pPr>
+              <w:cnfStyle w:val="100000000000" w:firstRow="1" w:lastRow="0" w:firstColumn="0" w:lastColumn="0" w:oddVBand="0" w:evenVBand="0" w:oddHBand="0" w:evenHBand="0" w:firstRowFirstColumn="0" w:firstRowLastColumn="0" w:lastRowFirstColumn="0" w:lastRowLastColumn="0"/>
+              <w:rPr>
+                <w:b w:val="0"/>
+              </w:rPr>
+            </w:pPr>
+            <w:r>
+              <w:rPr>
+                <w:b w:val="0"/>
+              </w:rPr>
+              <w:t>AUTO_INCREMENT, PRIMARY KEY</w:t>
+            </w:r>
+          </w:p>
+        </w:tc>
+        <w:tc>
+          <w:tcPr>
+            <w:tcW w:w="2120" w:type="dxa"/>
+            <w:vAlign w:val="top"/>
+          </w:tcPr>
+          <w:p>
+            <w:pPr>
+              <w:cnfStyle w:val="100000000000" w:firstRow="1" w:lastRow="0" w:firstColumn="0" w:lastColumn="0" w:oddVBand="0" w:evenVBand="0" w:oddHBand="0" w:evenHBand="0" w:firstRowFirstColumn="0" w:firstRowLastColumn="0" w:lastRowFirstColumn="0" w:lastRowLastColumn="0"/>
+              <w:rPr>
+                <w:b w:val="0"/>
+              </w:rPr>
+            </w:pPr>
+            <w:r>
+              <w:rPr>
+                <w:b w:val="0"/>
+              </w:rPr>
+              <w:t>Mã định danh đơn vị vận chuyển</w:t>
+            </w:r>
+          </w:p>
+        </w:tc>
+      </w:tr>
+      <w:tr>
+        <w:trPr>
+          <w:cnfStyle w:val="100000000000" w:firstRow="1" w:lastRow="0" w:firstColumn="0" w:lastColumn="0" w:oddVBand="0" w:evenVBand="0" w:oddHBand="0" w:evenHBand="0" w:firstRowFirstColumn="0" w:firstRowLastColumn="0" w:lastRowFirstColumn="0" w:lastRowLastColumn="0"/>
+          <w:tblHeader/>
+        </w:trPr>
+        <w:tc>
+          <w:tcPr>
+            <w:cnfStyle w:val="001000000000" w:firstRow="0" w:lastRow="0" w:firstColumn="1" w:lastColumn="0" w:oddVBand="0" w:evenVBand="0" w:oddHBand="0" w:evenHBand="0" w:firstRowFirstColumn="0" w:firstRowLastColumn="0" w:lastRowFirstColumn="0" w:lastRowLastColumn="0"/>
+            <w:tcW w:w="708" w:type="dxa"/>
+            <w:vAlign w:val="top"/>
+          </w:tcPr>
+          <w:p>
+            <w:pPr>
+              <w:rPr>
+                <w:b w:val="0"/>
+              </w:rPr>
+            </w:pPr>
+            <w:r>
+              <w:rPr>
+                <w:b w:val="0"/>
+              </w:rPr>
+              <w:t>2</w:t>
+            </w:r>
+          </w:p>
+        </w:tc>
+        <w:tc>
+          <w:tcPr>
+            <w:tcW w:w="1756" w:type="dxa"/>
+            <w:vAlign w:val="top"/>
+          </w:tcPr>
+          <w:p>
+            <w:pPr>
+              <w:cnfStyle w:val="100000000000" w:firstRow="1" w:lastRow="0" w:firstColumn="0" w:lastColumn="0" w:oddVBand="0" w:evenVBand="0" w:oddHBand="0" w:evenHBand="0" w:firstRowFirstColumn="0" w:firstRowLastColumn="0" w:lastRowFirstColumn="0" w:lastRowLastColumn="0"/>
+              <w:rPr>
+                <w:b w:val="0"/>
+              </w:rPr>
+            </w:pPr>
+            <w:r>
+              <w:rPr>
+                <w:b w:val="0"/>
+              </w:rPr>
+              <w:t>ShipperName</w:t>
+            </w:r>
+          </w:p>
+        </w:tc>
+        <w:tc>
+          <w:tcPr>
+            <w:tcW w:w="1359" w:type="dxa"/>
+            <w:vAlign w:val="top"/>
+          </w:tcPr>
+          <w:p>
+            <w:pPr>
+              <w:cnfStyle w:val="100000000000" w:firstRow="1" w:lastRow="0" w:firstColumn="0" w:lastColumn="0" w:oddVBand="0" w:evenVBand="0" w:oddHBand="0" w:evenHBand="0" w:firstRowFirstColumn="0" w:firstRowLastColumn="0" w:lastRowFirstColumn="0" w:lastRowLastColumn="0"/>
+              <w:rPr>
+                <w:b w:val="0"/>
+              </w:rPr>
+            </w:pPr>
+            <w:r>
+              <w:rPr>
+                <w:b w:val="0"/>
+              </w:rPr>
+              <w:t>VARCHAR(100)</w:t>
+            </w:r>
+          </w:p>
+        </w:tc>
+        <w:tc>
+          <w:tcPr>
+            <w:tcW w:w="2835" w:type="dxa"/>
+            <w:vAlign w:val="top"/>
+          </w:tcPr>
+          <w:p>
+            <w:pPr>
+              <w:cnfStyle w:val="100000000000" w:firstRow="1" w:lastRow="0" w:firstColumn="0" w:lastColumn="0" w:oddVBand="0" w:evenVBand="0" w:oddHBand="0" w:evenHBand="0" w:firstRowFirstColumn="0" w:firstRowLastColumn="0" w:lastRowFirstColumn="0" w:lastRowLastColumn="0"/>
+              <w:rPr>
+                <w:b w:val="0"/>
+              </w:rPr>
+            </w:pPr>
+            <w:r>
+              <w:rPr>
+                <w:b w:val="0"/>
+              </w:rPr>
+              <w:t>NOT NULL</w:t>
+            </w:r>
+          </w:p>
+        </w:tc>
+        <w:tc>
+          <w:tcPr>
+            <w:tcW w:w="2120" w:type="dxa"/>
+            <w:vAlign w:val="top"/>
+          </w:tcPr>
+          <w:p>
+            <w:pPr>
+              <w:cnfStyle w:val="100000000000" w:firstRow="1" w:lastRow="0" w:firstColumn="0" w:lastColumn="0" w:oddVBand="0" w:evenVBand="0" w:oddHBand="0" w:evenHBand="0" w:firstRowFirstColumn="0" w:firstRowLastColumn="0" w:lastRowFirstColumn="0" w:lastRowLastColumn="0"/>
+              <w:rPr>
+                <w:b w:val="0"/>
+              </w:rPr>
+            </w:pPr>
+            <w:r>
+              <w:rPr>
+                <w:b w:val="0"/>
+              </w:rPr>
+              <w:t>Tên đơn vị vận chuyển</w:t>
+            </w:r>
+          </w:p>
+        </w:tc>
+      </w:tr>
+      <w:tr>
+        <w:trPr>
+          <w:cnfStyle w:val="100000000000" w:firstRow="1" w:lastRow="0" w:firstColumn="0" w:lastColumn="0" w:oddVBand="0" w:evenVBand="0" w:oddHBand="0" w:evenHBand="0" w:firstRowFirstColumn="0" w:firstRowLastColumn="0" w:lastRowFirstColumn="0" w:lastRowLastColumn="0"/>
+          <w:tblHeader/>
+        </w:trPr>
+        <w:tc>
+          <w:tcPr>
+            <w:cnfStyle w:val="001000000000" w:firstRow="0" w:lastRow="0" w:firstColumn="1" w:lastColumn="0" w:oddVBand="0" w:evenVBand="0" w:oddHBand="0" w:evenHBand="0" w:firstRowFirstColumn="0" w:firstRowLastColumn="0" w:lastRowFirstColumn="0" w:lastRowLastColumn="0"/>
+            <w:tcW w:w="708" w:type="dxa"/>
+            <w:vAlign w:val="top"/>
+          </w:tcPr>
+          <w:p>
+            <w:pPr>
+              <w:rPr>
+                <w:b w:val="0"/>
+              </w:rPr>
+            </w:pPr>
+            <w:r>
+              <w:rPr>
+                <w:b w:val="0"/>
+              </w:rPr>
+              <w:t>3</w:t>
+            </w:r>
+          </w:p>
+        </w:tc>
+        <w:tc>
+          <w:tcPr>
+            <w:tcW w:w="1756" w:type="dxa"/>
+            <w:vAlign w:val="top"/>
+          </w:tcPr>
+          <w:p>
+            <w:pPr>
+              <w:cnfStyle w:val="100000000000" w:firstRow="1" w:lastRow="0" w:firstColumn="0" w:lastColumn="0" w:oddVBand="0" w:evenVBand="0" w:oddHBand="0" w:evenHBand="0" w:firstRowFirstColumn="0" w:firstRowLastColumn="0" w:lastRowFirstColumn="0" w:lastRowLastColumn="0"/>
+              <w:rPr>
+                <w:b w:val="0"/>
+              </w:rPr>
+            </w:pPr>
+            <w:r>
+              <w:rPr>
+                <w:b w:val="0"/>
+              </w:rPr>
+              <w:t>Phone</w:t>
+            </w:r>
+          </w:p>
+        </w:tc>
+        <w:tc>
+          <w:tcPr>
+            <w:tcW w:w="1359" w:type="dxa"/>
+            <w:vAlign w:val="top"/>
+          </w:tcPr>
+          <w:p>
+            <w:pPr>
+              <w:cnfStyle w:val="100000000000" w:firstRow="1" w:lastRow="0" w:firstColumn="0" w:lastColumn="0" w:oddVBand="0" w:evenVBand="0" w:oddHBand="0" w:evenHBand="0" w:firstRowFirstColumn="0" w:firstRowLastColumn="0" w:lastRowFirstColumn="0" w:lastRowLastColumn="0"/>
+              <w:rPr>
+                <w:b w:val="0"/>
+              </w:rPr>
+            </w:pPr>
+            <w:r>
+              <w:rPr>
+                <w:b w:val="0"/>
+              </w:rPr>
+              <w:t>VARCHAR(20)</w:t>
+            </w:r>
+          </w:p>
+        </w:tc>
+        <w:tc>
+          <w:tcPr>
+            <w:tcW w:w="2835" w:type="dxa"/>
+            <w:vAlign w:val="top"/>
+          </w:tcPr>
+          <w:p>
+            <w:pPr>
+              <w:cnfStyle w:val="100000000000" w:firstRow="1" w:lastRow="0" w:firstColumn="0" w:lastColumn="0" w:oddVBand="0" w:evenVBand="0" w:oddHBand="0" w:evenHBand="0" w:firstRowFirstColumn="0" w:firstRowLastColumn="0" w:lastRowFirstColumn="0" w:lastRowLastColumn="0"/>
+              <w:rPr>
+                <w:b w:val="0"/>
+              </w:rPr>
+            </w:pPr>
+            <w:r>
+              <w:rPr>
+                <w:b w:val="0"/>
+              </w:rPr>
+              <w:t>NULL</w:t>
+            </w:r>
+          </w:p>
+        </w:tc>
+        <w:tc>
+          <w:tcPr>
+            <w:tcW w:w="2120" w:type="dxa"/>
+            <w:vAlign w:val="top"/>
+          </w:tcPr>
+          <w:p>
+            <w:pPr>
+              <w:cnfStyle w:val="100000000000" w:firstRow="1" w:lastRow="0" w:firstColumn="0" w:lastColumn="0" w:oddVBand="0" w:evenVBand="0" w:oddHBand="0" w:evenHBand="0" w:firstRowFirstColumn="0" w:firstRowLastColumn="0" w:lastRowFirstColumn="0" w:lastRowLastColumn="0"/>
+              <w:rPr>
+                <w:b w:val="0"/>
+              </w:rPr>
+            </w:pPr>
+            <w:r>
+              <w:rPr>
+                <w:b w:val="0"/>
+              </w:rPr>
+              <w:t>Số điện thoại liên hệ</w:t>
+            </w:r>
+          </w:p>
+        </w:tc>
+      </w:tr>
+    </w:tbl>
+    <w:p>
+      <w:pPr>
+        <w:pStyle w:val="Heading3"/>
+        <w:rPr>
+          <w:lang w:val="vi-VN"/>
+        </w:rPr>
+      </w:pPr>
+      <w:r>
+        <w:rPr>
+          <w:lang w:val="vi-VN"/>
+        </w:rPr>
+        <w:t>Quản lý sản phẩm</w:t>
+      </w:r>
+    </w:p>
+    <w:tbl>
+      <w:tblPr>
+        <w:tblStyle w:val="Style1"/>
+        <w:tblW w:w="0" w:type="auto"/>
+        <w:tblLayout w:type="fixed"/>
+        <w:tblLook w:val="04A0" w:firstRow="1" w:lastRow="0" w:firstColumn="1" w:lastColumn="0" w:noHBand="0" w:noVBand="1"/>
+      </w:tblPr>
+      <w:tblGrid>
+        <w:gridCol w:w="692"/>
+        <w:gridCol w:w="1780"/>
+        <w:gridCol w:w="1492"/>
+        <w:gridCol w:w="2268"/>
+        <w:gridCol w:w="2546"/>
+      </w:tblGrid>
+      <w:tr>
+        <w:trPr>
+          <w:cnfStyle w:val="100000000000" w:firstRow="1" w:lastRow="0" w:firstColumn="0" w:lastColumn="0" w:oddVBand="0" w:evenVBand="0" w:oddHBand="0" w:evenHBand="0" w:firstRowFirstColumn="0" w:firstRowLastColumn="0" w:lastRowFirstColumn="0" w:lastRowLastColumn="0"/>
+          <w:tblHeader/>
+        </w:trPr>
+        <w:tc>
+          <w:tcPr>
+            <w:cnfStyle w:val="001000000000" w:firstRow="0" w:lastRow="0" w:firstColumn="1" w:lastColumn="0" w:oddVBand="0" w:evenVBand="0" w:oddHBand="0" w:evenHBand="0" w:firstRowFirstColumn="0" w:firstRowLastColumn="0" w:lastRowFirstColumn="0" w:lastRowLastColumn="0"/>
+            <w:tcW w:w="692" w:type="dxa"/>
+            <w:vAlign w:val="top"/>
+          </w:tcPr>
+          <w:p>
+            <w:pPr>
+              <w:spacing w:after="20" w:line="360" w:lineRule="auto"/>
+              <w:rPr>
+                <w:rFonts w:cs="Times New Roman"/>
+                <w:sz w:val="26"/>
+                <w:szCs w:val="26"/>
+              </w:rPr>
+            </w:pPr>
+            <w:r>
+              <w:rPr>
+                <w:rFonts w:cs="Times New Roman"/>
+                <w:sz w:val="26"/>
+                <w:szCs w:val="26"/>
+              </w:rPr>
+              <w:t>STT</w:t>
+            </w:r>
+          </w:p>
+        </w:tc>
+        <w:tc>
+          <w:tcPr>
+            <w:tcW w:w="1780" w:type="dxa"/>
+            <w:vAlign w:val="top"/>
+          </w:tcPr>
+          <w:p>
+            <w:pPr>
+              <w:spacing w:after="20" w:line="360" w:lineRule="auto"/>
+              <w:cnfStyle w:val="100000000000" w:firstRow="1" w:lastRow="0" w:firstColumn="0" w:lastColumn="0" w:oddVBand="0" w:evenVBand="0" w:oddHBand="0" w:evenHBand="0" w:firstRowFirstColumn="0" w:firstRowLastColumn="0" w:lastRowFirstColumn="0" w:lastRowLastColumn="0"/>
+              <w:rPr>
+                <w:rFonts w:cs="Times New Roman"/>
+                <w:sz w:val="26"/>
+                <w:szCs w:val="26"/>
+              </w:rPr>
+            </w:pPr>
+            <w:r>
+              <w:rPr>
+                <w:rFonts w:cs="Times New Roman"/>
+                <w:sz w:val="26"/>
+                <w:szCs w:val="26"/>
+              </w:rPr>
+              <w:t>Tên trường</w:t>
+            </w:r>
+          </w:p>
+        </w:tc>
+        <w:tc>
+          <w:tcPr>
+            <w:tcW w:w="1492" w:type="dxa"/>
+            <w:vAlign w:val="top"/>
+          </w:tcPr>
+          <w:p>
+            <w:pPr>
+              <w:spacing w:after="20" w:line="360" w:lineRule="auto"/>
+              <w:cnfStyle w:val="100000000000" w:firstRow="1" w:lastRow="0" w:firstColumn="0" w:lastColumn="0" w:oddVBand="0" w:evenVBand="0" w:oddHBand="0" w:evenHBand="0" w:firstRowFirstColumn="0" w:firstRowLastColumn="0" w:lastRowFirstColumn="0" w:lastRowLastColumn="0"/>
+              <w:rPr>
+                <w:rFonts w:cs="Times New Roman"/>
+                <w:sz w:val="26"/>
+                <w:szCs w:val="26"/>
+              </w:rPr>
+            </w:pPr>
+            <w:r>
+              <w:rPr>
+                <w:rFonts w:cs="Times New Roman"/>
+                <w:sz w:val="26"/>
+                <w:szCs w:val="26"/>
+              </w:rPr>
+              <w:t>Kiểu dữ liệu</w:t>
+            </w:r>
+          </w:p>
+        </w:tc>
+        <w:tc>
+          <w:tcPr>
+            <w:tcW w:w="2268" w:type="dxa"/>
+            <w:vAlign w:val="top"/>
+          </w:tcPr>
+          <w:p>
+            <w:pPr>
+              <w:spacing w:after="20" w:line="360" w:lineRule="auto"/>
+              <w:cnfStyle w:val="100000000000" w:firstRow="1" w:lastRow="0" w:firstColumn="0" w:lastColumn="0" w:oddVBand="0" w:evenVBand="0" w:oddHBand="0" w:evenHBand="0" w:firstRowFirstColumn="0" w:firstRowLastColumn="0" w:lastRowFirstColumn="0" w:lastRowLastColumn="0"/>
+              <w:rPr>
+                <w:rFonts w:cs="Times New Roman"/>
+                <w:sz w:val="26"/>
+                <w:szCs w:val="26"/>
+              </w:rPr>
+            </w:pPr>
+            <w:r>
+              <w:rPr>
+                <w:rFonts w:cs="Times New Roman"/>
+                <w:sz w:val="26"/>
+                <w:szCs w:val="26"/>
+              </w:rPr>
+              <w:t>Ràng buộc</w:t>
+            </w:r>
+          </w:p>
+        </w:tc>
+        <w:tc>
+          <w:tcPr>
+            <w:tcW w:w="2546" w:type="dxa"/>
+            <w:vAlign w:val="top"/>
+          </w:tcPr>
+          <w:p>
+            <w:pPr>
+              <w:spacing w:after="20" w:line="360" w:lineRule="auto"/>
+              <w:cnfStyle w:val="100000000000" w:firstRow="1" w:lastRow="0" w:firstColumn="0" w:lastColumn="0" w:oddVBand="0" w:evenVBand="0" w:oddHBand="0" w:evenHBand="0" w:firstRowFirstColumn="0" w:firstRowLastColumn="0" w:lastRowFirstColumn="0" w:lastRowLastColumn="0"/>
+              <w:rPr>
+                <w:rFonts w:cs="Times New Roman"/>
+                <w:sz w:val="26"/>
+                <w:szCs w:val="26"/>
+              </w:rPr>
+            </w:pPr>
+            <w:r>
+              <w:rPr>
+                <w:rFonts w:cs="Times New Roman"/>
+                <w:sz w:val="26"/>
+                <w:szCs w:val="26"/>
+              </w:rPr>
+              <w:t>Mô tả</w:t>
+            </w:r>
+          </w:p>
+        </w:tc>
+      </w:tr>
+      <w:tr>
+        <w:tc>
+          <w:tcPr>
+            <w:cnfStyle w:val="001000000000" w:firstRow="0" w:lastRow="0" w:firstColumn="1" w:lastColumn="0" w:oddVBand="0" w:evenVBand="0" w:oddHBand="0" w:evenHBand="0" w:firstRowFirstColumn="0" w:firstRowLastColumn="0" w:lastRowFirstColumn="0" w:lastRowLastColumn="0"/>
+            <w:tcW w:w="692" w:type="dxa"/>
+            <w:vAlign w:val="top"/>
+          </w:tcPr>
+          <w:p>
+            <w:r>
+              <w:t>1</w:t>
+            </w:r>
+          </w:p>
+        </w:tc>
+        <w:tc>
+          <w:tcPr>
+            <w:tcW w:w="1780" w:type="dxa"/>
+            <w:vAlign w:val="top"/>
+          </w:tcPr>
+          <w:p>
+            <w:pPr>
+              <w:jc w:val="center"/>
+              <w:cnfStyle w:val="000000000000" w:firstRow="0" w:lastRow="0" w:firstColumn="0" w:lastColumn="0" w:oddVBand="0" w:evenVBand="0" w:oddHBand="0" w:evenHBand="0" w:firstRowFirstColumn="0" w:firstRowLastColumn="0" w:lastRowFirstColumn="0" w:lastRowLastColumn="0"/>
+            </w:pPr>
+            <w:r>
+              <w:t>ProductID</w:t>
+            </w:r>
+          </w:p>
+        </w:tc>
+        <w:tc>
+          <w:tcPr>
+            <w:tcW w:w="1492" w:type="dxa"/>
+            <w:vAlign w:val="top"/>
+          </w:tcPr>
+          <w:p>
+            <w:pPr>
+              <w:jc w:val="center"/>
+              <w:cnfStyle w:val="000000000000" w:firstRow="0" w:lastRow="0" w:firstColumn="0" w:lastColumn="0" w:oddVBand="0" w:evenVBand="0" w:oddHBand="0" w:evenHBand="0" w:firstRowFirstColumn="0" w:firstRowLastColumn="0" w:lastRowFirstColumn="0" w:lastRowLastColumn="0"/>
+            </w:pPr>
+            <w:r>
+              <w:t>INT</w:t>
+            </w:r>
+          </w:p>
+        </w:tc>
+        <w:tc>
+          <w:tcPr>
+            <w:tcW w:w="2268" w:type="dxa"/>
+            <w:vAlign w:val="top"/>
+          </w:tcPr>
+          <w:p>
+            <w:pPr>
+              <w:jc w:val="center"/>
+              <w:cnfStyle w:val="000000000000" w:firstRow="0" w:lastRow="0" w:firstColumn="0" w:lastColumn="0" w:oddVBand="0" w:evenVBand="0" w:oddHBand="0" w:evenHBand="0" w:firstRowFirstColumn="0" w:firstRowLastColumn="0" w:lastRowFirstColumn="0" w:lastRowLastColumn="0"/>
+            </w:pPr>
+            <w:r>
+              <w:t>AUTO_INCREMENT, PRIMARY KEY</w:t>
+            </w:r>
+          </w:p>
+        </w:tc>
+        <w:tc>
+          <w:tcPr>
+            <w:tcW w:w="2546" w:type="dxa"/>
+            <w:vAlign w:val="top"/>
+          </w:tcPr>
+          <w:p>
+            <w:pPr>
+              <w:jc w:val="center"/>
+              <w:cnfStyle w:val="000000000000" w:firstRow="0" w:lastRow="0" w:firstColumn="0" w:lastColumn="0" w:oddVBand="0" w:evenVBand="0" w:oddHBand="0" w:evenHBand="0" w:firstRowFirstColumn="0" w:firstRowLastColumn="0" w:lastRowFirstColumn="0" w:lastRowLastColumn="0"/>
+            </w:pPr>
+            <w:r>
+              <w:t>Mã định danh sản phẩm</w:t>
+            </w:r>
+          </w:p>
+        </w:tc>
+      </w:tr>
+      <w:tr>
+        <w:tc>
+          <w:tcPr>
+            <w:cnfStyle w:val="001000000000" w:firstRow="0" w:lastRow="0" w:firstColumn="1" w:lastColumn="0" w:oddVBand="0" w:evenVBand="0" w:oddHBand="0" w:evenHBand="0" w:firstRowFirstColumn="0" w:firstRowLastColumn="0" w:lastRowFirstColumn="0" w:lastRowLastColumn="0"/>
+            <w:tcW w:w="692" w:type="dxa"/>
+            <w:vAlign w:val="top"/>
+          </w:tcPr>
+          <w:p>
+            <w:r>
+              <w:t>2</w:t>
+            </w:r>
+          </w:p>
+        </w:tc>
+        <w:tc>
+          <w:tcPr>
+            <w:tcW w:w="1780" w:type="dxa"/>
+            <w:vAlign w:val="top"/>
+          </w:tcPr>
+          <w:p>
+            <w:pPr>
+              <w:jc w:val="center"/>
+              <w:cnfStyle w:val="000000000000" w:firstRow="0" w:lastRow="0" w:firstColumn="0" w:lastColumn="0" w:oddVBand="0" w:evenVBand="0" w:oddHBand="0" w:evenHBand="0" w:firstRowFirstColumn="0" w:firstRowLastColumn="0" w:lastRowFirstColumn="0" w:lastRowLastColumn="0"/>
+            </w:pPr>
+            <w:r>
+              <w:t>ProductCode</w:t>
+            </w:r>
+          </w:p>
+        </w:tc>
+        <w:tc>
+          <w:tcPr>
+            <w:tcW w:w="1492" w:type="dxa"/>
+            <w:vAlign w:val="top"/>
+          </w:tcPr>
+          <w:p>
+            <w:pPr>
+              <w:jc w:val="center"/>
+              <w:cnfStyle w:val="000000000000" w:firstRow="0" w:lastRow="0" w:firstColumn="0" w:lastColumn="0" w:oddVBand="0" w:evenVBand="0" w:oddHBand="0" w:evenHBand="0" w:firstRowFirstColumn="0" w:firstRowLastColumn="0" w:lastRowFirstColumn="0" w:lastRowLastColumn="0"/>
+            </w:pPr>
+            <w:r>
+              <w:t>VARCHAR(50)</w:t>
+            </w:r>
+          </w:p>
+        </w:tc>
+        <w:tc>
+          <w:tcPr>
+            <w:tcW w:w="2268" w:type="dxa"/>
+            <w:vAlign w:val="top"/>
+          </w:tcPr>
+          <w:p>
+            <w:pPr>
+              <w:jc w:val="center"/>
+              <w:cnfStyle w:val="000000000000" w:firstRow="0" w:lastRow="0" w:firstColumn="0" w:lastColumn="0" w:oddVBand="0" w:evenVBand="0" w:oddHBand="0" w:evenHBand="0" w:firstRowFirstColumn="0" w:firstRowLastColumn="0" w:lastRowFirstColumn="0" w:lastRowLastColumn="0"/>
+            </w:pPr>
+            <w:r>
+              <w:t>NOT NULL, UNIQUE</w:t>
+            </w:r>
+          </w:p>
+        </w:tc>
+        <w:tc>
+          <w:tcPr>
+            <w:tcW w:w="2546" w:type="dxa"/>
+            <w:vAlign w:val="top"/>
+          </w:tcPr>
+          <w:p>
+            <w:pPr>
+              <w:jc w:val="center"/>
+              <w:cnfStyle w:val="000000000000" w:firstRow="0" w:lastRow="0" w:firstColumn="0" w:lastColumn="0" w:oddVBand="0" w:evenVBand="0" w:oddHBand="0" w:evenHBand="0" w:firstRowFirstColumn="0" w:firstRowLastColumn="0" w:lastRowFirstColumn="0" w:lastRowLastColumn="0"/>
+            </w:pPr>
+            <w:r>
+              <w:t>Mã SKU / Mã sản phẩm (Duy nhất)</w:t>
+            </w:r>
+          </w:p>
+        </w:tc>
+      </w:tr>
+      <w:tr>
+        <w:tc>
+          <w:tcPr>
+            <w:cnfStyle w:val="001000000000" w:firstRow="0" w:lastRow="0" w:firstColumn="1" w:lastColumn="0" w:oddVBand="0" w:evenVBand="0" w:oddHBand="0" w:evenHBand="0" w:firstRowFirstColumn="0" w:firstRowLastColumn="0" w:lastRowFirstColumn="0" w:lastRowLastColumn="0"/>
+            <w:tcW w:w="692" w:type="dxa"/>
+            <w:vAlign w:val="top"/>
+          </w:tcPr>
+          <w:p>
+            <w:r>
+              <w:t>3</w:t>
+            </w:r>
+          </w:p>
+        </w:tc>
+        <w:tc>
+          <w:tcPr>
+            <w:tcW w:w="1780" w:type="dxa"/>
+            <w:vAlign w:val="top"/>
+          </w:tcPr>
+          <w:p>
+            <w:pPr>
+              <w:jc w:val="center"/>
+              <w:cnfStyle w:val="000000000000" w:firstRow="0" w:lastRow="0" w:firstColumn="0" w:lastColumn="0" w:oddVBand="0" w:evenVBand="0" w:oddHBand="0" w:evenHBand="0" w:firstRowFirstColumn="0" w:firstRowLastColumn="0" w:lastRowFirstColumn="0" w:lastRowLastColumn="0"/>
+            </w:pPr>
+            <w:r>
+              <w:t>ProductName</w:t>
+            </w:r>
+          </w:p>
+        </w:tc>
+        <w:tc>
+          <w:tcPr>
+            <w:tcW w:w="1492" w:type="dxa"/>
+            <w:vAlign w:val="top"/>
+          </w:tcPr>
+          <w:p>
+            <w:pPr>
+              <w:jc w:val="center"/>
+              <w:cnfStyle w:val="000000000000" w:firstRow="0" w:lastRow="0" w:firstColumn="0" w:lastColumn="0" w:oddVBand="0" w:evenVBand="0" w:oddHBand="0" w:evenHBand="0" w:firstRowFirstColumn="0" w:firstRowLastColumn="0" w:lastRowFirstColumn="0" w:lastRowLastColumn="0"/>
+            </w:pPr>
+            <w:r>
+              <w:t>VARCHAR(255)</w:t>
+            </w:r>
+          </w:p>
+        </w:tc>
+        <w:tc>
+          <w:tcPr>
+            <w:tcW w:w="2268" w:type="dxa"/>
+            <w:vAlign w:val="top"/>
+          </w:tcPr>
+          <w:p>
+            <w:pPr>
+              <w:jc w:val="center"/>
+              <w:cnfStyle w:val="000000000000" w:firstRow="0" w:lastRow="0" w:firstColumn="0" w:lastColumn="0" w:oddVBand="0" w:evenVBand="0" w:oddHBand="0" w:evenHBand="0" w:firstRowFirstColumn="0" w:firstRowLastColumn="0" w:lastRowFirstColumn="0" w:lastRowLastColumn="0"/>
+            </w:pPr>
+            <w:r>
+              <w:t>NOT NULL</w:t>
+            </w:r>
+          </w:p>
+        </w:tc>
+        <w:tc>
+          <w:tcPr>
+            <w:tcW w:w="2546" w:type="dxa"/>
+            <w:vAlign w:val="top"/>
+          </w:tcPr>
+          <w:p>
+            <w:pPr>
+              <w:jc w:val="center"/>
+              <w:cnfStyle w:val="000000000000" w:firstRow="0" w:lastRow="0" w:firstColumn="0" w:lastColumn="0" w:oddVBand="0" w:evenVBand="0" w:oddHBand="0" w:evenHBand="0" w:firstRowFirstColumn="0" w:firstRowLastColumn="0" w:lastRowFirstColumn="0" w:lastRowLastColumn="0"/>
+            </w:pPr>
+            <w:r>
+              <w:t>Tên sản phẩm</w:t>
+            </w:r>
+          </w:p>
+        </w:tc>
+      </w:tr>
+      <w:tr>
+        <w:tc>
+          <w:tcPr>
+            <w:cnfStyle w:val="001000000000" w:firstRow="0" w:lastRow="0" w:firstColumn="1" w:lastColumn="0" w:oddVBand="0" w:evenVBand="0" w:oddHBand="0" w:evenHBand="0" w:firstRowFirstColumn="0" w:firstRowLastColumn="0" w:lastRowFirstColumn="0" w:lastRowLastColumn="0"/>
+            <w:tcW w:w="692" w:type="dxa"/>
+            <w:vAlign w:val="top"/>
+          </w:tcPr>
+          <w:p>
+            <w:r>
+              <w:t>4</w:t>
+            </w:r>
+          </w:p>
+        </w:tc>
+        <w:tc>
+          <w:tcPr>
+            <w:tcW w:w="1780" w:type="dxa"/>
+            <w:vAlign w:val="top"/>
+          </w:tcPr>
+          <w:p>
+            <w:pPr>
+              <w:jc w:val="center"/>
+              <w:cnfStyle w:val="000000000000" w:firstRow="0" w:lastRow="0" w:firstColumn="0" w:lastColumn="0" w:oddVBand="0" w:evenVBand="0" w:oddHBand="0" w:evenHBand="0" w:firstRowFirstColumn="0" w:firstRowLastColumn="0" w:lastRowFirstColumn="0" w:lastRowLastColumn="0"/>
+            </w:pPr>
+            <w:r>
+              <w:t>Description</w:t>
+            </w:r>
+          </w:p>
+        </w:tc>
+        <w:tc>
+          <w:tcPr>
+            <w:tcW w:w="1492" w:type="dxa"/>
+            <w:vAlign w:val="top"/>
+          </w:tcPr>
+          <w:p>
+            <w:pPr>
+              <w:jc w:val="center"/>
+              <w:cnfStyle w:val="000000000000" w:firstRow="0" w:lastRow="0" w:firstColumn="0" w:lastColumn="0" w:oddVBand="0" w:evenVBand="0" w:oddHBand="0" w:evenHBand="0" w:firstRowFirstColumn="0" w:firstRowLastColumn="0" w:lastRowFirstColumn="0" w:lastRowLastColumn="0"/>
+            </w:pPr>
+            <w:r>
+              <w:t>TEXT</w:t>
+            </w:r>
+          </w:p>
+        </w:tc>
+        <w:tc>
+          <w:tcPr>
+            <w:tcW w:w="2268" w:type="dxa"/>
+            <w:vAlign w:val="top"/>
+          </w:tcPr>
+          <w:p>
+            <w:pPr>
+              <w:jc w:val="center"/>
+              <w:cnfStyle w:val="000000000000" w:firstRow="0" w:lastRow="0" w:firstColumn="0" w:lastColumn="0" w:oddVBand="0" w:evenVBand="0" w:oddHBand="0" w:evenHBand="0" w:firstRowFirstColumn="0" w:firstRowLastColumn="0" w:lastRowFirstColumn="0" w:lastRowLastColumn="0"/>
+            </w:pPr>
+            <w:r>
+              <w:t>NULL</w:t>
+            </w:r>
+          </w:p>
+        </w:tc>
+        <w:tc>
+          <w:tcPr>
+            <w:tcW w:w="2546" w:type="dxa"/>
+            <w:vAlign w:val="top"/>
+          </w:tcPr>
+          <w:p>
+            <w:pPr>
+              <w:jc w:val="center"/>
+              <w:cnfStyle w:val="000000000000" w:firstRow="0" w:lastRow="0" w:firstColumn="0" w:lastColumn="0" w:oddVBand="0" w:evenVBand="0" w:oddHBand="0" w:evenHBand="0" w:firstRowFirstColumn="0" w:firstRowLastColumn="0" w:lastRowFirstColumn="0" w:lastRowLastColumn="0"/>
+            </w:pPr>
+            <w:r>
+              <w:t>Mô tả sản phẩm</w:t>
+            </w:r>
+          </w:p>
+        </w:tc>
+      </w:tr>
+      <w:tr>
+        <w:tc>
+          <w:tcPr>
+            <w:cnfStyle w:val="001000000000" w:firstRow="0" w:lastRow="0" w:firstColumn="1" w:lastColumn="0" w:oddVBand="0" w:evenVBand="0" w:oddHBand="0" w:evenHBand="0" w:firstRowFirstColumn="0" w:firstRowLastColumn="0" w:lastRowFirstColumn="0" w:lastRowLastColumn="0"/>
+            <w:tcW w:w="692" w:type="dxa"/>
+            <w:vAlign w:val="top"/>
+          </w:tcPr>
+          <w:p>
+            <w:r>
+              <w:t>5</w:t>
+            </w:r>
+          </w:p>
+        </w:tc>
+        <w:tc>
+          <w:tcPr>
+            <w:tcW w:w="1780" w:type="dxa"/>
+            <w:vAlign w:val="top"/>
+          </w:tcPr>
+          <w:p>
+            <w:pPr>
+              <w:jc w:val="center"/>
+              <w:cnfStyle w:val="000000000000" w:firstRow="0" w:lastRow="0" w:firstColumn="0" w:lastColumn="0" w:oddVBand="0" w:evenVBand="0" w:oddHBand="0" w:evenHBand="0" w:firstRowFirstColumn="0" w:firstRowLastColumn="0" w:lastRowFirstColumn="0" w:lastRowLastColumn="0"/>
+            </w:pPr>
+            <w:r>
+              <w:t>Unit</w:t>
+            </w:r>
+          </w:p>
+        </w:tc>
+        <w:tc>
+          <w:tcPr>
+            <w:tcW w:w="1492" w:type="dxa"/>
+            <w:vAlign w:val="top"/>
+          </w:tcPr>
+          <w:p>
+            <w:pPr>
+              <w:jc w:val="center"/>
+              <w:cnfStyle w:val="000000000000" w:firstRow="0" w:lastRow="0" w:firstColumn="0" w:lastColumn="0" w:oddVBand="0" w:evenVBand="0" w:oddHBand="0" w:evenHBand="0" w:firstRowFirstColumn="0" w:firstRowLastColumn="0" w:lastRowFirstColumn="0" w:lastRowLastColumn="0"/>
+            </w:pPr>
+            <w:r>
+              <w:t>VARCHAR(20)</w:t>
+            </w:r>
+          </w:p>
+        </w:tc>
+        <w:tc>
+          <w:tcPr>
+            <w:tcW w:w="2268" w:type="dxa"/>
+            <w:vAlign w:val="top"/>
+          </w:tcPr>
+          <w:p>
+            <w:pPr>
+              <w:jc w:val="center"/>
+              <w:cnfStyle w:val="000000000000" w:firstRow="0" w:lastRow="0" w:firstColumn="0" w:lastColumn="0" w:oddVBand="0" w:evenVBand="0" w:oddHBand="0" w:evenHBand="0" w:firstRowFirstColumn="0" w:firstRowLastColumn="0" w:lastRowFirstColumn="0" w:lastRowLastColumn="0"/>
+            </w:pPr>
+            <w:r>
+              <w:t>NULL</w:t>
+            </w:r>
+          </w:p>
+        </w:tc>
+        <w:tc>
+          <w:tcPr>
+            <w:tcW w:w="2546" w:type="dxa"/>
+            <w:vAlign w:val="top"/>
+          </w:tcPr>
+          <w:p>
+            <w:pPr>
+              <w:jc w:val="center"/>
+              <w:cnfStyle w:val="000000000000" w:firstRow="0" w:lastRow="0" w:firstColumn="0" w:lastColumn="0" w:oddVBand="0" w:evenVBand="0" w:oddHBand="0" w:evenHBand="0" w:firstRowFirstColumn="0" w:firstRowLastColumn="0" w:lastRowFirstColumn="0" w:lastRowLastColumn="0"/>
+            </w:pPr>
+            <w:r>
+              <w:t>Đơn vị tính (Ví dụ: hộp, cái, kg)</w:t>
+            </w:r>
+          </w:p>
+        </w:tc>
+      </w:tr>
+      <w:tr>
+        <w:tc>
+          <w:tcPr>
+            <w:cnfStyle w:val="001000000000" w:firstRow="0" w:lastRow="0" w:firstColumn="1" w:lastColumn="0" w:oddVBand="0" w:evenVBand="0" w:oddHBand="0" w:evenHBand="0" w:firstRowFirstColumn="0" w:firstRowLastColumn="0" w:lastRowFirstColumn="0" w:lastRowLastColumn="0"/>
+            <w:tcW w:w="692" w:type="dxa"/>
+            <w:vAlign w:val="top"/>
+          </w:tcPr>
+          <w:p>
+            <w:r>
+              <w:t>6</w:t>
+            </w:r>
+          </w:p>
+        </w:tc>
+        <w:tc>
+          <w:tcPr>
+            <w:tcW w:w="1780" w:type="dxa"/>
+            <w:vAlign w:val="top"/>
+          </w:tcPr>
+          <w:p>
+            <w:pPr>
+              <w:jc w:val="center"/>
+              <w:cnfStyle w:val="000000000000" w:firstRow="0" w:lastRow="0" w:firstColumn="0" w:lastColumn="0" w:oddVBand="0" w:evenVBand="0" w:oddHBand="0" w:evenHBand="0" w:firstRowFirstColumn="0" w:firstRowLastColumn="0" w:lastRowFirstColumn="0" w:lastRowLastColumn="0"/>
+            </w:pPr>
+            <w:r>
+              <w:t>Price</w:t>
+            </w:r>
+          </w:p>
+        </w:tc>
+        <w:tc>
+          <w:tcPr>
+            <w:tcW w:w="1492" w:type="dxa"/>
+            <w:vAlign w:val="top"/>
+          </w:tcPr>
+          <w:p>
+            <w:pPr>
+              <w:jc w:val="center"/>
+              <w:cnfStyle w:val="000000000000" w:firstRow="0" w:lastRow="0" w:firstColumn="0" w:lastColumn="0" w:oddVBand="0" w:evenVBand="0" w:oddHBand="0" w:evenHBand="0" w:firstRowFirstColumn="0" w:firstRowLastColumn="0" w:lastRowFirstColumn="0" w:lastRowLastColumn="0"/>
+            </w:pPr>
+            <w:r>
+              <w:t>DECIMAL(12,2)</w:t>
+            </w:r>
+          </w:p>
+        </w:tc>
+        <w:tc>
+          <w:tcPr>
+            <w:tcW w:w="2268" w:type="dxa"/>
+            <w:vAlign w:val="top"/>
+          </w:tcPr>
+          <w:p>
+            <w:pPr>
+              <w:jc w:val="center"/>
+              <w:cnfStyle w:val="000000000000" w:firstRow="0" w:lastRow="0" w:firstColumn="0" w:lastColumn="0" w:oddVBand="0" w:evenVBand="0" w:oddHBand="0" w:evenHBand="0" w:firstRowFirstColumn="0" w:firstRowLastColumn="0" w:lastRowFirstColumn="0" w:lastRowLastColumn="0"/>
+            </w:pPr>
+            <w:r>
+              <w:t>NOT NULL, DEFAULT 0, CHECK (Price &gt;= 0)</w:t>
+            </w:r>
+          </w:p>
+        </w:tc>
+        <w:tc>
+          <w:tcPr>
+            <w:tcW w:w="2546" w:type="dxa"/>
+            <w:vAlign w:val="top"/>
+          </w:tcPr>
+          <w:p>
+            <w:pPr>
+              <w:jc w:val="center"/>
+              <w:cnfStyle w:val="000000000000" w:firstRow="0" w:lastRow="0" w:firstColumn="0" w:lastColumn="0" w:oddVBand="0" w:evenVBand="0" w:oddHBand="0" w:evenHBand="0" w:firstRowFirstColumn="0" w:firstRowLastColumn="0" w:lastRowFirstColumn="0" w:lastRowLastColumn="0"/>
+            </w:pPr>
+            <w:r>
+              <w:t>Giá bán</w:t>
+            </w:r>
+          </w:p>
+        </w:tc>
+      </w:tr>
+      <w:tr>
+        <w:tc>
+          <w:tcPr>
+            <w:cnfStyle w:val="001000000000" w:firstRow="0" w:lastRow="0" w:firstColumn="1" w:lastColumn="0" w:oddVBand="0" w:evenVBand="0" w:oddHBand="0" w:evenHBand="0" w:firstRowFirstColumn="0" w:firstRowLastColumn="0" w:lastRowFirstColumn="0" w:lastRowLastColumn="0"/>
+            <w:tcW w:w="692" w:type="dxa"/>
+            <w:vAlign w:val="top"/>
+          </w:tcPr>
+          <w:p>
+            <w:r>
+              <w:lastRenderedPageBreak/>
+              <w:t>7</w:t>
+            </w:r>
+          </w:p>
+        </w:tc>
+        <w:tc>
+          <w:tcPr>
+            <w:tcW w:w="1780" w:type="dxa"/>
+            <w:vAlign w:val="top"/>
+          </w:tcPr>
+          <w:p>
+            <w:pPr>
+              <w:jc w:val="center"/>
+              <w:cnfStyle w:val="000000000000" w:firstRow="0" w:lastRow="0" w:firstColumn="0" w:lastColumn="0" w:oddVBand="0" w:evenVBand="0" w:oddHBand="0" w:evenHBand="0" w:firstRowFirstColumn="0" w:firstRowLastColumn="0" w:lastRowFirstColumn="0" w:lastRowLastColumn="0"/>
+            </w:pPr>
+            <w:r>
+              <w:t>StockQuantity</w:t>
+            </w:r>
+          </w:p>
+        </w:tc>
+        <w:tc>
+          <w:tcPr>
+            <w:tcW w:w="1492" w:type="dxa"/>
+            <w:vAlign w:val="top"/>
+          </w:tcPr>
+          <w:p>
+            <w:pPr>
+              <w:jc w:val="center"/>
+              <w:cnfStyle w:val="000000000000" w:firstRow="0" w:lastRow="0" w:firstColumn="0" w:lastColumn="0" w:oddVBand="0" w:evenVBand="0" w:oddHBand="0" w:evenHBand="0" w:firstRowFirstColumn="0" w:firstRowLastColumn="0" w:lastRowFirstColumn="0" w:lastRowLastColumn="0"/>
+            </w:pPr>
+            <w:r>
+              <w:t>INT</w:t>
+            </w:r>
+          </w:p>
+        </w:tc>
+        <w:tc>
+          <w:tcPr>
+            <w:tcW w:w="2268" w:type="dxa"/>
+            <w:vAlign w:val="top"/>
+          </w:tcPr>
+          <w:p>
+            <w:pPr>
+              <w:jc w:val="center"/>
+              <w:cnfStyle w:val="000000000000" w:firstRow="0" w:lastRow="0" w:firstColumn="0" w:lastColumn="0" w:oddVBand="0" w:evenVBand="0" w:oddHBand="0" w:evenHBand="0" w:firstRowFirstColumn="0" w:firstRowLastColumn="0" w:lastRowFirstColumn="0" w:lastRowLastColumn="0"/>
+            </w:pPr>
+            <w:r>
+              <w:t>NOT NULL, DEFAULT 0, CHECK (StockQuantity &gt;= 0)</w:t>
+            </w:r>
+          </w:p>
+        </w:tc>
+        <w:tc>
+          <w:tcPr>
+            <w:tcW w:w="2546" w:type="dxa"/>
+            <w:vAlign w:val="top"/>
+          </w:tcPr>
+          <w:p>
+            <w:pPr>
+              <w:jc w:val="center"/>
+              <w:cnfStyle w:val="000000000000" w:firstRow="0" w:lastRow="0" w:firstColumn="0" w:lastColumn="0" w:oddVBand="0" w:evenVBand="0" w:oddHBand="0" w:evenHBand="0" w:firstRowFirstColumn="0" w:firstRowLastColumn="0" w:lastRowFirstColumn="0" w:lastRowLastColumn="0"/>
+            </w:pPr>
+            <w:r>
+              <w:t>Số lượng tồn kho</w:t>
+            </w:r>
+          </w:p>
+        </w:tc>
+      </w:tr>
+      <w:tr>
+        <w:tc>
+          <w:tcPr>
+            <w:cnfStyle w:val="001000000000" w:firstRow="0" w:lastRow="0" w:firstColumn="1" w:lastColumn="0" w:oddVBand="0" w:evenVBand="0" w:oddHBand="0" w:evenHBand="0" w:firstRowFirstColumn="0" w:firstRowLastColumn="0" w:lastRowFirstColumn="0" w:lastRowLastColumn="0"/>
+            <w:tcW w:w="692" w:type="dxa"/>
+            <w:vAlign w:val="top"/>
+          </w:tcPr>
+          <w:p>
+            <w:r>
+              <w:t>8</w:t>
+            </w:r>
+          </w:p>
+        </w:tc>
+        <w:tc>
+          <w:tcPr>
+            <w:tcW w:w="1780" w:type="dxa"/>
+            <w:vAlign w:val="top"/>
+          </w:tcPr>
+          <w:p>
+            <w:pPr>
+              <w:jc w:val="center"/>
+              <w:cnfStyle w:val="000000000000" w:firstRow="0" w:lastRow="0" w:firstColumn="0" w:lastColumn="0" w:oddVBand="0" w:evenVBand="0" w:oddHBand="0" w:evenHBand="0" w:firstRowFirstColumn="0" w:firstRowLastColumn="0" w:lastRowFirstColumn="0" w:lastRowLastColumn="0"/>
+            </w:pPr>
+            <w:r>
+              <w:t>IsActive</w:t>
+            </w:r>
+          </w:p>
+        </w:tc>
+        <w:tc>
+          <w:tcPr>
+            <w:tcW w:w="1492" w:type="dxa"/>
+            <w:vAlign w:val="top"/>
+          </w:tcPr>
+          <w:p>
+            <w:pPr>
+              <w:jc w:val="center"/>
+              <w:cnfStyle w:val="000000000000" w:firstRow="0" w:lastRow="0" w:firstColumn="0" w:lastColumn="0" w:oddVBand="0" w:evenVBand="0" w:oddHBand="0" w:evenHBand="0" w:firstRowFirstColumn="0" w:firstRowLastColumn="0" w:lastRowFirstColumn="0" w:lastRowLastColumn="0"/>
+            </w:pPr>
+            <w:r>
+              <w:t>BOOLEAN</w:t>
+            </w:r>
+          </w:p>
+        </w:tc>
+        <w:tc>
+          <w:tcPr>
+            <w:tcW w:w="2268" w:type="dxa"/>
+            <w:vAlign w:val="top"/>
+          </w:tcPr>
+          <w:p>
+            <w:pPr>
+              <w:jc w:val="center"/>
+              <w:cnfStyle w:val="000000000000" w:firstRow="0" w:lastRow="0" w:firstColumn="0" w:lastColumn="0" w:oddVBand="0" w:evenVBand="0" w:oddHBand="0" w:evenHBand="0" w:firstRowFirstColumn="0" w:firstRowLastColumn="0" w:lastRowFirstColumn="0" w:lastRowLastColumn="0"/>
+            </w:pPr>
+            <w:r>
+              <w:t>NOT NULL, DEFAULT TRUE</w:t>
+            </w:r>
+          </w:p>
+        </w:tc>
+        <w:tc>
+          <w:tcPr>
+            <w:tcW w:w="2546" w:type="dxa"/>
+            <w:vAlign w:val="top"/>
+          </w:tcPr>
+          <w:p>
+            <w:pPr>
+              <w:jc w:val="center"/>
+              <w:cnfStyle w:val="000000000000" w:firstRow="0" w:lastRow="0" w:firstColumn="0" w:lastColumn="0" w:oddVBand="0" w:evenVBand="0" w:oddHBand="0" w:evenHBand="0" w:firstRowFirstColumn="0" w:firstRowLastColumn="0" w:lastRowFirstColumn="0" w:lastRowLastColumn="0"/>
+            </w:pPr>
+            <w:r>
+              <w:t>Trạng thái hoạt động (Đang bán/Ngừng bán)</w:t>
+            </w:r>
+          </w:p>
+        </w:tc>
+      </w:tr>
+      <w:tr>
+        <w:tc>
+          <w:tcPr>
+            <w:cnfStyle w:val="001000000000" w:firstRow="0" w:lastRow="0" w:firstColumn="1" w:lastColumn="0" w:oddVBand="0" w:evenVBand="0" w:oddHBand="0" w:evenHBand="0" w:firstRowFirstColumn="0" w:firstRowLastColumn="0" w:lastRowFirstColumn="0" w:lastRowLastColumn="0"/>
+            <w:tcW w:w="692" w:type="dxa"/>
+            <w:vAlign w:val="top"/>
+          </w:tcPr>
+          <w:p>
+            <w:r>
+              <w:t>9</w:t>
+            </w:r>
+          </w:p>
+        </w:tc>
+        <w:tc>
+          <w:tcPr>
+            <w:tcW w:w="1780" w:type="dxa"/>
+            <w:vAlign w:val="top"/>
+          </w:tcPr>
+          <w:p>
+            <w:pPr>
+              <w:jc w:val="center"/>
+              <w:cnfStyle w:val="000000000000" w:firstRow="0" w:lastRow="0" w:firstColumn="0" w:lastColumn="0" w:oddVBand="0" w:evenVBand="0" w:oddHBand="0" w:evenHBand="0" w:firstRowFirstColumn="0" w:firstRowLastColumn="0" w:lastRowFirstColumn="0" w:lastRowLastColumn="0"/>
+            </w:pPr>
+            <w:r>
+              <w:t>SupplierID</w:t>
+            </w:r>
+          </w:p>
+        </w:tc>
+        <w:tc>
+          <w:tcPr>
+            <w:tcW w:w="1492" w:type="dxa"/>
+            <w:vAlign w:val="top"/>
+          </w:tcPr>
+          <w:p>
+            <w:pPr>
+              <w:jc w:val="center"/>
+              <w:cnfStyle w:val="000000000000" w:firstRow="0" w:lastRow="0" w:firstColumn="0" w:lastColumn="0" w:oddVBand="0" w:evenVBand="0" w:oddHBand="0" w:evenHBand="0" w:firstRowFirstColumn="0" w:firstRowLastColumn="0" w:lastRowFirstColumn="0" w:lastRowLastColumn="0"/>
+            </w:pPr>
+            <w:r>
+              <w:t>INT</w:t>
+            </w:r>
+          </w:p>
+        </w:tc>
+        <w:tc>
+          <w:tcPr>
+            <w:tcW w:w="2268" w:type="dxa"/>
+            <w:vAlign w:val="top"/>
+          </w:tcPr>
+          <w:p>
+            <w:pPr>
+              <w:jc w:val="center"/>
+              <w:cnfStyle w:val="000000000000" w:firstRow="0" w:lastRow="0" w:firstColumn="0" w:lastColumn="0" w:oddVBand="0" w:evenVBand="0" w:oddHBand="0" w:evenHBand="0" w:firstRowFirstColumn="0" w:firstRowLastColumn="0" w:lastRowFirstColumn="0" w:lastRowLastColumn="0"/>
+            </w:pPr>
+            <w:r>
+              <w:t>NOT NULL, FOREIGN KEY</w:t>
+            </w:r>
+          </w:p>
+        </w:tc>
+        <w:tc>
+          <w:tcPr>
+            <w:tcW w:w="2546" w:type="dxa"/>
+            <w:vAlign w:val="top"/>
+          </w:tcPr>
+          <w:p>
+            <w:pPr>
+              <w:jc w:val="center"/>
+              <w:cnfStyle w:val="000000000000" w:firstRow="0" w:lastRow="0" w:firstColumn="0" w:lastColumn="0" w:oddVBand="0" w:evenVBand="0" w:oddHBand="0" w:evenHBand="0" w:firstRowFirstColumn="0" w:firstRowLastColumn="0" w:lastRowFirstColumn="0" w:lastRowLastColumn="0"/>
+            </w:pPr>
+            <w:r>
+              <w:t>Mã nhà cung cấp</w:t>
+            </w:r>
+          </w:p>
+        </w:tc>
+      </w:tr>
+      <w:tr>
+        <w:tc>
+          <w:tcPr>
+            <w:cnfStyle w:val="001000000000" w:firstRow="0" w:lastRow="0" w:firstColumn="1" w:lastColumn="0" w:oddVBand="0" w:evenVBand="0" w:oddHBand="0" w:evenHBand="0" w:firstRowFirstColumn="0" w:firstRowLastColumn="0" w:lastRowFirstColumn="0" w:lastRowLastColumn="0"/>
+            <w:tcW w:w="692" w:type="dxa"/>
+            <w:vAlign w:val="top"/>
+          </w:tcPr>
+          <w:p>
+            <w:r>
+              <w:t>10</w:t>
+            </w:r>
+          </w:p>
+        </w:tc>
+        <w:tc>
+          <w:tcPr>
+            <w:tcW w:w="1780" w:type="dxa"/>
+            <w:vAlign w:val="top"/>
+          </w:tcPr>
+          <w:p>
+            <w:pPr>
+              <w:jc w:val="center"/>
+              <w:cnfStyle w:val="000000000000" w:firstRow="0" w:lastRow="0" w:firstColumn="0" w:lastColumn="0" w:oddVBand="0" w:evenVBand="0" w:oddHBand="0" w:evenHBand="0" w:firstRowFirstColumn="0" w:firstRowLastColumn="0" w:lastRowFirstColumn="0" w:lastRowLastColumn="0"/>
+            </w:pPr>
+            <w:r>
+              <w:t>CategoryID</w:t>
+            </w:r>
+          </w:p>
+        </w:tc>
+        <w:tc>
+          <w:tcPr>
+            <w:tcW w:w="1492" w:type="dxa"/>
+            <w:vAlign w:val="top"/>
+          </w:tcPr>
+          <w:p>
+            <w:pPr>
+              <w:jc w:val="center"/>
+              <w:cnfStyle w:val="000000000000" w:firstRow="0" w:lastRow="0" w:firstColumn="0" w:lastColumn="0" w:oddVBand="0" w:evenVBand="0" w:oddHBand="0" w:evenHBand="0" w:firstRowFirstColumn="0" w:firstRowLastColumn="0" w:lastRowFirstColumn="0" w:lastRowLastColumn="0"/>
+            </w:pPr>
+            <w:r>
+              <w:t>INT</w:t>
+            </w:r>
+          </w:p>
+        </w:tc>
+        <w:tc>
+          <w:tcPr>
+            <w:tcW w:w="2268" w:type="dxa"/>
+            <w:vAlign w:val="top"/>
+          </w:tcPr>
+          <w:p>
+            <w:pPr>
+              <w:jc w:val="center"/>
+              <w:cnfStyle w:val="000000000000" w:firstRow="0" w:lastRow="0" w:firstColumn="0" w:lastColumn="0" w:oddVBand="0" w:evenVBand="0" w:oddHBand="0" w:evenHBand="0" w:firstRowFirstColumn="0" w:firstRowLastColumn="0" w:lastRowFirstColumn="0" w:lastRowLastColumn="0"/>
+            </w:pPr>
+            <w:r>
+              <w:t>NOT NULL, FOREIGN KEY</w:t>
+            </w:r>
+          </w:p>
+        </w:tc>
+        <w:tc>
+          <w:tcPr>
+            <w:tcW w:w="2546" w:type="dxa"/>
+            <w:vAlign w:val="top"/>
+          </w:tcPr>
+          <w:p>
+            <w:pPr>
+              <w:jc w:val="center"/>
+              <w:cnfStyle w:val="000000000000" w:firstRow="0" w:lastRow="0" w:firstColumn="0" w:lastColumn="0" w:oddVBand="0" w:evenVBand="0" w:oddHBand="0" w:evenHBand="0" w:firstRowFirstColumn="0" w:firstRowLastColumn="0" w:lastRowFirstColumn="0" w:lastRowLastColumn="0"/>
+            </w:pPr>
+            <w:r>
+              <w:t>Mã danh mục sản phẩm</w:t>
+            </w:r>
+          </w:p>
+        </w:tc>
+      </w:tr>
+    </w:tbl>
+    <w:p>
+      <w:pPr>
+        <w:pStyle w:val="Heading3"/>
+        <w:rPr>
+          <w:lang w:val="vi-VN"/>
+        </w:rPr>
+      </w:pPr>
+      <w:r>
+        <w:t>Hình ảnh sản phẩm</w:t>
+      </w:r>
+    </w:p>
+    <w:tbl>
+      <w:tblPr>
+        <w:tblStyle w:val="Style1"/>
+        <w:tblW w:w="0" w:type="auto"/>
+        <w:tblLook w:val="04A0" w:firstRow="1" w:lastRow="0" w:firstColumn="1" w:lastColumn="0" w:noHBand="0" w:noVBand="1"/>
+      </w:tblPr>
+      <w:tblGrid>
+        <w:gridCol w:w="708"/>
+        <w:gridCol w:w="1660"/>
+        <w:gridCol w:w="2051"/>
+        <w:gridCol w:w="3278"/>
+        <w:gridCol w:w="1081"/>
+      </w:tblGrid>
+      <w:tr>
+        <w:trPr>
+          <w:cnfStyle w:val="100000000000" w:firstRow="1" w:lastRow="0" w:firstColumn="0" w:lastColumn="0" w:oddVBand="0" w:evenVBand="0" w:oddHBand="0" w:evenHBand="0" w:firstRowFirstColumn="0" w:firstRowLastColumn="0" w:lastRowFirstColumn="0" w:lastRowLastColumn="0"/>
+          <w:tblHeader/>
+        </w:trPr>
+        <w:tc>
+          <w:tcPr>
+            <w:cnfStyle w:val="001000000000" w:firstRow="0" w:lastRow="0" w:firstColumn="1" w:lastColumn="0" w:oddVBand="0" w:evenVBand="0" w:oddHBand="0" w:evenHBand="0" w:firstRowFirstColumn="0" w:firstRowLastColumn="0" w:lastRowFirstColumn="0" w:lastRowLastColumn="0"/>
+            <w:tcW w:w="0" w:type="auto"/>
+            <w:vAlign w:val="top"/>
+          </w:tcPr>
+          <w:p>
+            <w:pPr>
+              <w:spacing w:after="20" w:line="360" w:lineRule="auto"/>
+              <w:rPr>
+                <w:rFonts w:cs="Times New Roman"/>
+                <w:sz w:val="26"/>
+                <w:szCs w:val="26"/>
+              </w:rPr>
+            </w:pPr>
+            <w:r>
+              <w:rPr>
+                <w:rFonts w:cs="Times New Roman"/>
+                <w:sz w:val="26"/>
+                <w:szCs w:val="26"/>
+              </w:rPr>
+              <w:t>STT</w:t>
+            </w:r>
+          </w:p>
+        </w:tc>
+        <w:tc>
+          <w:tcPr>
+            <w:tcW w:w="0" w:type="auto"/>
+            <w:vAlign w:val="top"/>
+          </w:tcPr>
+          <w:p>
+            <w:pPr>
+              <w:spacing w:after="20" w:line="360" w:lineRule="auto"/>
+              <w:cnfStyle w:val="100000000000" w:firstRow="1" w:lastRow="0" w:firstColumn="0" w:lastColumn="0" w:oddVBand="0" w:evenVBand="0" w:oddHBand="0" w:evenHBand="0" w:firstRowFirstColumn="0" w:firstRowLastColumn="0" w:lastRowFirstColumn="0" w:lastRowLastColumn="0"/>
+              <w:rPr>
+                <w:rFonts w:cs="Times New Roman"/>
+                <w:sz w:val="26"/>
+                <w:szCs w:val="26"/>
+              </w:rPr>
+            </w:pPr>
+            <w:r>
+              <w:rPr>
+                <w:rFonts w:cs="Times New Roman"/>
+                <w:sz w:val="26"/>
+                <w:szCs w:val="26"/>
+              </w:rPr>
+              <w:t>Tên trường</w:t>
+            </w:r>
+          </w:p>
+        </w:tc>
+        <w:tc>
+          <w:tcPr>
+            <w:tcW w:w="0" w:type="auto"/>
+            <w:vAlign w:val="top"/>
+          </w:tcPr>
+          <w:p>
+            <w:pPr>
+              <w:spacing w:after="20" w:line="360" w:lineRule="auto"/>
+              <w:cnfStyle w:val="100000000000" w:firstRow="1" w:lastRow="0" w:firstColumn="0" w:lastColumn="0" w:oddVBand="0" w:evenVBand="0" w:oddHBand="0" w:evenHBand="0" w:firstRowFirstColumn="0" w:firstRowLastColumn="0" w:lastRowFirstColumn="0" w:lastRowLastColumn="0"/>
+              <w:rPr>
+                <w:rFonts w:cs="Times New Roman"/>
+                <w:sz w:val="26"/>
+                <w:szCs w:val="26"/>
+              </w:rPr>
+            </w:pPr>
+            <w:r>
+              <w:rPr>
+                <w:rFonts w:cs="Times New Roman"/>
+                <w:sz w:val="26"/>
+                <w:szCs w:val="26"/>
+              </w:rPr>
+              <w:t>Kiểu dữ liệu</w:t>
+            </w:r>
+          </w:p>
+        </w:tc>
+        <w:tc>
+          <w:tcPr>
+            <w:tcW w:w="0" w:type="auto"/>
+            <w:vAlign w:val="top"/>
+          </w:tcPr>
+          <w:p>
+            <w:pPr>
+              <w:spacing w:after="20" w:line="360" w:lineRule="auto"/>
+              <w:cnfStyle w:val="100000000000" w:firstRow="1" w:lastRow="0" w:firstColumn="0" w:lastColumn="0" w:oddVBand="0" w:evenVBand="0" w:oddHBand="0" w:evenHBand="0" w:firstRowFirstColumn="0" w:firstRowLastColumn="0" w:lastRowFirstColumn="0" w:lastRowLastColumn="0"/>
+              <w:rPr>
+                <w:rFonts w:cs="Times New Roman"/>
+                <w:sz w:val="26"/>
+                <w:szCs w:val="26"/>
+              </w:rPr>
+            </w:pPr>
+            <w:r>
+              <w:rPr>
+                <w:rFonts w:cs="Times New Roman"/>
+                <w:sz w:val="26"/>
+                <w:szCs w:val="26"/>
+              </w:rPr>
+              <w:t>Ràng buộc</w:t>
+            </w:r>
+          </w:p>
+        </w:tc>
+        <w:tc>
+          <w:tcPr>
+            <w:tcW w:w="0" w:type="auto"/>
+            <w:vAlign w:val="top"/>
+          </w:tcPr>
+          <w:p>
+            <w:pPr>
+              <w:spacing w:after="20" w:line="360" w:lineRule="auto"/>
+              <w:cnfStyle w:val="100000000000" w:firstRow="1" w:lastRow="0" w:firstColumn="0" w:lastColumn="0" w:oddVBand="0" w:evenVBand="0" w:oddHBand="0" w:evenHBand="0" w:firstRowFirstColumn="0" w:firstRowLastColumn="0" w:lastRowFirstColumn="0" w:lastRowLastColumn="0"/>
+              <w:rPr>
+                <w:rFonts w:cs="Times New Roman"/>
+                <w:sz w:val="26"/>
+                <w:szCs w:val="26"/>
+              </w:rPr>
+            </w:pPr>
+            <w:r>
+              <w:rPr>
+                <w:rFonts w:cs="Times New Roman"/>
+                <w:sz w:val="26"/>
+                <w:szCs w:val="26"/>
+              </w:rPr>
+              <w:t>Mô tả</w:t>
+            </w:r>
+          </w:p>
+        </w:tc>
+      </w:tr>
+      <w:tr>
+        <w:tc>
+          <w:tcPr>
+            <w:cnfStyle w:val="001000000000" w:firstRow="0" w:lastRow="0" w:firstColumn="1" w:lastColumn="0" w:oddVBand="0" w:evenVBand="0" w:oddHBand="0" w:evenHBand="0" w:firstRowFirstColumn="0" w:firstRowLastColumn="0" w:lastRowFirstColumn="0" w:lastRowLastColumn="0"/>
+            <w:tcW w:w="0" w:type="auto"/>
+          </w:tcPr>
+          <w:p>
+            <w:pPr>
+              <w:spacing w:after="20" w:line="360" w:lineRule="auto"/>
+              <w:rPr>
+                <w:rFonts w:cs="Times New Roman"/>
+                <w:sz w:val="26"/>
+                <w:szCs w:val="26"/>
+              </w:rPr>
+            </w:pPr>
+            <w:r>
+              <w:rPr>
+                <w:rFonts w:cs="Times New Roman"/>
+                <w:sz w:val="26"/>
+                <w:szCs w:val="26"/>
+              </w:rPr>
+              <w:t>1</w:t>
+            </w:r>
+          </w:p>
+        </w:tc>
+        <w:tc>
+          <w:tcPr>
+            <w:tcW w:w="0" w:type="auto"/>
+          </w:tcPr>
+          <w:p>
+            <w:pPr>
+              <w:spacing w:after="20" w:line="360" w:lineRule="auto"/>
+              <w:jc w:val="center"/>
+              <w:cnfStyle w:val="000000000000" w:firstRow="0" w:lastRow="0" w:firstColumn="0" w:lastColumn="0" w:oddVBand="0" w:evenVBand="0" w:oddHBand="0" w:evenHBand="0" w:firstRowFirstColumn="0" w:firstRowLastColumn="0" w:lastRowFirstColumn="0" w:lastRowLastColumn="0"/>
+              <w:rPr>
+                <w:rFonts w:cs="Times New Roman"/>
+                <w:sz w:val="26"/>
+                <w:szCs w:val="26"/>
+              </w:rPr>
+            </w:pPr>
+            <w:r>
+              <w:rPr>
+                <w:rFonts w:cs="Times New Roman"/>
+                <w:sz w:val="26"/>
+                <w:szCs w:val="26"/>
+              </w:rPr>
+              <w:t>receipt_id</w:t>
+            </w:r>
+          </w:p>
+        </w:tc>
+        <w:tc>
+          <w:tcPr>
+            <w:tcW w:w="0" w:type="auto"/>
+          </w:tcPr>
+          <w:p>
+            <w:pPr>
+              <w:spacing w:after="20" w:line="360" w:lineRule="auto"/>
+              <w:jc w:val="center"/>
+              <w:cnfStyle w:val="000000000000" w:firstRow="0" w:lastRow="0" w:firstColumn="0" w:lastColumn="0" w:oddVBand="0" w:evenVBand="0" w:oddHBand="0" w:evenHBand="0" w:firstRowFirstColumn="0" w:firstRowLastColumn="0" w:lastRowFirstColumn="0" w:lastRowLastColumn="0"/>
+              <w:rPr>
+                <w:rFonts w:cs="Times New Roman"/>
+                <w:sz w:val="26"/>
+                <w:szCs w:val="26"/>
+              </w:rPr>
+            </w:pPr>
+            <w:r>
+              <w:rPr>
+                <w:rFonts w:cs="Times New Roman"/>
+                <w:sz w:val="26"/>
+                <w:szCs w:val="26"/>
+              </w:rPr>
+              <w:t>INT</w:t>
+            </w:r>
+          </w:p>
+        </w:tc>
+        <w:tc>
+          <w:tcPr>
+            <w:tcW w:w="0" w:type="auto"/>
+          </w:tcPr>
+          <w:p>
+            <w:pPr>
+              <w:spacing w:after="20" w:line="360" w:lineRule="auto"/>
+              <w:jc w:val="center"/>
+              <w:cnfStyle w:val="000000000000" w:firstRow="0" w:lastRow="0" w:firstColumn="0" w:lastColumn="0" w:oddVBand="0" w:evenVBand="0" w:oddHBand="0" w:evenHBand="0" w:firstRowFirstColumn="0" w:firstRowLastColumn="0" w:lastRowFirstColumn="0" w:lastRowLastColumn="0"/>
+              <w:rPr>
+                <w:rFonts w:cs="Times New Roman"/>
+                <w:sz w:val="26"/>
+                <w:szCs w:val="26"/>
+              </w:rPr>
+            </w:pPr>
+            <w:r>
+              <w:rPr>
+                <w:rFonts w:cs="Times New Roman"/>
+                <w:sz w:val="26"/>
+                <w:szCs w:val="26"/>
+              </w:rPr>
+              <w:t>PK, AUTO_INCREMENT</w:t>
+            </w:r>
+          </w:p>
+        </w:tc>
+        <w:tc>
+          <w:tcPr>
+            <w:tcW w:w="0" w:type="auto"/>
+          </w:tcPr>
+          <w:p>
+            <w:pPr>
+              <w:spacing w:after="20" w:line="360" w:lineRule="auto"/>
+              <w:jc w:val="center"/>
+              <w:cnfStyle w:val="000000000000" w:firstRow="0" w:lastRow="0" w:firstColumn="0" w:lastColumn="0" w:oddVBand="0" w:evenVBand="0" w:oddHBand="0" w:evenHBand="0" w:firstRowFirstColumn="0" w:firstRowLastColumn="0" w:lastRowFirstColumn="0" w:lastRowLastColumn="0"/>
+              <w:rPr>
+                <w:rFonts w:cs="Times New Roman"/>
+                <w:sz w:val="26"/>
+                <w:szCs w:val="26"/>
+              </w:rPr>
+            </w:pPr>
+            <w:r>
+              <w:rPr>
+                <w:rFonts w:cs="Times New Roman"/>
+                <w:sz w:val="26"/>
+                <w:szCs w:val="26"/>
+              </w:rPr>
+              <w:t>Mã phiếu nhập</w:t>
+            </w:r>
+          </w:p>
+        </w:tc>
+      </w:tr>
+      <w:tr>
+        <w:tc>
+          <w:tcPr>
+            <w:cnfStyle w:val="001000000000" w:firstRow="0" w:lastRow="0" w:firstColumn="1" w:lastColumn="0" w:oddVBand="0" w:evenVBand="0" w:oddHBand="0" w:evenHBand="0" w:firstRowFirstColumn="0" w:firstRowLastColumn="0" w:lastRowFirstColumn="0" w:lastRowLastColumn="0"/>
+            <w:tcW w:w="0" w:type="auto"/>
+          </w:tcPr>
+          <w:p>
+            <w:pPr>
+              <w:spacing w:after="20" w:line="360" w:lineRule="auto"/>
+              <w:rPr>
+                <w:rFonts w:cs="Times New Roman"/>
+                <w:sz w:val="26"/>
+                <w:szCs w:val="26"/>
+              </w:rPr>
+            </w:pPr>
+            <w:r>
+              <w:rPr>
+                <w:rFonts w:cs="Times New Roman"/>
+                <w:sz w:val="26"/>
+                <w:szCs w:val="26"/>
+              </w:rPr>
+              <w:t>2</w:t>
+            </w:r>
+          </w:p>
+        </w:tc>
+        <w:tc>
+          <w:tcPr>
+            <w:tcW w:w="0" w:type="auto"/>
+          </w:tcPr>
+          <w:p>
+            <w:pPr>
+              <w:spacing w:after="20" w:line="360" w:lineRule="auto"/>
+              <w:jc w:val="center"/>
+              <w:cnfStyle w:val="000000000000" w:firstRow="0" w:lastRow="0" w:firstColumn="0" w:lastColumn="0" w:oddVBand="0" w:evenVBand="0" w:oddHBand="0" w:evenHBand="0" w:firstRowFirstColumn="0" w:firstRowLastColumn="0" w:lastRowFirstColumn="0" w:lastRowLastColumn="0"/>
+              <w:rPr>
+                <w:rFonts w:cs="Times New Roman"/>
+                <w:sz w:val="26"/>
+                <w:szCs w:val="26"/>
+              </w:rPr>
+            </w:pPr>
+            <w:r>
+              <w:rPr>
+                <w:rFonts w:cs="Times New Roman"/>
+                <w:sz w:val="26"/>
+                <w:szCs w:val="26"/>
+              </w:rPr>
+              <w:t>supplier_id</w:t>
+            </w:r>
+          </w:p>
+        </w:tc>
+        <w:tc>
+          <w:tcPr>
+            <w:tcW w:w="0" w:type="auto"/>
+          </w:tcPr>
+          <w:p>
+            <w:pPr>
+              <w:spacing w:after="20" w:line="360" w:lineRule="auto"/>
+              <w:jc w:val="center"/>
+              <w:cnfStyle w:val="000000000000" w:firstRow="0" w:lastRow="0" w:firstColumn="0" w:lastColumn="0" w:oddVBand="0" w:evenVBand="0" w:oddHBand="0" w:evenHBand="0" w:firstRowFirstColumn="0" w:firstRowLastColumn="0" w:lastRowFirstColumn="0" w:lastRowLastColumn="0"/>
+              <w:rPr>
+                <w:rFonts w:cs="Times New Roman"/>
+                <w:sz w:val="26"/>
+                <w:szCs w:val="26"/>
+              </w:rPr>
+            </w:pPr>
+            <w:r>
+              <w:rPr>
+                <w:rFonts w:cs="Times New Roman"/>
+                <w:sz w:val="26"/>
+                <w:szCs w:val="26"/>
+              </w:rPr>
+              <w:t>INT</w:t>
+            </w:r>
+          </w:p>
+        </w:tc>
+        <w:tc>
+          <w:tcPr>
+            <w:tcW w:w="0" w:type="auto"/>
+          </w:tcPr>
+          <w:p>
+            <w:pPr>
+              <w:spacing w:after="20" w:line="360" w:lineRule="auto"/>
+              <w:jc w:val="center"/>
+              <w:cnfStyle w:val="000000000000" w:firstRow="0" w:lastRow="0" w:firstColumn="0" w:lastColumn="0" w:oddVBand="0" w:evenVBand="0" w:oddHBand="0" w:evenHBand="0" w:firstRowFirstColumn="0" w:firstRowLastColumn="0" w:lastRowFirstColumn="0" w:lastRowLastColumn="0"/>
+              <w:rPr>
+                <w:rFonts w:cs="Times New Roman"/>
+                <w:sz w:val="26"/>
+                <w:szCs w:val="26"/>
+              </w:rPr>
+            </w:pPr>
+            <w:r>
+              <w:rPr>
+                <w:rFonts w:cs="Times New Roman"/>
+                <w:sz w:val="26"/>
+                <w:szCs w:val="26"/>
+              </w:rPr>
+              <w:t>FK</w:t>
+            </w:r>
+          </w:p>
+        </w:tc>
+        <w:tc>
+          <w:tcPr>
+            <w:tcW w:w="0" w:type="auto"/>
+          </w:tcPr>
+          <w:p>
+            <w:pPr>
+              <w:spacing w:after="20" w:line="360" w:lineRule="auto"/>
+              <w:jc w:val="center"/>
+              <w:cnfStyle w:val="000000000000" w:firstRow="0" w:lastRow="0" w:firstColumn="0" w:lastColumn="0" w:oddVBand="0" w:evenVBand="0" w:oddHBand="0" w:evenHBand="0" w:firstRowFirstColumn="0" w:firstRowLastColumn="0" w:lastRowFirstColumn="0" w:lastRowLastColumn="0"/>
+              <w:rPr>
+                <w:rFonts w:cs="Times New Roman"/>
+                <w:sz w:val="26"/>
+                <w:szCs w:val="26"/>
+              </w:rPr>
+            </w:pPr>
+            <w:r>
+              <w:rPr>
+                <w:rFonts w:cs="Times New Roman"/>
+                <w:sz w:val="26"/>
+                <w:szCs w:val="26"/>
+              </w:rPr>
+              <w:t>Nhà cung cấp</w:t>
+            </w:r>
+          </w:p>
+        </w:tc>
+      </w:tr>
+      <w:tr>
+        <w:tc>
+          <w:tcPr>
+            <w:cnfStyle w:val="001000000000" w:firstRow="0" w:lastRow="0" w:firstColumn="1" w:lastColumn="0" w:oddVBand="0" w:evenVBand="0" w:oddHBand="0" w:evenHBand="0" w:firstRowFirstColumn="0" w:firstRowLastColumn="0" w:lastRowFirstColumn="0" w:lastRowLastColumn="0"/>
+            <w:tcW w:w="0" w:type="auto"/>
+          </w:tcPr>
+          <w:p>
+            <w:pPr>
+              <w:spacing w:after="20" w:line="360" w:lineRule="auto"/>
+              <w:rPr>
+                <w:rFonts w:cs="Times New Roman"/>
+                <w:sz w:val="26"/>
+                <w:szCs w:val="26"/>
+              </w:rPr>
+            </w:pPr>
+            <w:r>
+              <w:rPr>
+                <w:rFonts w:cs="Times New Roman"/>
+                <w:sz w:val="26"/>
+                <w:szCs w:val="26"/>
+              </w:rPr>
+              <w:t>3</w:t>
+            </w:r>
+          </w:p>
+        </w:tc>
+        <w:tc>
+          <w:tcPr>
+            <w:tcW w:w="0" w:type="auto"/>
+          </w:tcPr>
+          <w:p>
+            <w:pPr>
+              <w:spacing w:after="20" w:line="360" w:lineRule="auto"/>
+              <w:jc w:val="center"/>
+              <w:cnfStyle w:val="000000000000" w:firstRow="0" w:lastRow="0" w:firstColumn="0" w:lastColumn="0" w:oddVBand="0" w:evenVBand="0" w:oddHBand="0" w:evenHBand="0" w:firstRowFirstColumn="0" w:firstRowLastColumn="0" w:lastRowFirstColumn="0" w:lastRowLastColumn="0"/>
+              <w:rPr>
+                <w:rFonts w:cs="Times New Roman"/>
+                <w:sz w:val="26"/>
+                <w:szCs w:val="26"/>
+              </w:rPr>
+            </w:pPr>
+            <w:r>
+              <w:rPr>
+                <w:rFonts w:cs="Times New Roman"/>
+                <w:sz w:val="26"/>
+                <w:szCs w:val="26"/>
+              </w:rPr>
+              <w:t>user_id</w:t>
+            </w:r>
+          </w:p>
+        </w:tc>
+        <w:tc>
+          <w:tcPr>
+            <w:tcW w:w="0" w:type="auto"/>
+          </w:tcPr>
+          <w:p>
+            <w:pPr>
+              <w:spacing w:after="20" w:line="360" w:lineRule="auto"/>
+              <w:jc w:val="center"/>
+              <w:cnfStyle w:val="000000000000" w:firstRow="0" w:lastRow="0" w:firstColumn="0" w:lastColumn="0" w:oddVBand="0" w:evenVBand="0" w:oddHBand="0" w:evenHBand="0" w:firstRowFirstColumn="0" w:firstRowLastColumn="0" w:lastRowFirstColumn="0" w:lastRowLastColumn="0"/>
+              <w:rPr>
+                <w:rFonts w:cs="Times New Roman"/>
+                <w:sz w:val="26"/>
+                <w:szCs w:val="26"/>
+              </w:rPr>
+            </w:pPr>
+            <w:r>
+              <w:rPr>
+                <w:rFonts w:cs="Times New Roman"/>
+                <w:sz w:val="26"/>
+                <w:szCs w:val="26"/>
+              </w:rPr>
+              <w:t>INT</w:t>
+            </w:r>
+          </w:p>
+        </w:tc>
+        <w:tc>
+          <w:tcPr>
+            <w:tcW w:w="0" w:type="auto"/>
+          </w:tcPr>
+          <w:p>
+            <w:pPr>
+              <w:spacing w:after="20" w:line="360" w:lineRule="auto"/>
+              <w:jc w:val="center"/>
+              <w:cnfStyle w:val="000000000000" w:firstRow="0" w:lastRow="0" w:firstColumn="0" w:lastColumn="0" w:oddVBand="0" w:evenVBand="0" w:oddHBand="0" w:evenHBand="0" w:firstRowFirstColumn="0" w:firstRowLastColumn="0" w:lastRowFirstColumn="0" w:lastRowLastColumn="0"/>
+              <w:rPr>
+                <w:rFonts w:cs="Times New Roman"/>
+                <w:sz w:val="26"/>
+                <w:szCs w:val="26"/>
+              </w:rPr>
+            </w:pPr>
+            <w:r>
+              <w:rPr>
+                <w:rFonts w:cs="Times New Roman"/>
+                <w:sz w:val="26"/>
+                <w:szCs w:val="26"/>
+              </w:rPr>
+              <w:t>FK</w:t>
+            </w:r>
+          </w:p>
+        </w:tc>
+        <w:tc>
+          <w:tcPr>
+            <w:tcW w:w="0" w:type="auto"/>
+          </w:tcPr>
+          <w:p>
+            <w:pPr>
+              <w:spacing w:after="20" w:line="360" w:lineRule="auto"/>
+              <w:jc w:val="center"/>
+              <w:cnfStyle w:val="000000000000" w:firstRow="0" w:lastRow="0" w:firstColumn="0" w:lastColumn="0" w:oddVBand="0" w:evenVBand="0" w:oddHBand="0" w:evenHBand="0" w:firstRowFirstColumn="0" w:firstRowLastColumn="0" w:lastRowFirstColumn="0" w:lastRowLastColumn="0"/>
+              <w:rPr>
+                <w:rFonts w:cs="Times New Roman"/>
+                <w:sz w:val="26"/>
+                <w:szCs w:val="26"/>
+              </w:rPr>
+            </w:pPr>
+            <w:r>
+              <w:rPr>
+                <w:rFonts w:cs="Times New Roman"/>
+                <w:sz w:val="26"/>
+                <w:szCs w:val="26"/>
+              </w:rPr>
+              <w:t>Người lập phiếu</w:t>
+            </w:r>
+          </w:p>
+        </w:tc>
+      </w:tr>
+      <w:tr>
+        <w:tc>
+          <w:tcPr>
+            <w:cnfStyle w:val="001000000000" w:firstRow="0" w:lastRow="0" w:firstColumn="1" w:lastColumn="0" w:oddVBand="0" w:evenVBand="0" w:oddHBand="0" w:evenHBand="0" w:firstRowFirstColumn="0" w:firstRowLastColumn="0" w:lastRowFirstColumn="0" w:lastRowLastColumn="0"/>
+            <w:tcW w:w="0" w:type="auto"/>
+          </w:tcPr>
+          <w:p>
+            <w:pPr>
+              <w:spacing w:after="20" w:line="360" w:lineRule="auto"/>
+              <w:rPr>
+                <w:rFonts w:cs="Times New Roman"/>
+                <w:sz w:val="26"/>
+                <w:szCs w:val="26"/>
+              </w:rPr>
+            </w:pPr>
+            <w:r>
+              <w:rPr>
+                <w:rFonts w:cs="Times New Roman"/>
+                <w:sz w:val="26"/>
+                <w:szCs w:val="26"/>
+              </w:rPr>
+              <w:t>4</w:t>
+            </w:r>
+          </w:p>
+        </w:tc>
+        <w:tc>
+          <w:tcPr>
+            <w:tcW w:w="0" w:type="auto"/>
+          </w:tcPr>
+          <w:p>
+            <w:pPr>
+              <w:spacing w:after="20" w:line="360" w:lineRule="auto"/>
+              <w:jc w:val="center"/>
+              <w:cnfStyle w:val="000000000000" w:firstRow="0" w:lastRow="0" w:firstColumn="0" w:lastColumn="0" w:oddVBand="0" w:evenVBand="0" w:oddHBand="0" w:evenHBand="0" w:firstRowFirstColumn="0" w:firstRowLastColumn="0" w:lastRowFirstColumn="0" w:lastRowLastColumn="0"/>
+              <w:rPr>
+                <w:rFonts w:cs="Times New Roman"/>
+                <w:sz w:val="26"/>
+                <w:szCs w:val="26"/>
+              </w:rPr>
+            </w:pPr>
+            <w:r>
+              <w:rPr>
+                <w:rFonts w:cs="Times New Roman"/>
+                <w:sz w:val="26"/>
+                <w:szCs w:val="26"/>
+              </w:rPr>
+              <w:t>warehouse_id</w:t>
+            </w:r>
+          </w:p>
+        </w:tc>
+        <w:tc>
+          <w:tcPr>
+            <w:tcW w:w="0" w:type="auto"/>
+          </w:tcPr>
+          <w:p>
+            <w:pPr>
+              <w:spacing w:after="20" w:line="360" w:lineRule="auto"/>
+              <w:jc w:val="center"/>
+              <w:cnfStyle w:val="000000000000" w:firstRow="0" w:lastRow="0" w:firstColumn="0" w:lastColumn="0" w:oddVBand="0" w:evenVBand="0" w:oddHBand="0" w:evenHBand="0" w:firstRowFirstColumn="0" w:firstRowLastColumn="0" w:lastRowFirstColumn="0" w:lastRowLastColumn="0"/>
+              <w:rPr>
+                <w:rFonts w:cs="Times New Roman"/>
+                <w:sz w:val="26"/>
+                <w:szCs w:val="26"/>
+              </w:rPr>
+            </w:pPr>
+            <w:r>
+              <w:rPr>
+                <w:rFonts w:cs="Times New Roman"/>
+                <w:sz w:val="26"/>
+                <w:szCs w:val="26"/>
+              </w:rPr>
+              <w:t>INT</w:t>
+            </w:r>
+          </w:p>
+        </w:tc>
+        <w:tc>
+          <w:tcPr>
+            <w:tcW w:w="0" w:type="auto"/>
+          </w:tcPr>
+          <w:p>
+            <w:pPr>
+              <w:spacing w:after="20" w:line="360" w:lineRule="auto"/>
+              <w:jc w:val="center"/>
+              <w:cnfStyle w:val="000000000000" w:firstRow="0" w:lastRow="0" w:firstColumn="0" w:lastColumn="0" w:oddVBand="0" w:evenVBand="0" w:oddHBand="0" w:evenHBand="0" w:firstRowFirstColumn="0" w:firstRowLastColumn="0" w:lastRowFirstColumn="0" w:lastRowLastColumn="0"/>
+              <w:rPr>
+                <w:rFonts w:cs="Times New Roman"/>
+                <w:sz w:val="26"/>
+                <w:szCs w:val="26"/>
+              </w:rPr>
+            </w:pPr>
+            <w:r>
+              <w:rPr>
+                <w:rFonts w:cs="Times New Roman"/>
+                <w:sz w:val="26"/>
+                <w:szCs w:val="26"/>
+              </w:rPr>
+              <w:t>FK</w:t>
+            </w:r>
+          </w:p>
+        </w:tc>
+        <w:tc>
+          <w:tcPr>
+            <w:tcW w:w="0" w:type="auto"/>
+          </w:tcPr>
+          <w:p>
+            <w:pPr>
+              <w:spacing w:after="20" w:line="360" w:lineRule="auto"/>
+              <w:jc w:val="center"/>
+              <w:cnfStyle w:val="000000000000" w:firstRow="0" w:lastRow="0" w:firstColumn="0" w:lastColumn="0" w:oddVBand="0" w:evenVBand="0" w:oddHBand="0" w:evenHBand="0" w:firstRowFirstColumn="0" w:firstRowLastColumn="0" w:lastRowFirstColumn="0" w:lastRowLastColumn="0"/>
+              <w:rPr>
+                <w:rFonts w:cs="Times New Roman"/>
+                <w:sz w:val="26"/>
+                <w:szCs w:val="26"/>
+              </w:rPr>
+            </w:pPr>
+            <w:r>
+              <w:rPr>
+                <w:rFonts w:cs="Times New Roman"/>
+                <w:sz w:val="26"/>
+                <w:szCs w:val="26"/>
+              </w:rPr>
+              <w:t>Kho nhập</w:t>
+            </w:r>
+          </w:p>
+        </w:tc>
+      </w:tr>
+      <w:tr>
+        <w:tc>
+          <w:tcPr>
+            <w:cnfStyle w:val="001000000000" w:firstRow="0" w:lastRow="0" w:firstColumn="1" w:lastColumn="0" w:oddVBand="0" w:evenVBand="0" w:oddHBand="0" w:evenHBand="0" w:firstRowFirstColumn="0" w:firstRowLastColumn="0" w:lastRowFirstColumn="0" w:lastRowLastColumn="0"/>
+            <w:tcW w:w="0" w:type="auto"/>
+          </w:tcPr>
+          <w:p>
+            <w:pPr>
+              <w:spacing w:after="20" w:line="360" w:lineRule="auto"/>
+              <w:rPr>
+                <w:rFonts w:cs="Times New Roman"/>
+                <w:sz w:val="26"/>
+                <w:szCs w:val="26"/>
+              </w:rPr>
+            </w:pPr>
+            <w:r>
+              <w:rPr>
+                <w:rFonts w:cs="Times New Roman"/>
+                <w:sz w:val="26"/>
+                <w:szCs w:val="26"/>
+              </w:rPr>
+              <w:t>5</w:t>
+            </w:r>
+          </w:p>
+        </w:tc>
+        <w:tc>
+          <w:tcPr>
+            <w:tcW w:w="0" w:type="auto"/>
+          </w:tcPr>
+          <w:p>
+            <w:pPr>
+              <w:spacing w:after="20" w:line="360" w:lineRule="auto"/>
+              <w:jc w:val="center"/>
+              <w:cnfStyle w:val="000000000000" w:firstRow="0" w:lastRow="0" w:firstColumn="0" w:lastColumn="0" w:oddVBand="0" w:evenVBand="0" w:oddHBand="0" w:evenHBand="0" w:firstRowFirstColumn="0" w:firstRowLastColumn="0" w:lastRowFirstColumn="0" w:lastRowLastColumn="0"/>
+              <w:rPr>
+                <w:rFonts w:cs="Times New Roman"/>
+                <w:sz w:val="26"/>
+                <w:szCs w:val="26"/>
+              </w:rPr>
+            </w:pPr>
+            <w:r>
+              <w:rPr>
+                <w:rFonts w:cs="Times New Roman"/>
+                <w:sz w:val="26"/>
+                <w:szCs w:val="26"/>
+              </w:rPr>
+              <w:t>receipt_date</w:t>
+            </w:r>
+          </w:p>
+        </w:tc>
+        <w:tc>
+          <w:tcPr>
+            <w:tcW w:w="0" w:type="auto"/>
+          </w:tcPr>
+          <w:p>
+            <w:pPr>
+              <w:spacing w:after="20" w:line="360" w:lineRule="auto"/>
+              <w:jc w:val="center"/>
+              <w:cnfStyle w:val="000000000000" w:firstRow="0" w:lastRow="0" w:firstColumn="0" w:lastColumn="0" w:oddVBand="0" w:evenVBand="0" w:oddHBand="0" w:evenHBand="0" w:firstRowFirstColumn="0" w:firstRowLastColumn="0" w:lastRowFirstColumn="0" w:lastRowLastColumn="0"/>
+              <w:rPr>
+                <w:rFonts w:cs="Times New Roman"/>
+                <w:sz w:val="26"/>
+                <w:szCs w:val="26"/>
+              </w:rPr>
+            </w:pPr>
+            <w:r>
+              <w:rPr>
+                <w:rFonts w:cs="Times New Roman"/>
+                <w:sz w:val="26"/>
+                <w:szCs w:val="26"/>
+              </w:rPr>
+              <w:t>DATETIME</w:t>
+            </w:r>
+          </w:p>
+        </w:tc>
+        <w:tc>
+          <w:tcPr>
+            <w:tcW w:w="0" w:type="auto"/>
+          </w:tcPr>
+          <w:p>
+            <w:pPr>
+              <w:spacing w:after="20" w:line="360" w:lineRule="auto"/>
+              <w:jc w:val="center"/>
+              <w:cnfStyle w:val="000000000000" w:firstRow="0" w:lastRow="0" w:firstColumn="0" w:lastColumn="0" w:oddVBand="0" w:evenVBand="0" w:oddHBand="0" w:evenHBand="0" w:firstRowFirstColumn="0" w:firstRowLastColumn="0" w:lastRowFirstColumn="0" w:lastRowLastColumn="0"/>
+              <w:rPr>
+                <w:rFonts w:cs="Times New Roman"/>
+                <w:sz w:val="26"/>
+                <w:szCs w:val="26"/>
+              </w:rPr>
+            </w:pPr>
+            <w:r>
+              <w:rPr>
+                <w:rFonts w:cs="Times New Roman"/>
+                <w:sz w:val="26"/>
+                <w:szCs w:val="26"/>
+              </w:rPr>
+              <w:t>NOT NULL</w:t>
+            </w:r>
+          </w:p>
+        </w:tc>
+        <w:tc>
+          <w:tcPr>
+            <w:tcW w:w="0" w:type="auto"/>
+          </w:tcPr>
+          <w:p>
+            <w:pPr>
+              <w:spacing w:after="20" w:line="360" w:lineRule="auto"/>
+              <w:jc w:val="center"/>
+              <w:cnfStyle w:val="000000000000" w:firstRow="0" w:lastRow="0" w:firstColumn="0" w:lastColumn="0" w:oddVBand="0" w:evenVBand="0" w:oddHBand="0" w:evenHBand="0" w:firstRowFirstColumn="0" w:firstRowLastColumn="0" w:lastRowFirstColumn="0" w:lastRowLastColumn="0"/>
+              <w:rPr>
+                <w:rFonts w:cs="Times New Roman"/>
+                <w:sz w:val="26"/>
+                <w:szCs w:val="26"/>
+              </w:rPr>
+            </w:pPr>
+            <w:r>
+              <w:rPr>
+                <w:rFonts w:cs="Times New Roman"/>
+                <w:sz w:val="26"/>
+                <w:szCs w:val="26"/>
+              </w:rPr>
+              <w:t>Ngày nhập</w:t>
+            </w:r>
+          </w:p>
+        </w:tc>
+      </w:tr>
+      <w:tr>
+        <w:tc>
+          <w:tcPr>
+            <w:cnfStyle w:val="001000000000" w:firstRow="0" w:lastRow="0" w:firstColumn="1" w:lastColumn="0" w:oddVBand="0" w:evenVBand="0" w:oddHBand="0" w:evenHBand="0" w:firstRowFirstColumn="0" w:firstRowLastColumn="0" w:lastRowFirstColumn="0" w:lastRowLastColumn="0"/>
+            <w:tcW w:w="0" w:type="auto"/>
+          </w:tcPr>
+          <w:p>
+            <w:pPr>
+              <w:spacing w:after="20" w:line="360" w:lineRule="auto"/>
+              <w:rPr>
+                <w:rFonts w:cs="Times New Roman"/>
+                <w:sz w:val="26"/>
+                <w:szCs w:val="26"/>
+              </w:rPr>
+            </w:pPr>
+            <w:r>
+              <w:rPr>
+                <w:rFonts w:cs="Times New Roman"/>
+                <w:sz w:val="26"/>
+                <w:szCs w:val="26"/>
+              </w:rPr>
+              <w:lastRenderedPageBreak/>
+              <w:t>6</w:t>
+            </w:r>
+          </w:p>
+        </w:tc>
+        <w:tc>
+          <w:tcPr>
+            <w:tcW w:w="0" w:type="auto"/>
+          </w:tcPr>
+          <w:p>
+            <w:pPr>
+              <w:spacing w:after="20" w:line="360" w:lineRule="auto"/>
+              <w:jc w:val="center"/>
+              <w:cnfStyle w:val="000000000000" w:firstRow="0" w:lastRow="0" w:firstColumn="0" w:lastColumn="0" w:oddVBand="0" w:evenVBand="0" w:oddHBand="0" w:evenHBand="0" w:firstRowFirstColumn="0" w:firstRowLastColumn="0" w:lastRowFirstColumn="0" w:lastRowLastColumn="0"/>
+              <w:rPr>
+                <w:rFonts w:cs="Times New Roman"/>
+                <w:sz w:val="26"/>
+                <w:szCs w:val="26"/>
+              </w:rPr>
+            </w:pPr>
+            <w:r>
+              <w:rPr>
+                <w:rFonts w:cs="Times New Roman"/>
+                <w:sz w:val="26"/>
+                <w:szCs w:val="26"/>
+              </w:rPr>
+              <w:t>total_amount</w:t>
+            </w:r>
+          </w:p>
+        </w:tc>
+        <w:tc>
+          <w:tcPr>
+            <w:tcW w:w="0" w:type="auto"/>
+          </w:tcPr>
+          <w:p>
+            <w:pPr>
+              <w:spacing w:after="20" w:line="360" w:lineRule="auto"/>
+              <w:jc w:val="center"/>
+              <w:cnfStyle w:val="000000000000" w:firstRow="0" w:lastRow="0" w:firstColumn="0" w:lastColumn="0" w:oddVBand="0" w:evenVBand="0" w:oddHBand="0" w:evenHBand="0" w:firstRowFirstColumn="0" w:firstRowLastColumn="0" w:lastRowFirstColumn="0" w:lastRowLastColumn="0"/>
+              <w:rPr>
+                <w:rFonts w:cs="Times New Roman"/>
+                <w:sz w:val="26"/>
+                <w:szCs w:val="26"/>
+              </w:rPr>
+            </w:pPr>
+            <w:r>
+              <w:rPr>
+                <w:rFonts w:cs="Times New Roman"/>
+                <w:sz w:val="26"/>
+                <w:szCs w:val="26"/>
+              </w:rPr>
+              <w:t>DECIMAL(15,2)</w:t>
+            </w:r>
+          </w:p>
+        </w:tc>
+        <w:tc>
+          <w:tcPr>
+            <w:tcW w:w="0" w:type="auto"/>
+          </w:tcPr>
+          <w:p>
+            <w:pPr>
+              <w:spacing w:after="20" w:line="360" w:lineRule="auto"/>
+              <w:jc w:val="center"/>
+              <w:cnfStyle w:val="000000000000" w:firstRow="0" w:lastRow="0" w:firstColumn="0" w:lastColumn="0" w:oddVBand="0" w:evenVBand="0" w:oddHBand="0" w:evenHBand="0" w:firstRowFirstColumn="0" w:firstRowLastColumn="0" w:lastRowFirstColumn="0" w:lastRowLastColumn="0"/>
+              <w:rPr>
+                <w:rFonts w:cs="Times New Roman"/>
+                <w:sz w:val="26"/>
+                <w:szCs w:val="26"/>
+              </w:rPr>
+            </w:pPr>
+            <w:r>
+              <w:rPr>
+                <w:rFonts w:cs="Times New Roman"/>
+                <w:sz w:val="26"/>
+                <w:szCs w:val="26"/>
+              </w:rPr>
+              <w:t>DEFAULT 0</w:t>
+            </w:r>
+          </w:p>
+        </w:tc>
+        <w:tc>
+          <w:tcPr>
+            <w:tcW w:w="0" w:type="auto"/>
+          </w:tcPr>
+          <w:p>
+            <w:pPr>
+              <w:spacing w:after="20" w:line="360" w:lineRule="auto"/>
+              <w:jc w:val="center"/>
+              <w:cnfStyle w:val="000000000000" w:firstRow="0" w:lastRow="0" w:firstColumn="0" w:lastColumn="0" w:oddVBand="0" w:evenVBand="0" w:oddHBand="0" w:evenHBand="0" w:firstRowFirstColumn="0" w:firstRowLastColumn="0" w:lastRowFirstColumn="0" w:lastRowLastColumn="0"/>
+              <w:rPr>
+                <w:rFonts w:cs="Times New Roman"/>
+                <w:sz w:val="26"/>
+                <w:szCs w:val="26"/>
+              </w:rPr>
+            </w:pPr>
+            <w:r>
+              <w:rPr>
+                <w:rFonts w:cs="Times New Roman"/>
+                <w:sz w:val="26"/>
+                <w:szCs w:val="26"/>
+              </w:rPr>
+              <w:t>Tổng giá trị nhập</w:t>
+            </w:r>
+          </w:p>
+        </w:tc>
+      </w:tr>
+      <w:tr>
+        <w:tc>
+          <w:tcPr>
+            <w:cnfStyle w:val="001000000000" w:firstRow="0" w:lastRow="0" w:firstColumn="1" w:lastColumn="0" w:oddVBand="0" w:evenVBand="0" w:oddHBand="0" w:evenHBand="0" w:firstRowFirstColumn="0" w:firstRowLastColumn="0" w:lastRowFirstColumn="0" w:lastRowLastColumn="0"/>
+            <w:tcW w:w="0" w:type="auto"/>
+          </w:tcPr>
+          <w:p>
+            <w:pPr>
+              <w:spacing w:after="20" w:line="360" w:lineRule="auto"/>
+              <w:rPr>
+                <w:rFonts w:cs="Times New Roman"/>
+                <w:sz w:val="26"/>
+                <w:szCs w:val="26"/>
+              </w:rPr>
+            </w:pPr>
+            <w:r>
+              <w:rPr>
+                <w:rFonts w:cs="Times New Roman"/>
+                <w:sz w:val="26"/>
+                <w:szCs w:val="26"/>
+              </w:rPr>
+              <w:t>7</w:t>
+            </w:r>
+          </w:p>
+        </w:tc>
+        <w:tc>
+          <w:tcPr>
+            <w:tcW w:w="0" w:type="auto"/>
+          </w:tcPr>
+          <w:p>
+            <w:pPr>
+              <w:spacing w:after="20" w:line="360" w:lineRule="auto"/>
+              <w:jc w:val="center"/>
+              <w:cnfStyle w:val="000000000000" w:firstRow="0" w:lastRow="0" w:firstColumn="0" w:lastColumn="0" w:oddVBand="0" w:evenVBand="0" w:oddHBand="0" w:evenHBand="0" w:firstRowFirstColumn="0" w:firstRowLastColumn="0" w:lastRowFirstColumn="0" w:lastRowLastColumn="0"/>
+              <w:rPr>
+                <w:rFonts w:cs="Times New Roman"/>
+                <w:sz w:val="26"/>
+                <w:szCs w:val="26"/>
+              </w:rPr>
+            </w:pPr>
+            <w:r>
+              <w:rPr>
+                <w:rFonts w:cs="Times New Roman"/>
+                <w:sz w:val="26"/>
+                <w:szCs w:val="26"/>
+              </w:rPr>
+              <w:t>note</w:t>
+            </w:r>
+          </w:p>
+        </w:tc>
+        <w:tc>
+          <w:tcPr>
+            <w:tcW w:w="0" w:type="auto"/>
+          </w:tcPr>
+          <w:p>
+            <w:pPr>
+              <w:spacing w:after="20" w:line="360" w:lineRule="auto"/>
+              <w:jc w:val="center"/>
+              <w:cnfStyle w:val="000000000000" w:firstRow="0" w:lastRow="0" w:firstColumn="0" w:lastColumn="0" w:oddVBand="0" w:evenVBand="0" w:oddHBand="0" w:evenHBand="0" w:firstRowFirstColumn="0" w:firstRowLastColumn="0" w:lastRowFirstColumn="0" w:lastRowLastColumn="0"/>
+              <w:rPr>
+                <w:rFonts w:cs="Times New Roman"/>
+                <w:sz w:val="26"/>
+                <w:szCs w:val="26"/>
+              </w:rPr>
+            </w:pPr>
+            <w:r>
+              <w:rPr>
+                <w:rFonts w:cs="Times New Roman"/>
+                <w:sz w:val="26"/>
+                <w:szCs w:val="26"/>
+              </w:rPr>
+              <w:t>VARCHAR(255)</w:t>
+            </w:r>
+          </w:p>
+        </w:tc>
+        <w:tc>
+          <w:tcPr>
+            <w:tcW w:w="0" w:type="auto"/>
+          </w:tcPr>
+          <w:p>
+            <w:pPr>
+              <w:spacing w:after="20" w:line="360" w:lineRule="auto"/>
+              <w:jc w:val="center"/>
+              <w:cnfStyle w:val="000000000000" w:firstRow="0" w:lastRow="0" w:firstColumn="0" w:lastColumn="0" w:oddVBand="0" w:evenVBand="0" w:oddHBand="0" w:evenHBand="0" w:firstRowFirstColumn="0" w:firstRowLastColumn="0" w:lastRowFirstColumn="0" w:lastRowLastColumn="0"/>
+              <w:rPr>
+                <w:rFonts w:cs="Times New Roman"/>
+                <w:sz w:val="26"/>
+                <w:szCs w:val="26"/>
+              </w:rPr>
+            </w:pPr>
+            <w:r>
+              <w:rPr>
+                <w:rFonts w:cs="Times New Roman"/>
+                <w:sz w:val="26"/>
+                <w:szCs w:val="26"/>
+              </w:rPr>
+              <w:t>NULL</w:t>
+            </w:r>
+          </w:p>
+        </w:tc>
+        <w:tc>
+          <w:tcPr>
+            <w:tcW w:w="0" w:type="auto"/>
+          </w:tcPr>
+          <w:p>
+            <w:pPr>
+              <w:spacing w:after="20" w:line="360" w:lineRule="auto"/>
+              <w:jc w:val="center"/>
+              <w:cnfStyle w:val="000000000000" w:firstRow="0" w:lastRow="0" w:firstColumn="0" w:lastColumn="0" w:oddVBand="0" w:evenVBand="0" w:oddHBand="0" w:evenHBand="0" w:firstRowFirstColumn="0" w:firstRowLastColumn="0" w:lastRowFirstColumn="0" w:lastRowLastColumn="0"/>
+              <w:rPr>
+                <w:rFonts w:cs="Times New Roman"/>
+                <w:sz w:val="26"/>
+                <w:szCs w:val="26"/>
+              </w:rPr>
+            </w:pPr>
+            <w:r>
+              <w:rPr>
+                <w:rFonts w:cs="Times New Roman"/>
+                <w:sz w:val="26"/>
+                <w:szCs w:val="26"/>
+              </w:rPr>
+              <w:t>Ghi chú</w:t>
+            </w:r>
+          </w:p>
+        </w:tc>
+      </w:tr>
+      <w:tr>
+        <w:tc>
+          <w:tcPr>
+            <w:cnfStyle w:val="001000000000" w:firstRow="0" w:lastRow="0" w:firstColumn="1" w:lastColumn="0" w:oddVBand="0" w:evenVBand="0" w:oddHBand="0" w:evenHBand="0" w:firstRowFirstColumn="0" w:firstRowLastColumn="0" w:lastRowFirstColumn="0" w:lastRowLastColumn="0"/>
+            <w:tcW w:w="0" w:type="auto"/>
+          </w:tcPr>
+          <w:p>
+            <w:pPr>
+              <w:spacing w:after="20" w:line="360" w:lineRule="auto"/>
+              <w:rPr>
+                <w:rFonts w:cs="Times New Roman"/>
+                <w:sz w:val="26"/>
+                <w:szCs w:val="26"/>
+              </w:rPr>
+            </w:pPr>
+            <w:r>
+              <w:rPr>
+                <w:rFonts w:cs="Times New Roman"/>
+                <w:sz w:val="26"/>
+                <w:szCs w:val="26"/>
+              </w:rPr>
+              <w:t>8</w:t>
+            </w:r>
+          </w:p>
+        </w:tc>
+        <w:tc>
+          <w:tcPr>
+            <w:tcW w:w="0" w:type="auto"/>
+          </w:tcPr>
+          <w:p>
+            <w:pPr>
+              <w:spacing w:after="20" w:line="360" w:lineRule="auto"/>
+              <w:jc w:val="center"/>
+              <w:cnfStyle w:val="000000000000" w:firstRow="0" w:lastRow="0" w:firstColumn="0" w:lastColumn="0" w:oddVBand="0" w:evenVBand="0" w:oddHBand="0" w:evenHBand="0" w:firstRowFirstColumn="0" w:firstRowLastColumn="0" w:lastRowFirstColumn="0" w:lastRowLastColumn="0"/>
+              <w:rPr>
+                <w:rFonts w:cs="Times New Roman"/>
+                <w:sz w:val="26"/>
+                <w:szCs w:val="26"/>
+              </w:rPr>
+            </w:pPr>
+            <w:r>
+              <w:rPr>
+                <w:rFonts w:cs="Times New Roman"/>
+                <w:sz w:val="26"/>
+                <w:szCs w:val="26"/>
+              </w:rPr>
+              <w:t>created_at</w:t>
+            </w:r>
+          </w:p>
+        </w:tc>
+        <w:tc>
+          <w:tcPr>
+            <w:tcW w:w="0" w:type="auto"/>
+          </w:tcPr>
+          <w:p>
+            <w:pPr>
+              <w:spacing w:after="20" w:line="360" w:lineRule="auto"/>
+              <w:jc w:val="center"/>
+              <w:cnfStyle w:val="000000000000" w:firstRow="0" w:lastRow="0" w:firstColumn="0" w:lastColumn="0" w:oddVBand="0" w:evenVBand="0" w:oddHBand="0" w:evenHBand="0" w:firstRowFirstColumn="0" w:firstRowLastColumn="0" w:lastRowFirstColumn="0" w:lastRowLastColumn="0"/>
+              <w:rPr>
+                <w:rFonts w:cs="Times New Roman"/>
+                <w:sz w:val="26"/>
+                <w:szCs w:val="26"/>
+              </w:rPr>
+            </w:pPr>
+            <w:r>
+              <w:rPr>
+                <w:rFonts w:cs="Times New Roman"/>
+                <w:sz w:val="26"/>
+                <w:szCs w:val="26"/>
+              </w:rPr>
+              <w:t>DATETIME</w:t>
+            </w:r>
+          </w:p>
+        </w:tc>
+        <w:tc>
+          <w:tcPr>
+            <w:tcW w:w="0" w:type="auto"/>
+          </w:tcPr>
+          <w:p>
+            <w:pPr>
+              <w:spacing w:after="20" w:line="360" w:lineRule="auto"/>
+              <w:jc w:val="center"/>
+              <w:cnfStyle w:val="000000000000" w:firstRow="0" w:lastRow="0" w:firstColumn="0" w:lastColumn="0" w:oddVBand="0" w:evenVBand="0" w:oddHBand="0" w:evenHBand="0" w:firstRowFirstColumn="0" w:firstRowLastColumn="0" w:lastRowFirstColumn="0" w:lastRowLastColumn="0"/>
+              <w:rPr>
+                <w:rFonts w:cs="Times New Roman"/>
+                <w:sz w:val="26"/>
+                <w:szCs w:val="26"/>
+              </w:rPr>
+            </w:pPr>
+            <w:r>
+              <w:rPr>
+                <w:rFonts w:cs="Times New Roman"/>
+                <w:sz w:val="26"/>
+                <w:szCs w:val="26"/>
+              </w:rPr>
+              <w:t>DEFAULT CURRENT_TIMESTAMP</w:t>
+            </w:r>
+          </w:p>
+        </w:tc>
+        <w:tc>
+          <w:tcPr>
+            <w:tcW w:w="0" w:type="auto"/>
+          </w:tcPr>
+          <w:p>
+            <w:pPr>
+              <w:spacing w:after="20" w:line="360" w:lineRule="auto"/>
+              <w:jc w:val="center"/>
+              <w:cnfStyle w:val="000000000000" w:firstRow="0" w:lastRow="0" w:firstColumn="0" w:lastColumn="0" w:oddVBand="0" w:evenVBand="0" w:oddHBand="0" w:evenHBand="0" w:firstRowFirstColumn="0" w:firstRowLastColumn="0" w:lastRowFirstColumn="0" w:lastRowLastColumn="0"/>
+              <w:rPr>
+                <w:rFonts w:cs="Times New Roman"/>
+                <w:sz w:val="26"/>
+                <w:szCs w:val="26"/>
+              </w:rPr>
+            </w:pPr>
+            <w:r>
+              <w:rPr>
+                <w:rFonts w:cs="Times New Roman"/>
+                <w:sz w:val="26"/>
+                <w:szCs w:val="26"/>
+              </w:rPr>
+              <w:t>Thời gian tạo</w:t>
+            </w:r>
+          </w:p>
+        </w:tc>
+      </w:tr>
+    </w:tbl>
+    <w:p>
+      <w:pPr>
+        <w:pStyle w:val="Heading3"/>
+        <w:rPr>
+          <w:lang w:val="vi-VN"/>
+        </w:rPr>
+      </w:pPr>
+      <w:r>
+        <w:t>Đơn hàng</w:t>
+      </w:r>
+    </w:p>
+    <w:tbl>
+      <w:tblPr>
+        <w:tblStyle w:val="Style1"/>
+        <w:tblW w:w="0" w:type="auto"/>
+        <w:tblLook w:val="04A0" w:firstRow="1" w:lastRow="0" w:firstColumn="1" w:lastColumn="0" w:noHBand="0" w:noVBand="1"/>
+      </w:tblPr>
+      <w:tblGrid>
+        <w:gridCol w:w="659"/>
+        <w:gridCol w:w="1575"/>
+        <w:gridCol w:w="1973"/>
+        <w:gridCol w:w="2976"/>
+        <w:gridCol w:w="1595"/>
+      </w:tblGrid>
+      <w:tr>
+        <w:trPr>
+          <w:cnfStyle w:val="100000000000" w:firstRow="1" w:lastRow="0" w:firstColumn="0" w:lastColumn="0" w:oddVBand="0" w:evenVBand="0" w:oddHBand="0" w:evenHBand="0" w:firstRowFirstColumn="0" w:firstRowLastColumn="0" w:lastRowFirstColumn="0" w:lastRowLastColumn="0"/>
+          <w:tblHeader/>
+        </w:trPr>
+        <w:tc>
+          <w:tcPr>
+            <w:cnfStyle w:val="001000000000" w:firstRow="0" w:lastRow="0" w:firstColumn="1" w:lastColumn="0" w:oddVBand="0" w:evenVBand="0" w:oddHBand="0" w:evenHBand="0" w:firstRowFirstColumn="0" w:firstRowLastColumn="0" w:lastRowFirstColumn="0" w:lastRowLastColumn="0"/>
+            <w:tcW w:w="0" w:type="auto"/>
+            <w:vAlign w:val="top"/>
+          </w:tcPr>
+          <w:p>
+            <w:pPr>
+              <w:spacing w:after="20" w:line="360" w:lineRule="auto"/>
+              <w:rPr>
+                <w:rFonts w:cs="Times New Roman"/>
+                <w:sz w:val="26"/>
+                <w:szCs w:val="26"/>
+              </w:rPr>
+            </w:pPr>
+            <w:r>
+              <w:rPr>
+                <w:rFonts w:cs="Times New Roman"/>
+                <w:sz w:val="26"/>
+                <w:szCs w:val="26"/>
+              </w:rPr>
+              <w:t>STT</w:t>
+            </w:r>
+          </w:p>
+        </w:tc>
+        <w:tc>
+          <w:tcPr>
+            <w:tcW w:w="0" w:type="auto"/>
+            <w:vAlign w:val="top"/>
+          </w:tcPr>
+          <w:p>
+            <w:pPr>
+              <w:spacing w:after="20" w:line="360" w:lineRule="auto"/>
+              <w:cnfStyle w:val="100000000000" w:firstRow="1" w:lastRow="0" w:firstColumn="0" w:lastColumn="0" w:oddVBand="0" w:evenVBand="0" w:oddHBand="0" w:evenHBand="0" w:firstRowFirstColumn="0" w:firstRowLastColumn="0" w:lastRowFirstColumn="0" w:lastRowLastColumn="0"/>
+              <w:rPr>
+                <w:rFonts w:cs="Times New Roman"/>
+                <w:sz w:val="26"/>
+                <w:szCs w:val="26"/>
+              </w:rPr>
+            </w:pPr>
+            <w:r>
+              <w:rPr>
+                <w:rFonts w:cs="Times New Roman"/>
+                <w:sz w:val="26"/>
+                <w:szCs w:val="26"/>
+              </w:rPr>
+              <w:t>Tên trường</w:t>
+            </w:r>
+          </w:p>
+        </w:tc>
+        <w:tc>
+          <w:tcPr>
+            <w:tcW w:w="0" w:type="auto"/>
+            <w:vAlign w:val="top"/>
+          </w:tcPr>
+          <w:p>
+            <w:pPr>
+              <w:spacing w:after="20" w:line="360" w:lineRule="auto"/>
+              <w:cnfStyle w:val="100000000000" w:firstRow="1" w:lastRow="0" w:firstColumn="0" w:lastColumn="0" w:oddVBand="0" w:evenVBand="0" w:oddHBand="0" w:evenHBand="0" w:firstRowFirstColumn="0" w:firstRowLastColumn="0" w:lastRowFirstColumn="0" w:lastRowLastColumn="0"/>
+              <w:rPr>
+                <w:rFonts w:cs="Times New Roman"/>
+                <w:sz w:val="26"/>
+                <w:szCs w:val="26"/>
+              </w:rPr>
+            </w:pPr>
+            <w:r>
+              <w:rPr>
+                <w:rFonts w:cs="Times New Roman"/>
+                <w:sz w:val="26"/>
+                <w:szCs w:val="26"/>
+              </w:rPr>
+              <w:t>Kiểu dữ liệu</w:t>
+            </w:r>
+          </w:p>
+        </w:tc>
+        <w:tc>
+          <w:tcPr>
+            <w:tcW w:w="0" w:type="auto"/>
+            <w:vAlign w:val="top"/>
+          </w:tcPr>
+          <w:p>
+            <w:pPr>
+              <w:spacing w:after="20" w:line="360" w:lineRule="auto"/>
+              <w:cnfStyle w:val="100000000000" w:firstRow="1" w:lastRow="0" w:firstColumn="0" w:lastColumn="0" w:oddVBand="0" w:evenVBand="0" w:oddHBand="0" w:evenHBand="0" w:firstRowFirstColumn="0" w:firstRowLastColumn="0" w:lastRowFirstColumn="0" w:lastRowLastColumn="0"/>
+              <w:rPr>
+                <w:rFonts w:cs="Times New Roman"/>
+                <w:sz w:val="26"/>
+                <w:szCs w:val="26"/>
+              </w:rPr>
+            </w:pPr>
+            <w:r>
+              <w:rPr>
+                <w:rFonts w:cs="Times New Roman"/>
+                <w:sz w:val="26"/>
+                <w:szCs w:val="26"/>
+              </w:rPr>
+              <w:t>Ràng buộc</w:t>
+            </w:r>
+          </w:p>
+        </w:tc>
+        <w:tc>
+          <w:tcPr>
+            <w:tcW w:w="0" w:type="auto"/>
+            <w:vAlign w:val="top"/>
+          </w:tcPr>
+          <w:p>
+            <w:pPr>
+              <w:spacing w:after="20" w:line="360" w:lineRule="auto"/>
+              <w:cnfStyle w:val="100000000000" w:firstRow="1" w:lastRow="0" w:firstColumn="0" w:lastColumn="0" w:oddVBand="0" w:evenVBand="0" w:oddHBand="0" w:evenHBand="0" w:firstRowFirstColumn="0" w:firstRowLastColumn="0" w:lastRowFirstColumn="0" w:lastRowLastColumn="0"/>
+              <w:rPr>
+                <w:rFonts w:cs="Times New Roman"/>
+                <w:sz w:val="26"/>
+                <w:szCs w:val="26"/>
+              </w:rPr>
+            </w:pPr>
+            <w:r>
+              <w:rPr>
+                <w:rFonts w:cs="Times New Roman"/>
+                <w:sz w:val="26"/>
+                <w:szCs w:val="26"/>
+              </w:rPr>
+              <w:t>Mô tả</w:t>
+            </w:r>
+          </w:p>
+        </w:tc>
+      </w:tr>
+      <w:tr>
+        <w:tc>
+          <w:tcPr>
+            <w:cnfStyle w:val="001000000000" w:firstRow="0" w:lastRow="0" w:firstColumn="1" w:lastColumn="0" w:oddVBand="0" w:evenVBand="0" w:oddHBand="0" w:evenHBand="0" w:firstRowFirstColumn="0" w:firstRowLastColumn="0" w:lastRowFirstColumn="0" w:lastRowLastColumn="0"/>
+            <w:tcW w:w="0" w:type="auto"/>
+            <w:vAlign w:val="top"/>
+          </w:tcPr>
+          <w:p>
+            <w:r>
+              <w:t>1</w:t>
+            </w:r>
+          </w:p>
+        </w:tc>
+        <w:tc>
+          <w:tcPr>
+            <w:tcW w:w="0" w:type="auto"/>
+            <w:vAlign w:val="top"/>
+          </w:tcPr>
+          <w:p>
+            <w:pPr>
+              <w:cnfStyle w:val="000000000000" w:firstRow="0" w:lastRow="0" w:firstColumn="0" w:lastColumn="0" w:oddVBand="0" w:evenVBand="0" w:oddHBand="0" w:evenHBand="0" w:firstRowFirstColumn="0" w:firstRowLastColumn="0" w:lastRowFirstColumn="0" w:lastRowLastColumn="0"/>
+            </w:pPr>
+            <w:r>
+              <w:t>OrderID</w:t>
+            </w:r>
+          </w:p>
+        </w:tc>
+        <w:tc>
+          <w:tcPr>
+            <w:tcW w:w="0" w:type="auto"/>
+            <w:vAlign w:val="top"/>
+          </w:tcPr>
+          <w:p>
+            <w:pPr>
+              <w:cnfStyle w:val="000000000000" w:firstRow="0" w:lastRow="0" w:firstColumn="0" w:lastColumn="0" w:oddVBand="0" w:evenVBand="0" w:oddHBand="0" w:evenHBand="0" w:firstRowFirstColumn="0" w:firstRowLastColumn="0" w:lastRowFirstColumn="0" w:lastRowLastColumn="0"/>
+            </w:pPr>
+            <w:r>
+              <w:t>INT</w:t>
+            </w:r>
+          </w:p>
+        </w:tc>
+        <w:tc>
+          <w:tcPr>
+            <w:tcW w:w="0" w:type="auto"/>
+            <w:vAlign w:val="top"/>
+          </w:tcPr>
+          <w:p>
+            <w:pPr>
+              <w:cnfStyle w:val="000000000000" w:firstRow="0" w:lastRow="0" w:firstColumn="0" w:lastColumn="0" w:oddVBand="0" w:evenVBand="0" w:oddHBand="0" w:evenHBand="0" w:firstRowFirstColumn="0" w:firstRowLastColumn="0" w:lastRowFirstColumn="0" w:lastRowLastColumn="0"/>
+            </w:pPr>
+            <w:r>
+              <w:t>AUTO_INCREMENT, PRIMARY KEY</w:t>
+            </w:r>
+          </w:p>
+        </w:tc>
+        <w:tc>
+          <w:tcPr>
+            <w:tcW w:w="0" w:type="auto"/>
+            <w:vAlign w:val="top"/>
+          </w:tcPr>
+          <w:p>
+            <w:pPr>
+              <w:cnfStyle w:val="000000000000" w:firstRow="0" w:lastRow="0" w:firstColumn="0" w:lastColumn="0" w:oddVBand="0" w:evenVBand="0" w:oddHBand="0" w:evenHBand="0" w:firstRowFirstColumn="0" w:firstRowLastColumn="0" w:lastRowFirstColumn="0" w:lastRowLastColumn="0"/>
+            </w:pPr>
+            <w:r>
+              <w:t>Mã định danh đơn hàng</w:t>
+            </w:r>
+          </w:p>
+        </w:tc>
+      </w:tr>
+      <w:tr>
+        <w:tc>
+          <w:tcPr>
+            <w:cnfStyle w:val="001000000000" w:firstRow="0" w:lastRow="0" w:firstColumn="1" w:lastColumn="0" w:oddVBand="0" w:evenVBand="0" w:oddHBand="0" w:evenHBand="0" w:firstRowFirstColumn="0" w:firstRowLastColumn="0" w:lastRowFirstColumn="0" w:lastRowLastColumn="0"/>
+            <w:tcW w:w="0" w:type="auto"/>
+            <w:vAlign w:val="top"/>
+          </w:tcPr>
+          <w:p>
+            <w:r>
+              <w:t>2</w:t>
+            </w:r>
+          </w:p>
+        </w:tc>
+        <w:tc>
+          <w:tcPr>
+            <w:tcW w:w="0" w:type="auto"/>
+            <w:vAlign w:val="top"/>
+          </w:tcPr>
+          <w:p>
+            <w:pPr>
+              <w:cnfStyle w:val="000000000000" w:firstRow="0" w:lastRow="0" w:firstColumn="0" w:lastColumn="0" w:oddVBand="0" w:evenVBand="0" w:oddHBand="0" w:evenHBand="0" w:firstRowFirstColumn="0" w:firstRowLastColumn="0" w:lastRowFirstColumn="0" w:lastRowLastColumn="0"/>
+            </w:pPr>
+            <w:r>
+              <w:t>OrderDate</w:t>
+            </w:r>
+          </w:p>
+        </w:tc>
+        <w:tc>
+          <w:tcPr>
+            <w:tcW w:w="0" w:type="auto"/>
+            <w:vAlign w:val="top"/>
+          </w:tcPr>
+          <w:p>
+            <w:pPr>
+              <w:cnfStyle w:val="000000000000" w:firstRow="0" w:lastRow="0" w:firstColumn="0" w:lastColumn="0" w:oddVBand="0" w:evenVBand="0" w:oddHBand="0" w:evenHBand="0" w:firstRowFirstColumn="0" w:firstRowLastColumn="0" w:lastRowFirstColumn="0" w:lastRowLastColumn="0"/>
+            </w:pPr>
+            <w:r>
+              <w:t>DATETIME</w:t>
+            </w:r>
+          </w:p>
+        </w:tc>
+        <w:tc>
+          <w:tcPr>
+            <w:tcW w:w="0" w:type="auto"/>
+            <w:vAlign w:val="top"/>
+          </w:tcPr>
+          <w:p>
+            <w:pPr>
+              <w:cnfStyle w:val="000000000000" w:firstRow="0" w:lastRow="0" w:firstColumn="0" w:lastColumn="0" w:oddVBand="0" w:evenVBand="0" w:oddHBand="0" w:evenHBand="0" w:firstRowFirstColumn="0" w:firstRowLastColumn="0" w:lastRowFirstColumn="0" w:lastRowLastColumn="0"/>
+            </w:pPr>
+            <w:r>
+              <w:t>NOT NULL, DEFAULT CURRENT_TIMESTAMP</w:t>
+            </w:r>
+          </w:p>
+        </w:tc>
+        <w:tc>
+          <w:tcPr>
+            <w:tcW w:w="0" w:type="auto"/>
+            <w:vAlign w:val="top"/>
+          </w:tcPr>
+          <w:p>
+            <w:pPr>
+              <w:cnfStyle w:val="000000000000" w:firstRow="0" w:lastRow="0" w:firstColumn="0" w:lastColumn="0" w:oddVBand="0" w:evenVBand="0" w:oddHBand="0" w:evenHBand="0" w:firstRowFirstColumn="0" w:firstRowLastColumn="0" w:lastRowFirstColumn="0" w:lastRowLastColumn="0"/>
+            </w:pPr>
+            <w:r>
+              <w:t>Thời gian đặt hàng</w:t>
+            </w:r>
+          </w:p>
+        </w:tc>
+      </w:tr>
+      <w:tr>
+        <w:tc>
+          <w:tcPr>
+            <w:cnfStyle w:val="001000000000" w:firstRow="0" w:lastRow="0" w:firstColumn="1" w:lastColumn="0" w:oddVBand="0" w:evenVBand="0" w:oddHBand="0" w:evenHBand="0" w:firstRowFirstColumn="0" w:firstRowLastColumn="0" w:lastRowFirstColumn="0" w:lastRowLastColumn="0"/>
+            <w:tcW w:w="0" w:type="auto"/>
+            <w:vAlign w:val="top"/>
+          </w:tcPr>
+          <w:p>
+            <w:r>
+              <w:t>3</w:t>
+            </w:r>
+          </w:p>
+        </w:tc>
+        <w:tc>
+          <w:tcPr>
+            <w:tcW w:w="0" w:type="auto"/>
+            <w:vAlign w:val="top"/>
+          </w:tcPr>
+          <w:p>
+            <w:pPr>
+              <w:cnfStyle w:val="000000000000" w:firstRow="0" w:lastRow="0" w:firstColumn="0" w:lastColumn="0" w:oddVBand="0" w:evenVBand="0" w:oddHBand="0" w:evenHBand="0" w:firstRowFirstColumn="0" w:firstRowLastColumn="0" w:lastRowFirstColumn="0" w:lastRowLastColumn="0"/>
+            </w:pPr>
+            <w:r>
+              <w:t>TotalAmount</w:t>
+            </w:r>
+          </w:p>
+        </w:tc>
+        <w:tc>
+          <w:tcPr>
+            <w:tcW w:w="0" w:type="auto"/>
+            <w:vAlign w:val="top"/>
+          </w:tcPr>
+          <w:p>
+            <w:pPr>
+              <w:cnfStyle w:val="000000000000" w:firstRow="0" w:lastRow="0" w:firstColumn="0" w:lastColumn="0" w:oddVBand="0" w:evenVBand="0" w:oddHBand="0" w:evenHBand="0" w:firstRowFirstColumn="0" w:firstRowLastColumn="0" w:lastRowFirstColumn="0" w:lastRowLastColumn="0"/>
+            </w:pPr>
+            <w:r>
+              <w:t>DECIMAL(12,2)</w:t>
+            </w:r>
+          </w:p>
+        </w:tc>
+        <w:tc>
+          <w:tcPr>
+            <w:tcW w:w="0" w:type="auto"/>
+            <w:vAlign w:val="top"/>
+          </w:tcPr>
+          <w:p>
+            <w:pPr>
+              <w:cnfStyle w:val="000000000000" w:firstRow="0" w:lastRow="0" w:firstColumn="0" w:lastColumn="0" w:oddVBand="0" w:evenVBand="0" w:oddHBand="0" w:evenHBand="0" w:firstRowFirstColumn="0" w:firstRowLastColumn="0" w:lastRowFirstColumn="0" w:lastRowLastColumn="0"/>
+            </w:pPr>
+            <w:r>
+              <w:t>NOT NULL, DEFAULT 0, CHECK (TotalAmount &gt;= 0)</w:t>
+            </w:r>
+          </w:p>
+        </w:tc>
+        <w:tc>
+          <w:tcPr>
+            <w:tcW w:w="0" w:type="auto"/>
+            <w:vAlign w:val="top"/>
+          </w:tcPr>
+          <w:p>
+            <w:pPr>
+              <w:cnfStyle w:val="000000000000" w:firstRow="0" w:lastRow="0" w:firstColumn="0" w:lastColumn="0" w:oddVBand="0" w:evenVBand="0" w:oddHBand="0" w:evenHBand="0" w:firstRowFirstColumn="0" w:firstRowLastColumn="0" w:lastRowFirstColumn="0" w:lastRowLastColumn="0"/>
+            </w:pPr>
+            <w:r>
+              <w:t>Tổng giá trị đơn hàng</w:t>
+            </w:r>
+          </w:p>
+        </w:tc>
+      </w:tr>
+      <w:tr>
+        <w:tc>
+          <w:tcPr>
+            <w:cnfStyle w:val="001000000000" w:firstRow="0" w:lastRow="0" w:firstColumn="1" w:lastColumn="0" w:oddVBand="0" w:evenVBand="0" w:oddHBand="0" w:evenHBand="0" w:firstRowFirstColumn="0" w:firstRowLastColumn="0" w:lastRowFirstColumn="0" w:lastRowLastColumn="0"/>
+            <w:tcW w:w="0" w:type="auto"/>
+            <w:vAlign w:val="top"/>
+          </w:tcPr>
+          <w:p>
+            <w:r>
+              <w:t>4</w:t>
+            </w:r>
+          </w:p>
+        </w:tc>
+        <w:tc>
+          <w:tcPr>
+            <w:tcW w:w="0" w:type="auto"/>
+            <w:vAlign w:val="top"/>
+          </w:tcPr>
+          <w:p>
+            <w:pPr>
+              <w:cnfStyle w:val="000000000000" w:firstRow="0" w:lastRow="0" w:firstColumn="0" w:lastColumn="0" w:oddVBand="0" w:evenVBand="0" w:oddHBand="0" w:evenHBand="0" w:firstRowFirstColumn="0" w:firstRowLastColumn="0" w:lastRowFirstColumn="0" w:lastRowLastColumn="0"/>
+            </w:pPr>
+            <w:r>
+              <w:t>Status</w:t>
+            </w:r>
+          </w:p>
+        </w:tc>
+        <w:tc>
+          <w:tcPr>
+            <w:tcW w:w="0" w:type="auto"/>
+            <w:vAlign w:val="top"/>
+          </w:tcPr>
+          <w:p>
+            <w:pPr>
+              <w:cnfStyle w:val="000000000000" w:firstRow="0" w:lastRow="0" w:firstColumn="0" w:lastColumn="0" w:oddVBand="0" w:evenVBand="0" w:oddHBand="0" w:evenHBand="0" w:firstRowFirstColumn="0" w:firstRowLastColumn="0" w:lastRowFirstColumn="0" w:lastRowLastColumn="0"/>
+            </w:pPr>
+            <w:r>
+              <w:t>VARCHAR(30)</w:t>
+            </w:r>
+          </w:p>
+        </w:tc>
+        <w:tc>
+          <w:tcPr>
+            <w:tcW w:w="0" w:type="auto"/>
+            <w:vAlign w:val="top"/>
+          </w:tcPr>
+          <w:p>
+            <w:pPr>
+              <w:cnfStyle w:val="000000000000" w:firstRow="0" w:lastRow="0" w:firstColumn="0" w:lastColumn="0" w:oddVBand="0" w:evenVBand="0" w:oddHBand="0" w:evenHBand="0" w:firstRowFirstColumn="0" w:firstRowLastColumn="0" w:lastRowFirstColumn="0" w:lastRowLastColumn="0"/>
+            </w:pPr>
+            <w:r>
+              <w:t>NOT NULL, DEFAULT 'Pending'</w:t>
+            </w:r>
+          </w:p>
+        </w:tc>
+        <w:tc>
+          <w:tcPr>
+            <w:tcW w:w="0" w:type="auto"/>
+            <w:vAlign w:val="top"/>
+          </w:tcPr>
+          <w:p>
+            <w:pPr>
+              <w:cnfStyle w:val="000000000000" w:firstRow="0" w:lastRow="0" w:firstColumn="0" w:lastColumn="0" w:oddVBand="0" w:evenVBand="0" w:oddHBand="0" w:evenHBand="0" w:firstRowFirstColumn="0" w:firstRowLastColumn="0" w:lastRowFirstColumn="0" w:lastRowLastColumn="0"/>
+            </w:pPr>
+            <w:r>
+              <w:t>Trạng thái đơn hàng (Ví dụ: Pending, Completed...)</w:t>
+            </w:r>
+          </w:p>
+        </w:tc>
+      </w:tr>
+      <w:tr>
+        <w:tc>
+          <w:tcPr>
+            <w:cnfStyle w:val="001000000000" w:firstRow="0" w:lastRow="0" w:firstColumn="1" w:lastColumn="0" w:oddVBand="0" w:evenVBand="0" w:oddHBand="0" w:evenHBand="0" w:firstRowFirstColumn="0" w:firstRowLastColumn="0" w:lastRowFirstColumn="0" w:lastRowLastColumn="0"/>
+            <w:tcW w:w="0" w:type="auto"/>
+            <w:vAlign w:val="top"/>
+          </w:tcPr>
+          <w:p>
+            <w:r>
+              <w:t>5</w:t>
+            </w:r>
+          </w:p>
+        </w:tc>
+        <w:tc>
+          <w:tcPr>
+            <w:tcW w:w="0" w:type="auto"/>
+            <w:vAlign w:val="top"/>
+          </w:tcPr>
+          <w:p>
+            <w:pPr>
+              <w:cnfStyle w:val="000000000000" w:firstRow="0" w:lastRow="0" w:firstColumn="0" w:lastColumn="0" w:oddVBand="0" w:evenVBand="0" w:oddHBand="0" w:evenHBand="0" w:firstRowFirstColumn="0" w:firstRowLastColumn="0" w:lastRowFirstColumn="0" w:lastRowLastColumn="0"/>
+            </w:pPr>
+            <w:r>
+              <w:t>CustomerID</w:t>
+            </w:r>
+          </w:p>
+        </w:tc>
+        <w:tc>
+          <w:tcPr>
+            <w:tcW w:w="0" w:type="auto"/>
+            <w:vAlign w:val="top"/>
+          </w:tcPr>
+          <w:p>
+            <w:pPr>
+              <w:cnfStyle w:val="000000000000" w:firstRow="0" w:lastRow="0" w:firstColumn="0" w:lastColumn="0" w:oddVBand="0" w:evenVBand="0" w:oddHBand="0" w:evenHBand="0" w:firstRowFirstColumn="0" w:firstRowLastColumn="0" w:lastRowFirstColumn="0" w:lastRowLastColumn="0"/>
+            </w:pPr>
+            <w:r>
+              <w:t>INT</w:t>
+            </w:r>
+          </w:p>
+        </w:tc>
+        <w:tc>
+          <w:tcPr>
+            <w:tcW w:w="0" w:type="auto"/>
+            <w:vAlign w:val="top"/>
+          </w:tcPr>
+          <w:p>
+            <w:pPr>
+              <w:cnfStyle w:val="000000000000" w:firstRow="0" w:lastRow="0" w:firstColumn="0" w:lastColumn="0" w:oddVBand="0" w:evenVBand="0" w:oddHBand="0" w:evenHBand="0" w:firstRowFirstColumn="0" w:firstRowLastColumn="0" w:lastRowFirstColumn="0" w:lastRowLastColumn="0"/>
+            </w:pPr>
+            <w:r>
+              <w:t>NOT NULL, FOREIGN KEY</w:t>
+            </w:r>
+          </w:p>
+        </w:tc>
+        <w:tc>
+          <w:tcPr>
+            <w:tcW w:w="0" w:type="auto"/>
+            <w:vAlign w:val="top"/>
+          </w:tcPr>
+          <w:p>
+            <w:pPr>
+              <w:cnfStyle w:val="000000000000" w:firstRow="0" w:lastRow="0" w:firstColumn="0" w:lastColumn="0" w:oddVBand="0" w:evenVBand="0" w:oddHBand="0" w:evenHBand="0" w:firstRowFirstColumn="0" w:firstRowLastColumn="0" w:lastRowFirstColumn="0" w:lastRowLastColumn="0"/>
+            </w:pPr>
+            <w:r>
+              <w:t>Mã khách hàng đặt đơn</w:t>
+            </w:r>
+          </w:p>
+        </w:tc>
+      </w:tr>
+      <w:tr>
+        <w:tc>
+          <w:tcPr>
+            <w:cnfStyle w:val="001000000000" w:firstRow="0" w:lastRow="0" w:firstColumn="1" w:lastColumn="0" w:oddVBand="0" w:evenVBand="0" w:oddHBand="0" w:evenHBand="0" w:firstRowFirstColumn="0" w:firstRowLastColumn="0" w:lastRowFirstColumn="0" w:lastRowLastColumn="0"/>
+            <w:tcW w:w="0" w:type="auto"/>
+            <w:vAlign w:val="top"/>
+          </w:tcPr>
+          <w:p>
+            <w:r>
+              <w:t>6</w:t>
+            </w:r>
+          </w:p>
+        </w:tc>
+        <w:tc>
+          <w:tcPr>
+            <w:tcW w:w="0" w:type="auto"/>
+            <w:vAlign w:val="top"/>
+          </w:tcPr>
+          <w:p>
+            <w:pPr>
+              <w:cnfStyle w:val="000000000000" w:firstRow="0" w:lastRow="0" w:firstColumn="0" w:lastColumn="0" w:oddVBand="0" w:evenVBand="0" w:oddHBand="0" w:evenHBand="0" w:firstRowFirstColumn="0" w:firstRowLastColumn="0" w:lastRowFirstColumn="0" w:lastRowLastColumn="0"/>
+            </w:pPr>
+            <w:r>
+              <w:t>EmployeeID</w:t>
+            </w:r>
+          </w:p>
+        </w:tc>
+        <w:tc>
+          <w:tcPr>
+            <w:tcW w:w="0" w:type="auto"/>
+            <w:vAlign w:val="top"/>
+          </w:tcPr>
+          <w:p>
+            <w:pPr>
+              <w:cnfStyle w:val="000000000000" w:firstRow="0" w:lastRow="0" w:firstColumn="0" w:lastColumn="0" w:oddVBand="0" w:evenVBand="0" w:oddHBand="0" w:evenHBand="0" w:firstRowFirstColumn="0" w:firstRowLastColumn="0" w:lastRowFirstColumn="0" w:lastRowLastColumn="0"/>
+            </w:pPr>
+            <w:r>
+              <w:t>INT</w:t>
+            </w:r>
+          </w:p>
+        </w:tc>
+        <w:tc>
+          <w:tcPr>
+            <w:tcW w:w="0" w:type="auto"/>
+            <w:vAlign w:val="top"/>
+          </w:tcPr>
+          <w:p>
+            <w:pPr>
+              <w:cnfStyle w:val="000000000000" w:firstRow="0" w:lastRow="0" w:firstColumn="0" w:lastColumn="0" w:oddVBand="0" w:evenVBand="0" w:oddHBand="0" w:evenHBand="0" w:firstRowFirstColumn="0" w:firstRowLastColumn="0" w:lastRowFirstColumn="0" w:lastRowLastColumn="0"/>
+            </w:pPr>
+            <w:r>
+              <w:t>NULL, FOREIGN KEY</w:t>
+            </w:r>
+          </w:p>
+        </w:tc>
+        <w:tc>
+          <w:tcPr>
+            <w:tcW w:w="0" w:type="auto"/>
+            <w:vAlign w:val="top"/>
+          </w:tcPr>
+          <w:p>
+            <w:pPr>
+              <w:cnfStyle w:val="000000000000" w:firstRow="0" w:lastRow="0" w:firstColumn="0" w:lastColumn="0" w:oddVBand="0" w:evenVBand="0" w:oddHBand="0" w:evenHBand="0" w:firstRowFirstColumn="0" w:firstRowLastColumn="0" w:lastRowFirstColumn="0" w:lastRowLastColumn="0"/>
+            </w:pPr>
+            <w:r>
+              <w:t>Mã nhân viên phụ trách</w:t>
+            </w:r>
+          </w:p>
+        </w:tc>
+      </w:tr>
+      <w:tr>
+        <w:tc>
+          <w:tcPr>
+            <w:cnfStyle w:val="001000000000" w:firstRow="0" w:lastRow="0" w:firstColumn="1" w:lastColumn="0" w:oddVBand="0" w:evenVBand="0" w:oddHBand="0" w:evenHBand="0" w:firstRowFirstColumn="0" w:firstRowLastColumn="0" w:lastRowFirstColumn="0" w:lastRowLastColumn="0"/>
+            <w:tcW w:w="0" w:type="auto"/>
+            <w:vAlign w:val="top"/>
+          </w:tcPr>
+          <w:p>
+            <w:r>
+              <w:lastRenderedPageBreak/>
+              <w:t>7</w:t>
+            </w:r>
+          </w:p>
+        </w:tc>
+        <w:tc>
+          <w:tcPr>
+            <w:tcW w:w="0" w:type="auto"/>
+            <w:vAlign w:val="top"/>
+          </w:tcPr>
+          <w:p>
+            <w:pPr>
+              <w:cnfStyle w:val="000000000000" w:firstRow="0" w:lastRow="0" w:firstColumn="0" w:lastColumn="0" w:oddVBand="0" w:evenVBand="0" w:oddHBand="0" w:evenHBand="0" w:firstRowFirstColumn="0" w:firstRowLastColumn="0" w:lastRowFirstColumn="0" w:lastRowLastColumn="0"/>
+            </w:pPr>
+            <w:r>
+              <w:t>ShipperID</w:t>
+            </w:r>
+          </w:p>
+        </w:tc>
+        <w:tc>
+          <w:tcPr>
+            <w:tcW w:w="0" w:type="auto"/>
+            <w:vAlign w:val="top"/>
+          </w:tcPr>
+          <w:p>
+            <w:pPr>
+              <w:cnfStyle w:val="000000000000" w:firstRow="0" w:lastRow="0" w:firstColumn="0" w:lastColumn="0" w:oddVBand="0" w:evenVBand="0" w:oddHBand="0" w:evenHBand="0" w:firstRowFirstColumn="0" w:firstRowLastColumn="0" w:lastRowFirstColumn="0" w:lastRowLastColumn="0"/>
+            </w:pPr>
+            <w:r>
+              <w:t>INT</w:t>
+            </w:r>
+          </w:p>
+        </w:tc>
+        <w:tc>
+          <w:tcPr>
+            <w:tcW w:w="0" w:type="auto"/>
+            <w:vAlign w:val="top"/>
+          </w:tcPr>
+          <w:p>
+            <w:pPr>
+              <w:cnfStyle w:val="000000000000" w:firstRow="0" w:lastRow="0" w:firstColumn="0" w:lastColumn="0" w:oddVBand="0" w:evenVBand="0" w:oddHBand="0" w:evenHBand="0" w:firstRowFirstColumn="0" w:firstRowLastColumn="0" w:lastRowFirstColumn="0" w:lastRowLastColumn="0"/>
+            </w:pPr>
+            <w:r>
+              <w:t>NULL, FOREIGN KEY</w:t>
+            </w:r>
+          </w:p>
+        </w:tc>
+        <w:tc>
+          <w:tcPr>
+            <w:tcW w:w="0" w:type="auto"/>
+            <w:vAlign w:val="top"/>
+          </w:tcPr>
+          <w:p>
+            <w:pPr>
+              <w:cnfStyle w:val="000000000000" w:firstRow="0" w:lastRow="0" w:firstColumn="0" w:lastColumn="0" w:oddVBand="0" w:evenVBand="0" w:oddHBand="0" w:evenHBand="0" w:firstRowFirstColumn="0" w:firstRowLastColumn="0" w:lastRowFirstColumn="0" w:lastRowLastColumn="0"/>
+            </w:pPr>
+            <w:r>
+              <w:t>Mã đơn vị vận chuyển</w:t>
+            </w:r>
+          </w:p>
+        </w:tc>
+      </w:tr>
+    </w:tbl>
+    <w:p>
+      <w:pPr>
+        <w:pStyle w:val="Heading3"/>
+        <w:rPr>
+          <w:lang w:val="vi-VN"/>
+        </w:rPr>
+      </w:pPr>
+      <w:r>
+        <w:t>Chi tiết đơn hàng</w:t>
+      </w:r>
+    </w:p>
+    <w:p>
+      <w:pPr>
+        <w:pStyle w:val="NOIDUNG"/>
+        <w:rPr>
+          <w:rFonts w:cs="Times New Roman"/>
+          <w:szCs w:val="26"/>
+        </w:rPr>
+      </w:pPr>
+      <w:r>
+        <w:rPr>
+          <w:rFonts w:cs="Times New Roman"/>
+          <w:szCs w:val="26"/>
+        </w:rPr>
+        <w:t>Tên thuộc tính: Customer</w:t>
+      </w:r>
+    </w:p>
+    <w:tbl>
+      <w:tblPr>
+        <w:tblStyle w:val="Style1"/>
+        <w:tblW w:w="0" w:type="auto"/>
+        <w:tblLayout w:type="fixed"/>
+        <w:tblLook w:val="04A0" w:firstRow="1" w:lastRow="0" w:firstColumn="1" w:lastColumn="0" w:noHBand="0" w:noVBand="1"/>
+      </w:tblPr>
+      <w:tblGrid>
+        <w:gridCol w:w="708"/>
+        <w:gridCol w:w="1849"/>
+        <w:gridCol w:w="2168"/>
+        <w:gridCol w:w="2216"/>
+        <w:gridCol w:w="1837"/>
+      </w:tblGrid>
+      <w:tr>
+        <w:trPr>
+          <w:cnfStyle w:val="100000000000" w:firstRow="1" w:lastRow="0" w:firstColumn="0" w:lastColumn="0" w:oddVBand="0" w:evenVBand="0" w:oddHBand="0" w:evenHBand="0" w:firstRowFirstColumn="0" w:firstRowLastColumn="0" w:lastRowFirstColumn="0" w:lastRowLastColumn="0"/>
+          <w:tblHeader/>
+        </w:trPr>
+        <w:tc>
+          <w:tcPr>
+            <w:cnfStyle w:val="001000000000" w:firstRow="0" w:lastRow="0" w:firstColumn="1" w:lastColumn="0" w:oddVBand="0" w:evenVBand="0" w:oddHBand="0" w:evenHBand="0" w:firstRowFirstColumn="0" w:firstRowLastColumn="0" w:lastRowFirstColumn="0" w:lastRowLastColumn="0"/>
+            <w:tcW w:w="708" w:type="dxa"/>
+            <w:vAlign w:val="top"/>
+          </w:tcPr>
+          <w:p>
+            <w:pPr>
+              <w:spacing w:after="20" w:line="360" w:lineRule="auto"/>
+              <w:rPr>
+                <w:rFonts w:cs="Times New Roman"/>
+                <w:sz w:val="26"/>
+                <w:szCs w:val="26"/>
+              </w:rPr>
+            </w:pPr>
+            <w:r>
+              <w:rPr>
+                <w:rFonts w:cs="Times New Roman"/>
+                <w:sz w:val="26"/>
+                <w:szCs w:val="26"/>
+              </w:rPr>
+              <w:t>STT</w:t>
+            </w:r>
+          </w:p>
+        </w:tc>
+        <w:tc>
+          <w:tcPr>
+            <w:tcW w:w="1849" w:type="dxa"/>
+            <w:vAlign w:val="top"/>
+          </w:tcPr>
+          <w:p>
+            <w:pPr>
+              <w:spacing w:after="20" w:line="360" w:lineRule="auto"/>
+              <w:cnfStyle w:val="100000000000" w:firstRow="1" w:lastRow="0" w:firstColumn="0" w:lastColumn="0" w:oddVBand="0" w:evenVBand="0" w:oddHBand="0" w:evenHBand="0" w:firstRowFirstColumn="0" w:firstRowLastColumn="0" w:lastRowFirstColumn="0" w:lastRowLastColumn="0"/>
+              <w:rPr>
+                <w:rFonts w:cs="Times New Roman"/>
+                <w:sz w:val="26"/>
+                <w:szCs w:val="26"/>
+              </w:rPr>
+            </w:pPr>
+            <w:r>
+              <w:rPr>
+                <w:rFonts w:cs="Times New Roman"/>
+                <w:sz w:val="26"/>
+                <w:szCs w:val="26"/>
+              </w:rPr>
+              <w:t>Tên trường</w:t>
+            </w:r>
+          </w:p>
+        </w:tc>
+        <w:tc>
+          <w:tcPr>
+            <w:tcW w:w="2168" w:type="dxa"/>
+            <w:vAlign w:val="top"/>
+          </w:tcPr>
+          <w:p>
+            <w:pPr>
+              <w:spacing w:after="20" w:line="360" w:lineRule="auto"/>
+              <w:cnfStyle w:val="100000000000" w:firstRow="1" w:lastRow="0" w:firstColumn="0" w:lastColumn="0" w:oddVBand="0" w:evenVBand="0" w:oddHBand="0" w:evenHBand="0" w:firstRowFirstColumn="0" w:firstRowLastColumn="0" w:lastRowFirstColumn="0" w:lastRowLastColumn="0"/>
+              <w:rPr>
+                <w:rFonts w:cs="Times New Roman"/>
+                <w:sz w:val="26"/>
+                <w:szCs w:val="26"/>
+              </w:rPr>
+            </w:pPr>
+            <w:r>
+              <w:rPr>
+                <w:rFonts w:cs="Times New Roman"/>
+                <w:sz w:val="26"/>
+                <w:szCs w:val="26"/>
+              </w:rPr>
+              <w:t>Kiểu dữ liệu</w:t>
+            </w:r>
+          </w:p>
+        </w:tc>
+        <w:tc>
+          <w:tcPr>
+            <w:tcW w:w="2216" w:type="dxa"/>
+            <w:vAlign w:val="top"/>
+          </w:tcPr>
+          <w:p>
+            <w:pPr>
+              <w:spacing w:after="20" w:line="360" w:lineRule="auto"/>
+              <w:cnfStyle w:val="100000000000" w:firstRow="1" w:lastRow="0" w:firstColumn="0" w:lastColumn="0" w:oddVBand="0" w:evenVBand="0" w:oddHBand="0" w:evenHBand="0" w:firstRowFirstColumn="0" w:firstRowLastColumn="0" w:lastRowFirstColumn="0" w:lastRowLastColumn="0"/>
+              <w:rPr>
+                <w:rFonts w:cs="Times New Roman"/>
+                <w:sz w:val="26"/>
+                <w:szCs w:val="26"/>
+              </w:rPr>
+            </w:pPr>
+            <w:r>
+              <w:rPr>
+                <w:rFonts w:cs="Times New Roman"/>
+                <w:sz w:val="26"/>
+                <w:szCs w:val="26"/>
+              </w:rPr>
+              <w:t>Ràng buộc</w:t>
+            </w:r>
+          </w:p>
+        </w:tc>
+        <w:tc>
+          <w:tcPr>
+            <w:tcW w:w="1837" w:type="dxa"/>
+            <w:vAlign w:val="top"/>
+          </w:tcPr>
+          <w:p>
+            <w:pPr>
+              <w:spacing w:after="20" w:line="360" w:lineRule="auto"/>
+              <w:cnfStyle w:val="100000000000" w:firstRow="1" w:lastRow="0" w:firstColumn="0" w:lastColumn="0" w:oddVBand="0" w:evenVBand="0" w:oddHBand="0" w:evenHBand="0" w:firstRowFirstColumn="0" w:firstRowLastColumn="0" w:lastRowFirstColumn="0" w:lastRowLastColumn="0"/>
+              <w:rPr>
+                <w:rFonts w:cs="Times New Roman"/>
+                <w:sz w:val="26"/>
+                <w:szCs w:val="26"/>
+              </w:rPr>
+            </w:pPr>
+            <w:r>
+              <w:rPr>
+                <w:rFonts w:cs="Times New Roman"/>
+                <w:sz w:val="26"/>
+                <w:szCs w:val="26"/>
+              </w:rPr>
+              <w:t>Mô tả</w:t>
+            </w:r>
+          </w:p>
+        </w:tc>
+      </w:tr>
+      <w:tr>
+        <w:tc>
+          <w:tcPr>
+            <w:cnfStyle w:val="001000000000" w:firstRow="0" w:lastRow="0" w:firstColumn="1" w:lastColumn="0" w:oddVBand="0" w:evenVBand="0" w:oddHBand="0" w:evenHBand="0" w:firstRowFirstColumn="0" w:firstRowLastColumn="0" w:lastRowFirstColumn="0" w:lastRowLastColumn="0"/>
+            <w:tcW w:w="708" w:type="dxa"/>
+            <w:vAlign w:val="top"/>
+          </w:tcPr>
+          <w:p>
+            <w:r>
+              <w:t>1</w:t>
+            </w:r>
+          </w:p>
+        </w:tc>
+        <w:tc>
+          <w:tcPr>
+            <w:tcW w:w="1849" w:type="dxa"/>
+            <w:vAlign w:val="top"/>
+          </w:tcPr>
+          <w:p>
+            <w:pPr>
+              <w:jc w:val="center"/>
+              <w:cnfStyle w:val="000000000000" w:firstRow="0" w:lastRow="0" w:firstColumn="0" w:lastColumn="0" w:oddVBand="0" w:evenVBand="0" w:oddHBand="0" w:evenHBand="0" w:firstRowFirstColumn="0" w:firstRowLastColumn="0" w:lastRowFirstColumn="0" w:lastRowLastColumn="0"/>
+            </w:pPr>
+            <w:r>
+              <w:t>OrderDetailID</w:t>
+            </w:r>
+          </w:p>
+        </w:tc>
+        <w:tc>
+          <w:tcPr>
+            <w:tcW w:w="2168" w:type="dxa"/>
+            <w:vAlign w:val="top"/>
+          </w:tcPr>
+          <w:p>
+            <w:pPr>
+              <w:jc w:val="center"/>
+              <w:cnfStyle w:val="000000000000" w:firstRow="0" w:lastRow="0" w:firstColumn="0" w:lastColumn="0" w:oddVBand="0" w:evenVBand="0" w:oddHBand="0" w:evenHBand="0" w:firstRowFirstColumn="0" w:firstRowLastColumn="0" w:lastRowFirstColumn="0" w:lastRowLastColumn="0"/>
+            </w:pPr>
+            <w:r>
+              <w:t>INT</w:t>
+            </w:r>
+          </w:p>
+        </w:tc>
+        <w:tc>
+          <w:tcPr>
+            <w:tcW w:w="2216" w:type="dxa"/>
+            <w:vAlign w:val="top"/>
+          </w:tcPr>
+          <w:p>
+            <w:pPr>
+              <w:jc w:val="center"/>
+              <w:cnfStyle w:val="000000000000" w:firstRow="0" w:lastRow="0" w:firstColumn="0" w:lastColumn="0" w:oddVBand="0" w:evenVBand="0" w:oddHBand="0" w:evenHBand="0" w:firstRowFirstColumn="0" w:firstRowLastColumn="0" w:lastRowFirstColumn="0" w:lastRowLastColumn="0"/>
+            </w:pPr>
+            <w:r>
+              <w:t>AUTO_INCREMENT, PRIMARY KEY</w:t>
+            </w:r>
+          </w:p>
+        </w:tc>
+        <w:tc>
+          <w:tcPr>
+            <w:tcW w:w="1837" w:type="dxa"/>
+            <w:vAlign w:val="top"/>
+          </w:tcPr>
+          <w:p>
+            <w:pPr>
+              <w:jc w:val="center"/>
+              <w:cnfStyle w:val="000000000000" w:firstRow="0" w:lastRow="0" w:firstColumn="0" w:lastColumn="0" w:oddVBand="0" w:evenVBand="0" w:oddHBand="0" w:evenHBand="0" w:firstRowFirstColumn="0" w:firstRowLastColumn="0" w:lastRowFirstColumn="0" w:lastRowLastColumn="0"/>
+            </w:pPr>
+            <w:r>
+              <w:t>Mã định danh chi tiết đơn hàng</w:t>
+            </w:r>
+          </w:p>
+        </w:tc>
+      </w:tr>
+      <w:tr>
+        <w:tc>
+          <w:tcPr>
+            <w:cnfStyle w:val="001000000000" w:firstRow="0" w:lastRow="0" w:firstColumn="1" w:lastColumn="0" w:oddVBand="0" w:evenVBand="0" w:oddHBand="0" w:evenHBand="0" w:firstRowFirstColumn="0" w:firstRowLastColumn="0" w:lastRowFirstColumn="0" w:lastRowLastColumn="0"/>
+            <w:tcW w:w="708" w:type="dxa"/>
+            <w:vAlign w:val="top"/>
+          </w:tcPr>
+          <w:p>
+            <w:r>
+              <w:t>2</w:t>
+            </w:r>
+          </w:p>
+        </w:tc>
+        <w:tc>
+          <w:tcPr>
+            <w:tcW w:w="1849" w:type="dxa"/>
+            <w:vAlign w:val="top"/>
+          </w:tcPr>
+          <w:p>
+            <w:pPr>
+              <w:jc w:val="center"/>
+              <w:cnfStyle w:val="000000000000" w:firstRow="0" w:lastRow="0" w:firstColumn="0" w:lastColumn="0" w:oddVBand="0" w:evenVBand="0" w:oddHBand="0" w:evenHBand="0" w:firstRowFirstColumn="0" w:firstRowLastColumn="0" w:lastRowFirstColumn="0" w:lastRowLastColumn="0"/>
+            </w:pPr>
+            <w:r>
+              <w:t>Quantity</w:t>
+            </w:r>
+          </w:p>
+        </w:tc>
+        <w:tc>
+          <w:tcPr>
+            <w:tcW w:w="2168" w:type="dxa"/>
+            <w:vAlign w:val="top"/>
+          </w:tcPr>
+          <w:p>
+            <w:pPr>
+              <w:jc w:val="center"/>
+              <w:cnfStyle w:val="000000000000" w:firstRow="0" w:lastRow="0" w:firstColumn="0" w:lastColumn="0" w:oddVBand="0" w:evenVBand="0" w:oddHBand="0" w:evenHBand="0" w:firstRowFirstColumn="0" w:firstRowLastColumn="0" w:lastRowFirstColumn="0" w:lastRowLastColumn="0"/>
+            </w:pPr>
+            <w:r>
+              <w:t>INT</w:t>
+            </w:r>
+          </w:p>
+        </w:tc>
+        <w:tc>
+          <w:tcPr>
+            <w:tcW w:w="2216" w:type="dxa"/>
+            <w:vAlign w:val="top"/>
+          </w:tcPr>
+          <w:p>
+            <w:pPr>
+              <w:jc w:val="center"/>
+              <w:cnfStyle w:val="000000000000" w:firstRow="0" w:lastRow="0" w:firstColumn="0" w:lastColumn="0" w:oddVBand="0" w:evenVBand="0" w:oddHBand="0" w:evenHBand="0" w:firstRowFirstColumn="0" w:firstRowLastColumn="0" w:lastRowFirstColumn="0" w:lastRowLastColumn="0"/>
+            </w:pPr>
+            <w:r>
+              <w:t>NOT NULL, CHECK (Quantity &gt; 0)</w:t>
+            </w:r>
+          </w:p>
+        </w:tc>
+        <w:tc>
+          <w:tcPr>
+            <w:tcW w:w="1837" w:type="dxa"/>
+            <w:vAlign w:val="top"/>
+          </w:tcPr>
+          <w:p>
+            <w:pPr>
+              <w:jc w:val="center"/>
+              <w:cnfStyle w:val="000000000000" w:firstRow="0" w:lastRow="0" w:firstColumn="0" w:lastColumn="0" w:oddVBand="0" w:evenVBand="0" w:oddHBand="0" w:evenHBand="0" w:firstRowFirstColumn="0" w:firstRowLastColumn="0" w:lastRowFirstColumn="0" w:lastRowLastColumn="0"/>
+            </w:pPr>
+            <w:r>
+              <w:t>Số lượng mua</w:t>
+            </w:r>
+          </w:p>
+        </w:tc>
+      </w:tr>
+      <w:tr>
+        <w:tc>
+          <w:tcPr>
+            <w:cnfStyle w:val="001000000000" w:firstRow="0" w:lastRow="0" w:firstColumn="1" w:lastColumn="0" w:oddVBand="0" w:evenVBand="0" w:oddHBand="0" w:evenHBand="0" w:firstRowFirstColumn="0" w:firstRowLastColumn="0" w:lastRowFirstColumn="0" w:lastRowLastColumn="0"/>
+            <w:tcW w:w="708" w:type="dxa"/>
+            <w:vAlign w:val="top"/>
+          </w:tcPr>
+          <w:p>
+            <w:r>
+              <w:t>3</w:t>
+            </w:r>
+          </w:p>
+        </w:tc>
+        <w:tc>
+          <w:tcPr>
+            <w:tcW w:w="1849" w:type="dxa"/>
+            <w:vAlign w:val="top"/>
+          </w:tcPr>
+          <w:p>
+            <w:pPr>
+              <w:jc w:val="center"/>
+              <w:cnfStyle w:val="000000000000" w:firstRow="0" w:lastRow="0" w:firstColumn="0" w:lastColumn="0" w:oddVBand="0" w:evenVBand="0" w:oddHBand="0" w:evenHBand="0" w:firstRowFirstColumn="0" w:firstRowLastColumn="0" w:lastRowFirstColumn="0" w:lastRowLastColumn="0"/>
+            </w:pPr>
+            <w:r>
+              <w:t>UnitPrice</w:t>
+            </w:r>
+          </w:p>
+        </w:tc>
+        <w:tc>
+          <w:tcPr>
+            <w:tcW w:w="2168" w:type="dxa"/>
+            <w:vAlign w:val="top"/>
+          </w:tcPr>
+          <w:p>
+            <w:pPr>
+              <w:jc w:val="center"/>
+              <w:cnfStyle w:val="000000000000" w:firstRow="0" w:lastRow="0" w:firstColumn="0" w:lastColumn="0" w:oddVBand="0" w:evenVBand="0" w:oddHBand="0" w:evenHBand="0" w:firstRowFirstColumn="0" w:firstRowLastColumn="0" w:lastRowFirstColumn="0" w:lastRowLastColumn="0"/>
+            </w:pPr>
+            <w:r>
+              <w:t>DECIMAL(12,2)</w:t>
+            </w:r>
+          </w:p>
+        </w:tc>
+        <w:tc>
+          <w:tcPr>
+            <w:tcW w:w="2216" w:type="dxa"/>
+            <w:vAlign w:val="top"/>
+          </w:tcPr>
+          <w:p>
+            <w:pPr>
+              <w:jc w:val="center"/>
+              <w:cnfStyle w:val="000000000000" w:firstRow="0" w:lastRow="0" w:firstColumn="0" w:lastColumn="0" w:oddVBand="0" w:evenVBand="0" w:oddHBand="0" w:evenHBand="0" w:firstRowFirstColumn="0" w:firstRowLastColumn="0" w:lastRowFirstColumn="0" w:lastRowLastColumn="0"/>
+            </w:pPr>
+            <w:r>
+              <w:t>NOT NULL, CHECK (UnitPrice &gt;= 0)</w:t>
+            </w:r>
+          </w:p>
+        </w:tc>
+        <w:tc>
+          <w:tcPr>
+            <w:tcW w:w="1837" w:type="dxa"/>
+            <w:vAlign w:val="top"/>
+          </w:tcPr>
+          <w:p>
+            <w:pPr>
+              <w:jc w:val="center"/>
+              <w:cnfStyle w:val="000000000000" w:firstRow="0" w:lastRow="0" w:firstColumn="0" w:lastColumn="0" w:oddVBand="0" w:evenVBand="0" w:oddHBand="0" w:evenHBand="0" w:firstRowFirstColumn="0" w:firstRowLastColumn="0" w:lastRowFirstColumn="0" w:lastRowLastColumn="0"/>
+            </w:pPr>
+            <w:r>
+              <w:t>Đơn giá tại thời điểm mua</w:t>
+            </w:r>
+          </w:p>
+        </w:tc>
+      </w:tr>
+      <w:tr>
+        <w:tc>
+          <w:tcPr>
+            <w:cnfStyle w:val="001000000000" w:firstRow="0" w:lastRow="0" w:firstColumn="1" w:lastColumn="0" w:oddVBand="0" w:evenVBand="0" w:oddHBand="0" w:evenHBand="0" w:firstRowFirstColumn="0" w:firstRowLastColumn="0" w:lastRowFirstColumn="0" w:lastRowLastColumn="0"/>
+            <w:tcW w:w="708" w:type="dxa"/>
+            <w:vAlign w:val="top"/>
+          </w:tcPr>
+          <w:p>
+            <w:r>
+              <w:t>4</w:t>
+            </w:r>
+          </w:p>
+        </w:tc>
+        <w:tc>
+          <w:tcPr>
+            <w:tcW w:w="1849" w:type="dxa"/>
+            <w:vAlign w:val="top"/>
+          </w:tcPr>
+          <w:p>
+            <w:pPr>
+              <w:jc w:val="center"/>
+              <w:cnfStyle w:val="000000000000" w:firstRow="0" w:lastRow="0" w:firstColumn="0" w:lastColumn="0" w:oddVBand="0" w:evenVBand="0" w:oddHBand="0" w:evenHBand="0" w:firstRowFirstColumn="0" w:firstRowLastColumn="0" w:lastRowFirstColumn="0" w:lastRowLastColumn="0"/>
+            </w:pPr>
+            <w:r>
+              <w:t>OrderID</w:t>
+            </w:r>
+          </w:p>
+        </w:tc>
+        <w:tc>
+          <w:tcPr>
+            <w:tcW w:w="2168" w:type="dxa"/>
+            <w:vAlign w:val="top"/>
+          </w:tcPr>
+          <w:p>
+            <w:pPr>
+              <w:jc w:val="center"/>
+              <w:cnfStyle w:val="000000000000" w:firstRow="0" w:lastRow="0" w:firstColumn="0" w:lastColumn="0" w:oddVBand="0" w:evenVBand="0" w:oddHBand="0" w:evenHBand="0" w:firstRowFirstColumn="0" w:firstRowLastColumn="0" w:lastRowFirstColumn="0" w:lastRowLastColumn="0"/>
+            </w:pPr>
+            <w:r>
+              <w:t>INT</w:t>
+            </w:r>
+          </w:p>
+        </w:tc>
+        <w:tc>
+          <w:tcPr>
+            <w:tcW w:w="2216" w:type="dxa"/>
+            <w:vAlign w:val="top"/>
+          </w:tcPr>
+          <w:p>
+            <w:pPr>
+              <w:jc w:val="center"/>
+              <w:cnfStyle w:val="000000000000" w:firstRow="0" w:lastRow="0" w:firstColumn="0" w:lastColumn="0" w:oddVBand="0" w:evenVBand="0" w:oddHBand="0" w:evenHBand="0" w:firstRowFirstColumn="0" w:firstRowLastColumn="0" w:lastRowFirstColumn="0" w:lastRowLastColumn="0"/>
+            </w:pPr>
+            <w:r>
+              <w:t>NOT NULL, FOREIGN KEY (CASCADE)</w:t>
+            </w:r>
+          </w:p>
+        </w:tc>
+        <w:tc>
+          <w:tcPr>
+            <w:tcW w:w="1837" w:type="dxa"/>
+            <w:vAlign w:val="top"/>
+          </w:tcPr>
+          <w:p>
+            <w:pPr>
+              <w:jc w:val="center"/>
+              <w:cnfStyle w:val="000000000000" w:firstRow="0" w:lastRow="0" w:firstColumn="0" w:lastColumn="0" w:oddVBand="0" w:evenVBand="0" w:oddHBand="0" w:evenHBand="0" w:firstRowFirstColumn="0" w:firstRowLastColumn="0" w:lastRowFirstColumn="0" w:lastRowLastColumn="0"/>
+            </w:pPr>
+            <w:r>
+              <w:t>Mã đơn hàng liên kết</w:t>
+            </w:r>
+          </w:p>
+        </w:tc>
+      </w:tr>
+      <w:tr>
+        <w:tc>
+          <w:tcPr>
+            <w:cnfStyle w:val="001000000000" w:firstRow="0" w:lastRow="0" w:firstColumn="1" w:lastColumn="0" w:oddVBand="0" w:evenVBand="0" w:oddHBand="0" w:evenHBand="0" w:firstRowFirstColumn="0" w:firstRowLastColumn="0" w:lastRowFirstColumn="0" w:lastRowLastColumn="0"/>
+            <w:tcW w:w="708" w:type="dxa"/>
+            <w:vAlign w:val="top"/>
+          </w:tcPr>
+          <w:p>
+            <w:r>
+              <w:t>5</w:t>
+            </w:r>
+          </w:p>
+        </w:tc>
+        <w:tc>
+          <w:tcPr>
+            <w:tcW w:w="1849" w:type="dxa"/>
+            <w:vAlign w:val="top"/>
+          </w:tcPr>
+          <w:p>
+            <w:pPr>
+              <w:jc w:val="center"/>
+              <w:cnfStyle w:val="000000000000" w:firstRow="0" w:lastRow="0" w:firstColumn="0" w:lastColumn="0" w:oddVBand="0" w:evenVBand="0" w:oddHBand="0" w:evenHBand="0" w:firstRowFirstColumn="0" w:firstRowLastColumn="0" w:lastRowFirstColumn="0" w:lastRowLastColumn="0"/>
+            </w:pPr>
+            <w:r>
+              <w:t>ProductID</w:t>
+            </w:r>
+          </w:p>
+        </w:tc>
+        <w:tc>
+          <w:tcPr>
+            <w:tcW w:w="2168" w:type="dxa"/>
+            <w:vAlign w:val="top"/>
+          </w:tcPr>
+          <w:p>
+            <w:pPr>
+              <w:jc w:val="center"/>
+              <w:cnfStyle w:val="000000000000" w:firstRow="0" w:lastRow="0" w:firstColumn="0" w:lastColumn="0" w:oddVBand="0" w:evenVBand="0" w:oddHBand="0" w:evenHBand="0" w:firstRowFirstColumn="0" w:firstRowLastColumn="0" w:lastRowFirstColumn="0" w:lastRowLastColumn="0"/>
+            </w:pPr>
+            <w:r>
+              <w:t>INT</w:t>
+            </w:r>
+          </w:p>
+        </w:tc>
+        <w:tc>
+          <w:tcPr>
+            <w:tcW w:w="2216" w:type="dxa"/>
+            <w:vAlign w:val="top"/>
+          </w:tcPr>
+          <w:p>
+            <w:pPr>
+              <w:jc w:val="center"/>
+              <w:cnfStyle w:val="000000000000" w:firstRow="0" w:lastRow="0" w:firstColumn="0" w:lastColumn="0" w:oddVBand="0" w:evenVBand="0" w:oddHBand="0" w:evenHBand="0" w:firstRowFirstColumn="0" w:firstRowLastColumn="0" w:lastRowFirstColumn="0" w:lastRowLastColumn="0"/>
+            </w:pPr>
+            <w:r>
+              <w:t>NOT NULL, FOREIGN KEY</w:t>
+            </w:r>
+          </w:p>
+        </w:tc>
+        <w:tc>
+          <w:tcPr>
+            <w:tcW w:w="1837" w:type="dxa"/>
+            <w:vAlign w:val="top"/>
+          </w:tcPr>
+          <w:p>
+            <w:pPr>
+              <w:jc w:val="center"/>
+              <w:cnfStyle w:val="000000000000" w:firstRow="0" w:lastRow="0" w:firstColumn="0" w:lastColumn="0" w:oddVBand="0" w:evenVBand="0" w:oddHBand="0" w:evenHBand="0" w:firstRowFirstColumn="0" w:firstRowLastColumn="0" w:lastRowFirstColumn="0" w:lastRowLastColumn="0"/>
+            </w:pPr>
+          </w:p>
+        </w:tc>
+      </w:tr>
+    </w:tbl>
+    <w:p>
+      <w:pPr>
+        <w:spacing w:line="360" w:lineRule="auto"/>
+        <w:ind w:left="360"/>
         <w:rPr>
           <w:rFonts w:cs="Times New Roman"/>
           <w:szCs w:val="28"/>
@@ -3484,15 +10268,15 @@
           <w:rFonts w:cs="Times New Roman"/>
           <w:szCs w:val="28"/>
         </w:rPr>
+        <w:t>Các mối quan hệ giữa các thực thể được thiết lập tường minh: Một danh mục chứa nhiều sản phẩm; một nhà cung cấp cung cấp nhiều sản phẩm; một sản phẩm có nhiều ảnh minh họa; một khách hàng có thể đặt nhiều đơn hàng; và một đơn hàng bao gồm nhiều chi tiết sản phẩm. Hệ thống sử dụng khóa chính (PK) và khóa ngoại (FK) kết hợp các ràng buộc toàn vẹn nhằm đảm bảo dữ liệu luôn chính xác và an toàn tuyệt đối trong mọi tình huống vận hành.</w:t>
+      </w:r>
+    </w:p>
+    <w:p>
+      <w:pPr>
+        <w:pStyle w:val="Heading2"/>
+      </w:pPr>
+      <w:r>
         <w:lastRenderedPageBreak/>
-        <w:t>Các mối quan hệ giữa các thực thể được thiết lập tường minh: Một danh mục chứa nhiều sản phẩm; một nhà cung cấp cung cấp nhiều sản phẩm; một sản phẩm có nhiều ảnh minh họa; một khách hàng có thể đặt nhiều đơn hàng; và một đơn hàng bao gồm nhiều chi tiết sản phẩm. Hệ thống sử dụng khóa chính (PK) và khóa ngoại (FK) kết hợp các ràng buộc toàn vẹn nhằm đảm bảo dữ liệu luôn chính xác và an toàn tuyệt đối trong mọi tình huống vận hành.</w:t>
-      </w:r>
-    </w:p>
-    <w:p>
-      <w:pPr>
-        <w:pStyle w:val="Heading2"/>
-      </w:pPr>
-      <w:r>
         <w:t>Thiết kế giao diện và luồng tương tác người dùng</w:t>
       </w:r>
     </w:p>
@@ -3501,13 +10285,8 @@
         <w:spacing w:line="360" w:lineRule="auto"/>
       </w:pPr>
       <w:r>
-        <w:t>Hệ thống giao diện được thiết kế hướng đến trải nghiệm người dùng (UI/UX) tối ưu, thân thiện và đồng bộ</w:t>
-      </w:r>
-      <w:r>
-        <w:t>:</w:t>
-      </w:r>
-      <w:bookmarkStart w:id="0" w:name="_GoBack"/>
-      <w:bookmarkEnd w:id="0"/>
+        <w:t>Hệ thống giao diện được thiết kế hướng đến trải nghiệm người dùng (UI/UX) tối ưu, thân thiện và đồng bộ:</w:t>
+      </w:r>
     </w:p>
     <w:p>
       <w:pPr>
@@ -3519,10 +10298,7 @@
         <w:spacing w:line="360" w:lineRule="auto"/>
       </w:pPr>
       <w:r>
-        <w:t>Trang chủ: Trình bày banner quảng cáo, danh mục sản phẩm nổi bật và các sản phẩm bán chạy, hỗ trợ điều hướng nhanh chóng đến các trang chứ</w:t>
-      </w:r>
-      <w:r>
-        <w:t>c năng.</w:t>
+        <w:t>Trang chủ: Trình bày banner quảng cáo, danh mục sản phẩm nổi bật và các sản phẩm bán chạy, hỗ trợ điều hướng nhanh chóng đến các trang chức năng.</w:t>
       </w:r>
     </w:p>
     <w:p>
@@ -3535,10 +10311,7 @@
         <w:spacing w:line="360" w:lineRule="auto"/>
       </w:pPr>
       <w:r>
-        <w:t>Trang danh sách sản phẩm: Cung cấp bộ lọc theo danh mục, công cụ tìm kiếm theo tên hoặc mã SKU, hiển thị danh đưới dạng lưới thẻ (Grid card) trự</w:t>
-      </w:r>
-      <w:r>
-        <w:t>c quan.</w:t>
+        <w:t>Trang danh sách sản phẩm: Cung cấp bộ lọc theo danh mục, công cụ tìm kiếm theo tên hoặc mã SKU, hiển thị danh đưới dạng lưới thẻ (Grid card) trực quan.</w:t>
       </w:r>
     </w:p>
     <w:p>
@@ -3551,10 +10324,7 @@
         <w:spacing w:line="360" w:lineRule="auto"/>
       </w:pPr>
       <w:r>
-        <w:t>Trang chi tiết sản phẩm: Hiển thị hình ảnh kích thước lớn, mô tả chi tiết, giá bán, tình trạng tồn kho và cho phép người dùng lựa chọn số lượng để thêm vào giỏ</w:t>
-      </w:r>
-      <w:r>
-        <w:t xml:space="preserve"> hàng.</w:t>
+        <w:t>Trang chi tiết sản phẩm: Hiển thị hình ảnh kích thước lớn, mô tả chi tiết, giá bán, tình trạng tồn kho và cho phép người dùng lựa chọn số lượng để thêm vào giỏ hàng.</w:t>
       </w:r>
     </w:p>
     <w:p>
@@ -3567,10 +10337,7 @@
         <w:spacing w:line="360" w:lineRule="auto"/>
       </w:pPr>
       <w:r>
-        <w:t>Trang giỏ hàng: Liệt kê chi tiết các sản phẩm đã chọn, cho phép cập nhật số lượng, xóa sản phẩm và tự động tổng hợp thành tiề</w:t>
-      </w:r>
-      <w:r>
-        <w:t>n.</w:t>
+        <w:t>Trang giỏ hàng: Liệt kê chi tiết các sản phẩm đã chọn, cho phép cập nhật số lượng, xóa sản phẩm và tự động tổng hợp thành tiền.</w:t>
       </w:r>
     </w:p>
     <w:p>
@@ -3583,10 +10350,7 @@
         <w:spacing w:line="360" w:lineRule="auto"/>
       </w:pPr>
       <w:r>
-        <w:t>Trang thanh toán / Đặt hàng: Form nhập thông tin nhận hàng và xác nhậ</w:t>
-      </w:r>
-      <w:r>
-        <w:t>n đơn hàng an toàn.</w:t>
+        <w:t>Trang thanh toán / Đặt hàng: Form nhập thông tin nhận hàng và xác nhận đơn hàng an toàn.</w:t>
       </w:r>
     </w:p>
     <w:p>
@@ -5339,29 +12103,9 @@
     </w:lvl>
   </w:abstractNum>
   <w:abstractNum w:abstractNumId="14">
-    <w:nsid w:val="74DA682E"/>
-    <w:multiLevelType w:val="singleLevel"/>
-    <w:tmpl w:val="74DA682E"/>
-    <w:lvl w:ilvl="0">
-      <w:start w:val="1"/>
-      <w:numFmt w:val="bullet"/>
-      <w:lvlText w:val="–"/>
-      <w:lvlJc w:val="left"/>
-      <w:pPr>
-        <w:tabs>
-          <w:tab w:val="left" w:pos="420"/>
-        </w:tabs>
-        <w:ind w:left="418" w:hanging="418"/>
-      </w:pPr>
-      <w:rPr>
-        <w:rFonts w:ascii="Andale Mono" w:hAnsi="Andale Mono" w:cs="Andale Mono" w:hint="default"/>
-      </w:rPr>
-    </w:lvl>
-  </w:abstractNum>
-  <w:abstractNum w:abstractNumId="15">
-    <w:nsid w:val="75673B95"/>
+    <w:nsid w:val="649D264C"/>
     <w:multiLevelType w:val="hybridMultilevel"/>
-    <w:tmpl w:val="209C4BC4"/>
+    <w:tmpl w:val="D4823C80"/>
     <w:lvl w:ilvl="0" w:tplc="04090001">
       <w:start w:val="1"/>
       <w:numFmt w:val="bullet"/>
@@ -5471,7 +12215,253 @@
       </w:rPr>
     </w:lvl>
   </w:abstractNum>
+  <w:abstractNum w:abstractNumId="15">
+    <w:nsid w:val="68C779EF"/>
+    <w:multiLevelType w:val="hybridMultilevel"/>
+    <w:tmpl w:val="4FBEA876"/>
+    <w:lvl w:ilvl="0" w:tplc="5638FF42">
+      <w:start w:val="1"/>
+      <w:numFmt w:val="bullet"/>
+      <w:lvlText w:val="‐"/>
+      <w:lvlJc w:val="left"/>
+      <w:pPr>
+        <w:ind w:left="720" w:hanging="360"/>
+      </w:pPr>
+      <w:rPr>
+        <w:rFonts w:ascii="Times New Roman" w:hAnsi="Times New Roman" w:cs="Times New Roman" w:hint="default"/>
+      </w:rPr>
+    </w:lvl>
+    <w:lvl w:ilvl="1" w:tplc="04090003" w:tentative="1">
+      <w:start w:val="1"/>
+      <w:numFmt w:val="bullet"/>
+      <w:lvlText w:val="o"/>
+      <w:lvlJc w:val="left"/>
+      <w:pPr>
+        <w:ind w:left="1440" w:hanging="360"/>
+      </w:pPr>
+      <w:rPr>
+        <w:rFonts w:ascii="Courier New" w:hAnsi="Courier New" w:cs="Courier New" w:hint="default"/>
+      </w:rPr>
+    </w:lvl>
+    <w:lvl w:ilvl="2" w:tplc="04090005" w:tentative="1">
+      <w:start w:val="1"/>
+      <w:numFmt w:val="bullet"/>
+      <w:lvlText w:val=""/>
+      <w:lvlJc w:val="left"/>
+      <w:pPr>
+        <w:ind w:left="2160" w:hanging="360"/>
+      </w:pPr>
+      <w:rPr>
+        <w:rFonts w:ascii="Wingdings" w:hAnsi="Wingdings" w:hint="default"/>
+      </w:rPr>
+    </w:lvl>
+    <w:lvl w:ilvl="3" w:tplc="04090001" w:tentative="1">
+      <w:start w:val="1"/>
+      <w:numFmt w:val="bullet"/>
+      <w:lvlText w:val=""/>
+      <w:lvlJc w:val="left"/>
+      <w:pPr>
+        <w:ind w:left="2880" w:hanging="360"/>
+      </w:pPr>
+      <w:rPr>
+        <w:rFonts w:ascii="Symbol" w:hAnsi="Symbol" w:hint="default"/>
+      </w:rPr>
+    </w:lvl>
+    <w:lvl w:ilvl="4" w:tplc="04090003" w:tentative="1">
+      <w:start w:val="1"/>
+      <w:numFmt w:val="bullet"/>
+      <w:lvlText w:val="o"/>
+      <w:lvlJc w:val="left"/>
+      <w:pPr>
+        <w:ind w:left="3600" w:hanging="360"/>
+      </w:pPr>
+      <w:rPr>
+        <w:rFonts w:ascii="Courier New" w:hAnsi="Courier New" w:cs="Courier New" w:hint="default"/>
+      </w:rPr>
+    </w:lvl>
+    <w:lvl w:ilvl="5" w:tplc="04090005" w:tentative="1">
+      <w:start w:val="1"/>
+      <w:numFmt w:val="bullet"/>
+      <w:lvlText w:val=""/>
+      <w:lvlJc w:val="left"/>
+      <w:pPr>
+        <w:ind w:left="4320" w:hanging="360"/>
+      </w:pPr>
+      <w:rPr>
+        <w:rFonts w:ascii="Wingdings" w:hAnsi="Wingdings" w:hint="default"/>
+      </w:rPr>
+    </w:lvl>
+    <w:lvl w:ilvl="6" w:tplc="04090001" w:tentative="1">
+      <w:start w:val="1"/>
+      <w:numFmt w:val="bullet"/>
+      <w:lvlText w:val=""/>
+      <w:lvlJc w:val="left"/>
+      <w:pPr>
+        <w:ind w:left="5040" w:hanging="360"/>
+      </w:pPr>
+      <w:rPr>
+        <w:rFonts w:ascii="Symbol" w:hAnsi="Symbol" w:hint="default"/>
+      </w:rPr>
+    </w:lvl>
+    <w:lvl w:ilvl="7" w:tplc="04090003" w:tentative="1">
+      <w:start w:val="1"/>
+      <w:numFmt w:val="bullet"/>
+      <w:lvlText w:val="o"/>
+      <w:lvlJc w:val="left"/>
+      <w:pPr>
+        <w:ind w:left="5760" w:hanging="360"/>
+      </w:pPr>
+      <w:rPr>
+        <w:rFonts w:ascii="Courier New" w:hAnsi="Courier New" w:cs="Courier New" w:hint="default"/>
+      </w:rPr>
+    </w:lvl>
+    <w:lvl w:ilvl="8" w:tplc="04090005" w:tentative="1">
+      <w:start w:val="1"/>
+      <w:numFmt w:val="bullet"/>
+      <w:lvlText w:val=""/>
+      <w:lvlJc w:val="left"/>
+      <w:pPr>
+        <w:ind w:left="6480" w:hanging="360"/>
+      </w:pPr>
+      <w:rPr>
+        <w:rFonts w:ascii="Wingdings" w:hAnsi="Wingdings" w:hint="default"/>
+      </w:rPr>
+    </w:lvl>
+  </w:abstractNum>
   <w:abstractNum w:abstractNumId="16">
+    <w:nsid w:val="74DA682E"/>
+    <w:multiLevelType w:val="singleLevel"/>
+    <w:tmpl w:val="74DA682E"/>
+    <w:lvl w:ilvl="0">
+      <w:start w:val="1"/>
+      <w:numFmt w:val="bullet"/>
+      <w:lvlText w:val="–"/>
+      <w:lvlJc w:val="left"/>
+      <w:pPr>
+        <w:tabs>
+          <w:tab w:val="left" w:pos="420"/>
+        </w:tabs>
+        <w:ind w:left="418" w:hanging="418"/>
+      </w:pPr>
+      <w:rPr>
+        <w:rFonts w:ascii="Andale Mono" w:hAnsi="Andale Mono" w:cs="Andale Mono" w:hint="default"/>
+      </w:rPr>
+    </w:lvl>
+  </w:abstractNum>
+  <w:abstractNum w:abstractNumId="17">
+    <w:nsid w:val="75673B95"/>
+    <w:multiLevelType w:val="hybridMultilevel"/>
+    <w:tmpl w:val="209C4BC4"/>
+    <w:lvl w:ilvl="0" w:tplc="04090001">
+      <w:start w:val="1"/>
+      <w:numFmt w:val="bullet"/>
+      <w:lvlText w:val=""/>
+      <w:lvlJc w:val="left"/>
+      <w:pPr>
+        <w:ind w:left="720" w:hanging="360"/>
+      </w:pPr>
+      <w:rPr>
+        <w:rFonts w:ascii="Symbol" w:hAnsi="Symbol" w:hint="default"/>
+      </w:rPr>
+    </w:lvl>
+    <w:lvl w:ilvl="1" w:tplc="04090003" w:tentative="1">
+      <w:start w:val="1"/>
+      <w:numFmt w:val="bullet"/>
+      <w:lvlText w:val="o"/>
+      <w:lvlJc w:val="left"/>
+      <w:pPr>
+        <w:ind w:left="1440" w:hanging="360"/>
+      </w:pPr>
+      <w:rPr>
+        <w:rFonts w:ascii="Courier New" w:hAnsi="Courier New" w:cs="Courier New" w:hint="default"/>
+      </w:rPr>
+    </w:lvl>
+    <w:lvl w:ilvl="2" w:tplc="04090005" w:tentative="1">
+      <w:start w:val="1"/>
+      <w:numFmt w:val="bullet"/>
+      <w:lvlText w:val=""/>
+      <w:lvlJc w:val="left"/>
+      <w:pPr>
+        <w:ind w:left="2160" w:hanging="360"/>
+      </w:pPr>
+      <w:rPr>
+        <w:rFonts w:ascii="Wingdings" w:hAnsi="Wingdings" w:hint="default"/>
+      </w:rPr>
+    </w:lvl>
+    <w:lvl w:ilvl="3" w:tplc="04090001" w:tentative="1">
+      <w:start w:val="1"/>
+      <w:numFmt w:val="bullet"/>
+      <w:lvlText w:val=""/>
+      <w:lvlJc w:val="left"/>
+      <w:pPr>
+        <w:ind w:left="2880" w:hanging="360"/>
+      </w:pPr>
+      <w:rPr>
+        <w:rFonts w:ascii="Symbol" w:hAnsi="Symbol" w:hint="default"/>
+      </w:rPr>
+    </w:lvl>
+    <w:lvl w:ilvl="4" w:tplc="04090003" w:tentative="1">
+      <w:start w:val="1"/>
+      <w:numFmt w:val="bullet"/>
+      <w:lvlText w:val="o"/>
+      <w:lvlJc w:val="left"/>
+      <w:pPr>
+        <w:ind w:left="3600" w:hanging="360"/>
+      </w:pPr>
+      <w:rPr>
+        <w:rFonts w:ascii="Courier New" w:hAnsi="Courier New" w:cs="Courier New" w:hint="default"/>
+      </w:rPr>
+    </w:lvl>
+    <w:lvl w:ilvl="5" w:tplc="04090005" w:tentative="1">
+      <w:start w:val="1"/>
+      <w:numFmt w:val="bullet"/>
+      <w:lvlText w:val=""/>
+      <w:lvlJc w:val="left"/>
+      <w:pPr>
+        <w:ind w:left="4320" w:hanging="360"/>
+      </w:pPr>
+      <w:rPr>
+        <w:rFonts w:ascii="Wingdings" w:hAnsi="Wingdings" w:hint="default"/>
+      </w:rPr>
+    </w:lvl>
+    <w:lvl w:ilvl="6" w:tplc="04090001" w:tentative="1">
+      <w:start w:val="1"/>
+      <w:numFmt w:val="bullet"/>
+      <w:lvlText w:val=""/>
+      <w:lvlJc w:val="left"/>
+      <w:pPr>
+        <w:ind w:left="5040" w:hanging="360"/>
+      </w:pPr>
+      <w:rPr>
+        <w:rFonts w:ascii="Symbol" w:hAnsi="Symbol" w:hint="default"/>
+      </w:rPr>
+    </w:lvl>
+    <w:lvl w:ilvl="7" w:tplc="04090003" w:tentative="1">
+      <w:start w:val="1"/>
+      <w:numFmt w:val="bullet"/>
+      <w:lvlText w:val="o"/>
+      <w:lvlJc w:val="left"/>
+      <w:pPr>
+        <w:ind w:left="5760" w:hanging="360"/>
+      </w:pPr>
+      <w:rPr>
+        <w:rFonts w:ascii="Courier New" w:hAnsi="Courier New" w:cs="Courier New" w:hint="default"/>
+      </w:rPr>
+    </w:lvl>
+    <w:lvl w:ilvl="8" w:tplc="04090005" w:tentative="1">
+      <w:start w:val="1"/>
+      <w:numFmt w:val="bullet"/>
+      <w:lvlText w:val=""/>
+      <w:lvlJc w:val="left"/>
+      <w:pPr>
+        <w:ind w:left="6480" w:hanging="360"/>
+      </w:pPr>
+      <w:rPr>
+        <w:rFonts w:ascii="Wingdings" w:hAnsi="Wingdings" w:hint="default"/>
+      </w:rPr>
+    </w:lvl>
+  </w:abstractNum>
+  <w:abstractNum w:abstractNumId="18">
     <w:nsid w:val="79061CA1"/>
     <w:multiLevelType w:val="hybridMultilevel"/>
     <w:tmpl w:val="0EA2BB2A"/>
@@ -5594,7 +12584,7 @@
     <w:abstractNumId w:val="4"/>
   </w:num>
   <w:num w:numId="4">
-    <w:abstractNumId w:val="14"/>
+    <w:abstractNumId w:val="16"/>
   </w:num>
   <w:num w:numId="5">
     <w:abstractNumId w:val="0"/>
@@ -5678,13 +12668,19 @@
     <w:abstractNumId w:val="8"/>
   </w:num>
   <w:num w:numId="32">
-    <w:abstractNumId w:val="15"/>
+    <w:abstractNumId w:val="17"/>
   </w:num>
   <w:num w:numId="33">
     <w:abstractNumId w:val="13"/>
   </w:num>
   <w:num w:numId="34">
-    <w:abstractNumId w:val="16"/>
+    <w:abstractNumId w:val="18"/>
+  </w:num>
+  <w:num w:numId="35">
+    <w:abstractNumId w:val="14"/>
+  </w:num>
+  <w:num w:numId="36">
+    <w:abstractNumId w:val="15"/>
   </w:num>
 </w:numbering>
 </file>

--- a/doc/110123011 HIEU (2).docx
+++ b/doc/110123011 HIEU (2).docx
@@ -404,24 +404,42 @@
     <w:p>
       <w:pPr>
         <w:pStyle w:val="NOIDUNG"/>
-      </w:pPr>
-      <w:r>
+        <w:rPr>
+          <w:rFonts w:cs="Times New Roman"/>
+        </w:rPr>
+      </w:pPr>
+      <w:r>
+        <w:rPr>
+          <w:rFonts w:cs="Times New Roman"/>
+        </w:rPr>
         <w:t>Trước tiên, tôi xin chân thành gửi lời cảm ơn thầy cô của Đại học Trà Vinh, đặc biệt là thầy cô Trường Kỹ Thuật và Công nghệ, khoa Công nghệ Thông tin đã trang bị cho tôi những kiến thức quý báu trong suốt quá trình học tập tại trường, tạo điều kiện thuận lợi nhất cho tôi hoàn thành báo cáo.</w:t>
       </w:r>
     </w:p>
     <w:p>
       <w:pPr>
         <w:pStyle w:val="NOIDUNG"/>
-      </w:pPr>
-      <w:r>
+        <w:rPr>
+          <w:rFonts w:cs="Times New Roman"/>
+        </w:rPr>
+      </w:pPr>
+      <w:r>
+        <w:rPr>
+          <w:rFonts w:cs="Times New Roman"/>
+        </w:rPr>
         <w:t>Đặc biệt, tôi xin chân thành gửi lời cảm ơn đến cô Ths. Nguyễn Ngọc Đan Thanh, người đã hướng dẫn và đề xuất hướng giải quyết khi tôi gặp khó khăn, giúp tôi hoàn thành đồ án đúng tiến độ.</w:t>
       </w:r>
     </w:p>
     <w:p>
       <w:pPr>
         <w:pStyle w:val="NOIDUNG"/>
-      </w:pPr>
-      <w:r>
+        <w:rPr>
+          <w:rFonts w:cs="Times New Roman"/>
+        </w:rPr>
+      </w:pPr>
+      <w:r>
+        <w:rPr>
+          <w:rFonts w:cs="Times New Roman"/>
+        </w:rPr>
         <w:t xml:space="preserve">Dù đã cố gắng nhưng do thời gian và kinh nghiệm còn hạn chế nên trong báo cáo chắc sót chắn còn nhiều điều thiếu, tôi mong nhận được sự góp ý cũng như chỉ bảo tận tình từ các thầy cô. </w:t>
       </w:r>
     </w:p>
@@ -429,10 +447,14 @@
       <w:pPr>
         <w:pStyle w:val="NOIDUNG"/>
         <w:rPr>
+          <w:rFonts w:cs="Times New Roman"/>
           <w:lang w:val="vi-VN"/>
         </w:rPr>
       </w:pPr>
       <w:r>
+        <w:rPr>
+          <w:rFonts w:cs="Times New Roman"/>
+        </w:rPr>
         <w:t>Tôi xin chân thành cảm ơn!</w:t>
       </w:r>
     </w:p>
@@ -440,6 +462,7 @@
       <w:pPr>
         <w:pStyle w:val="NOIDUNG"/>
         <w:rPr>
+          <w:rFonts w:cs="Times New Roman"/>
           <w:lang w:val="vi-VN"/>
         </w:rPr>
       </w:pPr>
@@ -448,6 +471,7 @@
       <w:pPr>
         <w:pStyle w:val="NOIDUNG"/>
         <w:rPr>
+          <w:rFonts w:cs="Times New Roman"/>
           <w:lang w:val="vi-VN"/>
         </w:rPr>
       </w:pPr>
@@ -456,6 +480,7 @@
       <w:pPr>
         <w:pStyle w:val="NOIDUNG"/>
         <w:rPr>
+          <w:rFonts w:cs="Times New Roman"/>
           <w:lang w:val="vi-VN"/>
         </w:rPr>
       </w:pPr>
@@ -464,6 +489,7 @@
       <w:pPr>
         <w:pStyle w:val="NOIDUNG"/>
         <w:rPr>
+          <w:rFonts w:cs="Times New Roman"/>
           <w:lang w:val="vi-VN"/>
         </w:rPr>
       </w:pPr>
@@ -472,6 +498,7 @@
       <w:pPr>
         <w:pStyle w:val="NOIDUNG"/>
         <w:rPr>
+          <w:rFonts w:cs="Times New Roman"/>
           <w:lang w:val="vi-VN"/>
         </w:rPr>
       </w:pPr>
@@ -480,6 +507,7 @@
       <w:pPr>
         <w:pStyle w:val="NOIDUNG"/>
         <w:rPr>
+          <w:rFonts w:cs="Times New Roman"/>
           <w:lang w:val="vi-VN"/>
         </w:rPr>
       </w:pPr>
@@ -488,6 +516,7 @@
       <w:pPr>
         <w:pStyle w:val="NOIDUNG"/>
         <w:rPr>
+          <w:rFonts w:cs="Times New Roman"/>
           <w:lang w:val="vi-VN"/>
         </w:rPr>
       </w:pPr>
@@ -496,6 +525,7 @@
       <w:pPr>
         <w:pStyle w:val="NOIDUNG"/>
         <w:rPr>
+          <w:rFonts w:cs="Times New Roman"/>
           <w:lang w:val="vi-VN"/>
         </w:rPr>
       </w:pPr>
@@ -504,6 +534,7 @@
       <w:pPr>
         <w:pStyle w:val="NOIDUNG"/>
         <w:rPr>
+          <w:rFonts w:cs="Times New Roman"/>
           <w:lang w:val="vi-VN"/>
         </w:rPr>
       </w:pPr>
@@ -512,6 +543,7 @@
       <w:pPr>
         <w:pStyle w:val="NOIDUNG"/>
         <w:rPr>
+          <w:rFonts w:cs="Times New Roman"/>
           <w:lang w:val="vi-VN"/>
         </w:rPr>
       </w:pPr>
@@ -520,6 +552,7 @@
       <w:pPr>
         <w:pStyle w:val="NOIDUNG"/>
         <w:rPr>
+          <w:rFonts w:cs="Times New Roman"/>
           <w:lang w:val="vi-VN"/>
         </w:rPr>
       </w:pPr>
@@ -528,6 +561,7 @@
       <w:pPr>
         <w:pStyle w:val="NOIDUNG"/>
         <w:rPr>
+          <w:rFonts w:cs="Times New Roman"/>
           <w:lang w:val="vi-VN"/>
         </w:rPr>
       </w:pPr>
@@ -536,6 +570,7 @@
       <w:pPr>
         <w:pStyle w:val="NOIDUNG"/>
         <w:rPr>
+          <w:rFonts w:cs="Times New Roman"/>
           <w:lang w:val="vi-VN"/>
         </w:rPr>
       </w:pPr>
@@ -544,6 +579,7 @@
       <w:pPr>
         <w:pStyle w:val="NOIDUNG"/>
         <w:rPr>
+          <w:rFonts w:cs="Times New Roman"/>
           <w:lang w:val="vi-VN"/>
         </w:rPr>
       </w:pPr>
@@ -552,6 +588,7 @@
       <w:pPr>
         <w:pStyle w:val="NOIDUNG"/>
         <w:rPr>
+          <w:rFonts w:cs="Times New Roman"/>
           <w:lang w:val="vi-VN"/>
         </w:rPr>
       </w:pPr>
@@ -941,8 +978,18 @@
     <w:p>
       <w:pPr>
         <w:pStyle w:val="Heading1"/>
-      </w:pPr>
-      <w:r>
+        <w:rPr>
+          <w:rFonts w:cs="Times New Roman"/>
+          <w:sz w:val="26"/>
+          <w:szCs w:val="26"/>
+        </w:rPr>
+      </w:pPr>
+      <w:r>
+        <w:rPr>
+          <w:rFonts w:cs="Times New Roman"/>
+          <w:sz w:val="26"/>
+          <w:szCs w:val="26"/>
+        </w:rPr>
         <w:lastRenderedPageBreak/>
         <w:t>CHƯƠNG MỞ ĐẦU</w:t>
       </w:r>
@@ -950,9 +997,13 @@
     <w:p>
       <w:pPr>
         <w:pStyle w:val="Heading2"/>
-      </w:pPr>
-      <w:r>
-        <w:rPr>
+        <w:rPr>
+          <w:rFonts w:cs="Times New Roman"/>
+        </w:rPr>
+      </w:pPr>
+      <w:r>
+        <w:rPr>
+          <w:rFonts w:cs="Times New Roman"/>
           <w:lang w:val="vi-VN"/>
         </w:rPr>
         <w:t>Đặt vấn đề và tính cấp thiết của đề tài</w:t>
@@ -1018,8 +1069,14 @@
     <w:p>
       <w:pPr>
         <w:pStyle w:val="Heading2"/>
-      </w:pPr>
-      <w:r>
+        <w:rPr>
+          <w:rFonts w:cs="Times New Roman"/>
+        </w:rPr>
+      </w:pPr>
+      <w:r>
+        <w:rPr>
+          <w:rFonts w:cs="Times New Roman"/>
+        </w:rPr>
         <w:t>Mục tiêu của đề tài</w:t>
       </w:r>
     </w:p>
@@ -1141,8 +1198,14 @@
     <w:p>
       <w:pPr>
         <w:pStyle w:val="Heading2"/>
-      </w:pPr>
-      <w:r>
+        <w:rPr>
+          <w:rFonts w:cs="Times New Roman"/>
+        </w:rPr>
+      </w:pPr>
+      <w:r>
+        <w:rPr>
+          <w:rFonts w:cs="Times New Roman"/>
+        </w:rPr>
         <w:t>Đối tượng và phạm vi nghiên cứu</w:t>
       </w:r>
     </w:p>
@@ -1245,8 +1308,14 @@
     <w:p>
       <w:pPr>
         <w:pStyle w:val="Heading2"/>
-      </w:pPr>
-      <w:r>
+        <w:rPr>
+          <w:rFonts w:cs="Times New Roman"/>
+        </w:rPr>
+      </w:pPr>
+      <w:r>
+        <w:rPr>
+          <w:rFonts w:cs="Times New Roman"/>
+        </w:rPr>
         <w:t>Phương pháp thực hiện</w:t>
       </w:r>
     </w:p>
@@ -1310,8 +1379,14 @@
     <w:p>
       <w:pPr>
         <w:pStyle w:val="Heading2"/>
-      </w:pPr>
-      <w:r>
+        <w:rPr>
+          <w:rFonts w:cs="Times New Roman"/>
+        </w:rPr>
+      </w:pPr>
+      <w:r>
+        <w:rPr>
+          <w:rFonts w:cs="Times New Roman"/>
+        </w:rPr>
         <w:t>Cấu trúc của báo cáo</w:t>
       </w:r>
     </w:p>
@@ -1433,7 +1508,8 @@
           <w:rFonts w:eastAsiaTheme="majorEastAsia" w:cs="Times New Roman"/>
           <w:b/>
           <w:color w:val="000000" w:themeColor="text1"/>
-          <w:szCs w:val="28"/>
+          <w:sz w:val="26"/>
+          <w:szCs w:val="26"/>
         </w:rPr>
       </w:pPr>
       <w:r>
@@ -1447,7 +1523,8 @@
       <w:r>
         <w:rPr>
           <w:rFonts w:cs="Times New Roman"/>
-          <w:szCs w:val="28"/>
+          <w:sz w:val="26"/>
+          <w:szCs w:val="26"/>
         </w:rPr>
         <w:br w:type="page"/>
       </w:r>
@@ -1456,15 +1533,26 @@
       <w:pPr>
         <w:pStyle w:val="Heading1"/>
         <w:rPr>
+          <w:rFonts w:cs="Times New Roman"/>
+          <w:sz w:val="26"/>
+          <w:szCs w:val="26"/>
           <w:lang w:val="vi-VN"/>
         </w:rPr>
       </w:pPr>
       <w:r>
+        <w:rPr>
+          <w:rFonts w:cs="Times New Roman"/>
+          <w:sz w:val="26"/>
+          <w:szCs w:val="26"/>
+        </w:rPr>
         <w:lastRenderedPageBreak/>
         <w:t>CƠ</w:t>
       </w:r>
       <w:r>
         <w:rPr>
+          <w:rFonts w:cs="Times New Roman"/>
+          <w:sz w:val="26"/>
+          <w:szCs w:val="26"/>
           <w:lang w:val="vi-VN"/>
         </w:rPr>
         <w:t xml:space="preserve"> SỞ LÝ THUYẾT</w:t>
@@ -1474,6 +1562,7 @@
       <w:pPr>
         <w:ind w:firstLine="720"/>
         <w:rPr>
+          <w:rFonts w:cs="Times New Roman"/>
           <w:sz w:val="26"/>
           <w:szCs w:val="26"/>
           <w:lang w:val="vi-VN"/>
@@ -1481,6 +1570,7 @@
       </w:pPr>
       <w:r>
         <w:rPr>
+          <w:rFonts w:cs="Times New Roman"/>
           <w:sz w:val="26"/>
           <w:szCs w:val="26"/>
           <w:lang w:val="vi-VN"/>
@@ -1492,8 +1582,14 @@
       <w:pPr>
         <w:pStyle w:val="Heading2"/>
         <w:ind w:left="578" w:firstLine="0"/>
-      </w:pPr>
-      <w:r>
+        <w:rPr>
+          <w:rFonts w:cs="Times New Roman"/>
+        </w:rPr>
+      </w:pPr>
+      <w:r>
+        <w:rPr>
+          <w:rFonts w:cs="Times New Roman"/>
+        </w:rPr>
         <w:t>Cơ sở lý thuyết về Thương mại điện tử và mô hình MVP</w:t>
       </w:r>
     </w:p>
@@ -1501,6 +1597,7 @@
       <w:pPr>
         <w:ind w:firstLine="720"/>
         <w:rPr>
+          <w:rFonts w:cs="Times New Roman"/>
           <w:sz w:val="26"/>
           <w:szCs w:val="26"/>
           <w:lang w:val="vi-VN"/>
@@ -1508,6 +1605,7 @@
       </w:pPr>
       <w:r>
         <w:rPr>
+          <w:rFonts w:cs="Times New Roman"/>
           <w:sz w:val="26"/>
           <w:szCs w:val="26"/>
           <w:lang w:val="vi-VN"/>
@@ -1516,6 +1614,7 @@
       </w:r>
       <w:r>
         <w:rPr>
+          <w:rFonts w:cs="Times New Roman"/>
           <w:sz w:val="26"/>
           <w:szCs w:val="26"/>
           <w:lang w:val="vi-VN"/>
@@ -1527,6 +1626,7 @@
       <w:pPr>
         <w:ind w:firstLine="720"/>
         <w:rPr>
+          <w:rFonts w:cs="Times New Roman"/>
           <w:sz w:val="26"/>
           <w:szCs w:val="26"/>
           <w:lang w:val="vi-VN"/>
@@ -1534,6 +1634,7 @@
       </w:pPr>
       <w:r>
         <w:rPr>
+          <w:rFonts w:cs="Times New Roman"/>
           <w:sz w:val="26"/>
           <w:szCs w:val="26"/>
           <w:lang w:val="vi-VN"/>
@@ -1542,6 +1643,7 @@
       </w:r>
       <w:r>
         <w:rPr>
+          <w:rFonts w:cs="Times New Roman"/>
           <w:sz w:val="26"/>
           <w:szCs w:val="26"/>
           <w:lang w:val="vi-VN"/>
@@ -1552,8 +1654,14 @@
     <w:p>
       <w:pPr>
         <w:pStyle w:val="Heading2"/>
-      </w:pPr>
-      <w:r>
+        <w:rPr>
+          <w:rFonts w:cs="Times New Roman"/>
+        </w:rPr>
+      </w:pPr>
+      <w:r>
+        <w:rPr>
+          <w:rFonts w:cs="Times New Roman"/>
+        </w:rPr>
         <w:t>Mô hình kiến trúc Client-Server và Server-side Rendering</w:t>
       </w:r>
     </w:p>
@@ -1561,6 +1669,7 @@
       <w:pPr>
         <w:ind w:firstLine="720"/>
         <w:rPr>
+          <w:rFonts w:cs="Times New Roman"/>
           <w:sz w:val="26"/>
           <w:szCs w:val="26"/>
           <w:lang w:val="vi-VN"/>
@@ -1568,6 +1677,7 @@
       </w:pPr>
       <w:r>
         <w:rPr>
+          <w:rFonts w:cs="Times New Roman"/>
           <w:sz w:val="26"/>
           <w:szCs w:val="26"/>
           <w:lang w:val="vi-VN"/>
@@ -1576,6 +1686,7 @@
       </w:r>
       <w:r>
         <w:rPr>
+          <w:rFonts w:cs="Times New Roman"/>
           <w:sz w:val="26"/>
           <w:szCs w:val="26"/>
           <w:lang w:val="vi-VN"/>
@@ -1587,6 +1698,7 @@
       <w:pPr>
         <w:ind w:firstLine="720"/>
         <w:rPr>
+          <w:rFonts w:cs="Times New Roman"/>
           <w:sz w:val="26"/>
           <w:szCs w:val="26"/>
           <w:lang w:val="vi-VN"/>
@@ -1594,6 +1706,7 @@
       </w:pPr>
       <w:r>
         <w:rPr>
+          <w:rFonts w:cs="Times New Roman"/>
           <w:sz w:val="26"/>
           <w:szCs w:val="26"/>
           <w:lang w:val="vi-VN"/>
@@ -1605,6 +1718,7 @@
       <w:pPr>
         <w:ind w:firstLine="720"/>
         <w:rPr>
+          <w:rFonts w:cs="Times New Roman"/>
           <w:sz w:val="26"/>
           <w:szCs w:val="26"/>
           <w:lang w:val="vi-VN"/>
@@ -1615,6 +1729,7 @@
       <w:pPr>
         <w:ind w:firstLine="720"/>
         <w:rPr>
+          <w:rFonts w:cs="Times New Roman"/>
           <w:sz w:val="26"/>
           <w:szCs w:val="26"/>
           <w:lang w:val="vi-VN"/>
@@ -1622,6 +1737,7 @@
       </w:pPr>
       <w:r>
         <w:rPr>
+          <w:rFonts w:cs="Times New Roman"/>
           <w:sz w:val="26"/>
           <w:szCs w:val="26"/>
           <w:lang w:val="vi-VN"/>
@@ -1633,6 +1749,7 @@
       <w:pPr>
         <w:ind w:firstLine="720"/>
         <w:rPr>
+          <w:rFonts w:cs="Times New Roman"/>
           <w:sz w:val="26"/>
           <w:szCs w:val="26"/>
           <w:lang w:val="vi-VN"/>
@@ -1643,8 +1760,14 @@
       <w:pPr>
         <w:pStyle w:val="Heading2"/>
         <w:ind w:left="578" w:firstLine="0"/>
-      </w:pPr>
-      <w:r>
+        <w:rPr>
+          <w:rFonts w:cs="Times New Roman"/>
+        </w:rPr>
+      </w:pPr>
+      <w:r>
+        <w:rPr>
+          <w:rFonts w:cs="Times New Roman"/>
+        </w:rPr>
         <w:lastRenderedPageBreak/>
         <w:t>Các công nghệ sử dụng trong hệ thống (Tech Stack)</w:t>
       </w:r>
@@ -1654,17 +1777,20 @@
         <w:pStyle w:val="Heading3"/>
         <w:ind w:firstLine="720"/>
         <w:rPr>
-          <w:szCs w:val="26"/>
-        </w:rPr>
-      </w:pPr>
-      <w:r>
-        <w:rPr>
+          <w:rFonts w:cs="Times New Roman"/>
+          <w:szCs w:val="26"/>
+        </w:rPr>
+      </w:pPr>
+      <w:r>
+        <w:rPr>
+          <w:rFonts w:cs="Times New Roman"/>
           <w:szCs w:val="26"/>
         </w:rPr>
         <w:t>Ngôn ngữ</w:t>
       </w:r>
       <w:r>
         <w:rPr>
+          <w:rFonts w:cs="Times New Roman"/>
           <w:szCs w:val="26"/>
         </w:rPr>
         <w:t xml:space="preserve"> PHP</w:t>
@@ -1674,6 +1800,7 @@
       <w:pPr>
         <w:ind w:firstLine="720"/>
         <w:rPr>
+          <w:rFonts w:cs="Times New Roman"/>
           <w:sz w:val="26"/>
           <w:szCs w:val="26"/>
           <w:lang w:val="vi-VN"/>
@@ -1681,6 +1808,7 @@
       </w:pPr>
       <w:r>
         <w:rPr>
+          <w:rFonts w:cs="Times New Roman"/>
           <w:sz w:val="26"/>
           <w:szCs w:val="26"/>
           <w:lang w:val="vi-VN"/>
@@ -1689,6 +1817,7 @@
       </w:r>
       <w:r>
         <w:rPr>
+          <w:rFonts w:cs="Times New Roman"/>
           <w:sz w:val="26"/>
           <w:szCs w:val="26"/>
           <w:lang w:val="vi-VN"/>
@@ -1701,17 +1830,20 @@
         <w:pStyle w:val="Heading3"/>
         <w:ind w:firstLine="720"/>
         <w:rPr>
-          <w:szCs w:val="26"/>
-        </w:rPr>
-      </w:pPr>
-      <w:r>
-        <w:rPr>
+          <w:rFonts w:cs="Times New Roman"/>
+          <w:szCs w:val="26"/>
+        </w:rPr>
+      </w:pPr>
+      <w:r>
+        <w:rPr>
+          <w:rFonts w:cs="Times New Roman"/>
           <w:szCs w:val="26"/>
         </w:rPr>
         <w:t>Hệ quản trị cơ sở dữ liệ</w:t>
       </w:r>
       <w:r>
         <w:rPr>
+          <w:rFonts w:cs="Times New Roman"/>
           <w:szCs w:val="26"/>
         </w:rPr>
         <w:t>u MySQL</w:t>
@@ -1721,6 +1853,7 @@
       <w:pPr>
         <w:ind w:firstLine="720"/>
         <w:rPr>
+          <w:rFonts w:cs="Times New Roman"/>
           <w:sz w:val="26"/>
           <w:szCs w:val="26"/>
           <w:lang w:val="vi-VN"/>
@@ -1728,6 +1861,7 @@
       </w:pPr>
       <w:r>
         <w:rPr>
+          <w:rFonts w:cs="Times New Roman"/>
           <w:sz w:val="26"/>
           <w:szCs w:val="26"/>
           <w:lang w:val="vi-VN"/>
@@ -1736,6 +1870,7 @@
       </w:r>
       <w:r>
         <w:rPr>
+          <w:rFonts w:cs="Times New Roman"/>
           <w:sz w:val="26"/>
           <w:szCs w:val="26"/>
           <w:lang w:val="vi-VN"/>
@@ -1748,11 +1883,13 @@
         <w:pStyle w:val="Heading3"/>
         <w:ind w:firstLine="720"/>
         <w:rPr>
-          <w:szCs w:val="26"/>
-        </w:rPr>
-      </w:pPr>
-      <w:r>
-        <w:rPr>
+          <w:rFonts w:cs="Times New Roman"/>
+          <w:szCs w:val="26"/>
+        </w:rPr>
+      </w:pPr>
+      <w:r>
+        <w:rPr>
+          <w:rFonts w:cs="Times New Roman"/>
           <w:szCs w:val="26"/>
         </w:rPr>
         <w:t>HTML5, CSS3 và Bootstrap Framework</w:t>
@@ -1762,6 +1899,7 @@
       <w:pPr>
         <w:ind w:firstLine="720"/>
         <w:rPr>
+          <w:rFonts w:cs="Times New Roman"/>
           <w:sz w:val="26"/>
           <w:szCs w:val="26"/>
           <w:lang w:val="vi-VN"/>
@@ -1769,6 +1907,7 @@
       </w:pPr>
       <w:r>
         <w:rPr>
+          <w:rFonts w:cs="Times New Roman"/>
           <w:sz w:val="26"/>
           <w:szCs w:val="26"/>
           <w:lang w:val="vi-VN"/>
@@ -1777,6 +1916,7 @@
       </w:r>
       <w:r>
         <w:rPr>
+          <w:rFonts w:cs="Times New Roman"/>
           <w:sz w:val="26"/>
           <w:szCs w:val="26"/>
           <w:lang w:val="vi-VN"/>
@@ -1788,6 +1928,7 @@
       <w:pPr>
         <w:ind w:firstLine="720"/>
         <w:rPr>
+          <w:rFonts w:cs="Times New Roman"/>
           <w:sz w:val="26"/>
           <w:szCs w:val="26"/>
           <w:lang w:val="vi-VN"/>
@@ -1795,6 +1936,7 @@
       </w:pPr>
       <w:r>
         <w:rPr>
+          <w:rFonts w:cs="Times New Roman"/>
           <w:sz w:val="26"/>
           <w:szCs w:val="26"/>
           <w:lang w:val="vi-VN"/>
@@ -1803,6 +1945,7 @@
       </w:r>
       <w:r>
         <w:rPr>
+          <w:rFonts w:cs="Times New Roman"/>
           <w:sz w:val="26"/>
           <w:szCs w:val="26"/>
           <w:lang w:val="vi-VN"/>
@@ -1815,11 +1958,13 @@
         <w:pStyle w:val="Heading3"/>
         <w:ind w:firstLine="720"/>
         <w:rPr>
-          <w:szCs w:val="26"/>
-        </w:rPr>
-      </w:pPr>
-      <w:r>
-        <w:rPr>
+          <w:rFonts w:cs="Times New Roman"/>
+          <w:szCs w:val="26"/>
+        </w:rPr>
+      </w:pPr>
+      <w:r>
+        <w:rPr>
+          <w:rFonts w:cs="Times New Roman"/>
           <w:szCs w:val="26"/>
         </w:rPr>
         <w:t>Docker và Docker Compose</w:t>
@@ -1829,6 +1974,7 @@
       <w:pPr>
         <w:ind w:firstLine="720"/>
         <w:rPr>
+          <w:rFonts w:cs="Times New Roman"/>
           <w:sz w:val="26"/>
           <w:szCs w:val="26"/>
           <w:lang w:val="vi-VN"/>
@@ -1836,6 +1982,7 @@
       </w:pPr>
       <w:r>
         <w:rPr>
+          <w:rFonts w:cs="Times New Roman"/>
           <w:sz w:val="26"/>
           <w:szCs w:val="26"/>
           <w:lang w:val="vi-VN"/>
@@ -1846,6 +1993,9 @@
     <w:p>
       <w:pPr>
         <w:rPr>
+          <w:rFonts w:cs="Times New Roman"/>
+          <w:sz w:val="26"/>
+          <w:szCs w:val="26"/>
           <w:lang w:val="vi-VN"/>
         </w:rPr>
       </w:pPr>
@@ -1855,13 +2005,26 @@
         <w:pStyle w:val="Heading1"/>
         <w:pageBreakBefore/>
         <w:ind w:left="431" w:hanging="431"/>
-      </w:pPr>
-      <w:r>
+        <w:rPr>
+          <w:rFonts w:cs="Times New Roman"/>
+          <w:sz w:val="26"/>
+          <w:szCs w:val="26"/>
+        </w:rPr>
+      </w:pPr>
+      <w:r>
+        <w:rPr>
+          <w:rFonts w:cs="Times New Roman"/>
+          <w:sz w:val="26"/>
+          <w:szCs w:val="26"/>
+        </w:rPr>
         <w:lastRenderedPageBreak/>
         <w:t>HIỆN</w:t>
       </w:r>
       <w:r>
         <w:rPr>
+          <w:rFonts w:cs="Times New Roman"/>
+          <w:sz w:val="26"/>
+          <w:szCs w:val="26"/>
           <w:lang w:val="vi-VN"/>
         </w:rPr>
         <w:t xml:space="preserve"> THỰC HÓA NGHIÊN CỨU</w:t>
@@ -1871,10 +2034,14 @@
       <w:pPr>
         <w:pStyle w:val="Heading2"/>
         <w:rPr>
+          <w:rFonts w:cs="Times New Roman"/>
           <w:lang w:val="vi-VN"/>
         </w:rPr>
       </w:pPr>
       <w:r>
+        <w:rPr>
+          <w:rFonts w:cs="Times New Roman"/>
+        </w:rPr>
         <w:t>Mô tả bài toán</w:t>
       </w:r>
     </w:p>
@@ -1882,212 +2049,304 @@
       <w:pPr>
         <w:ind w:firstLine="720"/>
         <w:rPr>
+          <w:rFonts w:cs="Times New Roman"/>
+          <w:sz w:val="26"/>
+          <w:szCs w:val="26"/>
           <w:lang w:val="vi-VN"/>
         </w:rPr>
       </w:pPr>
       <w:r>
         <w:rPr>
+          <w:rFonts w:cs="Times New Roman"/>
+          <w:sz w:val="26"/>
+          <w:szCs w:val="26"/>
           <w:lang w:val="vi-VN"/>
         </w:rPr>
-        <w:t>Hệ thống website bán hàng trực tuyến được xây dựng nhằm giải quyết nhu cầu kinh doanh thương mại điện tử quy mô vừa và nhỏ. Bài toán đặt ra là xây dựng một nền tảng trực tuyến cho phép người dùng dễ dàng tìm kiếm, lựa chọn sản phẩm, quản lý giỏ hàng và thực hiện quy trình đặt hàng an toàn. Đồng thời, hệ thống cung cấp phân hệ quản trị (Admin) giúp doanh nghiệp kiểm soát toàn diện danh mục sản phẩm, thông tin khách hàng, đơn hàng và các đối tác vận chuyể</w:t>
-      </w:r>
-      <w:r>
-        <w:rPr>
+        <w:t>Hệ thống website bán hàng trực tuyến được xây dựng nhằm giải quyết nhu cầu kinh doanh thương mại điện tử quy mô vừa và nhỏ. Bài toán đặt ra là xây dựng một nền tảng trực tuyến cho phép người dùng dễ dàng tìm kiếm, lựa chọn sản phẩm, quản lý giỏ hàng và thực hiện quy trình đặt hàng an toàn. Đồng thời, hệ thống cung cấp phân hệ quản trị (Admin) giúp doanh nghiệp kiểm soát toàn diện danh mục sản phẩm, thông tin khách hàng, đơn hàng và các đối tác vận chuyển.</w:t>
+      </w:r>
+    </w:p>
+    <w:p>
+      <w:pPr>
+        <w:ind w:firstLine="720"/>
+        <w:rPr>
+          <w:rFonts w:cs="Times New Roman"/>
+          <w:sz w:val="26"/>
+          <w:szCs w:val="26"/>
           <w:lang w:val="vi-VN"/>
         </w:rPr>
-        <w:t>n.</w:t>
+      </w:pPr>
+      <w:r>
+        <w:rPr>
+          <w:rFonts w:cs="Times New Roman"/>
+          <w:sz w:val="26"/>
+          <w:szCs w:val="26"/>
+          <w:lang w:val="vi-VN"/>
+        </w:rPr>
+        <w:t>Phạm vi của hệ thống tập trung vào các nghiệp vụ cốt lõi của thương mại điện tử</w:t>
+      </w:r>
+      <w:r>
+        <w:rPr>
+          <w:rFonts w:cs="Times New Roman"/>
+          <w:sz w:val="26"/>
+          <w:szCs w:val="26"/>
+          <w:lang w:val="vi-VN"/>
+        </w:rPr>
+        <w:t xml:space="preserve"> B2C (Business-to-Consumer):</w:t>
       </w:r>
     </w:p>
     <w:p>
       <w:pPr>
         <w:ind w:firstLine="720"/>
         <w:rPr>
+          <w:rFonts w:cs="Times New Roman"/>
+          <w:sz w:val="26"/>
+          <w:szCs w:val="26"/>
           <w:lang w:val="vi-VN"/>
         </w:rPr>
       </w:pPr>
       <w:r>
         <w:rPr>
+          <w:rFonts w:cs="Times New Roman"/>
+          <w:sz w:val="26"/>
+          <w:szCs w:val="26"/>
           <w:lang w:val="vi-VN"/>
         </w:rPr>
-        <w:t>Phạm vi của hệ thống tập trung vào các nghiệp vụ cốt lõi của thương mại điện tử</w:t>
-      </w:r>
-      <w:r>
-        <w:rPr>
+        <w:t>Phân khúc người dùng chưa đăng ký/chưa đăng nhập (Guest): Duyệt sản phẩm, tìm kiếm, lọc theo danh mục và thêm vào giỏ hàng tạm thờ</w:t>
+      </w:r>
+      <w:r>
+        <w:rPr>
+          <w:rFonts w:cs="Times New Roman"/>
+          <w:sz w:val="26"/>
+          <w:szCs w:val="26"/>
           <w:lang w:val="vi-VN"/>
         </w:rPr>
-        <w:t xml:space="preserve"> B2C (Business-to-Consumer):</w:t>
+        <w:t>i.</w:t>
       </w:r>
     </w:p>
     <w:p>
       <w:pPr>
         <w:ind w:firstLine="720"/>
         <w:rPr>
+          <w:rFonts w:cs="Times New Roman"/>
+          <w:sz w:val="26"/>
+          <w:szCs w:val="26"/>
           <w:lang w:val="vi-VN"/>
         </w:rPr>
       </w:pPr>
       <w:r>
         <w:rPr>
+          <w:rFonts w:cs="Times New Roman"/>
+          <w:sz w:val="26"/>
+          <w:szCs w:val="26"/>
           <w:lang w:val="vi-VN"/>
         </w:rPr>
-        <w:t>Phân khúc người dùng chưa đăng ký/chưa đăng nhập (Guest): Duyệt sản phẩm, tìm kiếm, lọc theo danh mục và thêm vào giỏ hàng tạm thờ</w:t>
-      </w:r>
-      <w:r>
-        <w:rPr>
+        <w:t>Phân khúc khách hàng đã đăng nhập (Customer): Quản lý tài khoản cá nhân, xác thực phiên làm việc qua Session, cập nhật giỏ hàng và tiến hành thanh toán tạ</w:t>
+      </w:r>
+      <w:r>
+        <w:rPr>
+          <w:rFonts w:cs="Times New Roman"/>
+          <w:sz w:val="26"/>
+          <w:szCs w:val="26"/>
           <w:lang w:val="vi-VN"/>
         </w:rPr>
-        <w:t>i.</w:t>
+        <w:t>o đơn hàng.</w:t>
       </w:r>
     </w:p>
     <w:p>
       <w:pPr>
         <w:ind w:firstLine="720"/>
         <w:rPr>
+          <w:rFonts w:cs="Times New Roman"/>
+          <w:sz w:val="26"/>
+          <w:szCs w:val="26"/>
           <w:lang w:val="vi-VN"/>
         </w:rPr>
       </w:pPr>
       <w:r>
         <w:rPr>
+          <w:rFonts w:cs="Times New Roman"/>
+          <w:sz w:val="26"/>
+          <w:szCs w:val="26"/>
           <w:lang w:val="vi-VN"/>
         </w:rPr>
-        <w:t>Phân khúc khách hàng đã đăng nhập (Customer): Quản lý tài khoản cá nhân, xác thực phiên làm việc qua Session, cập nhật giỏ hàng và tiến hành thanh toán tạ</w:t>
-      </w:r>
-      <w:r>
-        <w:rPr>
+        <w:t>Phân khúc quản trị viên (Admin): Quản lý tập trung các danh mục, sản phẩm, nhà cung cấp, đơn vị vận chuyển và theo dõi trạng thái đơn hàng củ</w:t>
+      </w:r>
+      <w:r>
+        <w:rPr>
+          <w:rFonts w:cs="Times New Roman"/>
+          <w:sz w:val="26"/>
+          <w:szCs w:val="26"/>
           <w:lang w:val="vi-VN"/>
         </w:rPr>
-        <w:t>o đơn hàng.</w:t>
+        <w:t>a khách hàng.</w:t>
+      </w:r>
+    </w:p>
+    <w:p>
+      <w:pPr>
+        <w:pStyle w:val="Heading2"/>
+        <w:rPr>
+          <w:rFonts w:cs="Times New Roman"/>
+        </w:rPr>
+      </w:pPr>
+      <w:r>
+        <w:rPr>
+          <w:rFonts w:cs="Times New Roman"/>
+        </w:rPr>
+        <w:t>Đặc tả yêu cầu hệ thống</w:t>
+      </w:r>
+    </w:p>
+    <w:p>
+      <w:pPr>
+        <w:pStyle w:val="Heading3"/>
+        <w:rPr>
+          <w:rFonts w:cs="Times New Roman"/>
+          <w:szCs w:val="26"/>
+        </w:rPr>
+      </w:pPr>
+      <w:r>
+        <w:rPr>
+          <w:rFonts w:cs="Times New Roman"/>
+          <w:szCs w:val="26"/>
+        </w:rPr>
+        <w:t>Yêu cầu chức năng</w:t>
       </w:r>
     </w:p>
     <w:p>
       <w:pPr>
         <w:ind w:firstLine="720"/>
         <w:rPr>
+          <w:rFonts w:cs="Times New Roman"/>
+          <w:sz w:val="26"/>
+          <w:szCs w:val="26"/>
           <w:lang w:val="vi-VN"/>
         </w:rPr>
       </w:pPr>
       <w:r>
         <w:rPr>
+          <w:rFonts w:cs="Times New Roman"/>
+          <w:sz w:val="26"/>
+          <w:szCs w:val="26"/>
           <w:lang w:val="vi-VN"/>
         </w:rPr>
-        <w:t>Phân khúc quản trị viên (Admin): Quản lý tập trung các danh mục, sản phẩm, nhà cung cấp, đơn vị vận chuyển và theo dõi trạng thái đơn hàng củ</w:t>
-      </w:r>
-      <w:r>
-        <w:rPr>
+        <w:t>Phân hệ Xác thực và Quản lý người dùng: Cho phép khách hàng đăng ký tài khoản mới bằng email và mật khẩu. Hệ thống tiến hành mã hóa mật khẩu bằng thuật toán băm bảo mật (password_hash) và xác thực khi đăng nhập thông qua cơ chế PHP Session nhằm phân quyền truy cập giữa người dùng thông thường và quản trị</w:t>
+      </w:r>
+      <w:r>
+        <w:rPr>
+          <w:rFonts w:cs="Times New Roman"/>
+          <w:sz w:val="26"/>
+          <w:szCs w:val="26"/>
           <w:lang w:val="vi-VN"/>
         </w:rPr>
-        <w:t>a khách hàng.</w:t>
-      </w:r>
-    </w:p>
-    <w:p>
-      <w:pPr>
-        <w:pStyle w:val="Heading2"/>
-      </w:pPr>
-      <w:r>
-        <w:t>Đặc tả yêu cầu hệ thống</w:t>
-      </w:r>
-    </w:p>
-    <w:p>
-      <w:pPr>
-        <w:pStyle w:val="Heading3"/>
-      </w:pPr>
-      <w:r>
-        <w:t>Yêu cầu chức năng</w:t>
+        <w:t xml:space="preserve"> viên.</w:t>
       </w:r>
     </w:p>
     <w:p>
       <w:pPr>
         <w:ind w:firstLine="720"/>
         <w:rPr>
+          <w:rFonts w:cs="Times New Roman"/>
+          <w:sz w:val="26"/>
+          <w:szCs w:val="26"/>
           <w:lang w:val="vi-VN"/>
         </w:rPr>
       </w:pPr>
       <w:r>
         <w:rPr>
+          <w:rFonts w:cs="Times New Roman"/>
+          <w:sz w:val="26"/>
+          <w:szCs w:val="26"/>
           <w:lang w:val="vi-VN"/>
         </w:rPr>
-        <w:t>Phân hệ Xác thực và Quản lý người dùng: Cho phép khách hàng đăng ký tài khoản mới bằng email và mật khẩu. Hệ thống tiến hành mã hóa mật khẩu bằng thuật toán băm bảo mật (password_hash) và xác thực khi đăng nhập thông qua cơ chế PHP Session nhằm phân quyền truy cập giữa người dùng thông thường và quản trị</w:t>
-      </w:r>
-      <w:r>
-        <w:rPr>
+        <w:t>Phân hệ Quản lý danh mục và sản phẩm: Hỗ trợ quản lý các nhóm danh mục sản phẩm (categories), nhà cung cấp (suppliers), thông tin chi tiết sản phẩm (products với các thuộc tính mã SKU, tên, giá, số lượng tồn kho) cùng hệ thống quản lý ảnh sản phẩm (product_images) phục vụ hiển thị trự</w:t>
+      </w:r>
+      <w:r>
+        <w:rPr>
+          <w:rFonts w:cs="Times New Roman"/>
+          <w:sz w:val="26"/>
+          <w:szCs w:val="26"/>
           <w:lang w:val="vi-VN"/>
         </w:rPr>
-        <w:t xml:space="preserve"> viên.</w:t>
+        <w:t>c quan.</w:t>
       </w:r>
     </w:p>
     <w:p>
       <w:pPr>
         <w:ind w:firstLine="720"/>
         <w:rPr>
+          <w:rFonts w:cs="Times New Roman"/>
+          <w:sz w:val="26"/>
+          <w:szCs w:val="26"/>
           <w:lang w:val="vi-VN"/>
         </w:rPr>
       </w:pPr>
       <w:r>
         <w:rPr>
+          <w:rFonts w:cs="Times New Roman"/>
+          <w:sz w:val="26"/>
+          <w:szCs w:val="26"/>
           <w:lang w:val="vi-VN"/>
         </w:rPr>
-        <w:t>Phân hệ Quản lý danh mục và sản phẩm: Hỗ trợ quản lý các nhóm danh mục sản phẩm (categories), nhà cung cấp (suppliers), thông tin chi tiết sản phẩm (products với các thuộc tính mã SKU, tên, giá, số lượng tồn kho) cùng hệ thống quản lý ảnh sản phẩm (product_images) phục vụ hiển thị trự</w:t>
-      </w:r>
-      <w:r>
-        <w:rPr>
+        <w:t>Phân hệ Giỏ hàng (Shopping Cart): Cho phép người dùng thêm sản phẩm vào giỏ hàng cá nhân, điều chỉnh số lượng, xóa sản phẩm không mong muốn và tự động tính toán thành tiền cho từng dòng cũng như tổng giá trị giỏ hàng.</w:t>
+      </w:r>
+    </w:p>
+    <w:p>
+      <w:pPr>
+        <w:ind w:firstLine="720"/>
+        <w:rPr>
+          <w:rFonts w:cs="Times New Roman"/>
+          <w:sz w:val="26"/>
+          <w:szCs w:val="26"/>
           <w:lang w:val="vi-VN"/>
         </w:rPr>
-        <w:t>c quan.</w:t>
-      </w:r>
+      </w:pPr>
     </w:p>
     <w:p>
       <w:pPr>
         <w:ind w:firstLine="720"/>
         <w:rPr>
+          <w:rFonts w:cs="Times New Roman"/>
+          <w:sz w:val="26"/>
+          <w:szCs w:val="26"/>
           <w:lang w:val="vi-VN"/>
         </w:rPr>
       </w:pPr>
       <w:r>
         <w:rPr>
+          <w:rFonts w:cs="Times New Roman"/>
+          <w:sz w:val="26"/>
+          <w:szCs w:val="26"/>
           <w:lang w:val="vi-VN"/>
         </w:rPr>
-        <w:t>Phân hệ Giỏ hàng (Shopping Cart): Cho phép người dùng thêm sản phẩm vào giỏ hàng cá nhân, điều chỉnh số lượng, xóa sản phẩm không mong muốn và tự động tính toán thành tiền cho từng dòng cũng như tổng giá trị giỏ hàng.</w:t>
+        <w:t>Phân hệ Đặt hàng và Thanh toán (Orders): Ghi nhận chính thức giao dịch mua hàng của khách hàng thành bản ghi đơn hàng (orders) và chi tiết đơn hàng (orderdetail), đồng thời liên kết với đơn vị vận chuyển (shippers) và nhân sự xử</w:t>
+      </w:r>
+      <w:r>
+        <w:rPr>
+          <w:rFonts w:cs="Times New Roman"/>
+          <w:sz w:val="26"/>
+          <w:szCs w:val="26"/>
+          <w:lang w:val="vi-VN"/>
+        </w:rPr>
+        <w:t xml:space="preserve"> lý (employees).</w:t>
       </w:r>
     </w:p>
     <w:p>
       <w:pPr>
         <w:ind w:firstLine="720"/>
         <w:rPr>
+          <w:rFonts w:cs="Times New Roman"/>
+          <w:sz w:val="26"/>
+          <w:szCs w:val="26"/>
           <w:lang w:val="vi-VN"/>
         </w:rPr>
       </w:pPr>
-    </w:p>
-    <w:p>
-      <w:pPr>
-        <w:ind w:firstLine="720"/>
-        <w:rPr>
+      <w:r>
+        <w:rPr>
+          <w:rFonts w:cs="Times New Roman"/>
+          <w:sz w:val="26"/>
+          <w:szCs w:val="26"/>
           <w:lang w:val="vi-VN"/>
         </w:rPr>
-      </w:pPr>
-      <w:r>
-        <w:rPr>
-          <w:lang w:val="vi-VN"/>
-        </w:rPr>
         <w:lastRenderedPageBreak/>
-        <w:t>Phân hệ Đặt hàng và Thanh toán (Orders): Ghi nhận chính thức giao dịch mua hàng của khách hàng thành bản ghi đơn hàng (orders) và chi tiết đơn hàng (orderdetail), đồng thời liên kết với đơn vị vận chuyển (shippers) và nhân sự xử</w:t>
-      </w:r>
-      <w:r>
-        <w:rPr>
-          <w:lang w:val="vi-VN"/>
-        </w:rPr>
-        <w:t xml:space="preserve"> lý (employees).</w:t>
-      </w:r>
-    </w:p>
-    <w:p>
-      <w:pPr>
-        <w:ind w:firstLine="720"/>
-        <w:rPr>
-          <w:lang w:val="vi-VN"/>
-        </w:rPr>
-      </w:pPr>
-      <w:r>
-        <w:rPr>
-          <w:lang w:val="vi-VN"/>
-        </w:rPr>
         <w:t>Phân hệ Quản trị hệ thống (Admin Dashboard): Cung cấp giao diện quản trị toàn diện để thực hiện các thao tác thêm, sửa, xóa danh mục, sản phẩm, quản lý shipper và cập nhật trạng thái đơn hàng.</w:t>
       </w:r>
     </w:p>
@@ -2113,12 +2372,18 @@
             <w:pPr>
               <w:jc w:val="center"/>
               <w:rPr>
+                <w:rFonts w:cs="Times New Roman"/>
                 <w:b/>
-              </w:rPr>
-            </w:pPr>
-            <w:r>
-              <w:rPr>
+                <w:sz w:val="26"/>
+                <w:szCs w:val="26"/>
+              </w:rPr>
+            </w:pPr>
+            <w:r>
+              <w:rPr>
+                <w:rFonts w:cs="Times New Roman"/>
                 <w:b/>
+                <w:sz w:val="26"/>
+                <w:szCs w:val="26"/>
               </w:rPr>
               <w:t>STT</w:t>
             </w:r>
@@ -2132,12 +2397,18 @@
             <w:pPr>
               <w:jc w:val="center"/>
               <w:rPr>
+                <w:rFonts w:cs="Times New Roman"/>
                 <w:b/>
-              </w:rPr>
-            </w:pPr>
-            <w:r>
-              <w:rPr>
+                <w:sz w:val="26"/>
+                <w:szCs w:val="26"/>
+              </w:rPr>
+            </w:pPr>
+            <w:r>
+              <w:rPr>
+                <w:rFonts w:cs="Times New Roman"/>
                 <w:b/>
+                <w:sz w:val="26"/>
+                <w:szCs w:val="26"/>
               </w:rPr>
               <w:t>Chức năng hệ thống</w:t>
             </w:r>
@@ -2151,12 +2422,18 @@
             <w:pPr>
               <w:jc w:val="center"/>
               <w:rPr>
+                <w:rFonts w:cs="Times New Roman"/>
                 <w:b/>
-              </w:rPr>
-            </w:pPr>
-            <w:r>
-              <w:rPr>
+                <w:sz w:val="26"/>
+                <w:szCs w:val="26"/>
+              </w:rPr>
+            </w:pPr>
+            <w:r>
+              <w:rPr>
+                <w:rFonts w:cs="Times New Roman"/>
                 <w:b/>
+                <w:sz w:val="26"/>
+                <w:szCs w:val="26"/>
               </w:rPr>
               <w:t>Khách vãng lai</w:t>
             </w:r>
@@ -2170,12 +2447,18 @@
             <w:pPr>
               <w:jc w:val="center"/>
               <w:rPr>
+                <w:rFonts w:cs="Times New Roman"/>
                 <w:b/>
-              </w:rPr>
-            </w:pPr>
-            <w:r>
-              <w:rPr>
+                <w:sz w:val="26"/>
+                <w:szCs w:val="26"/>
+              </w:rPr>
+            </w:pPr>
+            <w:r>
+              <w:rPr>
+                <w:rFonts w:cs="Times New Roman"/>
                 <w:b/>
+                <w:sz w:val="26"/>
+                <w:szCs w:val="26"/>
               </w:rPr>
               <w:t>Khách hàng</w:t>
             </w:r>
@@ -2189,12 +2472,18 @@
             <w:pPr>
               <w:jc w:val="center"/>
               <w:rPr>
+                <w:rFonts w:cs="Times New Roman"/>
                 <w:b/>
-              </w:rPr>
-            </w:pPr>
-            <w:r>
-              <w:rPr>
+                <w:sz w:val="26"/>
+                <w:szCs w:val="26"/>
+              </w:rPr>
+            </w:pPr>
+            <w:r>
+              <w:rPr>
+                <w:rFonts w:cs="Times New Roman"/>
                 <w:b/>
+                <w:sz w:val="26"/>
+                <w:szCs w:val="26"/>
               </w:rPr>
               <w:t>Quản trị viên (Admin)</w:t>
             </w:r>
@@ -2209,8 +2498,18 @@
           <w:p>
             <w:pPr>
               <w:jc w:val="center"/>
-            </w:pPr>
-            <w:r>
+              <w:rPr>
+                <w:rFonts w:cs="Times New Roman"/>
+                <w:sz w:val="26"/>
+                <w:szCs w:val="26"/>
+              </w:rPr>
+            </w:pPr>
+            <w:r>
+              <w:rPr>
+                <w:rFonts w:cs="Times New Roman"/>
+                <w:sz w:val="26"/>
+                <w:szCs w:val="26"/>
+              </w:rPr>
               <w:t>1</w:t>
             </w:r>
           </w:p>
@@ -2222,8 +2521,18 @@
           <w:p>
             <w:pPr>
               <w:jc w:val="center"/>
-            </w:pPr>
-            <w:r>
+              <w:rPr>
+                <w:rFonts w:cs="Times New Roman"/>
+                <w:sz w:val="26"/>
+                <w:szCs w:val="26"/>
+              </w:rPr>
+            </w:pPr>
+            <w:r>
+              <w:rPr>
+                <w:rFonts w:cs="Times New Roman"/>
+                <w:sz w:val="26"/>
+                <w:szCs w:val="26"/>
+              </w:rPr>
               <w:t>Duyệt, tìm kiếm và lọc danh mục sản phẩm</w:t>
             </w:r>
           </w:p>
@@ -2235,8 +2544,18 @@
           <w:p>
             <w:pPr>
               <w:jc w:val="center"/>
-            </w:pPr>
-            <w:r>
+              <w:rPr>
+                <w:rFonts w:cs="Times New Roman"/>
+                <w:sz w:val="26"/>
+                <w:szCs w:val="26"/>
+              </w:rPr>
+            </w:pPr>
+            <w:r>
+              <w:rPr>
+                <w:rFonts w:cs="Times New Roman"/>
+                <w:sz w:val="26"/>
+                <w:szCs w:val="26"/>
+              </w:rPr>
               <w:t>x</w:t>
             </w:r>
           </w:p>
@@ -2248,8 +2567,18 @@
           <w:p>
             <w:pPr>
               <w:jc w:val="center"/>
-            </w:pPr>
-            <w:r>
+              <w:rPr>
+                <w:rFonts w:cs="Times New Roman"/>
+                <w:sz w:val="26"/>
+                <w:szCs w:val="26"/>
+              </w:rPr>
+            </w:pPr>
+            <w:r>
+              <w:rPr>
+                <w:rFonts w:cs="Times New Roman"/>
+                <w:sz w:val="26"/>
+                <w:szCs w:val="26"/>
+              </w:rPr>
               <w:t>x</w:t>
             </w:r>
           </w:p>
@@ -2261,8 +2590,18 @@
           <w:p>
             <w:pPr>
               <w:jc w:val="center"/>
-            </w:pPr>
-            <w:r>
+              <w:rPr>
+                <w:rFonts w:cs="Times New Roman"/>
+                <w:sz w:val="26"/>
+                <w:szCs w:val="26"/>
+              </w:rPr>
+            </w:pPr>
+            <w:r>
+              <w:rPr>
+                <w:rFonts w:cs="Times New Roman"/>
+                <w:sz w:val="26"/>
+                <w:szCs w:val="26"/>
+              </w:rPr>
               <w:t>x</w:t>
             </w:r>
           </w:p>
@@ -2276,8 +2615,18 @@
           <w:p>
             <w:pPr>
               <w:jc w:val="center"/>
-            </w:pPr>
-            <w:r>
+              <w:rPr>
+                <w:rFonts w:cs="Times New Roman"/>
+                <w:sz w:val="26"/>
+                <w:szCs w:val="26"/>
+              </w:rPr>
+            </w:pPr>
+            <w:r>
+              <w:rPr>
+                <w:rFonts w:cs="Times New Roman"/>
+                <w:sz w:val="26"/>
+                <w:szCs w:val="26"/>
+              </w:rPr>
               <w:t>2</w:t>
             </w:r>
           </w:p>
@@ -2289,8 +2638,18 @@
           <w:p>
             <w:pPr>
               <w:jc w:val="center"/>
-            </w:pPr>
-            <w:r>
+              <w:rPr>
+                <w:rFonts w:cs="Times New Roman"/>
+                <w:sz w:val="26"/>
+                <w:szCs w:val="26"/>
+              </w:rPr>
+            </w:pPr>
+            <w:r>
+              <w:rPr>
+                <w:rFonts w:cs="Times New Roman"/>
+                <w:sz w:val="26"/>
+                <w:szCs w:val="26"/>
+              </w:rPr>
               <w:t>Xem chi tiết sản phẩm và hình ảnh</w:t>
             </w:r>
           </w:p>
@@ -2302,8 +2661,18 @@
           <w:p>
             <w:pPr>
               <w:jc w:val="center"/>
-            </w:pPr>
-            <w:r>
+              <w:rPr>
+                <w:rFonts w:cs="Times New Roman"/>
+                <w:sz w:val="26"/>
+                <w:szCs w:val="26"/>
+              </w:rPr>
+            </w:pPr>
+            <w:r>
+              <w:rPr>
+                <w:rFonts w:cs="Times New Roman"/>
+                <w:sz w:val="26"/>
+                <w:szCs w:val="26"/>
+              </w:rPr>
               <w:t>x</w:t>
             </w:r>
           </w:p>
@@ -2315,8 +2684,18 @@
           <w:p>
             <w:pPr>
               <w:jc w:val="center"/>
-            </w:pPr>
-            <w:r>
+              <w:rPr>
+                <w:rFonts w:cs="Times New Roman"/>
+                <w:sz w:val="26"/>
+                <w:szCs w:val="26"/>
+              </w:rPr>
+            </w:pPr>
+            <w:r>
+              <w:rPr>
+                <w:rFonts w:cs="Times New Roman"/>
+                <w:sz w:val="26"/>
+                <w:szCs w:val="26"/>
+              </w:rPr>
               <w:t>x</w:t>
             </w:r>
           </w:p>
@@ -2328,8 +2707,18 @@
           <w:p>
             <w:pPr>
               <w:jc w:val="center"/>
-            </w:pPr>
-            <w:r>
+              <w:rPr>
+                <w:rFonts w:cs="Times New Roman"/>
+                <w:sz w:val="26"/>
+                <w:szCs w:val="26"/>
+              </w:rPr>
+            </w:pPr>
+            <w:r>
+              <w:rPr>
+                <w:rFonts w:cs="Times New Roman"/>
+                <w:sz w:val="26"/>
+                <w:szCs w:val="26"/>
+              </w:rPr>
               <w:t>x</w:t>
             </w:r>
           </w:p>
@@ -2343,8 +2732,18 @@
           <w:p>
             <w:pPr>
               <w:jc w:val="center"/>
-            </w:pPr>
-            <w:r>
+              <w:rPr>
+                <w:rFonts w:cs="Times New Roman"/>
+                <w:sz w:val="26"/>
+                <w:szCs w:val="26"/>
+              </w:rPr>
+            </w:pPr>
+            <w:r>
+              <w:rPr>
+                <w:rFonts w:cs="Times New Roman"/>
+                <w:sz w:val="26"/>
+                <w:szCs w:val="26"/>
+              </w:rPr>
               <w:t>3</w:t>
             </w:r>
           </w:p>
@@ -2356,8 +2755,18 @@
           <w:p>
             <w:pPr>
               <w:jc w:val="center"/>
-            </w:pPr>
-            <w:r>
+              <w:rPr>
+                <w:rFonts w:cs="Times New Roman"/>
+                <w:sz w:val="26"/>
+                <w:szCs w:val="26"/>
+              </w:rPr>
+            </w:pPr>
+            <w:r>
+              <w:rPr>
+                <w:rFonts w:cs="Times New Roman"/>
+                <w:sz w:val="26"/>
+                <w:szCs w:val="26"/>
+              </w:rPr>
               <w:t>Đăng ký tài khoản và đăng nhập hệ thống</w:t>
             </w:r>
           </w:p>
@@ -2369,8 +2778,18 @@
           <w:p>
             <w:pPr>
               <w:jc w:val="center"/>
-            </w:pPr>
-            <w:r>
+              <w:rPr>
+                <w:rFonts w:cs="Times New Roman"/>
+                <w:sz w:val="26"/>
+                <w:szCs w:val="26"/>
+              </w:rPr>
+            </w:pPr>
+            <w:r>
+              <w:rPr>
+                <w:rFonts w:cs="Times New Roman"/>
+                <w:sz w:val="26"/>
+                <w:szCs w:val="26"/>
+              </w:rPr>
               <w:t>x</w:t>
             </w:r>
           </w:p>
@@ -2382,8 +2801,18 @@
           <w:p>
             <w:pPr>
               <w:jc w:val="center"/>
-            </w:pPr>
-            <w:r>
+              <w:rPr>
+                <w:rFonts w:cs="Times New Roman"/>
+                <w:sz w:val="26"/>
+                <w:szCs w:val="26"/>
+              </w:rPr>
+            </w:pPr>
+            <w:r>
+              <w:rPr>
+                <w:rFonts w:cs="Times New Roman"/>
+                <w:sz w:val="26"/>
+                <w:szCs w:val="26"/>
+              </w:rPr>
               <w:t>x</w:t>
             </w:r>
           </w:p>
@@ -2395,8 +2824,18 @@
           <w:p>
             <w:pPr>
               <w:jc w:val="center"/>
-            </w:pPr>
-            <w:r>
+              <w:rPr>
+                <w:rFonts w:cs="Times New Roman"/>
+                <w:sz w:val="26"/>
+                <w:szCs w:val="26"/>
+              </w:rPr>
+            </w:pPr>
+            <w:r>
+              <w:rPr>
+                <w:rFonts w:cs="Times New Roman"/>
+                <w:sz w:val="26"/>
+                <w:szCs w:val="26"/>
+              </w:rPr>
               <w:t>x</w:t>
             </w:r>
           </w:p>
@@ -2410,8 +2849,18 @@
           <w:p>
             <w:pPr>
               <w:jc w:val="center"/>
-            </w:pPr>
-            <w:r>
+              <w:rPr>
+                <w:rFonts w:cs="Times New Roman"/>
+                <w:sz w:val="26"/>
+                <w:szCs w:val="26"/>
+              </w:rPr>
+            </w:pPr>
+            <w:r>
+              <w:rPr>
+                <w:rFonts w:cs="Times New Roman"/>
+                <w:sz w:val="26"/>
+                <w:szCs w:val="26"/>
+              </w:rPr>
               <w:t>4</w:t>
             </w:r>
           </w:p>
@@ -2423,8 +2872,18 @@
           <w:p>
             <w:pPr>
               <w:jc w:val="center"/>
-            </w:pPr>
-            <w:r>
+              <w:rPr>
+                <w:rFonts w:cs="Times New Roman"/>
+                <w:sz w:val="26"/>
+                <w:szCs w:val="26"/>
+              </w:rPr>
+            </w:pPr>
+            <w:r>
+              <w:rPr>
+                <w:rFonts w:cs="Times New Roman"/>
+                <w:sz w:val="26"/>
+                <w:szCs w:val="26"/>
+              </w:rPr>
               <w:t>Thêm, xóa sản phẩm và cập nhật giỏ hàng</w:t>
             </w:r>
           </w:p>
@@ -2436,8 +2895,18 @@
           <w:p>
             <w:pPr>
               <w:jc w:val="center"/>
-            </w:pPr>
-            <w:r>
+              <w:rPr>
+                <w:rFonts w:cs="Times New Roman"/>
+                <w:sz w:val="26"/>
+                <w:szCs w:val="26"/>
+              </w:rPr>
+            </w:pPr>
+            <w:r>
+              <w:rPr>
+                <w:rFonts w:cs="Times New Roman"/>
+                <w:sz w:val="26"/>
+                <w:szCs w:val="26"/>
+              </w:rPr>
               <w:t>x</w:t>
             </w:r>
           </w:p>
@@ -2449,8 +2918,18 @@
           <w:p>
             <w:pPr>
               <w:jc w:val="center"/>
-            </w:pPr>
-            <w:r>
+              <w:rPr>
+                <w:rFonts w:cs="Times New Roman"/>
+                <w:sz w:val="26"/>
+                <w:szCs w:val="26"/>
+              </w:rPr>
+            </w:pPr>
+            <w:r>
+              <w:rPr>
+                <w:rFonts w:cs="Times New Roman"/>
+                <w:sz w:val="26"/>
+                <w:szCs w:val="26"/>
+              </w:rPr>
               <w:t>x</w:t>
             </w:r>
           </w:p>
@@ -2462,8 +2941,18 @@
           <w:p>
             <w:pPr>
               <w:jc w:val="center"/>
-            </w:pPr>
-            <w:r>
+              <w:rPr>
+                <w:rFonts w:cs="Times New Roman"/>
+                <w:sz w:val="26"/>
+                <w:szCs w:val="26"/>
+              </w:rPr>
+            </w:pPr>
+            <w:r>
+              <w:rPr>
+                <w:rFonts w:cs="Times New Roman"/>
+                <w:sz w:val="26"/>
+                <w:szCs w:val="26"/>
+              </w:rPr>
               <w:t>x</w:t>
             </w:r>
           </w:p>
@@ -2477,8 +2966,18 @@
           <w:p>
             <w:pPr>
               <w:jc w:val="center"/>
-            </w:pPr>
-            <w:r>
+              <w:rPr>
+                <w:rFonts w:cs="Times New Roman"/>
+                <w:sz w:val="26"/>
+                <w:szCs w:val="26"/>
+              </w:rPr>
+            </w:pPr>
+            <w:r>
+              <w:rPr>
+                <w:rFonts w:cs="Times New Roman"/>
+                <w:sz w:val="26"/>
+                <w:szCs w:val="26"/>
+              </w:rPr>
               <w:t>5</w:t>
             </w:r>
           </w:p>
@@ -2490,8 +2989,18 @@
           <w:p>
             <w:pPr>
               <w:jc w:val="center"/>
-            </w:pPr>
-            <w:r>
+              <w:rPr>
+                <w:rFonts w:cs="Times New Roman"/>
+                <w:sz w:val="26"/>
+                <w:szCs w:val="26"/>
+              </w:rPr>
+            </w:pPr>
+            <w:r>
+              <w:rPr>
+                <w:rFonts w:cs="Times New Roman"/>
+                <w:sz w:val="26"/>
+                <w:szCs w:val="26"/>
+              </w:rPr>
               <w:t>Tiến hành thanh toán và đặt hàng trực tuyến</w:t>
             </w:r>
           </w:p>
@@ -2503,6 +3012,11 @@
           <w:p>
             <w:pPr>
               <w:jc w:val="center"/>
+              <w:rPr>
+                <w:rFonts w:cs="Times New Roman"/>
+                <w:sz w:val="26"/>
+                <w:szCs w:val="26"/>
+              </w:rPr>
             </w:pPr>
           </w:p>
         </w:tc>
@@ -2513,8 +3027,18 @@
           <w:p>
             <w:pPr>
               <w:jc w:val="center"/>
-            </w:pPr>
-            <w:r>
+              <w:rPr>
+                <w:rFonts w:cs="Times New Roman"/>
+                <w:sz w:val="26"/>
+                <w:szCs w:val="26"/>
+              </w:rPr>
+            </w:pPr>
+            <w:r>
+              <w:rPr>
+                <w:rFonts w:cs="Times New Roman"/>
+                <w:sz w:val="26"/>
+                <w:szCs w:val="26"/>
+              </w:rPr>
               <w:t>x</w:t>
             </w:r>
           </w:p>
@@ -2526,8 +3050,18 @@
           <w:p>
             <w:pPr>
               <w:jc w:val="center"/>
-            </w:pPr>
-            <w:r>
+              <w:rPr>
+                <w:rFonts w:cs="Times New Roman"/>
+                <w:sz w:val="26"/>
+                <w:szCs w:val="26"/>
+              </w:rPr>
+            </w:pPr>
+            <w:r>
+              <w:rPr>
+                <w:rFonts w:cs="Times New Roman"/>
+                <w:sz w:val="26"/>
+                <w:szCs w:val="26"/>
+              </w:rPr>
               <w:t>x</w:t>
             </w:r>
           </w:p>
@@ -2541,8 +3075,18 @@
           <w:p>
             <w:pPr>
               <w:jc w:val="center"/>
-            </w:pPr>
-            <w:r>
+              <w:rPr>
+                <w:rFonts w:cs="Times New Roman"/>
+                <w:sz w:val="26"/>
+                <w:szCs w:val="26"/>
+              </w:rPr>
+            </w:pPr>
+            <w:r>
+              <w:rPr>
+                <w:rFonts w:cs="Times New Roman"/>
+                <w:sz w:val="26"/>
+                <w:szCs w:val="26"/>
+              </w:rPr>
               <w:t>6</w:t>
             </w:r>
           </w:p>
@@ -2554,8 +3098,18 @@
           <w:p>
             <w:pPr>
               <w:jc w:val="center"/>
-            </w:pPr>
-            <w:r>
+              <w:rPr>
+                <w:rFonts w:cs="Times New Roman"/>
+                <w:sz w:val="26"/>
+                <w:szCs w:val="26"/>
+              </w:rPr>
+            </w:pPr>
+            <w:r>
+              <w:rPr>
+                <w:rFonts w:cs="Times New Roman"/>
+                <w:sz w:val="26"/>
+                <w:szCs w:val="26"/>
+              </w:rPr>
               <w:t>Quản lý danh mục, sản phẩm và nhà cung cấp</w:t>
             </w:r>
           </w:p>
@@ -2567,6 +3121,11 @@
           <w:p>
             <w:pPr>
               <w:jc w:val="center"/>
+              <w:rPr>
+                <w:rFonts w:cs="Times New Roman"/>
+                <w:sz w:val="26"/>
+                <w:szCs w:val="26"/>
+              </w:rPr>
             </w:pPr>
           </w:p>
         </w:tc>
@@ -2577,6 +3136,11 @@
           <w:p>
             <w:pPr>
               <w:jc w:val="center"/>
+              <w:rPr>
+                <w:rFonts w:cs="Times New Roman"/>
+                <w:sz w:val="26"/>
+                <w:szCs w:val="26"/>
+              </w:rPr>
             </w:pPr>
           </w:p>
         </w:tc>
@@ -2587,8 +3151,18 @@
           <w:p>
             <w:pPr>
               <w:jc w:val="center"/>
-            </w:pPr>
-            <w:r>
+              <w:rPr>
+                <w:rFonts w:cs="Times New Roman"/>
+                <w:sz w:val="26"/>
+                <w:szCs w:val="26"/>
+              </w:rPr>
+            </w:pPr>
+            <w:r>
+              <w:rPr>
+                <w:rFonts w:cs="Times New Roman"/>
+                <w:sz w:val="26"/>
+                <w:szCs w:val="26"/>
+              </w:rPr>
               <w:t>x</w:t>
             </w:r>
           </w:p>
@@ -2602,8 +3176,18 @@
           <w:p>
             <w:pPr>
               <w:jc w:val="center"/>
-            </w:pPr>
-            <w:r>
+              <w:rPr>
+                <w:rFonts w:cs="Times New Roman"/>
+                <w:sz w:val="26"/>
+                <w:szCs w:val="26"/>
+              </w:rPr>
+            </w:pPr>
+            <w:r>
+              <w:rPr>
+                <w:rFonts w:cs="Times New Roman"/>
+                <w:sz w:val="26"/>
+                <w:szCs w:val="26"/>
+              </w:rPr>
               <w:t>7</w:t>
             </w:r>
           </w:p>
@@ -2615,13 +3199,19 @@
           <w:p>
             <w:pPr>
               <w:jc w:val="center"/>
-            </w:pPr>
-            <w:r>
-              <w:t xml:space="preserve">Quản lý hình ảnh sản </w:t>
-            </w:r>
-            <w:r>
-              <w:lastRenderedPageBreak/>
-              <w:t>phẩm (Ảnh chính/phụ)</w:t>
+              <w:rPr>
+                <w:rFonts w:cs="Times New Roman"/>
+                <w:sz w:val="26"/>
+                <w:szCs w:val="26"/>
+              </w:rPr>
+            </w:pPr>
+            <w:r>
+              <w:rPr>
+                <w:rFonts w:cs="Times New Roman"/>
+                <w:sz w:val="26"/>
+                <w:szCs w:val="26"/>
+              </w:rPr>
+              <w:t>Quản lý hình ảnh sản phẩm (Ảnh chính/phụ)</w:t>
             </w:r>
           </w:p>
         </w:tc>
@@ -2632,6 +3222,11 @@
           <w:p>
             <w:pPr>
               <w:jc w:val="center"/>
+              <w:rPr>
+                <w:rFonts w:cs="Times New Roman"/>
+                <w:sz w:val="26"/>
+                <w:szCs w:val="26"/>
+              </w:rPr>
             </w:pPr>
           </w:p>
         </w:tc>
@@ -2642,6 +3237,11 @@
           <w:p>
             <w:pPr>
               <w:jc w:val="center"/>
+              <w:rPr>
+                <w:rFonts w:cs="Times New Roman"/>
+                <w:sz w:val="26"/>
+                <w:szCs w:val="26"/>
+              </w:rPr>
             </w:pPr>
           </w:p>
         </w:tc>
@@ -2652,8 +3252,18 @@
           <w:p>
             <w:pPr>
               <w:jc w:val="center"/>
-            </w:pPr>
-            <w:r>
+              <w:rPr>
+                <w:rFonts w:cs="Times New Roman"/>
+                <w:sz w:val="26"/>
+                <w:szCs w:val="26"/>
+              </w:rPr>
+            </w:pPr>
+            <w:r>
+              <w:rPr>
+                <w:rFonts w:cs="Times New Roman"/>
+                <w:sz w:val="26"/>
+                <w:szCs w:val="26"/>
+              </w:rPr>
               <w:t>x</w:t>
             </w:r>
           </w:p>
@@ -2665,8 +3275,19 @@
             <w:tcW w:w="1755" w:type="dxa"/>
           </w:tcPr>
           <w:p>
-            <w:r>
-              <w:lastRenderedPageBreak/>
+            <w:pPr>
+              <w:rPr>
+                <w:rFonts w:cs="Times New Roman"/>
+                <w:sz w:val="26"/>
+                <w:szCs w:val="26"/>
+              </w:rPr>
+            </w:pPr>
+            <w:r>
+              <w:rPr>
+                <w:rFonts w:cs="Times New Roman"/>
+                <w:sz w:val="26"/>
+                <w:szCs w:val="26"/>
+              </w:rPr>
               <w:t>8</w:t>
             </w:r>
           </w:p>
@@ -2676,7 +3297,19 @@
             <w:tcW w:w="1755" w:type="dxa"/>
           </w:tcPr>
           <w:p>
-            <w:r>
+            <w:pPr>
+              <w:rPr>
+                <w:rFonts w:cs="Times New Roman"/>
+                <w:sz w:val="26"/>
+                <w:szCs w:val="26"/>
+              </w:rPr>
+            </w:pPr>
+            <w:r>
+              <w:rPr>
+                <w:rFonts w:cs="Times New Roman"/>
+                <w:sz w:val="26"/>
+                <w:szCs w:val="26"/>
+              </w:rPr>
               <w:t>Quản lý đơn hàng và đơn vị vận chuyển (Shipper)</w:t>
             </w:r>
           </w:p>
@@ -2688,6 +3321,11 @@
           <w:p>
             <w:pPr>
               <w:jc w:val="center"/>
+              <w:rPr>
+                <w:rFonts w:cs="Times New Roman"/>
+                <w:sz w:val="26"/>
+                <w:szCs w:val="26"/>
+              </w:rPr>
             </w:pPr>
           </w:p>
         </w:tc>
@@ -2698,6 +3336,11 @@
           <w:p>
             <w:pPr>
               <w:jc w:val="center"/>
+              <w:rPr>
+                <w:rFonts w:cs="Times New Roman"/>
+                <w:sz w:val="26"/>
+                <w:szCs w:val="26"/>
+              </w:rPr>
             </w:pPr>
           </w:p>
         </w:tc>
@@ -2708,8 +3351,18 @@
           <w:p>
             <w:pPr>
               <w:jc w:val="center"/>
-            </w:pPr>
-            <w:r>
+              <w:rPr>
+                <w:rFonts w:cs="Times New Roman"/>
+                <w:sz w:val="26"/>
+                <w:szCs w:val="26"/>
+              </w:rPr>
+            </w:pPr>
+            <w:r>
+              <w:rPr>
+                <w:rFonts w:cs="Times New Roman"/>
+                <w:sz w:val="26"/>
+                <w:szCs w:val="26"/>
+              </w:rPr>
               <w:t>x</w:t>
             </w:r>
           </w:p>
@@ -2721,7 +3374,19 @@
             <w:tcW w:w="1755" w:type="dxa"/>
           </w:tcPr>
           <w:p>
-            <w:r>
+            <w:pPr>
+              <w:rPr>
+                <w:rFonts w:cs="Times New Roman"/>
+                <w:sz w:val="26"/>
+                <w:szCs w:val="26"/>
+              </w:rPr>
+            </w:pPr>
+            <w:r>
+              <w:rPr>
+                <w:rFonts w:cs="Times New Roman"/>
+                <w:sz w:val="26"/>
+                <w:szCs w:val="26"/>
+              </w:rPr>
               <w:t>9</w:t>
             </w:r>
           </w:p>
@@ -2731,7 +3396,19 @@
             <w:tcW w:w="1755" w:type="dxa"/>
           </w:tcPr>
           <w:p>
-            <w:r>
+            <w:pPr>
+              <w:rPr>
+                <w:rFonts w:cs="Times New Roman"/>
+                <w:sz w:val="26"/>
+                <w:szCs w:val="26"/>
+              </w:rPr>
+            </w:pPr>
+            <w:r>
+              <w:rPr>
+                <w:rFonts w:cs="Times New Roman"/>
+                <w:sz w:val="26"/>
+                <w:szCs w:val="26"/>
+              </w:rPr>
               <w:t>Quản lý tài khoản người dùng và phân quyền</w:t>
             </w:r>
           </w:p>
@@ -2743,6 +3420,11 @@
           <w:p>
             <w:pPr>
               <w:jc w:val="center"/>
+              <w:rPr>
+                <w:rFonts w:cs="Times New Roman"/>
+                <w:sz w:val="26"/>
+                <w:szCs w:val="26"/>
+              </w:rPr>
             </w:pPr>
           </w:p>
         </w:tc>
@@ -2753,6 +3435,11 @@
           <w:p>
             <w:pPr>
               <w:jc w:val="center"/>
+              <w:rPr>
+                <w:rFonts w:cs="Times New Roman"/>
+                <w:sz w:val="26"/>
+                <w:szCs w:val="26"/>
+              </w:rPr>
             </w:pPr>
           </w:p>
         </w:tc>
@@ -2763,8 +3450,18 @@
           <w:p>
             <w:pPr>
               <w:jc w:val="center"/>
-            </w:pPr>
-            <w:r>
+              <w:rPr>
+                <w:rFonts w:cs="Times New Roman"/>
+                <w:sz w:val="26"/>
+                <w:szCs w:val="26"/>
+              </w:rPr>
+            </w:pPr>
+            <w:r>
+              <w:rPr>
+                <w:rFonts w:cs="Times New Roman"/>
+                <w:sz w:val="26"/>
+                <w:szCs w:val="26"/>
+              </w:rPr>
               <w:t>x</w:t>
             </w:r>
           </w:p>
@@ -2777,8 +3474,7 @@
         <w:ind w:firstLine="0"/>
         <w:rPr>
           <w:rFonts w:cs="Times New Roman"/>
-          <w:sz w:val="28"/>
-          <w:szCs w:val="28"/>
+          <w:szCs w:val="26"/>
           <w:lang w:val="vi-VN"/>
         </w:rPr>
       </w:pPr>
@@ -2789,15 +3485,13 @@
         <w:jc w:val="center"/>
         <w:rPr>
           <w:rFonts w:cs="Times New Roman"/>
-          <w:sz w:val="28"/>
-          <w:szCs w:val="28"/>
-        </w:rPr>
-      </w:pPr>
-      <w:r>
-        <w:rPr>
-          <w:rFonts w:cs="Times New Roman"/>
-          <w:sz w:val="28"/>
-          <w:szCs w:val="28"/>
+          <w:szCs w:val="26"/>
+        </w:rPr>
+      </w:pPr>
+      <w:r>
+        <w:rPr>
+          <w:rFonts w:cs="Times New Roman"/>
+          <w:szCs w:val="26"/>
         </w:rPr>
         <w:t>Bảng 3.1. Chức năng hệ thống</w:t>
       </w:r>
@@ -2807,8 +3501,7 @@
         <w:pStyle w:val="NOIDUNG"/>
         <w:rPr>
           <w:rFonts w:cs="Times New Roman"/>
-          <w:sz w:val="28"/>
-          <w:szCs w:val="28"/>
+          <w:szCs w:val="26"/>
           <w:lang w:val="vi-VN"/>
         </w:rPr>
       </w:pPr>
@@ -2816,8 +3509,16 @@
     <w:p>
       <w:pPr>
         <w:pStyle w:val="Heading3"/>
-      </w:pPr>
-      <w:r>
+        <w:rPr>
+          <w:rFonts w:cs="Times New Roman"/>
+          <w:szCs w:val="26"/>
+        </w:rPr>
+      </w:pPr>
+      <w:r>
+        <w:rPr>
+          <w:rFonts w:cs="Times New Roman"/>
+          <w:szCs w:val="26"/>
+        </w:rPr>
         <w:t>Yêu cầu phi chức năng</w:t>
       </w:r>
     </w:p>
@@ -2826,28 +3527,35 @@
         <w:pStyle w:val="NOIDUNG"/>
         <w:rPr>
           <w:rFonts w:cs="Times New Roman"/>
-          <w:sz w:val="28"/>
-          <w:szCs w:val="28"/>
+          <w:szCs w:val="26"/>
           <w:lang w:val="vi-VN"/>
         </w:rPr>
       </w:pPr>
       <w:r>
         <w:rPr>
           <w:rFonts w:cs="Times New Roman"/>
-          <w:sz w:val="28"/>
-          <w:szCs w:val="28"/>
+          <w:szCs w:val="26"/>
           <w:lang w:val="vi-VN"/>
         </w:rPr>
-        <w:t>Hiệu năng: Hệ thống đảm bảo thời gian phản hồi đối với các tác vụ tra cứu sản phẩm, tìm kiếm và thao tác giỏ hàng dưới 2 giây trong điều kiện tiêu chuẩn. Các trường tìm kiếm thường xuyên được thiết lập chỉ mục (Indexing) nhằm tối ưu tốc độ truy vấ</w:t>
-      </w:r>
-      <w:r>
-        <w:rPr>
-          <w:rFonts w:cs="Times New Roman"/>
-          <w:sz w:val="28"/>
-          <w:szCs w:val="28"/>
+        <w:t>Hiệu năng: Hệ thống đảm bảo thời gian phản hồi đối với các tác vụ tra cứu sản phẩm, tìm kiếm và thao tác giỏ hàng dưới 2 giây trong điều kiện tiêu chuẩn. Các trường tìm kiếm thường xuyên được thiết lập chỉ mục (Indexing) nhằm tối ưu tốc độ truy vấn.</w:t>
+      </w:r>
+    </w:p>
+    <w:p>
+      <w:pPr>
+        <w:pStyle w:val="NOIDUNG"/>
+        <w:rPr>
+          <w:rFonts w:cs="Times New Roman"/>
+          <w:szCs w:val="26"/>
           <w:lang w:val="vi-VN"/>
         </w:rPr>
-        <w:t>n.</w:t>
+      </w:pPr>
+      <w:r>
+        <w:rPr>
+          <w:rFonts w:cs="Times New Roman"/>
+          <w:szCs w:val="26"/>
+          <w:lang w:val="vi-VN"/>
+        </w:rPr>
+        <w:t>Bảo mật: Mật khẩu người dùng bắt buộc được băm an toàn; sử dụng Prepared Statements trong mysqli để ngăn chặn triệt để lỗ hổng SQL Injection; kiểm soát chặt chẽ phiên làm việc Session ở tầng backend để ngăn chặn việc truy cập trái phép vào khu vực quản trị.</w:t>
       </w:r>
     </w:p>
     <w:p>
@@ -2855,28 +3563,17 @@
         <w:pStyle w:val="NOIDUNG"/>
         <w:rPr>
           <w:rFonts w:cs="Times New Roman"/>
-          <w:sz w:val="28"/>
-          <w:szCs w:val="28"/>
+          <w:szCs w:val="26"/>
           <w:lang w:val="vi-VN"/>
         </w:rPr>
       </w:pPr>
       <w:r>
         <w:rPr>
           <w:rFonts w:cs="Times New Roman"/>
-          <w:sz w:val="28"/>
-          <w:szCs w:val="28"/>
+          <w:szCs w:val="26"/>
           <w:lang w:val="vi-VN"/>
         </w:rPr>
-        <w:t>Bảo mật: Mật khẩu người dùng bắt buộc được băm an toàn; sử dụng Prepared Statements trong mysqli để ngăn chặn triệt để lỗ hổng SQL Injection; kiểm soát chặt chẽ phiên làm việc Session ở tầng backend để ngăn chặn việc truy cập trái phép vào khu vực quản trị</w:t>
-      </w:r>
-      <w:r>
-        <w:rPr>
-          <w:rFonts w:cs="Times New Roman"/>
-          <w:sz w:val="28"/>
-          <w:szCs w:val="28"/>
-          <w:lang w:val="vi-VN"/>
-        </w:rPr>
-        <w:t>.</w:t>
+        <w:t>Tính toàn vẹn dữ liệu: Thiết lập đầy đủ các ràng buộc khóa chính, khóa ngoại và ràng buộc kiểm tra (CHECK, UNIQUE) ở tầng cơ sở dữ liệu MySQL nhằm đảm bảo dữ liệu luôn nhất quán, không xảy ra hiện tượng dữ liệu mồ côi.</w:t>
       </w:r>
     </w:p>
     <w:p>
@@ -2884,28 +3581,7 @@
         <w:pStyle w:val="NOIDUNG"/>
         <w:rPr>
           <w:rFonts w:cs="Times New Roman"/>
-          <w:sz w:val="28"/>
-          <w:szCs w:val="28"/>
-          <w:lang w:val="vi-VN"/>
-        </w:rPr>
-      </w:pPr>
-      <w:r>
-        <w:rPr>
-          <w:rFonts w:cs="Times New Roman"/>
-          <w:sz w:val="28"/>
-          <w:szCs w:val="28"/>
-          <w:lang w:val="vi-VN"/>
-        </w:rPr>
-        <w:t>Tính toàn vẹn dữ liệu: Thiết lập đầy đủ các ràng buộc khóa chính, khóa ngoại và ràng buộc kiểm tra (CHECK, UNIQUE) ở tầng cơ sở dữ liệu MySQL nhằm đảm bảo dữ liệu luôn nhất quán, không xảy ra hiện tượng dữ liệu mồ côi.</w:t>
-      </w:r>
-    </w:p>
-    <w:p>
-      <w:pPr>
-        <w:pStyle w:val="NOIDUNG"/>
-        <w:rPr>
-          <w:rFonts w:cs="Times New Roman"/>
-          <w:sz w:val="28"/>
-          <w:szCs w:val="28"/>
+          <w:szCs w:val="26"/>
           <w:lang w:val="vi-VN"/>
         </w:rPr>
       </w:pPr>
@@ -2916,35 +3592,46 @@
         <w:ind w:firstLine="0"/>
         <w:rPr>
           <w:rFonts w:cs="Times New Roman"/>
-          <w:sz w:val="28"/>
-          <w:szCs w:val="28"/>
+          <w:szCs w:val="26"/>
           <w:lang w:val="vi-VN"/>
         </w:rPr>
       </w:pPr>
       <w:r>
         <w:rPr>
           <w:rFonts w:cs="Times New Roman"/>
-          <w:sz w:val="28"/>
-          <w:szCs w:val="28"/>
+          <w:szCs w:val="26"/>
           <w:lang w:val="vi-VN"/>
         </w:rPr>
-        <w:lastRenderedPageBreak/>
         <w:t>Tính dễ sử dụng (UI/UX): Giao diện được thiết kế thân thiện, tương thích tốt với các thiết bị thông qua Bootstrap, bố cục trực quan giúp người dùng hoàn thành quy trình mua hàng nhanh chóng.</w:t>
       </w:r>
     </w:p>
     <w:p>
       <w:pPr>
         <w:pStyle w:val="Heading2"/>
-      </w:pPr>
-      <w:r>
+        <w:rPr>
+          <w:rFonts w:cs="Times New Roman"/>
+        </w:rPr>
+      </w:pPr>
+      <w:r>
+        <w:rPr>
+          <w:rFonts w:cs="Times New Roman"/>
+        </w:rPr>
         <w:t>Kiến trúc mô hình hệ thống và luồng dữ liệu</w:t>
       </w:r>
     </w:p>
     <w:p>
       <w:pPr>
         <w:pStyle w:val="Heading3"/>
-      </w:pPr>
-      <w:r>
+        <w:rPr>
+          <w:rFonts w:cs="Times New Roman"/>
+          <w:szCs w:val="26"/>
+        </w:rPr>
+      </w:pPr>
+      <w:r>
+        <w:rPr>
+          <w:rFonts w:cs="Times New Roman"/>
+          <w:szCs w:val="26"/>
+        </w:rPr>
         <w:t>Lựa chọn kiến trúc mô hình</w:t>
       </w:r>
     </w:p>
@@ -2953,16 +3640,14 @@
         <w:pStyle w:val="NOIDUNG"/>
         <w:rPr>
           <w:rFonts w:cs="Times New Roman"/>
-          <w:sz w:val="28"/>
-          <w:szCs w:val="28"/>
+          <w:szCs w:val="26"/>
           <w:lang w:val="vi-VN"/>
         </w:rPr>
       </w:pPr>
       <w:r>
         <w:rPr>
           <w:rFonts w:cs="Times New Roman"/>
-          <w:sz w:val="28"/>
-          <w:szCs w:val="28"/>
+          <w:szCs w:val="26"/>
           <w:lang w:val="vi-VN"/>
         </w:rPr>
         <w:t>Hệ thống được thiết kế và triển khai theo Mô hình kiến trúc 3 tầng (3-Tier Architecture) kết hợp Server-side Rendering và REST API nhẹ</w:t>
@@ -2970,8 +3655,7 @@
       <w:r>
         <w:rPr>
           <w:rFonts w:cs="Times New Roman"/>
-          <w:sz w:val="28"/>
-          <w:szCs w:val="28"/>
+          <w:szCs w:val="26"/>
           <w:lang w:val="vi-VN"/>
         </w:rPr>
         <w:t>:</w:t>
@@ -2986,16 +3670,14 @@
         </w:numPr>
         <w:rPr>
           <w:rFonts w:cs="Times New Roman"/>
-          <w:sz w:val="28"/>
-          <w:szCs w:val="28"/>
+          <w:szCs w:val="26"/>
           <w:lang w:val="vi-VN"/>
         </w:rPr>
       </w:pPr>
       <w:r>
         <w:rPr>
           <w:rFonts w:cs="Times New Roman"/>
-          <w:sz w:val="28"/>
-          <w:szCs w:val="28"/>
+          <w:szCs w:val="26"/>
           <w:lang w:val="vi-VN"/>
         </w:rPr>
         <w:t>Tầng giao diện (Presentation Layer): Cung cấp giao diện người dùng dựa trên HTML5, CSS3, Bootstrap và JavaScript/Fetch API, đảm bảo hiển thị trực quan và tương tác mượ</w:t>
@@ -3003,8 +3685,7 @@
       <w:r>
         <w:rPr>
           <w:rFonts w:cs="Times New Roman"/>
-          <w:sz w:val="28"/>
-          <w:szCs w:val="28"/>
+          <w:szCs w:val="26"/>
           <w:lang w:val="vi-VN"/>
         </w:rPr>
         <w:t>t mà.</w:t>
@@ -3019,25 +3700,31 @@
         </w:numPr>
         <w:rPr>
           <w:rFonts w:cs="Times New Roman"/>
-          <w:sz w:val="28"/>
-          <w:szCs w:val="28"/>
+          <w:szCs w:val="26"/>
           <w:lang w:val="vi-VN"/>
         </w:rPr>
       </w:pPr>
       <w:r>
         <w:rPr>
           <w:rFonts w:cs="Times New Roman"/>
-          <w:sz w:val="28"/>
-          <w:szCs w:val="28"/>
+          <w:szCs w:val="26"/>
           <w:lang w:val="vi-VN"/>
         </w:rPr>
-        <w:t>Tầng xử lý nghiệp vụ (Business Logic Layer): Được phát triển bằng PHP 8.3, chịu trách nhiệm tiếp nhận yêu cầu từ client, kiểm tra quyền hạn qua Session, thực hiện các quy tắc logic nghiệp vụ (kiểm tra tồn kho, tính toán tổng tiền đơn hàng, mã hóa dữ liệu) và điều phối tương tác với cơ sở dữ liệ</w:t>
-      </w:r>
-      <w:r>
-        <w:rPr>
-          <w:rFonts w:cs="Times New Roman"/>
-          <w:sz w:val="28"/>
-          <w:szCs w:val="28"/>
+        <w:t xml:space="preserve">Tầng xử lý nghiệp vụ (Business Logic Layer): Được phát triển bằng PHP 8.3, chịu trách nhiệm tiếp nhận yêu cầu từ client, kiểm tra quyền hạn qua Session, </w:t>
+      </w:r>
+      <w:r>
+        <w:rPr>
+          <w:rFonts w:cs="Times New Roman"/>
+          <w:szCs w:val="26"/>
+          <w:lang w:val="vi-VN"/>
+        </w:rPr>
+        <w:lastRenderedPageBreak/>
+        <w:t>thực hiện các quy tắc logic nghiệp vụ (kiểm tra tồn kho, tính toán tổng tiền đơn hàng, mã hóa dữ liệu) và điều phối tương tác với cơ sở dữ liệ</w:t>
+      </w:r>
+      <w:r>
+        <w:rPr>
+          <w:rFonts w:cs="Times New Roman"/>
+          <w:szCs w:val="26"/>
           <w:lang w:val="vi-VN"/>
         </w:rPr>
         <w:t>u.</w:t>
@@ -3052,16 +3739,14 @@
         </w:numPr>
         <w:rPr>
           <w:rFonts w:cs="Times New Roman"/>
-          <w:sz w:val="28"/>
-          <w:szCs w:val="28"/>
+          <w:szCs w:val="26"/>
           <w:lang w:val="vi-VN"/>
         </w:rPr>
       </w:pPr>
       <w:r>
         <w:rPr>
           <w:rFonts w:cs="Times New Roman"/>
-          <w:sz w:val="28"/>
-          <w:szCs w:val="28"/>
+          <w:szCs w:val="26"/>
           <w:lang w:val="vi-VN"/>
         </w:rPr>
         <w:t>Tầng dữ liệu (Data Access Layer): Chịu trách nhiệm thực hiện các câu lệnh truy vấn, thêm, sửa, xóa dữ liệu thông qua hệ quản trị cơ sở dữ liệu quan hệ MySQL 8.4, bảo đảm toàn bộ ràng buộc và quan hệ thực thể được duy trì chặt chẽ.</w:t>
@@ -3074,16 +3759,14 @@
         <w:jc w:val="center"/>
         <w:rPr>
           <w:rFonts w:cs="Times New Roman"/>
-          <w:sz w:val="28"/>
-          <w:szCs w:val="28"/>
+          <w:szCs w:val="26"/>
           <w:lang w:val="vi-VN"/>
         </w:rPr>
       </w:pPr>
       <w:r>
         <w:rPr>
           <w:rFonts w:cs="Times New Roman"/>
-          <w:sz w:val="28"/>
-          <w:szCs w:val="28"/>
+          <w:szCs w:val="26"/>
           <w:lang w:val="vi-VN"/>
         </w:rPr>
         <w:pict>
@@ -3107,7 +3790,7 @@
             <o:lock v:ext="edit" aspectratio="t"/>
           </v:shapetype>
           <v:shape id="_x0000_i1025" type="#_x0000_t75" style="width:357pt;height:162.6pt">
-            <v:imagedata r:id="rId10" o:title="kientruc.drawio"/>
+            <v:imagedata r:id="rId10" o:title="kientruc"/>
           </v:shape>
         </w:pict>
       </w:r>
@@ -3115,8 +3798,16 @@
     <w:p>
       <w:pPr>
         <w:pStyle w:val="Heading3"/>
-      </w:pPr>
-      <w:r>
+        <w:rPr>
+          <w:rFonts w:cs="Times New Roman"/>
+          <w:szCs w:val="26"/>
+        </w:rPr>
+      </w:pPr>
+      <w:r>
+        <w:rPr>
+          <w:rFonts w:cs="Times New Roman"/>
+          <w:szCs w:val="26"/>
+        </w:rPr>
         <w:t>Luồng xử lý nghiệp vụ điển hình</w:t>
       </w:r>
     </w:p>
@@ -3125,25 +3816,15 @@
         <w:pStyle w:val="NOIDUNG"/>
         <w:rPr>
           <w:rFonts w:cs="Times New Roman"/>
-          <w:sz w:val="28"/>
-          <w:szCs w:val="28"/>
-        </w:rPr>
-      </w:pPr>
-      <w:r>
-        <w:rPr>
-          <w:rFonts w:cs="Times New Roman"/>
-          <w:sz w:val="28"/>
-          <w:szCs w:val="28"/>
-        </w:rPr>
-        <w:t>Luồng xử lý dữ liệu trong hệ thống diễ</w:t>
-      </w:r>
-      <w:r>
-        <w:rPr>
-          <w:rFonts w:cs="Times New Roman"/>
-          <w:sz w:val="28"/>
-          <w:szCs w:val="28"/>
-        </w:rPr>
-        <w:t>n ra theo chu trình khép kín:</w:t>
+          <w:szCs w:val="26"/>
+        </w:rPr>
+      </w:pPr>
+      <w:r>
+        <w:rPr>
+          <w:rFonts w:cs="Times New Roman"/>
+          <w:szCs w:val="26"/>
+        </w:rPr>
+        <w:t>Luồng xử lý dữ liệu trong hệ thống diễn ra theo chu trình khép kín:</w:t>
       </w:r>
     </w:p>
     <w:p>
@@ -3155,26 +3836,15 @@
         </w:numPr>
         <w:rPr>
           <w:rFonts w:cs="Times New Roman"/>
-          <w:sz w:val="28"/>
-          <w:szCs w:val="28"/>
-        </w:rPr>
-      </w:pPr>
-      <w:r>
-        <w:rPr>
-          <w:rFonts w:cs="Times New Roman"/>
-          <w:sz w:val="28"/>
-          <w:szCs w:val="28"/>
-        </w:rPr>
-        <w:lastRenderedPageBreak/>
-        <w:t>Người dùng tương tác trên trình duyệt (Client), gửi HTTP Request tớ</w:t>
-      </w:r>
-      <w:r>
-        <w:rPr>
-          <w:rFonts w:cs="Times New Roman"/>
-          <w:sz w:val="28"/>
-          <w:szCs w:val="28"/>
-        </w:rPr>
-        <w:t>i Web Server (Apache/PHP).</w:t>
+          <w:szCs w:val="26"/>
+        </w:rPr>
+      </w:pPr>
+      <w:r>
+        <w:rPr>
+          <w:rFonts w:cs="Times New Roman"/>
+          <w:szCs w:val="26"/>
+        </w:rPr>
+        <w:t>Người dùng tương tác trên trình duyệt (Client), gửi HTTP Request tới Web Server (Apache/PHP).</w:t>
       </w:r>
     </w:p>
     <w:p>
@@ -3186,25 +3856,15 @@
         </w:numPr>
         <w:rPr>
           <w:rFonts w:cs="Times New Roman"/>
-          <w:sz w:val="28"/>
-          <w:szCs w:val="28"/>
-        </w:rPr>
-      </w:pPr>
-      <w:r>
-        <w:rPr>
-          <w:rFonts w:cs="Times New Roman"/>
-          <w:sz w:val="28"/>
-          <w:szCs w:val="28"/>
-        </w:rPr>
-        <w:t>Tầng xử lý nghiệp vụ (PHP) tiếp nhận yêu cầu, kiểm tra tính hợp lệ của dữ liệu đầu vào và quyền hạn ngườ</w:t>
-      </w:r>
-      <w:r>
-        <w:rPr>
-          <w:rFonts w:cs="Times New Roman"/>
-          <w:sz w:val="28"/>
-          <w:szCs w:val="28"/>
-        </w:rPr>
-        <w:t>i dùng.</w:t>
+          <w:szCs w:val="26"/>
+        </w:rPr>
+      </w:pPr>
+      <w:r>
+        <w:rPr>
+          <w:rFonts w:cs="Times New Roman"/>
+          <w:szCs w:val="26"/>
+        </w:rPr>
+        <w:t>Tầng xử lý nghiệp vụ (PHP) tiếp nhận yêu cầu, kiểm tra tính hợp lệ của dữ liệu đầu vào và quyền hạn người dùng.</w:t>
       </w:r>
     </w:p>
     <w:p>
@@ -3216,25 +3876,15 @@
         </w:numPr>
         <w:rPr>
           <w:rFonts w:cs="Times New Roman"/>
-          <w:sz w:val="28"/>
-          <w:szCs w:val="28"/>
-        </w:rPr>
-      </w:pPr>
-      <w:r>
-        <w:rPr>
-          <w:rFonts w:cs="Times New Roman"/>
-          <w:sz w:val="28"/>
-          <w:szCs w:val="28"/>
-        </w:rPr>
-        <w:t>Nếu cần truy vấn hoặc cập nhật dữ liệu, PHP kết nối tới MySQL thông qua extension mysqli bằng các câu lệ</w:t>
-      </w:r>
-      <w:r>
-        <w:rPr>
-          <w:rFonts w:cs="Times New Roman"/>
-          <w:sz w:val="28"/>
-          <w:szCs w:val="28"/>
-        </w:rPr>
-        <w:t>nh Prepared Statements an toàn.</w:t>
+          <w:szCs w:val="26"/>
+        </w:rPr>
+      </w:pPr>
+      <w:r>
+        <w:rPr>
+          <w:rFonts w:cs="Times New Roman"/>
+          <w:szCs w:val="26"/>
+        </w:rPr>
+        <w:t>Nếu cần truy vấn hoặc cập nhật dữ liệu, PHP kết nối tới MySQL thông qua extension mysqli bằng các câu lệnh Prepared Statements an toàn.</w:t>
       </w:r>
     </w:p>
     <w:p>
@@ -3246,25 +3896,15 @@
         </w:numPr>
         <w:rPr>
           <w:rFonts w:cs="Times New Roman"/>
-          <w:sz w:val="28"/>
-          <w:szCs w:val="28"/>
-        </w:rPr>
-      </w:pPr>
-      <w:r>
-        <w:rPr>
-          <w:rFonts w:cs="Times New Roman"/>
-          <w:sz w:val="28"/>
-          <w:szCs w:val="28"/>
-        </w:rPr>
-        <w:t>Kết quả từ cơ sở dữ liệu được trả về PHP, sau đó được kết xuất thành HTML (SSR) hoặc trả về dữ liệu dạng JSON cho JavaScript xử lý giao diện độ</w:t>
-      </w:r>
-      <w:r>
-        <w:rPr>
-          <w:rFonts w:cs="Times New Roman"/>
-          <w:sz w:val="28"/>
-          <w:szCs w:val="28"/>
-        </w:rPr>
-        <w:t>ng.</w:t>
+          <w:szCs w:val="26"/>
+        </w:rPr>
+      </w:pPr>
+      <w:r>
+        <w:rPr>
+          <w:rFonts w:cs="Times New Roman"/>
+          <w:szCs w:val="26"/>
+        </w:rPr>
+        <w:t>Kết quả từ cơ sở dữ liệu được trả về PHP, sau đó được kết xuất thành HTML (SSR) hoặc trả về dữ liệu dạng JSON cho JavaScript xử lý giao diện động.</w:t>
       </w:r>
     </w:p>
     <w:p>
@@ -3276,15 +3916,13 @@
         </w:numPr>
         <w:rPr>
           <w:rFonts w:cs="Times New Roman"/>
-          <w:sz w:val="28"/>
-          <w:szCs w:val="28"/>
-        </w:rPr>
-      </w:pPr>
-      <w:r>
-        <w:rPr>
-          <w:rFonts w:cs="Times New Roman"/>
-          <w:sz w:val="28"/>
-          <w:szCs w:val="28"/>
+          <w:szCs w:val="26"/>
+        </w:rPr>
+      </w:pPr>
+      <w:r>
+        <w:rPr>
+          <w:rFonts w:cs="Times New Roman"/>
+          <w:szCs w:val="26"/>
         </w:rPr>
         <w:t>Đối với nghiệp vụ đặt hàng, hệ thống kiểm tra tồn kho, tạo bản ghi trong bảng đơn hàng và chi tiết đơn hàng trong cùng một giao dịch đồng bộ, đảm bảo không phát sinh sai lệch dữ liệu.</w:t>
       </w:r>
@@ -3295,16 +3933,15 @@
         <w:ind w:left="360" w:firstLine="0"/>
         <w:rPr>
           <w:rFonts w:cs="Times New Roman"/>
-          <w:sz w:val="28"/>
-          <w:szCs w:val="28"/>
-        </w:rPr>
-      </w:pPr>
-      <w:r>
-        <w:rPr>
-          <w:rFonts w:cs="Times New Roman"/>
-          <w:sz w:val="28"/>
-          <w:szCs w:val="28"/>
-        </w:rPr>
+          <w:szCs w:val="26"/>
+        </w:rPr>
+      </w:pPr>
+      <w:r>
+        <w:rPr>
+          <w:rFonts w:cs="Times New Roman"/>
+          <w:szCs w:val="26"/>
+        </w:rPr>
+        <w:lastRenderedPageBreak/>
         <w:pict>
           <v:shape id="_x0000_i1026" type="#_x0000_t75" style="width:439.2pt;height:292.8pt">
             <v:imagedata r:id="rId11" o:title="nghiepvu"/>
@@ -3315,9 +3952,14 @@
     <w:p>
       <w:pPr>
         <w:pStyle w:val="Heading2"/>
-      </w:pPr>
-      <w:r>
-        <w:lastRenderedPageBreak/>
+        <w:rPr>
+          <w:rFonts w:cs="Times New Roman"/>
+        </w:rPr>
+      </w:pPr>
+      <w:r>
+        <w:rPr>
+          <w:rFonts w:cs="Times New Roman"/>
+        </w:rPr>
         <w:t>Thiết kế cơ sở dữ liệu hệ thống</w:t>
       </w:r>
     </w:p>
@@ -3326,22 +3968,17 @@
         <w:spacing w:line="360" w:lineRule="auto"/>
         <w:rPr>
           <w:rFonts w:cs="Times New Roman"/>
-          <w:szCs w:val="28"/>
-        </w:rPr>
-      </w:pPr>
-      <w:r>
-        <w:rPr>
-          <w:rFonts w:cs="Times New Roman"/>
-          <w:szCs w:val="28"/>
-        </w:rPr>
-        <w:t>Cấu trúc cơ sở dữ liệu của hệ thống được xây dựng và chuẩn hóa trên nền tảng MySQL, phân chia thành các thực thể độc lập phục vụ cho các phân nhóm nghiệp vụ chuyên biệ</w:t>
-      </w:r>
-      <w:r>
-        <w:rPr>
-          <w:rFonts w:cs="Times New Roman"/>
-          <w:szCs w:val="28"/>
-        </w:rPr>
-        <w:t>t:</w:t>
+          <w:sz w:val="26"/>
+          <w:szCs w:val="26"/>
+        </w:rPr>
+      </w:pPr>
+      <w:r>
+        <w:rPr>
+          <w:rFonts w:cs="Times New Roman"/>
+          <w:sz w:val="26"/>
+          <w:szCs w:val="26"/>
+        </w:rPr>
+        <w:t>Cấu trúc cơ sở dữ liệu của hệ thống được xây dựng và chuẩn hóa trên nền tảng MySQL, phân chia thành các thực thể độc lập phục vụ cho các phân nhóm nghiệp vụ chuyên biệt:</w:t>
       </w:r>
     </w:p>
     <w:p>
@@ -3354,13 +3991,15 @@
         <w:spacing w:line="360" w:lineRule="auto"/>
         <w:rPr>
           <w:rFonts w:cs="Times New Roman"/>
-          <w:szCs w:val="28"/>
-        </w:rPr>
-      </w:pPr>
-      <w:r>
-        <w:rPr>
-          <w:rFonts w:cs="Times New Roman"/>
-          <w:szCs w:val="28"/>
+          <w:sz w:val="26"/>
+          <w:szCs w:val="26"/>
+        </w:rPr>
+      </w:pPr>
+      <w:r>
+        <w:rPr>
+          <w:rFonts w:cs="Times New Roman"/>
+          <w:sz w:val="26"/>
+          <w:szCs w:val="26"/>
         </w:rPr>
         <w:t>Thực thể Khách hàng (customers / users): Lưu trữ thông tin định danh, tài khoản đăng nhập, mật khẩu đã băm và phân quyền người dùng.</w:t>
       </w:r>
@@ -3375,29 +4014,23 @@
         <w:spacing w:line="360" w:lineRule="auto"/>
         <w:rPr>
           <w:rFonts w:cs="Times New Roman"/>
-          <w:szCs w:val="28"/>
-        </w:rPr>
-      </w:pPr>
-      <w:r>
-        <w:rPr>
-          <w:rFonts w:cs="Times New Roman"/>
-          <w:szCs w:val="28"/>
-        </w:rPr>
-        <w:t>Thực thể Danh mục (categories): Quản lý các nhóm phân loại sản phẩm theo cấu tr</w:t>
-      </w:r>
-      <w:bookmarkStart w:id="0" w:name="_GoBack"/>
-      <w:bookmarkEnd w:id="0"/>
-      <w:r>
-        <w:rPr>
-          <w:rFonts w:cs="Times New Roman"/>
-          <w:szCs w:val="28"/>
-        </w:rPr>
-        <w:t>úc phân cấp hoặc danh mục</w:t>
-      </w:r>
-      <w:r>
-        <w:rPr>
-          <w:rFonts w:cs="Times New Roman"/>
-          <w:szCs w:val="28"/>
+          <w:sz w:val="26"/>
+          <w:szCs w:val="26"/>
+        </w:rPr>
+      </w:pPr>
+      <w:r>
+        <w:rPr>
+          <w:rFonts w:cs="Times New Roman"/>
+          <w:sz w:val="26"/>
+          <w:szCs w:val="26"/>
+        </w:rPr>
+        <w:t>Thực thể Danh mục (categories): Quản lý các nhóm phân loại sản phẩm theo cấu trúc phân cấp hoặc danh mục</w:t>
+      </w:r>
+      <w:r>
+        <w:rPr>
+          <w:rFonts w:cs="Times New Roman"/>
+          <w:sz w:val="26"/>
+          <w:szCs w:val="26"/>
         </w:rPr>
         <w:t xml:space="preserve"> đơn.</w:t>
       </w:r>
@@ -3412,20 +4045,23 @@
         <w:spacing w:line="360" w:lineRule="auto"/>
         <w:rPr>
           <w:rFonts w:cs="Times New Roman"/>
-          <w:szCs w:val="28"/>
-        </w:rPr>
-      </w:pPr>
-      <w:r>
-        <w:rPr>
-          <w:rFonts w:cs="Times New Roman"/>
-          <w:szCs w:val="28"/>
+          <w:sz w:val="26"/>
+          <w:szCs w:val="26"/>
+        </w:rPr>
+      </w:pPr>
+      <w:r>
+        <w:rPr>
+          <w:rFonts w:cs="Times New Roman"/>
+          <w:sz w:val="26"/>
+          <w:szCs w:val="26"/>
         </w:rPr>
         <w:t>Thực thể Nhà cung cấp (suppliers): Lưu trữ thông tin đối tác cung ứng hàng hóa cho hệ thố</w:t>
       </w:r>
       <w:r>
         <w:rPr>
           <w:rFonts w:cs="Times New Roman"/>
-          <w:szCs w:val="28"/>
+          <w:sz w:val="26"/>
+          <w:szCs w:val="26"/>
         </w:rPr>
         <w:t>ng.</w:t>
       </w:r>
@@ -3440,20 +4076,23 @@
         <w:spacing w:line="360" w:lineRule="auto"/>
         <w:rPr>
           <w:rFonts w:cs="Times New Roman"/>
-          <w:szCs w:val="28"/>
-        </w:rPr>
-      </w:pPr>
-      <w:r>
-        <w:rPr>
-          <w:rFonts w:cs="Times New Roman"/>
-          <w:szCs w:val="28"/>
+          <w:sz w:val="26"/>
+          <w:szCs w:val="26"/>
+        </w:rPr>
+      </w:pPr>
+      <w:r>
+        <w:rPr>
+          <w:rFonts w:cs="Times New Roman"/>
+          <w:sz w:val="26"/>
+          <w:szCs w:val="26"/>
         </w:rPr>
         <w:t>Thực thể Sản phẩm (products): Lưu trữ thông tin chi tiết hàng hóa bao gồm mã SKU, tên sản phẩm, đơn vị tính, giá bán, số lượng tồn kho và mô tả</w:t>
       </w:r>
       <w:r>
         <w:rPr>
           <w:rFonts w:cs="Times New Roman"/>
-          <w:szCs w:val="28"/>
+          <w:sz w:val="26"/>
+          <w:szCs w:val="26"/>
         </w:rPr>
         <w:t>.</w:t>
       </w:r>
@@ -3468,20 +4107,23 @@
         <w:spacing w:line="360" w:lineRule="auto"/>
         <w:rPr>
           <w:rFonts w:cs="Times New Roman"/>
-          <w:szCs w:val="28"/>
-        </w:rPr>
-      </w:pPr>
-      <w:r>
-        <w:rPr>
-          <w:rFonts w:cs="Times New Roman"/>
-          <w:szCs w:val="28"/>
+          <w:sz w:val="26"/>
+          <w:szCs w:val="26"/>
+        </w:rPr>
+      </w:pPr>
+      <w:r>
+        <w:rPr>
+          <w:rFonts w:cs="Times New Roman"/>
+          <w:sz w:val="26"/>
+          <w:szCs w:val="26"/>
         </w:rPr>
         <w:t>Thực thể Hình ảnh sản phẩm (product_images): Lưu trữ hệ thống đường dẫn ảnh chính và ảnh phụ phục vụ trưng bày sản phẩ</w:t>
       </w:r>
       <w:r>
         <w:rPr>
           <w:rFonts w:cs="Times New Roman"/>
-          <w:szCs w:val="28"/>
+          <w:sz w:val="26"/>
+          <w:szCs w:val="26"/>
         </w:rPr>
         <w:t>m.</w:t>
       </w:r>
@@ -3496,20 +4138,23 @@
         <w:spacing w:line="360" w:lineRule="auto"/>
         <w:rPr>
           <w:rFonts w:cs="Times New Roman"/>
-          <w:szCs w:val="28"/>
-        </w:rPr>
-      </w:pPr>
-      <w:r>
-        <w:rPr>
-          <w:rFonts w:cs="Times New Roman"/>
-          <w:szCs w:val="28"/>
+          <w:sz w:val="26"/>
+          <w:szCs w:val="26"/>
+        </w:rPr>
+      </w:pPr>
+      <w:r>
+        <w:rPr>
+          <w:rFonts w:cs="Times New Roman"/>
+          <w:sz w:val="26"/>
+          <w:szCs w:val="26"/>
         </w:rPr>
         <w:t>Thực thể Đơn vị vận chuyển (shippers): Quản lý thông tin các đơn vị giao hàng đố</w:t>
       </w:r>
       <w:r>
         <w:rPr>
           <w:rFonts w:cs="Times New Roman"/>
-          <w:szCs w:val="28"/>
+          <w:sz w:val="26"/>
+          <w:szCs w:val="26"/>
         </w:rPr>
         <w:t>i tác.</w:t>
       </w:r>
@@ -3524,31 +4169,50 @@
         <w:spacing w:line="360" w:lineRule="auto"/>
         <w:rPr>
           <w:rFonts w:cs="Times New Roman"/>
-          <w:szCs w:val="28"/>
-        </w:rPr>
-      </w:pPr>
-      <w:r>
-        <w:rPr>
-          <w:rFonts w:cs="Times New Roman"/>
-          <w:szCs w:val="28"/>
-        </w:rPr>
-        <w:t>Thực thể Đơn hàng (orders) và Chi tiết đơn hàng (orderdetail): Ghi nhận thông tin tổng quan đơn hàng của khách hàng cùng danh sách sản phẩm, số lượng và đơn giá tại thời điểm mua, thiết lập mối quan hệ một-nhiều chặt chẽ thông qua khóa ngoại.</w:t>
+          <w:sz w:val="26"/>
+          <w:szCs w:val="26"/>
+        </w:rPr>
+      </w:pPr>
+      <w:r>
+        <w:rPr>
+          <w:rFonts w:cs="Times New Roman"/>
+          <w:sz w:val="26"/>
+          <w:szCs w:val="26"/>
+        </w:rPr>
+        <w:t xml:space="preserve">Thực thể Đơn hàng (orders) và Chi tiết đơn hàng (orderdetail): Ghi nhận thông tin tổng quan đơn hàng của khách hàng cùng danh sách sản phẩm, số </w:t>
+      </w:r>
+      <w:r>
+        <w:rPr>
+          <w:rFonts w:cs="Times New Roman"/>
+          <w:sz w:val="26"/>
+          <w:szCs w:val="26"/>
+        </w:rPr>
+        <w:lastRenderedPageBreak/>
+        <w:t>lượng và đơn giá tại thời điểm mua, thiết lập mối quan hệ một-nhiều chặt chẽ thông qua khóa ngoại.</w:t>
       </w:r>
     </w:p>
     <w:p>
       <w:pPr>
         <w:pStyle w:val="Heading3"/>
         <w:rPr>
+          <w:rFonts w:cs="Times New Roman"/>
+          <w:szCs w:val="26"/>
           <w:lang w:val="vi-VN"/>
         </w:rPr>
       </w:pPr>
       <w:r>
         <w:rPr>
+          <w:rFonts w:cs="Times New Roman"/>
+          <w:szCs w:val="26"/>
           <w:lang w:val="vi-VN"/>
         </w:rPr>
         <w:t xml:space="preserve">Quản lý </w:t>
       </w:r>
       <w:r>
+        <w:rPr>
+          <w:rFonts w:cs="Times New Roman"/>
+          <w:szCs w:val="26"/>
+        </w:rPr>
         <w:t>khách hàng</w:t>
       </w:r>
     </w:p>
@@ -3576,11 +4240,11 @@
         <w:tblLook w:val="04A0" w:firstRow="1" w:lastRow="0" w:firstColumn="1" w:lastColumn="0" w:noHBand="0" w:noVBand="1"/>
       </w:tblPr>
       <w:tblGrid>
-        <w:gridCol w:w="696"/>
-        <w:gridCol w:w="1931"/>
-        <w:gridCol w:w="2144"/>
-        <w:gridCol w:w="2774"/>
-        <w:gridCol w:w="1233"/>
+        <w:gridCol w:w="708"/>
+        <w:gridCol w:w="1902"/>
+        <w:gridCol w:w="2051"/>
+        <w:gridCol w:w="2650"/>
+        <w:gridCol w:w="1467"/>
       </w:tblGrid>
       <w:tr>
         <w:trPr>
@@ -3721,7 +4385,19 @@
             <w:vAlign w:val="top"/>
           </w:tcPr>
           <w:p>
-            <w:r>
+            <w:pPr>
+              <w:rPr>
+                <w:rFonts w:cs="Times New Roman"/>
+                <w:sz w:val="26"/>
+                <w:szCs w:val="26"/>
+              </w:rPr>
+            </w:pPr>
+            <w:r>
+              <w:rPr>
+                <w:rFonts w:cs="Times New Roman"/>
+                <w:sz w:val="26"/>
+                <w:szCs w:val="26"/>
+              </w:rPr>
               <w:t>1</w:t>
             </w:r>
           </w:p>
@@ -3735,8 +4411,18 @@
             <w:pPr>
               <w:jc w:val="center"/>
               <w:cnfStyle w:val="000000000000" w:firstRow="0" w:lastRow="0" w:firstColumn="0" w:lastColumn="0" w:oddVBand="0" w:evenVBand="0" w:oddHBand="0" w:evenHBand="0" w:firstRowFirstColumn="0" w:firstRowLastColumn="0" w:lastRowFirstColumn="0" w:lastRowLastColumn="0"/>
-            </w:pPr>
-            <w:r>
+              <w:rPr>
+                <w:rFonts w:cs="Times New Roman"/>
+                <w:sz w:val="26"/>
+                <w:szCs w:val="26"/>
+              </w:rPr>
+            </w:pPr>
+            <w:r>
+              <w:rPr>
+                <w:rFonts w:cs="Times New Roman"/>
+                <w:sz w:val="26"/>
+                <w:szCs w:val="26"/>
+              </w:rPr>
               <w:t>CustomerID</w:t>
             </w:r>
           </w:p>
@@ -3750,8 +4436,18 @@
             <w:pPr>
               <w:jc w:val="center"/>
               <w:cnfStyle w:val="000000000000" w:firstRow="0" w:lastRow="0" w:firstColumn="0" w:lastColumn="0" w:oddVBand="0" w:evenVBand="0" w:oddHBand="0" w:evenHBand="0" w:firstRowFirstColumn="0" w:firstRowLastColumn="0" w:lastRowFirstColumn="0" w:lastRowLastColumn="0"/>
-            </w:pPr>
-            <w:r>
+              <w:rPr>
+                <w:rFonts w:cs="Times New Roman"/>
+                <w:sz w:val="26"/>
+                <w:szCs w:val="26"/>
+              </w:rPr>
+            </w:pPr>
+            <w:r>
+              <w:rPr>
+                <w:rFonts w:cs="Times New Roman"/>
+                <w:sz w:val="26"/>
+                <w:szCs w:val="26"/>
+              </w:rPr>
               <w:t>INT</w:t>
             </w:r>
           </w:p>
@@ -3765,8 +4461,18 @@
             <w:pPr>
               <w:jc w:val="center"/>
               <w:cnfStyle w:val="000000000000" w:firstRow="0" w:lastRow="0" w:firstColumn="0" w:lastColumn="0" w:oddVBand="0" w:evenVBand="0" w:oddHBand="0" w:evenHBand="0" w:firstRowFirstColumn="0" w:firstRowLastColumn="0" w:lastRowFirstColumn="0" w:lastRowLastColumn="0"/>
-            </w:pPr>
-            <w:r>
+              <w:rPr>
+                <w:rFonts w:cs="Times New Roman"/>
+                <w:sz w:val="26"/>
+                <w:szCs w:val="26"/>
+              </w:rPr>
+            </w:pPr>
+            <w:r>
+              <w:rPr>
+                <w:rFonts w:cs="Times New Roman"/>
+                <w:sz w:val="26"/>
+                <w:szCs w:val="26"/>
+              </w:rPr>
               <w:t>AUTO_INCREMENT, PRIMARY KEY</w:t>
             </w:r>
           </w:p>
@@ -3780,8 +4486,18 @@
             <w:pPr>
               <w:jc w:val="center"/>
               <w:cnfStyle w:val="000000000000" w:firstRow="0" w:lastRow="0" w:firstColumn="0" w:lastColumn="0" w:oddVBand="0" w:evenVBand="0" w:oddHBand="0" w:evenHBand="0" w:firstRowFirstColumn="0" w:firstRowLastColumn="0" w:lastRowFirstColumn="0" w:lastRowLastColumn="0"/>
-            </w:pPr>
-            <w:r>
+              <w:rPr>
+                <w:rFonts w:cs="Times New Roman"/>
+                <w:sz w:val="26"/>
+                <w:szCs w:val="26"/>
+              </w:rPr>
+            </w:pPr>
+            <w:r>
+              <w:rPr>
+                <w:rFonts w:cs="Times New Roman"/>
+                <w:sz w:val="26"/>
+                <w:szCs w:val="26"/>
+              </w:rPr>
               <w:t>Mã định danh khách hàng</w:t>
             </w:r>
           </w:p>
@@ -3795,8 +4511,19 @@
             <w:vAlign w:val="top"/>
           </w:tcPr>
           <w:p>
-            <w:r>
-              <w:lastRenderedPageBreak/>
+            <w:pPr>
+              <w:rPr>
+                <w:rFonts w:cs="Times New Roman"/>
+                <w:sz w:val="26"/>
+                <w:szCs w:val="26"/>
+              </w:rPr>
+            </w:pPr>
+            <w:r>
+              <w:rPr>
+                <w:rFonts w:cs="Times New Roman"/>
+                <w:sz w:val="26"/>
+                <w:szCs w:val="26"/>
+              </w:rPr>
               <w:t>2</w:t>
             </w:r>
           </w:p>
@@ -3810,8 +4537,18 @@
             <w:pPr>
               <w:jc w:val="center"/>
               <w:cnfStyle w:val="000000000000" w:firstRow="0" w:lastRow="0" w:firstColumn="0" w:lastColumn="0" w:oddVBand="0" w:evenVBand="0" w:oddHBand="0" w:evenHBand="0" w:firstRowFirstColumn="0" w:firstRowLastColumn="0" w:lastRowFirstColumn="0" w:lastRowLastColumn="0"/>
-            </w:pPr>
-            <w:r>
+              <w:rPr>
+                <w:rFonts w:cs="Times New Roman"/>
+                <w:sz w:val="26"/>
+                <w:szCs w:val="26"/>
+              </w:rPr>
+            </w:pPr>
+            <w:r>
+              <w:rPr>
+                <w:rFonts w:cs="Times New Roman"/>
+                <w:sz w:val="26"/>
+                <w:szCs w:val="26"/>
+              </w:rPr>
               <w:t>CustomerName</w:t>
             </w:r>
           </w:p>
@@ -3825,8 +4562,18 @@
             <w:pPr>
               <w:jc w:val="center"/>
               <w:cnfStyle w:val="000000000000" w:firstRow="0" w:lastRow="0" w:firstColumn="0" w:lastColumn="0" w:oddVBand="0" w:evenVBand="0" w:oddHBand="0" w:evenHBand="0" w:firstRowFirstColumn="0" w:firstRowLastColumn="0" w:lastRowFirstColumn="0" w:lastRowLastColumn="0"/>
-            </w:pPr>
-            <w:r>
+              <w:rPr>
+                <w:rFonts w:cs="Times New Roman"/>
+                <w:sz w:val="26"/>
+                <w:szCs w:val="26"/>
+              </w:rPr>
+            </w:pPr>
+            <w:r>
+              <w:rPr>
+                <w:rFonts w:cs="Times New Roman"/>
+                <w:sz w:val="26"/>
+                <w:szCs w:val="26"/>
+              </w:rPr>
               <w:t>VARCHAR(100)</w:t>
             </w:r>
           </w:p>
@@ -3840,8 +4587,18 @@
             <w:pPr>
               <w:jc w:val="center"/>
               <w:cnfStyle w:val="000000000000" w:firstRow="0" w:lastRow="0" w:firstColumn="0" w:lastColumn="0" w:oddVBand="0" w:evenVBand="0" w:oddHBand="0" w:evenHBand="0" w:firstRowFirstColumn="0" w:firstRowLastColumn="0" w:lastRowFirstColumn="0" w:lastRowLastColumn="0"/>
-            </w:pPr>
-            <w:r>
+              <w:rPr>
+                <w:rFonts w:cs="Times New Roman"/>
+                <w:sz w:val="26"/>
+                <w:szCs w:val="26"/>
+              </w:rPr>
+            </w:pPr>
+            <w:r>
+              <w:rPr>
+                <w:rFonts w:cs="Times New Roman"/>
+                <w:sz w:val="26"/>
+                <w:szCs w:val="26"/>
+              </w:rPr>
               <w:t>NOT NULL</w:t>
             </w:r>
           </w:p>
@@ -3855,8 +4612,18 @@
             <w:pPr>
               <w:jc w:val="center"/>
               <w:cnfStyle w:val="000000000000" w:firstRow="0" w:lastRow="0" w:firstColumn="0" w:lastColumn="0" w:oddVBand="0" w:evenVBand="0" w:oddHBand="0" w:evenHBand="0" w:firstRowFirstColumn="0" w:firstRowLastColumn="0" w:lastRowFirstColumn="0" w:lastRowLastColumn="0"/>
-            </w:pPr>
-            <w:r>
+              <w:rPr>
+                <w:rFonts w:cs="Times New Roman"/>
+                <w:sz w:val="26"/>
+                <w:szCs w:val="26"/>
+              </w:rPr>
+            </w:pPr>
+            <w:r>
+              <w:rPr>
+                <w:rFonts w:cs="Times New Roman"/>
+                <w:sz w:val="26"/>
+                <w:szCs w:val="26"/>
+              </w:rPr>
               <w:t>Tên khách hàng / Tên công ty</w:t>
             </w:r>
           </w:p>
@@ -3870,7 +4637,19 @@
             <w:vAlign w:val="top"/>
           </w:tcPr>
           <w:p>
-            <w:r>
+            <w:pPr>
+              <w:rPr>
+                <w:rFonts w:cs="Times New Roman"/>
+                <w:sz w:val="26"/>
+                <w:szCs w:val="26"/>
+              </w:rPr>
+            </w:pPr>
+            <w:r>
+              <w:rPr>
+                <w:rFonts w:cs="Times New Roman"/>
+                <w:sz w:val="26"/>
+                <w:szCs w:val="26"/>
+              </w:rPr>
               <w:t>3</w:t>
             </w:r>
           </w:p>
@@ -3884,8 +4663,18 @@
             <w:pPr>
               <w:jc w:val="center"/>
               <w:cnfStyle w:val="000000000000" w:firstRow="0" w:lastRow="0" w:firstColumn="0" w:lastColumn="0" w:oddVBand="0" w:evenVBand="0" w:oddHBand="0" w:evenHBand="0" w:firstRowFirstColumn="0" w:firstRowLastColumn="0" w:lastRowFirstColumn="0" w:lastRowLastColumn="0"/>
-            </w:pPr>
-            <w:r>
+              <w:rPr>
+                <w:rFonts w:cs="Times New Roman"/>
+                <w:sz w:val="26"/>
+                <w:szCs w:val="26"/>
+              </w:rPr>
+            </w:pPr>
+            <w:r>
+              <w:rPr>
+                <w:rFonts w:cs="Times New Roman"/>
+                <w:sz w:val="26"/>
+                <w:szCs w:val="26"/>
+              </w:rPr>
               <w:t>ContactName</w:t>
             </w:r>
           </w:p>
@@ -3899,8 +4688,18 @@
             <w:pPr>
               <w:jc w:val="center"/>
               <w:cnfStyle w:val="000000000000" w:firstRow="0" w:lastRow="0" w:firstColumn="0" w:lastColumn="0" w:oddVBand="0" w:evenVBand="0" w:oddHBand="0" w:evenHBand="0" w:firstRowFirstColumn="0" w:firstRowLastColumn="0" w:lastRowFirstColumn="0" w:lastRowLastColumn="0"/>
-            </w:pPr>
-            <w:r>
+              <w:rPr>
+                <w:rFonts w:cs="Times New Roman"/>
+                <w:sz w:val="26"/>
+                <w:szCs w:val="26"/>
+              </w:rPr>
+            </w:pPr>
+            <w:r>
+              <w:rPr>
+                <w:rFonts w:cs="Times New Roman"/>
+                <w:sz w:val="26"/>
+                <w:szCs w:val="26"/>
+              </w:rPr>
               <w:t>VARCHAR(100)</w:t>
             </w:r>
           </w:p>
@@ -3914,8 +4713,18 @@
             <w:pPr>
               <w:jc w:val="center"/>
               <w:cnfStyle w:val="000000000000" w:firstRow="0" w:lastRow="0" w:firstColumn="0" w:lastColumn="0" w:oddVBand="0" w:evenVBand="0" w:oddHBand="0" w:evenHBand="0" w:firstRowFirstColumn="0" w:firstRowLastColumn="0" w:lastRowFirstColumn="0" w:lastRowLastColumn="0"/>
-            </w:pPr>
-            <w:r>
+              <w:rPr>
+                <w:rFonts w:cs="Times New Roman"/>
+                <w:sz w:val="26"/>
+                <w:szCs w:val="26"/>
+              </w:rPr>
+            </w:pPr>
+            <w:r>
+              <w:rPr>
+                <w:rFonts w:cs="Times New Roman"/>
+                <w:sz w:val="26"/>
+                <w:szCs w:val="26"/>
+              </w:rPr>
               <w:t>NULL</w:t>
             </w:r>
           </w:p>
@@ -3929,8 +4738,18 @@
             <w:pPr>
               <w:jc w:val="center"/>
               <w:cnfStyle w:val="000000000000" w:firstRow="0" w:lastRow="0" w:firstColumn="0" w:lastColumn="0" w:oddVBand="0" w:evenVBand="0" w:oddHBand="0" w:evenHBand="0" w:firstRowFirstColumn="0" w:firstRowLastColumn="0" w:lastRowFirstColumn="0" w:lastRowLastColumn="0"/>
-            </w:pPr>
-            <w:r>
+              <w:rPr>
+                <w:rFonts w:cs="Times New Roman"/>
+                <w:sz w:val="26"/>
+                <w:szCs w:val="26"/>
+              </w:rPr>
+            </w:pPr>
+            <w:r>
+              <w:rPr>
+                <w:rFonts w:cs="Times New Roman"/>
+                <w:sz w:val="26"/>
+                <w:szCs w:val="26"/>
+              </w:rPr>
               <w:t>Tên người liên hệ</w:t>
             </w:r>
           </w:p>
@@ -3944,7 +4763,19 @@
             <w:vAlign w:val="top"/>
           </w:tcPr>
           <w:p>
-            <w:r>
+            <w:pPr>
+              <w:rPr>
+                <w:rFonts w:cs="Times New Roman"/>
+                <w:sz w:val="26"/>
+                <w:szCs w:val="26"/>
+              </w:rPr>
+            </w:pPr>
+            <w:r>
+              <w:rPr>
+                <w:rFonts w:cs="Times New Roman"/>
+                <w:sz w:val="26"/>
+                <w:szCs w:val="26"/>
+              </w:rPr>
               <w:t>4</w:t>
             </w:r>
           </w:p>
@@ -3958,8 +4789,18 @@
             <w:pPr>
               <w:jc w:val="center"/>
               <w:cnfStyle w:val="000000000000" w:firstRow="0" w:lastRow="0" w:firstColumn="0" w:lastColumn="0" w:oddVBand="0" w:evenVBand="0" w:oddHBand="0" w:evenHBand="0" w:firstRowFirstColumn="0" w:firstRowLastColumn="0" w:lastRowFirstColumn="0" w:lastRowLastColumn="0"/>
-            </w:pPr>
-            <w:r>
+              <w:rPr>
+                <w:rFonts w:cs="Times New Roman"/>
+                <w:sz w:val="26"/>
+                <w:szCs w:val="26"/>
+              </w:rPr>
+            </w:pPr>
+            <w:r>
+              <w:rPr>
+                <w:rFonts w:cs="Times New Roman"/>
+                <w:sz w:val="26"/>
+                <w:szCs w:val="26"/>
+              </w:rPr>
               <w:t>Address</w:t>
             </w:r>
           </w:p>
@@ -3973,8 +4814,18 @@
             <w:pPr>
               <w:jc w:val="center"/>
               <w:cnfStyle w:val="000000000000" w:firstRow="0" w:lastRow="0" w:firstColumn="0" w:lastColumn="0" w:oddVBand="0" w:evenVBand="0" w:oddHBand="0" w:evenHBand="0" w:firstRowFirstColumn="0" w:firstRowLastColumn="0" w:lastRowFirstColumn="0" w:lastRowLastColumn="0"/>
-            </w:pPr>
-            <w:r>
+              <w:rPr>
+                <w:rFonts w:cs="Times New Roman"/>
+                <w:sz w:val="26"/>
+                <w:szCs w:val="26"/>
+              </w:rPr>
+            </w:pPr>
+            <w:r>
+              <w:rPr>
+                <w:rFonts w:cs="Times New Roman"/>
+                <w:sz w:val="26"/>
+                <w:szCs w:val="26"/>
+              </w:rPr>
               <w:t>VARCHAR(200)</w:t>
             </w:r>
           </w:p>
@@ -3988,8 +4839,18 @@
             <w:pPr>
               <w:jc w:val="center"/>
               <w:cnfStyle w:val="000000000000" w:firstRow="0" w:lastRow="0" w:firstColumn="0" w:lastColumn="0" w:oddVBand="0" w:evenVBand="0" w:oddHBand="0" w:evenHBand="0" w:firstRowFirstColumn="0" w:firstRowLastColumn="0" w:lastRowFirstColumn="0" w:lastRowLastColumn="0"/>
-            </w:pPr>
-            <w:r>
+              <w:rPr>
+                <w:rFonts w:cs="Times New Roman"/>
+                <w:sz w:val="26"/>
+                <w:szCs w:val="26"/>
+              </w:rPr>
+            </w:pPr>
+            <w:r>
+              <w:rPr>
+                <w:rFonts w:cs="Times New Roman"/>
+                <w:sz w:val="26"/>
+                <w:szCs w:val="26"/>
+              </w:rPr>
               <w:t>NULL</w:t>
             </w:r>
           </w:p>
@@ -4003,8 +4864,18 @@
             <w:pPr>
               <w:jc w:val="center"/>
               <w:cnfStyle w:val="000000000000" w:firstRow="0" w:lastRow="0" w:firstColumn="0" w:lastColumn="0" w:oddVBand="0" w:evenVBand="0" w:oddHBand="0" w:evenHBand="0" w:firstRowFirstColumn="0" w:firstRowLastColumn="0" w:lastRowFirstColumn="0" w:lastRowLastColumn="0"/>
-            </w:pPr>
-            <w:r>
+              <w:rPr>
+                <w:rFonts w:cs="Times New Roman"/>
+                <w:sz w:val="26"/>
+                <w:szCs w:val="26"/>
+              </w:rPr>
+            </w:pPr>
+            <w:r>
+              <w:rPr>
+                <w:rFonts w:cs="Times New Roman"/>
+                <w:sz w:val="26"/>
+                <w:szCs w:val="26"/>
+              </w:rPr>
               <w:t>Địa chỉ</w:t>
             </w:r>
           </w:p>
@@ -4018,7 +4889,19 @@
             <w:vAlign w:val="top"/>
           </w:tcPr>
           <w:p>
-            <w:r>
+            <w:pPr>
+              <w:rPr>
+                <w:rFonts w:cs="Times New Roman"/>
+                <w:sz w:val="26"/>
+                <w:szCs w:val="26"/>
+              </w:rPr>
+            </w:pPr>
+            <w:r>
+              <w:rPr>
+                <w:rFonts w:cs="Times New Roman"/>
+                <w:sz w:val="26"/>
+                <w:szCs w:val="26"/>
+              </w:rPr>
               <w:t>5</w:t>
             </w:r>
           </w:p>
@@ -4032,8 +4915,18 @@
             <w:pPr>
               <w:jc w:val="center"/>
               <w:cnfStyle w:val="000000000000" w:firstRow="0" w:lastRow="0" w:firstColumn="0" w:lastColumn="0" w:oddVBand="0" w:evenVBand="0" w:oddHBand="0" w:evenHBand="0" w:firstRowFirstColumn="0" w:firstRowLastColumn="0" w:lastRowFirstColumn="0" w:lastRowLastColumn="0"/>
-            </w:pPr>
-            <w:r>
+              <w:rPr>
+                <w:rFonts w:cs="Times New Roman"/>
+                <w:sz w:val="26"/>
+                <w:szCs w:val="26"/>
+              </w:rPr>
+            </w:pPr>
+            <w:r>
+              <w:rPr>
+                <w:rFonts w:cs="Times New Roman"/>
+                <w:sz w:val="26"/>
+                <w:szCs w:val="26"/>
+              </w:rPr>
               <w:t>City</w:t>
             </w:r>
           </w:p>
@@ -4047,8 +4940,18 @@
             <w:pPr>
               <w:jc w:val="center"/>
               <w:cnfStyle w:val="000000000000" w:firstRow="0" w:lastRow="0" w:firstColumn="0" w:lastColumn="0" w:oddVBand="0" w:evenVBand="0" w:oddHBand="0" w:evenHBand="0" w:firstRowFirstColumn="0" w:firstRowLastColumn="0" w:lastRowFirstColumn="0" w:lastRowLastColumn="0"/>
-            </w:pPr>
-            <w:r>
+              <w:rPr>
+                <w:rFonts w:cs="Times New Roman"/>
+                <w:sz w:val="26"/>
+                <w:szCs w:val="26"/>
+              </w:rPr>
+            </w:pPr>
+            <w:r>
+              <w:rPr>
+                <w:rFonts w:cs="Times New Roman"/>
+                <w:sz w:val="26"/>
+                <w:szCs w:val="26"/>
+              </w:rPr>
               <w:t>VARCHAR(100)</w:t>
             </w:r>
           </w:p>
@@ -4062,8 +4965,18 @@
             <w:pPr>
               <w:jc w:val="center"/>
               <w:cnfStyle w:val="000000000000" w:firstRow="0" w:lastRow="0" w:firstColumn="0" w:lastColumn="0" w:oddVBand="0" w:evenVBand="0" w:oddHBand="0" w:evenHBand="0" w:firstRowFirstColumn="0" w:firstRowLastColumn="0" w:lastRowFirstColumn="0" w:lastRowLastColumn="0"/>
-            </w:pPr>
-            <w:r>
+              <w:rPr>
+                <w:rFonts w:cs="Times New Roman"/>
+                <w:sz w:val="26"/>
+                <w:szCs w:val="26"/>
+              </w:rPr>
+            </w:pPr>
+            <w:r>
+              <w:rPr>
+                <w:rFonts w:cs="Times New Roman"/>
+                <w:sz w:val="26"/>
+                <w:szCs w:val="26"/>
+              </w:rPr>
               <w:t>NULL</w:t>
             </w:r>
           </w:p>
@@ -4077,8 +4990,18 @@
             <w:pPr>
               <w:jc w:val="center"/>
               <w:cnfStyle w:val="000000000000" w:firstRow="0" w:lastRow="0" w:firstColumn="0" w:lastColumn="0" w:oddVBand="0" w:evenVBand="0" w:oddHBand="0" w:evenHBand="0" w:firstRowFirstColumn="0" w:firstRowLastColumn="0" w:lastRowFirstColumn="0" w:lastRowLastColumn="0"/>
-            </w:pPr>
-            <w:r>
+              <w:rPr>
+                <w:rFonts w:cs="Times New Roman"/>
+                <w:sz w:val="26"/>
+                <w:szCs w:val="26"/>
+              </w:rPr>
+            </w:pPr>
+            <w:r>
+              <w:rPr>
+                <w:rFonts w:cs="Times New Roman"/>
+                <w:sz w:val="26"/>
+                <w:szCs w:val="26"/>
+              </w:rPr>
               <w:t>Thành phố</w:t>
             </w:r>
           </w:p>
@@ -4092,7 +5015,19 @@
             <w:vAlign w:val="top"/>
           </w:tcPr>
           <w:p>
-            <w:r>
+            <w:pPr>
+              <w:rPr>
+                <w:rFonts w:cs="Times New Roman"/>
+                <w:sz w:val="26"/>
+                <w:szCs w:val="26"/>
+              </w:rPr>
+            </w:pPr>
+            <w:r>
+              <w:rPr>
+                <w:rFonts w:cs="Times New Roman"/>
+                <w:sz w:val="26"/>
+                <w:szCs w:val="26"/>
+              </w:rPr>
               <w:t>6</w:t>
             </w:r>
           </w:p>
@@ -4106,8 +5041,18 @@
             <w:pPr>
               <w:jc w:val="center"/>
               <w:cnfStyle w:val="000000000000" w:firstRow="0" w:lastRow="0" w:firstColumn="0" w:lastColumn="0" w:oddVBand="0" w:evenVBand="0" w:oddHBand="0" w:evenHBand="0" w:firstRowFirstColumn="0" w:firstRowLastColumn="0" w:lastRowFirstColumn="0" w:lastRowLastColumn="0"/>
-            </w:pPr>
-            <w:r>
+              <w:rPr>
+                <w:rFonts w:cs="Times New Roman"/>
+                <w:sz w:val="26"/>
+                <w:szCs w:val="26"/>
+              </w:rPr>
+            </w:pPr>
+            <w:r>
+              <w:rPr>
+                <w:rFonts w:cs="Times New Roman"/>
+                <w:sz w:val="26"/>
+                <w:szCs w:val="26"/>
+              </w:rPr>
               <w:t>PostalCode</w:t>
             </w:r>
           </w:p>
@@ -4121,8 +5066,18 @@
             <w:pPr>
               <w:jc w:val="center"/>
               <w:cnfStyle w:val="000000000000" w:firstRow="0" w:lastRow="0" w:firstColumn="0" w:lastColumn="0" w:oddVBand="0" w:evenVBand="0" w:oddHBand="0" w:evenHBand="0" w:firstRowFirstColumn="0" w:firstRowLastColumn="0" w:lastRowFirstColumn="0" w:lastRowLastColumn="0"/>
-            </w:pPr>
-            <w:r>
+              <w:rPr>
+                <w:rFonts w:cs="Times New Roman"/>
+                <w:sz w:val="26"/>
+                <w:szCs w:val="26"/>
+              </w:rPr>
+            </w:pPr>
+            <w:r>
+              <w:rPr>
+                <w:rFonts w:cs="Times New Roman"/>
+                <w:sz w:val="26"/>
+                <w:szCs w:val="26"/>
+              </w:rPr>
               <w:t>VARCHAR(20)</w:t>
             </w:r>
           </w:p>
@@ -4136,8 +5091,18 @@
             <w:pPr>
               <w:jc w:val="center"/>
               <w:cnfStyle w:val="000000000000" w:firstRow="0" w:lastRow="0" w:firstColumn="0" w:lastColumn="0" w:oddVBand="0" w:evenVBand="0" w:oddHBand="0" w:evenHBand="0" w:firstRowFirstColumn="0" w:firstRowLastColumn="0" w:lastRowFirstColumn="0" w:lastRowLastColumn="0"/>
-            </w:pPr>
-            <w:r>
+              <w:rPr>
+                <w:rFonts w:cs="Times New Roman"/>
+                <w:sz w:val="26"/>
+                <w:szCs w:val="26"/>
+              </w:rPr>
+            </w:pPr>
+            <w:r>
+              <w:rPr>
+                <w:rFonts w:cs="Times New Roman"/>
+                <w:sz w:val="26"/>
+                <w:szCs w:val="26"/>
+              </w:rPr>
               <w:t>NULL</w:t>
             </w:r>
           </w:p>
@@ -4151,8 +5116,18 @@
             <w:pPr>
               <w:jc w:val="center"/>
               <w:cnfStyle w:val="000000000000" w:firstRow="0" w:lastRow="0" w:firstColumn="0" w:lastColumn="0" w:oddVBand="0" w:evenVBand="0" w:oddHBand="0" w:evenHBand="0" w:firstRowFirstColumn="0" w:firstRowLastColumn="0" w:lastRowFirstColumn="0" w:lastRowLastColumn="0"/>
-            </w:pPr>
-            <w:r>
+              <w:rPr>
+                <w:rFonts w:cs="Times New Roman"/>
+                <w:sz w:val="26"/>
+                <w:szCs w:val="26"/>
+              </w:rPr>
+            </w:pPr>
+            <w:r>
+              <w:rPr>
+                <w:rFonts w:cs="Times New Roman"/>
+                <w:sz w:val="26"/>
+                <w:szCs w:val="26"/>
+              </w:rPr>
               <w:t>Mã bưu chính</w:t>
             </w:r>
           </w:p>
@@ -4166,7 +5141,19 @@
             <w:vAlign w:val="top"/>
           </w:tcPr>
           <w:p>
-            <w:r>
+            <w:pPr>
+              <w:rPr>
+                <w:rFonts w:cs="Times New Roman"/>
+                <w:sz w:val="26"/>
+                <w:szCs w:val="26"/>
+              </w:rPr>
+            </w:pPr>
+            <w:r>
+              <w:rPr>
+                <w:rFonts w:cs="Times New Roman"/>
+                <w:sz w:val="26"/>
+                <w:szCs w:val="26"/>
+              </w:rPr>
               <w:t>7</w:t>
             </w:r>
           </w:p>
@@ -4180,8 +5167,18 @@
             <w:pPr>
               <w:jc w:val="center"/>
               <w:cnfStyle w:val="000000000000" w:firstRow="0" w:lastRow="0" w:firstColumn="0" w:lastColumn="0" w:oddVBand="0" w:evenVBand="0" w:oddHBand="0" w:evenHBand="0" w:firstRowFirstColumn="0" w:firstRowLastColumn="0" w:lastRowFirstColumn="0" w:lastRowLastColumn="0"/>
-            </w:pPr>
-            <w:r>
+              <w:rPr>
+                <w:rFonts w:cs="Times New Roman"/>
+                <w:sz w:val="26"/>
+                <w:szCs w:val="26"/>
+              </w:rPr>
+            </w:pPr>
+            <w:r>
+              <w:rPr>
+                <w:rFonts w:cs="Times New Roman"/>
+                <w:sz w:val="26"/>
+                <w:szCs w:val="26"/>
+              </w:rPr>
               <w:t>Country</w:t>
             </w:r>
           </w:p>
@@ -4195,8 +5192,18 @@
             <w:pPr>
               <w:jc w:val="center"/>
               <w:cnfStyle w:val="000000000000" w:firstRow="0" w:lastRow="0" w:firstColumn="0" w:lastColumn="0" w:oddVBand="0" w:evenVBand="0" w:oddHBand="0" w:evenHBand="0" w:firstRowFirstColumn="0" w:firstRowLastColumn="0" w:lastRowFirstColumn="0" w:lastRowLastColumn="0"/>
-            </w:pPr>
-            <w:r>
+              <w:rPr>
+                <w:rFonts w:cs="Times New Roman"/>
+                <w:sz w:val="26"/>
+                <w:szCs w:val="26"/>
+              </w:rPr>
+            </w:pPr>
+            <w:r>
+              <w:rPr>
+                <w:rFonts w:cs="Times New Roman"/>
+                <w:sz w:val="26"/>
+                <w:szCs w:val="26"/>
+              </w:rPr>
               <w:t>VARCHAR(100)</w:t>
             </w:r>
           </w:p>
@@ -4210,8 +5217,18 @@
             <w:pPr>
               <w:jc w:val="center"/>
               <w:cnfStyle w:val="000000000000" w:firstRow="0" w:lastRow="0" w:firstColumn="0" w:lastColumn="0" w:oddVBand="0" w:evenVBand="0" w:oddHBand="0" w:evenHBand="0" w:firstRowFirstColumn="0" w:firstRowLastColumn="0" w:lastRowFirstColumn="0" w:lastRowLastColumn="0"/>
-            </w:pPr>
-            <w:r>
+              <w:rPr>
+                <w:rFonts w:cs="Times New Roman"/>
+                <w:sz w:val="26"/>
+                <w:szCs w:val="26"/>
+              </w:rPr>
+            </w:pPr>
+            <w:r>
+              <w:rPr>
+                <w:rFonts w:cs="Times New Roman"/>
+                <w:sz w:val="26"/>
+                <w:szCs w:val="26"/>
+              </w:rPr>
               <w:t>NULL</w:t>
             </w:r>
           </w:p>
@@ -4225,8 +5242,18 @@
             <w:pPr>
               <w:jc w:val="center"/>
               <w:cnfStyle w:val="000000000000" w:firstRow="0" w:lastRow="0" w:firstColumn="0" w:lastColumn="0" w:oddVBand="0" w:evenVBand="0" w:oddHBand="0" w:evenHBand="0" w:firstRowFirstColumn="0" w:firstRowLastColumn="0" w:lastRowFirstColumn="0" w:lastRowLastColumn="0"/>
-            </w:pPr>
-            <w:r>
+              <w:rPr>
+                <w:rFonts w:cs="Times New Roman"/>
+                <w:sz w:val="26"/>
+                <w:szCs w:val="26"/>
+              </w:rPr>
+            </w:pPr>
+            <w:r>
+              <w:rPr>
+                <w:rFonts w:cs="Times New Roman"/>
+                <w:sz w:val="26"/>
+                <w:szCs w:val="26"/>
+              </w:rPr>
               <w:t>Quốc gia</w:t>
             </w:r>
           </w:p>
@@ -4240,7 +5267,19 @@
             <w:vAlign w:val="top"/>
           </w:tcPr>
           <w:p>
-            <w:r>
+            <w:pPr>
+              <w:rPr>
+                <w:rFonts w:cs="Times New Roman"/>
+                <w:sz w:val="26"/>
+                <w:szCs w:val="26"/>
+              </w:rPr>
+            </w:pPr>
+            <w:r>
+              <w:rPr>
+                <w:rFonts w:cs="Times New Roman"/>
+                <w:sz w:val="26"/>
+                <w:szCs w:val="26"/>
+              </w:rPr>
               <w:t>8</w:t>
             </w:r>
           </w:p>
@@ -4254,8 +5293,18 @@
             <w:pPr>
               <w:jc w:val="center"/>
               <w:cnfStyle w:val="000000000000" w:firstRow="0" w:lastRow="0" w:firstColumn="0" w:lastColumn="0" w:oddVBand="0" w:evenVBand="0" w:oddHBand="0" w:evenHBand="0" w:firstRowFirstColumn="0" w:firstRowLastColumn="0" w:lastRowFirstColumn="0" w:lastRowLastColumn="0"/>
-            </w:pPr>
-            <w:r>
+              <w:rPr>
+                <w:rFonts w:cs="Times New Roman"/>
+                <w:sz w:val="26"/>
+                <w:szCs w:val="26"/>
+              </w:rPr>
+            </w:pPr>
+            <w:r>
+              <w:rPr>
+                <w:rFonts w:cs="Times New Roman"/>
+                <w:sz w:val="26"/>
+                <w:szCs w:val="26"/>
+              </w:rPr>
               <w:t>Phone</w:t>
             </w:r>
           </w:p>
@@ -4269,8 +5318,18 @@
             <w:pPr>
               <w:jc w:val="center"/>
               <w:cnfStyle w:val="000000000000" w:firstRow="0" w:lastRow="0" w:firstColumn="0" w:lastColumn="0" w:oddVBand="0" w:evenVBand="0" w:oddHBand="0" w:evenHBand="0" w:firstRowFirstColumn="0" w:firstRowLastColumn="0" w:lastRowFirstColumn="0" w:lastRowLastColumn="0"/>
-            </w:pPr>
-            <w:r>
+              <w:rPr>
+                <w:rFonts w:cs="Times New Roman"/>
+                <w:sz w:val="26"/>
+                <w:szCs w:val="26"/>
+              </w:rPr>
+            </w:pPr>
+            <w:r>
+              <w:rPr>
+                <w:rFonts w:cs="Times New Roman"/>
+                <w:sz w:val="26"/>
+                <w:szCs w:val="26"/>
+              </w:rPr>
               <w:t>VARCHAR(20)</w:t>
             </w:r>
           </w:p>
@@ -4284,8 +5343,18 @@
             <w:pPr>
               <w:jc w:val="center"/>
               <w:cnfStyle w:val="000000000000" w:firstRow="0" w:lastRow="0" w:firstColumn="0" w:lastColumn="0" w:oddVBand="0" w:evenVBand="0" w:oddHBand="0" w:evenHBand="0" w:firstRowFirstColumn="0" w:firstRowLastColumn="0" w:lastRowFirstColumn="0" w:lastRowLastColumn="0"/>
-            </w:pPr>
-            <w:r>
+              <w:rPr>
+                <w:rFonts w:cs="Times New Roman"/>
+                <w:sz w:val="26"/>
+                <w:szCs w:val="26"/>
+              </w:rPr>
+            </w:pPr>
+            <w:r>
+              <w:rPr>
+                <w:rFonts w:cs="Times New Roman"/>
+                <w:sz w:val="26"/>
+                <w:szCs w:val="26"/>
+              </w:rPr>
               <w:t>NULL</w:t>
             </w:r>
           </w:p>
@@ -4299,8 +5368,18 @@
             <w:pPr>
               <w:jc w:val="center"/>
               <w:cnfStyle w:val="000000000000" w:firstRow="0" w:lastRow="0" w:firstColumn="0" w:lastColumn="0" w:oddVBand="0" w:evenVBand="0" w:oddHBand="0" w:evenHBand="0" w:firstRowFirstColumn="0" w:firstRowLastColumn="0" w:lastRowFirstColumn="0" w:lastRowLastColumn="0"/>
-            </w:pPr>
-            <w:r>
+              <w:rPr>
+                <w:rFonts w:cs="Times New Roman"/>
+                <w:sz w:val="26"/>
+                <w:szCs w:val="26"/>
+              </w:rPr>
+            </w:pPr>
+            <w:r>
+              <w:rPr>
+                <w:rFonts w:cs="Times New Roman"/>
+                <w:sz w:val="26"/>
+                <w:szCs w:val="26"/>
+              </w:rPr>
               <w:t>Số điện thoại</w:t>
             </w:r>
           </w:p>
@@ -4314,7 +5393,19 @@
             <w:vAlign w:val="top"/>
           </w:tcPr>
           <w:p>
-            <w:r>
+            <w:pPr>
+              <w:rPr>
+                <w:rFonts w:cs="Times New Roman"/>
+                <w:sz w:val="26"/>
+                <w:szCs w:val="26"/>
+              </w:rPr>
+            </w:pPr>
+            <w:r>
+              <w:rPr>
+                <w:rFonts w:cs="Times New Roman"/>
+                <w:sz w:val="26"/>
+                <w:szCs w:val="26"/>
+              </w:rPr>
               <w:t>9</w:t>
             </w:r>
           </w:p>
@@ -4328,8 +5419,18 @@
             <w:pPr>
               <w:jc w:val="center"/>
               <w:cnfStyle w:val="000000000000" w:firstRow="0" w:lastRow="0" w:firstColumn="0" w:lastColumn="0" w:oddVBand="0" w:evenVBand="0" w:oddHBand="0" w:evenHBand="0" w:firstRowFirstColumn="0" w:firstRowLastColumn="0" w:lastRowFirstColumn="0" w:lastRowLastColumn="0"/>
-            </w:pPr>
-            <w:r>
+              <w:rPr>
+                <w:rFonts w:cs="Times New Roman"/>
+                <w:sz w:val="26"/>
+                <w:szCs w:val="26"/>
+              </w:rPr>
+            </w:pPr>
+            <w:r>
+              <w:rPr>
+                <w:rFonts w:cs="Times New Roman"/>
+                <w:sz w:val="26"/>
+                <w:szCs w:val="26"/>
+              </w:rPr>
               <w:t>Email</w:t>
             </w:r>
           </w:p>
@@ -4343,8 +5444,18 @@
             <w:pPr>
               <w:jc w:val="center"/>
               <w:cnfStyle w:val="000000000000" w:firstRow="0" w:lastRow="0" w:firstColumn="0" w:lastColumn="0" w:oddVBand="0" w:evenVBand="0" w:oddHBand="0" w:evenHBand="0" w:firstRowFirstColumn="0" w:firstRowLastColumn="0" w:lastRowFirstColumn="0" w:lastRowLastColumn="0"/>
-            </w:pPr>
-            <w:r>
+              <w:rPr>
+                <w:rFonts w:cs="Times New Roman"/>
+                <w:sz w:val="26"/>
+                <w:szCs w:val="26"/>
+              </w:rPr>
+            </w:pPr>
+            <w:r>
+              <w:rPr>
+                <w:rFonts w:cs="Times New Roman"/>
+                <w:sz w:val="26"/>
+                <w:szCs w:val="26"/>
+              </w:rPr>
               <w:t>VARCHAR(255)</w:t>
             </w:r>
           </w:p>
@@ -4358,8 +5469,18 @@
             <w:pPr>
               <w:jc w:val="center"/>
               <w:cnfStyle w:val="000000000000" w:firstRow="0" w:lastRow="0" w:firstColumn="0" w:lastColumn="0" w:oddVBand="0" w:evenVBand="0" w:oddHBand="0" w:evenHBand="0" w:firstRowFirstColumn="0" w:firstRowLastColumn="0" w:lastRowFirstColumn="0" w:lastRowLastColumn="0"/>
-            </w:pPr>
-            <w:r>
+              <w:rPr>
+                <w:rFonts w:cs="Times New Roman"/>
+                <w:sz w:val="26"/>
+                <w:szCs w:val="26"/>
+              </w:rPr>
+            </w:pPr>
+            <w:r>
+              <w:rPr>
+                <w:rFonts w:cs="Times New Roman"/>
+                <w:sz w:val="26"/>
+                <w:szCs w:val="26"/>
+              </w:rPr>
               <w:t>UNIQUE, NULL</w:t>
             </w:r>
           </w:p>
@@ -4373,8 +5494,18 @@
             <w:pPr>
               <w:jc w:val="center"/>
               <w:cnfStyle w:val="000000000000" w:firstRow="0" w:lastRow="0" w:firstColumn="0" w:lastColumn="0" w:oddVBand="0" w:evenVBand="0" w:oddHBand="0" w:evenHBand="0" w:firstRowFirstColumn="0" w:firstRowLastColumn="0" w:lastRowFirstColumn="0" w:lastRowLastColumn="0"/>
-            </w:pPr>
-            <w:r>
+              <w:rPr>
+                <w:rFonts w:cs="Times New Roman"/>
+                <w:sz w:val="26"/>
+                <w:szCs w:val="26"/>
+              </w:rPr>
+            </w:pPr>
+            <w:r>
+              <w:rPr>
+                <w:rFonts w:cs="Times New Roman"/>
+                <w:sz w:val="26"/>
+                <w:szCs w:val="26"/>
+              </w:rPr>
               <w:t>Email đăng nhập/liên hệ (Duy nhất)</w:t>
             </w:r>
           </w:p>
@@ -4388,7 +5519,19 @@
             <w:vAlign w:val="top"/>
           </w:tcPr>
           <w:p>
-            <w:r>
+            <w:pPr>
+              <w:rPr>
+                <w:rFonts w:cs="Times New Roman"/>
+                <w:sz w:val="26"/>
+                <w:szCs w:val="26"/>
+              </w:rPr>
+            </w:pPr>
+            <w:r>
+              <w:rPr>
+                <w:rFonts w:cs="Times New Roman"/>
+                <w:sz w:val="26"/>
+                <w:szCs w:val="26"/>
+              </w:rPr>
               <w:t>10</w:t>
             </w:r>
           </w:p>
@@ -4402,8 +5545,18 @@
             <w:pPr>
               <w:jc w:val="center"/>
               <w:cnfStyle w:val="000000000000" w:firstRow="0" w:lastRow="0" w:firstColumn="0" w:lastColumn="0" w:oddVBand="0" w:evenVBand="0" w:oddHBand="0" w:evenHBand="0" w:firstRowFirstColumn="0" w:firstRowLastColumn="0" w:lastRowFirstColumn="0" w:lastRowLastColumn="0"/>
-            </w:pPr>
-            <w:r>
+              <w:rPr>
+                <w:rFonts w:cs="Times New Roman"/>
+                <w:sz w:val="26"/>
+                <w:szCs w:val="26"/>
+              </w:rPr>
+            </w:pPr>
+            <w:r>
+              <w:rPr>
+                <w:rFonts w:cs="Times New Roman"/>
+                <w:sz w:val="26"/>
+                <w:szCs w:val="26"/>
+              </w:rPr>
               <w:t>PasswordHash</w:t>
             </w:r>
           </w:p>
@@ -4417,8 +5570,18 @@
             <w:pPr>
               <w:jc w:val="center"/>
               <w:cnfStyle w:val="000000000000" w:firstRow="0" w:lastRow="0" w:firstColumn="0" w:lastColumn="0" w:oddVBand="0" w:evenVBand="0" w:oddHBand="0" w:evenHBand="0" w:firstRowFirstColumn="0" w:firstRowLastColumn="0" w:lastRowFirstColumn="0" w:lastRowLastColumn="0"/>
-            </w:pPr>
-            <w:r>
+              <w:rPr>
+                <w:rFonts w:cs="Times New Roman"/>
+                <w:sz w:val="26"/>
+                <w:szCs w:val="26"/>
+              </w:rPr>
+            </w:pPr>
+            <w:r>
+              <w:rPr>
+                <w:rFonts w:cs="Times New Roman"/>
+                <w:sz w:val="26"/>
+                <w:szCs w:val="26"/>
+              </w:rPr>
               <w:t>VARCHAR(255)</w:t>
             </w:r>
           </w:p>
@@ -4432,8 +5595,18 @@
             <w:pPr>
               <w:jc w:val="center"/>
               <w:cnfStyle w:val="000000000000" w:firstRow="0" w:lastRow="0" w:firstColumn="0" w:lastColumn="0" w:oddVBand="0" w:evenVBand="0" w:oddHBand="0" w:evenHBand="0" w:firstRowFirstColumn="0" w:firstRowLastColumn="0" w:lastRowFirstColumn="0" w:lastRowLastColumn="0"/>
-            </w:pPr>
-            <w:r>
+              <w:rPr>
+                <w:rFonts w:cs="Times New Roman"/>
+                <w:sz w:val="26"/>
+                <w:szCs w:val="26"/>
+              </w:rPr>
+            </w:pPr>
+            <w:r>
+              <w:rPr>
+                <w:rFonts w:cs="Times New Roman"/>
+                <w:sz w:val="26"/>
+                <w:szCs w:val="26"/>
+              </w:rPr>
               <w:t>NULL</w:t>
             </w:r>
           </w:p>
@@ -4447,8 +5620,18 @@
             <w:pPr>
               <w:jc w:val="center"/>
               <w:cnfStyle w:val="000000000000" w:firstRow="0" w:lastRow="0" w:firstColumn="0" w:lastColumn="0" w:oddVBand="0" w:evenVBand="0" w:oddHBand="0" w:evenHBand="0" w:firstRowFirstColumn="0" w:firstRowLastColumn="0" w:lastRowFirstColumn="0" w:lastRowLastColumn="0"/>
-            </w:pPr>
-            <w:r>
+              <w:rPr>
+                <w:rFonts w:cs="Times New Roman"/>
+                <w:sz w:val="26"/>
+                <w:szCs w:val="26"/>
+              </w:rPr>
+            </w:pPr>
+            <w:r>
+              <w:rPr>
+                <w:rFonts w:cs="Times New Roman"/>
+                <w:sz w:val="26"/>
+                <w:szCs w:val="26"/>
+              </w:rPr>
               <w:t>Mật khẩu đã mã hóa</w:t>
             </w:r>
           </w:p>
@@ -4470,11 +5653,15 @@
       <w:pPr>
         <w:pStyle w:val="Heading3"/>
         <w:rPr>
+          <w:rFonts w:cs="Times New Roman"/>
+          <w:szCs w:val="26"/>
           <w:lang w:val="vi-VN"/>
         </w:rPr>
       </w:pPr>
       <w:r>
         <w:rPr>
+          <w:rFonts w:cs="Times New Roman"/>
+          <w:szCs w:val="26"/>
           <w:lang w:val="vi-VN"/>
         </w:rPr>
         <w:lastRenderedPageBreak/>
@@ -4640,12 +5827,18 @@
           <w:p>
             <w:pPr>
               <w:rPr>
+                <w:rFonts w:cs="Times New Roman"/>
                 <w:b w:val="0"/>
-              </w:rPr>
-            </w:pPr>
-            <w:r>
-              <w:rPr>
+                <w:sz w:val="26"/>
+                <w:szCs w:val="26"/>
+              </w:rPr>
+            </w:pPr>
+            <w:r>
+              <w:rPr>
+                <w:rFonts w:cs="Times New Roman"/>
                 <w:b w:val="0"/>
+                <w:sz w:val="26"/>
+                <w:szCs w:val="26"/>
               </w:rPr>
               <w:t>1</w:t>
             </w:r>
@@ -4660,12 +5853,18 @@
             <w:pPr>
               <w:cnfStyle w:val="100000000000" w:firstRow="1" w:lastRow="0" w:firstColumn="0" w:lastColumn="0" w:oddVBand="0" w:evenVBand="0" w:oddHBand="0" w:evenHBand="0" w:firstRowFirstColumn="0" w:firstRowLastColumn="0" w:lastRowFirstColumn="0" w:lastRowLastColumn="0"/>
               <w:rPr>
+                <w:rFonts w:cs="Times New Roman"/>
                 <w:b w:val="0"/>
-              </w:rPr>
-            </w:pPr>
-            <w:r>
-              <w:rPr>
+                <w:sz w:val="26"/>
+                <w:szCs w:val="26"/>
+              </w:rPr>
+            </w:pPr>
+            <w:r>
+              <w:rPr>
+                <w:rFonts w:cs="Times New Roman"/>
                 <w:b w:val="0"/>
+                <w:sz w:val="26"/>
+                <w:szCs w:val="26"/>
               </w:rPr>
               <w:t>CategoryID</w:t>
             </w:r>
@@ -4680,12 +5879,18 @@
             <w:pPr>
               <w:cnfStyle w:val="100000000000" w:firstRow="1" w:lastRow="0" w:firstColumn="0" w:lastColumn="0" w:oddVBand="0" w:evenVBand="0" w:oddHBand="0" w:evenHBand="0" w:firstRowFirstColumn="0" w:firstRowLastColumn="0" w:lastRowFirstColumn="0" w:lastRowLastColumn="0"/>
               <w:rPr>
+                <w:rFonts w:cs="Times New Roman"/>
                 <w:b w:val="0"/>
-              </w:rPr>
-            </w:pPr>
-            <w:r>
-              <w:rPr>
+                <w:sz w:val="26"/>
+                <w:szCs w:val="26"/>
+              </w:rPr>
+            </w:pPr>
+            <w:r>
+              <w:rPr>
+                <w:rFonts w:cs="Times New Roman"/>
                 <w:b w:val="0"/>
+                <w:sz w:val="26"/>
+                <w:szCs w:val="26"/>
               </w:rPr>
               <w:t>INT</w:t>
             </w:r>
@@ -4700,12 +5905,18 @@
             <w:pPr>
               <w:cnfStyle w:val="100000000000" w:firstRow="1" w:lastRow="0" w:firstColumn="0" w:lastColumn="0" w:oddVBand="0" w:evenVBand="0" w:oddHBand="0" w:evenHBand="0" w:firstRowFirstColumn="0" w:firstRowLastColumn="0" w:lastRowFirstColumn="0" w:lastRowLastColumn="0"/>
               <w:rPr>
+                <w:rFonts w:cs="Times New Roman"/>
                 <w:b w:val="0"/>
-              </w:rPr>
-            </w:pPr>
-            <w:r>
-              <w:rPr>
+                <w:sz w:val="26"/>
+                <w:szCs w:val="26"/>
+              </w:rPr>
+            </w:pPr>
+            <w:r>
+              <w:rPr>
+                <w:rFonts w:cs="Times New Roman"/>
                 <w:b w:val="0"/>
+                <w:sz w:val="26"/>
+                <w:szCs w:val="26"/>
               </w:rPr>
               <w:t>AUTO_INCREMENT, PRIMARY KEY</w:t>
             </w:r>
@@ -4720,12 +5931,18 @@
             <w:pPr>
               <w:cnfStyle w:val="100000000000" w:firstRow="1" w:lastRow="0" w:firstColumn="0" w:lastColumn="0" w:oddVBand="0" w:evenVBand="0" w:oddHBand="0" w:evenHBand="0" w:firstRowFirstColumn="0" w:firstRowLastColumn="0" w:lastRowFirstColumn="0" w:lastRowLastColumn="0"/>
               <w:rPr>
+                <w:rFonts w:cs="Times New Roman"/>
                 <w:b w:val="0"/>
-              </w:rPr>
-            </w:pPr>
-            <w:r>
-              <w:rPr>
+                <w:sz w:val="26"/>
+                <w:szCs w:val="26"/>
+              </w:rPr>
+            </w:pPr>
+            <w:r>
+              <w:rPr>
+                <w:rFonts w:cs="Times New Roman"/>
                 <w:b w:val="0"/>
+                <w:sz w:val="26"/>
+                <w:szCs w:val="26"/>
               </w:rPr>
               <w:t>Mã định danh danh mục</w:t>
             </w:r>
@@ -4746,12 +5963,18 @@
           <w:p>
             <w:pPr>
               <w:rPr>
+                <w:rFonts w:cs="Times New Roman"/>
                 <w:b w:val="0"/>
-              </w:rPr>
-            </w:pPr>
-            <w:r>
-              <w:rPr>
+                <w:sz w:val="26"/>
+                <w:szCs w:val="26"/>
+              </w:rPr>
+            </w:pPr>
+            <w:r>
+              <w:rPr>
+                <w:rFonts w:cs="Times New Roman"/>
                 <w:b w:val="0"/>
+                <w:sz w:val="26"/>
+                <w:szCs w:val="26"/>
               </w:rPr>
               <w:t>2</w:t>
             </w:r>
@@ -4766,12 +5989,18 @@
             <w:pPr>
               <w:cnfStyle w:val="100000000000" w:firstRow="1" w:lastRow="0" w:firstColumn="0" w:lastColumn="0" w:oddVBand="0" w:evenVBand="0" w:oddHBand="0" w:evenHBand="0" w:firstRowFirstColumn="0" w:firstRowLastColumn="0" w:lastRowFirstColumn="0" w:lastRowLastColumn="0"/>
               <w:rPr>
+                <w:rFonts w:cs="Times New Roman"/>
                 <w:b w:val="0"/>
-              </w:rPr>
-            </w:pPr>
-            <w:r>
-              <w:rPr>
+                <w:sz w:val="26"/>
+                <w:szCs w:val="26"/>
+              </w:rPr>
+            </w:pPr>
+            <w:r>
+              <w:rPr>
+                <w:rFonts w:cs="Times New Roman"/>
                 <w:b w:val="0"/>
+                <w:sz w:val="26"/>
+                <w:szCs w:val="26"/>
               </w:rPr>
               <w:t>CategoryName</w:t>
             </w:r>
@@ -4786,12 +6015,18 @@
             <w:pPr>
               <w:cnfStyle w:val="100000000000" w:firstRow="1" w:lastRow="0" w:firstColumn="0" w:lastColumn="0" w:oddVBand="0" w:evenVBand="0" w:oddHBand="0" w:evenHBand="0" w:firstRowFirstColumn="0" w:firstRowLastColumn="0" w:lastRowFirstColumn="0" w:lastRowLastColumn="0"/>
               <w:rPr>
+                <w:rFonts w:cs="Times New Roman"/>
                 <w:b w:val="0"/>
-              </w:rPr>
-            </w:pPr>
-            <w:r>
-              <w:rPr>
+                <w:sz w:val="26"/>
+                <w:szCs w:val="26"/>
+              </w:rPr>
+            </w:pPr>
+            <w:r>
+              <w:rPr>
+                <w:rFonts w:cs="Times New Roman"/>
                 <w:b w:val="0"/>
+                <w:sz w:val="26"/>
+                <w:szCs w:val="26"/>
               </w:rPr>
               <w:t>VARCHAR(200)</w:t>
             </w:r>
@@ -4806,12 +6041,18 @@
             <w:pPr>
               <w:cnfStyle w:val="100000000000" w:firstRow="1" w:lastRow="0" w:firstColumn="0" w:lastColumn="0" w:oddVBand="0" w:evenVBand="0" w:oddHBand="0" w:evenHBand="0" w:firstRowFirstColumn="0" w:firstRowLastColumn="0" w:lastRowFirstColumn="0" w:lastRowLastColumn="0"/>
               <w:rPr>
+                <w:rFonts w:cs="Times New Roman"/>
                 <w:b w:val="0"/>
-              </w:rPr>
-            </w:pPr>
-            <w:r>
-              <w:rPr>
+                <w:sz w:val="26"/>
+                <w:szCs w:val="26"/>
+              </w:rPr>
+            </w:pPr>
+            <w:r>
+              <w:rPr>
+                <w:rFonts w:cs="Times New Roman"/>
                 <w:b w:val="0"/>
+                <w:sz w:val="26"/>
+                <w:szCs w:val="26"/>
               </w:rPr>
               <w:t>NOT NULL</w:t>
             </w:r>
@@ -4826,12 +6067,18 @@
             <w:pPr>
               <w:cnfStyle w:val="100000000000" w:firstRow="1" w:lastRow="0" w:firstColumn="0" w:lastColumn="0" w:oddVBand="0" w:evenVBand="0" w:oddHBand="0" w:evenHBand="0" w:firstRowFirstColumn="0" w:firstRowLastColumn="0" w:lastRowFirstColumn="0" w:lastRowLastColumn="0"/>
               <w:rPr>
+                <w:rFonts w:cs="Times New Roman"/>
                 <w:b w:val="0"/>
-              </w:rPr>
-            </w:pPr>
-            <w:r>
-              <w:rPr>
+                <w:sz w:val="26"/>
+                <w:szCs w:val="26"/>
+              </w:rPr>
+            </w:pPr>
+            <w:r>
+              <w:rPr>
+                <w:rFonts w:cs="Times New Roman"/>
                 <w:b w:val="0"/>
+                <w:sz w:val="26"/>
+                <w:szCs w:val="26"/>
               </w:rPr>
               <w:t>Tên danh mục</w:t>
             </w:r>
@@ -4852,12 +6099,18 @@
           <w:p>
             <w:pPr>
               <w:rPr>
+                <w:rFonts w:cs="Times New Roman"/>
                 <w:b w:val="0"/>
-              </w:rPr>
-            </w:pPr>
-            <w:r>
-              <w:rPr>
+                <w:sz w:val="26"/>
+                <w:szCs w:val="26"/>
+              </w:rPr>
+            </w:pPr>
+            <w:r>
+              <w:rPr>
+                <w:rFonts w:cs="Times New Roman"/>
                 <w:b w:val="0"/>
+                <w:sz w:val="26"/>
+                <w:szCs w:val="26"/>
               </w:rPr>
               <w:t>3</w:t>
             </w:r>
@@ -4872,12 +6125,18 @@
             <w:pPr>
               <w:cnfStyle w:val="100000000000" w:firstRow="1" w:lastRow="0" w:firstColumn="0" w:lastColumn="0" w:oddVBand="0" w:evenVBand="0" w:oddHBand="0" w:evenHBand="0" w:firstRowFirstColumn="0" w:firstRowLastColumn="0" w:lastRowFirstColumn="0" w:lastRowLastColumn="0"/>
               <w:rPr>
+                <w:rFonts w:cs="Times New Roman"/>
                 <w:b w:val="0"/>
-              </w:rPr>
-            </w:pPr>
-            <w:r>
-              <w:rPr>
+                <w:sz w:val="26"/>
+                <w:szCs w:val="26"/>
+              </w:rPr>
+            </w:pPr>
+            <w:r>
+              <w:rPr>
+                <w:rFonts w:cs="Times New Roman"/>
                 <w:b w:val="0"/>
+                <w:sz w:val="26"/>
+                <w:szCs w:val="26"/>
               </w:rPr>
               <w:t>Description</w:t>
             </w:r>
@@ -4892,12 +6151,18 @@
             <w:pPr>
               <w:cnfStyle w:val="100000000000" w:firstRow="1" w:lastRow="0" w:firstColumn="0" w:lastColumn="0" w:oddVBand="0" w:evenVBand="0" w:oddHBand="0" w:evenHBand="0" w:firstRowFirstColumn="0" w:firstRowLastColumn="0" w:lastRowFirstColumn="0" w:lastRowLastColumn="0"/>
               <w:rPr>
+                <w:rFonts w:cs="Times New Roman"/>
                 <w:b w:val="0"/>
-              </w:rPr>
-            </w:pPr>
-            <w:r>
-              <w:rPr>
+                <w:sz w:val="26"/>
+                <w:szCs w:val="26"/>
+              </w:rPr>
+            </w:pPr>
+            <w:r>
+              <w:rPr>
+                <w:rFonts w:cs="Times New Roman"/>
                 <w:b w:val="0"/>
+                <w:sz w:val="26"/>
+                <w:szCs w:val="26"/>
               </w:rPr>
               <w:t>TEXT</w:t>
             </w:r>
@@ -4912,12 +6177,18 @@
             <w:pPr>
               <w:cnfStyle w:val="100000000000" w:firstRow="1" w:lastRow="0" w:firstColumn="0" w:lastColumn="0" w:oddVBand="0" w:evenVBand="0" w:oddHBand="0" w:evenHBand="0" w:firstRowFirstColumn="0" w:firstRowLastColumn="0" w:lastRowFirstColumn="0" w:lastRowLastColumn="0"/>
               <w:rPr>
+                <w:rFonts w:cs="Times New Roman"/>
                 <w:b w:val="0"/>
-              </w:rPr>
-            </w:pPr>
-            <w:r>
-              <w:rPr>
+                <w:sz w:val="26"/>
+                <w:szCs w:val="26"/>
+              </w:rPr>
+            </w:pPr>
+            <w:r>
+              <w:rPr>
+                <w:rFonts w:cs="Times New Roman"/>
                 <w:b w:val="0"/>
+                <w:sz w:val="26"/>
+                <w:szCs w:val="26"/>
               </w:rPr>
               <w:t>NULL</w:t>
             </w:r>
@@ -4932,12 +6203,18 @@
             <w:pPr>
               <w:cnfStyle w:val="100000000000" w:firstRow="1" w:lastRow="0" w:firstColumn="0" w:lastColumn="0" w:oddVBand="0" w:evenVBand="0" w:oddHBand="0" w:evenHBand="0" w:firstRowFirstColumn="0" w:firstRowLastColumn="0" w:lastRowFirstColumn="0" w:lastRowLastColumn="0"/>
               <w:rPr>
+                <w:rFonts w:cs="Times New Roman"/>
                 <w:b w:val="0"/>
-              </w:rPr>
-            </w:pPr>
-            <w:r>
-              <w:rPr>
+                <w:sz w:val="26"/>
+                <w:szCs w:val="26"/>
+              </w:rPr>
+            </w:pPr>
+            <w:r>
+              <w:rPr>
+                <w:rFonts w:cs="Times New Roman"/>
                 <w:b w:val="0"/>
+                <w:sz w:val="26"/>
+                <w:szCs w:val="26"/>
               </w:rPr>
               <w:t>Mô tả chi tiết danh mục</w:t>
             </w:r>
@@ -4949,30 +6226,32 @@
       <w:pPr>
         <w:pStyle w:val="Heading3"/>
         <w:rPr>
+          <w:rFonts w:cs="Times New Roman"/>
+          <w:szCs w:val="26"/>
           <w:lang w:val="vi-VN"/>
         </w:rPr>
       </w:pPr>
       <w:r>
         <w:rPr>
-          <w:rFonts w:eastAsiaTheme="minorHAnsi" w:cstheme="minorBidi"/>
+          <w:rFonts w:eastAsiaTheme="minorHAnsi" w:cs="Times New Roman"/>
           <w:color w:val="auto"/>
-          <w:sz w:val="28"/>
-          <w:szCs w:val="22"/>
+          <w:szCs w:val="26"/>
         </w:rPr>
         <w:t>Quản</w:t>
       </w:r>
       <w:r>
         <w:rPr>
-          <w:rFonts w:eastAsiaTheme="minorHAnsi" w:cstheme="minorBidi"/>
+          <w:rFonts w:eastAsiaTheme="minorHAnsi" w:cs="Times New Roman"/>
           <w:b w:val="0"/>
           <w:color w:val="auto"/>
-          <w:sz w:val="28"/>
-          <w:szCs w:val="22"/>
+          <w:szCs w:val="26"/>
         </w:rPr>
         <w:t xml:space="preserve"> </w:t>
       </w:r>
       <w:r>
         <w:rPr>
+          <w:rFonts w:cs="Times New Roman"/>
+          <w:szCs w:val="26"/>
           <w:lang w:val="vi-VN"/>
         </w:rPr>
         <w:t>lý sản phẩm</w:t>
@@ -6403,7 +7682,6 @@
                 <w:sz w:val="26"/>
                 <w:szCs w:val="26"/>
               </w:rPr>
-              <w:lastRenderedPageBreak/>
               <w:t>11</w:t>
             </w:r>
           </w:p>
@@ -6514,16 +7792,25 @@
       <w:pPr>
         <w:pStyle w:val="Heading3"/>
         <w:rPr>
+          <w:rFonts w:cs="Times New Roman"/>
+          <w:szCs w:val="26"/>
           <w:lang w:val="vi-VN"/>
         </w:rPr>
       </w:pPr>
       <w:r>
         <w:rPr>
+          <w:rFonts w:cs="Times New Roman"/>
+          <w:szCs w:val="26"/>
           <w:lang w:val="vi-VN"/>
         </w:rPr>
+        <w:lastRenderedPageBreak/>
         <w:t xml:space="preserve">Quản lý </w:t>
       </w:r>
       <w:r>
+        <w:rPr>
+          <w:rFonts w:cs="Times New Roman"/>
+          <w:szCs w:val="26"/>
+        </w:rPr>
         <w:t>đơn vị vận chuyển</w:t>
       </w:r>
     </w:p>
@@ -6686,12 +7973,18 @@
           <w:p>
             <w:pPr>
               <w:rPr>
+                <w:rFonts w:cs="Times New Roman"/>
                 <w:b w:val="0"/>
-              </w:rPr>
-            </w:pPr>
-            <w:r>
-              <w:rPr>
+                <w:sz w:val="26"/>
+                <w:szCs w:val="26"/>
+              </w:rPr>
+            </w:pPr>
+            <w:r>
+              <w:rPr>
+                <w:rFonts w:cs="Times New Roman"/>
                 <w:b w:val="0"/>
+                <w:sz w:val="26"/>
+                <w:szCs w:val="26"/>
               </w:rPr>
               <w:t>1</w:t>
             </w:r>
@@ -6706,12 +7999,18 @@
             <w:pPr>
               <w:cnfStyle w:val="100000000000" w:firstRow="1" w:lastRow="0" w:firstColumn="0" w:lastColumn="0" w:oddVBand="0" w:evenVBand="0" w:oddHBand="0" w:evenHBand="0" w:firstRowFirstColumn="0" w:firstRowLastColumn="0" w:lastRowFirstColumn="0" w:lastRowLastColumn="0"/>
               <w:rPr>
+                <w:rFonts w:cs="Times New Roman"/>
                 <w:b w:val="0"/>
-              </w:rPr>
-            </w:pPr>
-            <w:r>
-              <w:rPr>
+                <w:sz w:val="26"/>
+                <w:szCs w:val="26"/>
+              </w:rPr>
+            </w:pPr>
+            <w:r>
+              <w:rPr>
+                <w:rFonts w:cs="Times New Roman"/>
                 <w:b w:val="0"/>
+                <w:sz w:val="26"/>
+                <w:szCs w:val="26"/>
               </w:rPr>
               <w:t>ShipperID</w:t>
             </w:r>
@@ -6726,12 +8025,18 @@
             <w:pPr>
               <w:cnfStyle w:val="100000000000" w:firstRow="1" w:lastRow="0" w:firstColumn="0" w:lastColumn="0" w:oddVBand="0" w:evenVBand="0" w:oddHBand="0" w:evenHBand="0" w:firstRowFirstColumn="0" w:firstRowLastColumn="0" w:lastRowFirstColumn="0" w:lastRowLastColumn="0"/>
               <w:rPr>
+                <w:rFonts w:cs="Times New Roman"/>
                 <w:b w:val="0"/>
-              </w:rPr>
-            </w:pPr>
-            <w:r>
-              <w:rPr>
+                <w:sz w:val="26"/>
+                <w:szCs w:val="26"/>
+              </w:rPr>
+            </w:pPr>
+            <w:r>
+              <w:rPr>
+                <w:rFonts w:cs="Times New Roman"/>
                 <w:b w:val="0"/>
+                <w:sz w:val="26"/>
+                <w:szCs w:val="26"/>
               </w:rPr>
               <w:t>INT</w:t>
             </w:r>
@@ -6746,12 +8051,18 @@
             <w:pPr>
               <w:cnfStyle w:val="100000000000" w:firstRow="1" w:lastRow="0" w:firstColumn="0" w:lastColumn="0" w:oddVBand="0" w:evenVBand="0" w:oddHBand="0" w:evenHBand="0" w:firstRowFirstColumn="0" w:firstRowLastColumn="0" w:lastRowFirstColumn="0" w:lastRowLastColumn="0"/>
               <w:rPr>
+                <w:rFonts w:cs="Times New Roman"/>
                 <w:b w:val="0"/>
-              </w:rPr>
-            </w:pPr>
-            <w:r>
-              <w:rPr>
+                <w:sz w:val="26"/>
+                <w:szCs w:val="26"/>
+              </w:rPr>
+            </w:pPr>
+            <w:r>
+              <w:rPr>
+                <w:rFonts w:cs="Times New Roman"/>
                 <w:b w:val="0"/>
+                <w:sz w:val="26"/>
+                <w:szCs w:val="26"/>
               </w:rPr>
               <w:t>AUTO_INCREMENT, PRIMARY KEY</w:t>
             </w:r>
@@ -6766,12 +8077,18 @@
             <w:pPr>
               <w:cnfStyle w:val="100000000000" w:firstRow="1" w:lastRow="0" w:firstColumn="0" w:lastColumn="0" w:oddVBand="0" w:evenVBand="0" w:oddHBand="0" w:evenHBand="0" w:firstRowFirstColumn="0" w:firstRowLastColumn="0" w:lastRowFirstColumn="0" w:lastRowLastColumn="0"/>
               <w:rPr>
+                <w:rFonts w:cs="Times New Roman"/>
                 <w:b w:val="0"/>
-              </w:rPr>
-            </w:pPr>
-            <w:r>
-              <w:rPr>
+                <w:sz w:val="26"/>
+                <w:szCs w:val="26"/>
+              </w:rPr>
+            </w:pPr>
+            <w:r>
+              <w:rPr>
+                <w:rFonts w:cs="Times New Roman"/>
                 <w:b w:val="0"/>
+                <w:sz w:val="26"/>
+                <w:szCs w:val="26"/>
               </w:rPr>
               <w:t>Mã định danh đơn vị vận chuyển</w:t>
             </w:r>
@@ -6792,12 +8109,18 @@
           <w:p>
             <w:pPr>
               <w:rPr>
+                <w:rFonts w:cs="Times New Roman"/>
                 <w:b w:val="0"/>
-              </w:rPr>
-            </w:pPr>
-            <w:r>
-              <w:rPr>
+                <w:sz w:val="26"/>
+                <w:szCs w:val="26"/>
+              </w:rPr>
+            </w:pPr>
+            <w:r>
+              <w:rPr>
+                <w:rFonts w:cs="Times New Roman"/>
                 <w:b w:val="0"/>
+                <w:sz w:val="26"/>
+                <w:szCs w:val="26"/>
               </w:rPr>
               <w:t>2</w:t>
             </w:r>
@@ -6812,12 +8135,18 @@
             <w:pPr>
               <w:cnfStyle w:val="100000000000" w:firstRow="1" w:lastRow="0" w:firstColumn="0" w:lastColumn="0" w:oddVBand="0" w:evenVBand="0" w:oddHBand="0" w:evenHBand="0" w:firstRowFirstColumn="0" w:firstRowLastColumn="0" w:lastRowFirstColumn="0" w:lastRowLastColumn="0"/>
               <w:rPr>
+                <w:rFonts w:cs="Times New Roman"/>
                 <w:b w:val="0"/>
-              </w:rPr>
-            </w:pPr>
-            <w:r>
-              <w:rPr>
+                <w:sz w:val="26"/>
+                <w:szCs w:val="26"/>
+              </w:rPr>
+            </w:pPr>
+            <w:r>
+              <w:rPr>
+                <w:rFonts w:cs="Times New Roman"/>
                 <w:b w:val="0"/>
+                <w:sz w:val="26"/>
+                <w:szCs w:val="26"/>
               </w:rPr>
               <w:t>ShipperName</w:t>
             </w:r>
@@ -6832,12 +8161,18 @@
             <w:pPr>
               <w:cnfStyle w:val="100000000000" w:firstRow="1" w:lastRow="0" w:firstColumn="0" w:lastColumn="0" w:oddVBand="0" w:evenVBand="0" w:oddHBand="0" w:evenHBand="0" w:firstRowFirstColumn="0" w:firstRowLastColumn="0" w:lastRowFirstColumn="0" w:lastRowLastColumn="0"/>
               <w:rPr>
+                <w:rFonts w:cs="Times New Roman"/>
                 <w:b w:val="0"/>
-              </w:rPr>
-            </w:pPr>
-            <w:r>
-              <w:rPr>
+                <w:sz w:val="26"/>
+                <w:szCs w:val="26"/>
+              </w:rPr>
+            </w:pPr>
+            <w:r>
+              <w:rPr>
+                <w:rFonts w:cs="Times New Roman"/>
                 <w:b w:val="0"/>
+                <w:sz w:val="26"/>
+                <w:szCs w:val="26"/>
               </w:rPr>
               <w:t>VARCHAR(100)</w:t>
             </w:r>
@@ -6852,12 +8187,18 @@
             <w:pPr>
               <w:cnfStyle w:val="100000000000" w:firstRow="1" w:lastRow="0" w:firstColumn="0" w:lastColumn="0" w:oddVBand="0" w:evenVBand="0" w:oddHBand="0" w:evenHBand="0" w:firstRowFirstColumn="0" w:firstRowLastColumn="0" w:lastRowFirstColumn="0" w:lastRowLastColumn="0"/>
               <w:rPr>
+                <w:rFonts w:cs="Times New Roman"/>
                 <w:b w:val="0"/>
-              </w:rPr>
-            </w:pPr>
-            <w:r>
-              <w:rPr>
+                <w:sz w:val="26"/>
+                <w:szCs w:val="26"/>
+              </w:rPr>
+            </w:pPr>
+            <w:r>
+              <w:rPr>
+                <w:rFonts w:cs="Times New Roman"/>
                 <w:b w:val="0"/>
+                <w:sz w:val="26"/>
+                <w:szCs w:val="26"/>
               </w:rPr>
               <w:t>NOT NULL</w:t>
             </w:r>
@@ -6872,12 +8213,18 @@
             <w:pPr>
               <w:cnfStyle w:val="100000000000" w:firstRow="1" w:lastRow="0" w:firstColumn="0" w:lastColumn="0" w:oddVBand="0" w:evenVBand="0" w:oddHBand="0" w:evenHBand="0" w:firstRowFirstColumn="0" w:firstRowLastColumn="0" w:lastRowFirstColumn="0" w:lastRowLastColumn="0"/>
               <w:rPr>
+                <w:rFonts w:cs="Times New Roman"/>
                 <w:b w:val="0"/>
-              </w:rPr>
-            </w:pPr>
-            <w:r>
-              <w:rPr>
+                <w:sz w:val="26"/>
+                <w:szCs w:val="26"/>
+              </w:rPr>
+            </w:pPr>
+            <w:r>
+              <w:rPr>
+                <w:rFonts w:cs="Times New Roman"/>
                 <w:b w:val="0"/>
+                <w:sz w:val="26"/>
+                <w:szCs w:val="26"/>
               </w:rPr>
               <w:t>Tên đơn vị vận chuyển</w:t>
             </w:r>
@@ -6898,12 +8245,18 @@
           <w:p>
             <w:pPr>
               <w:rPr>
+                <w:rFonts w:cs="Times New Roman"/>
                 <w:b w:val="0"/>
-              </w:rPr>
-            </w:pPr>
-            <w:r>
-              <w:rPr>
+                <w:sz w:val="26"/>
+                <w:szCs w:val="26"/>
+              </w:rPr>
+            </w:pPr>
+            <w:r>
+              <w:rPr>
+                <w:rFonts w:cs="Times New Roman"/>
                 <w:b w:val="0"/>
+                <w:sz w:val="26"/>
+                <w:szCs w:val="26"/>
               </w:rPr>
               <w:t>3</w:t>
             </w:r>
@@ -6918,12 +8271,18 @@
             <w:pPr>
               <w:cnfStyle w:val="100000000000" w:firstRow="1" w:lastRow="0" w:firstColumn="0" w:lastColumn="0" w:oddVBand="0" w:evenVBand="0" w:oddHBand="0" w:evenHBand="0" w:firstRowFirstColumn="0" w:firstRowLastColumn="0" w:lastRowFirstColumn="0" w:lastRowLastColumn="0"/>
               <w:rPr>
+                <w:rFonts w:cs="Times New Roman"/>
                 <w:b w:val="0"/>
-              </w:rPr>
-            </w:pPr>
-            <w:r>
-              <w:rPr>
+                <w:sz w:val="26"/>
+                <w:szCs w:val="26"/>
+              </w:rPr>
+            </w:pPr>
+            <w:r>
+              <w:rPr>
+                <w:rFonts w:cs="Times New Roman"/>
                 <w:b w:val="0"/>
+                <w:sz w:val="26"/>
+                <w:szCs w:val="26"/>
               </w:rPr>
               <w:t>Phone</w:t>
             </w:r>
@@ -6938,12 +8297,18 @@
             <w:pPr>
               <w:cnfStyle w:val="100000000000" w:firstRow="1" w:lastRow="0" w:firstColumn="0" w:lastColumn="0" w:oddVBand="0" w:evenVBand="0" w:oddHBand="0" w:evenHBand="0" w:firstRowFirstColumn="0" w:firstRowLastColumn="0" w:lastRowFirstColumn="0" w:lastRowLastColumn="0"/>
               <w:rPr>
+                <w:rFonts w:cs="Times New Roman"/>
                 <w:b w:val="0"/>
-              </w:rPr>
-            </w:pPr>
-            <w:r>
-              <w:rPr>
+                <w:sz w:val="26"/>
+                <w:szCs w:val="26"/>
+              </w:rPr>
+            </w:pPr>
+            <w:r>
+              <w:rPr>
+                <w:rFonts w:cs="Times New Roman"/>
                 <w:b w:val="0"/>
+                <w:sz w:val="26"/>
+                <w:szCs w:val="26"/>
               </w:rPr>
               <w:t>VARCHAR(20)</w:t>
             </w:r>
@@ -6958,12 +8323,18 @@
             <w:pPr>
               <w:cnfStyle w:val="100000000000" w:firstRow="1" w:lastRow="0" w:firstColumn="0" w:lastColumn="0" w:oddVBand="0" w:evenVBand="0" w:oddHBand="0" w:evenHBand="0" w:firstRowFirstColumn="0" w:firstRowLastColumn="0" w:lastRowFirstColumn="0" w:lastRowLastColumn="0"/>
               <w:rPr>
+                <w:rFonts w:cs="Times New Roman"/>
                 <w:b w:val="0"/>
-              </w:rPr>
-            </w:pPr>
-            <w:r>
-              <w:rPr>
+                <w:sz w:val="26"/>
+                <w:szCs w:val="26"/>
+              </w:rPr>
+            </w:pPr>
+            <w:r>
+              <w:rPr>
+                <w:rFonts w:cs="Times New Roman"/>
                 <w:b w:val="0"/>
+                <w:sz w:val="26"/>
+                <w:szCs w:val="26"/>
               </w:rPr>
               <w:t>NULL</w:t>
             </w:r>
@@ -6978,12 +8349,18 @@
             <w:pPr>
               <w:cnfStyle w:val="100000000000" w:firstRow="1" w:lastRow="0" w:firstColumn="0" w:lastColumn="0" w:oddVBand="0" w:evenVBand="0" w:oddHBand="0" w:evenHBand="0" w:firstRowFirstColumn="0" w:firstRowLastColumn="0" w:lastRowFirstColumn="0" w:lastRowLastColumn="0"/>
               <w:rPr>
+                <w:rFonts w:cs="Times New Roman"/>
                 <w:b w:val="0"/>
-              </w:rPr>
-            </w:pPr>
-            <w:r>
-              <w:rPr>
+                <w:sz w:val="26"/>
+                <w:szCs w:val="26"/>
+              </w:rPr>
+            </w:pPr>
+            <w:r>
+              <w:rPr>
+                <w:rFonts w:cs="Times New Roman"/>
                 <w:b w:val="0"/>
+                <w:sz w:val="26"/>
+                <w:szCs w:val="26"/>
               </w:rPr>
               <w:t>Số điện thoại liên hệ</w:t>
             </w:r>
@@ -6995,11 +8372,15 @@
       <w:pPr>
         <w:pStyle w:val="Heading3"/>
         <w:rPr>
+          <w:rFonts w:cs="Times New Roman"/>
+          <w:szCs w:val="26"/>
           <w:lang w:val="vi-VN"/>
         </w:rPr>
       </w:pPr>
       <w:r>
         <w:rPr>
+          <w:rFonts w:cs="Times New Roman"/>
+          <w:szCs w:val="26"/>
           <w:lang w:val="vi-VN"/>
         </w:rPr>
         <w:t>Quản lý sản phẩm</w:t>
@@ -7158,7 +8539,19 @@
             <w:vAlign w:val="top"/>
           </w:tcPr>
           <w:p>
-            <w:r>
+            <w:pPr>
+              <w:rPr>
+                <w:rFonts w:cs="Times New Roman"/>
+                <w:sz w:val="26"/>
+                <w:szCs w:val="26"/>
+              </w:rPr>
+            </w:pPr>
+            <w:r>
+              <w:rPr>
+                <w:rFonts w:cs="Times New Roman"/>
+                <w:sz w:val="26"/>
+                <w:szCs w:val="26"/>
+              </w:rPr>
               <w:t>1</w:t>
             </w:r>
           </w:p>
@@ -7172,8 +8565,18 @@
             <w:pPr>
               <w:jc w:val="center"/>
               <w:cnfStyle w:val="000000000000" w:firstRow="0" w:lastRow="0" w:firstColumn="0" w:lastColumn="0" w:oddVBand="0" w:evenVBand="0" w:oddHBand="0" w:evenHBand="0" w:firstRowFirstColumn="0" w:firstRowLastColumn="0" w:lastRowFirstColumn="0" w:lastRowLastColumn="0"/>
-            </w:pPr>
-            <w:r>
+              <w:rPr>
+                <w:rFonts w:cs="Times New Roman"/>
+                <w:sz w:val="26"/>
+                <w:szCs w:val="26"/>
+              </w:rPr>
+            </w:pPr>
+            <w:r>
+              <w:rPr>
+                <w:rFonts w:cs="Times New Roman"/>
+                <w:sz w:val="26"/>
+                <w:szCs w:val="26"/>
+              </w:rPr>
               <w:t>ProductID</w:t>
             </w:r>
           </w:p>
@@ -7187,8 +8590,18 @@
             <w:pPr>
               <w:jc w:val="center"/>
               <w:cnfStyle w:val="000000000000" w:firstRow="0" w:lastRow="0" w:firstColumn="0" w:lastColumn="0" w:oddVBand="0" w:evenVBand="0" w:oddHBand="0" w:evenHBand="0" w:firstRowFirstColumn="0" w:firstRowLastColumn="0" w:lastRowFirstColumn="0" w:lastRowLastColumn="0"/>
-            </w:pPr>
-            <w:r>
+              <w:rPr>
+                <w:rFonts w:cs="Times New Roman"/>
+                <w:sz w:val="26"/>
+                <w:szCs w:val="26"/>
+              </w:rPr>
+            </w:pPr>
+            <w:r>
+              <w:rPr>
+                <w:rFonts w:cs="Times New Roman"/>
+                <w:sz w:val="26"/>
+                <w:szCs w:val="26"/>
+              </w:rPr>
               <w:t>INT</w:t>
             </w:r>
           </w:p>
@@ -7202,8 +8615,18 @@
             <w:pPr>
               <w:jc w:val="center"/>
               <w:cnfStyle w:val="000000000000" w:firstRow="0" w:lastRow="0" w:firstColumn="0" w:lastColumn="0" w:oddVBand="0" w:evenVBand="0" w:oddHBand="0" w:evenHBand="0" w:firstRowFirstColumn="0" w:firstRowLastColumn="0" w:lastRowFirstColumn="0" w:lastRowLastColumn="0"/>
-            </w:pPr>
-            <w:r>
+              <w:rPr>
+                <w:rFonts w:cs="Times New Roman"/>
+                <w:sz w:val="26"/>
+                <w:szCs w:val="26"/>
+              </w:rPr>
+            </w:pPr>
+            <w:r>
+              <w:rPr>
+                <w:rFonts w:cs="Times New Roman"/>
+                <w:sz w:val="26"/>
+                <w:szCs w:val="26"/>
+              </w:rPr>
               <w:t>AUTO_INCREMENT, PRIMARY KEY</w:t>
             </w:r>
           </w:p>
@@ -7217,8 +8640,18 @@
             <w:pPr>
               <w:jc w:val="center"/>
               <w:cnfStyle w:val="000000000000" w:firstRow="0" w:lastRow="0" w:firstColumn="0" w:lastColumn="0" w:oddVBand="0" w:evenVBand="0" w:oddHBand="0" w:evenHBand="0" w:firstRowFirstColumn="0" w:firstRowLastColumn="0" w:lastRowFirstColumn="0" w:lastRowLastColumn="0"/>
-            </w:pPr>
-            <w:r>
+              <w:rPr>
+                <w:rFonts w:cs="Times New Roman"/>
+                <w:sz w:val="26"/>
+                <w:szCs w:val="26"/>
+              </w:rPr>
+            </w:pPr>
+            <w:r>
+              <w:rPr>
+                <w:rFonts w:cs="Times New Roman"/>
+                <w:sz w:val="26"/>
+                <w:szCs w:val="26"/>
+              </w:rPr>
               <w:t>Mã định danh sản phẩm</w:t>
             </w:r>
           </w:p>
@@ -7232,7 +8665,19 @@
             <w:vAlign w:val="top"/>
           </w:tcPr>
           <w:p>
-            <w:r>
+            <w:pPr>
+              <w:rPr>
+                <w:rFonts w:cs="Times New Roman"/>
+                <w:sz w:val="26"/>
+                <w:szCs w:val="26"/>
+              </w:rPr>
+            </w:pPr>
+            <w:r>
+              <w:rPr>
+                <w:rFonts w:cs="Times New Roman"/>
+                <w:sz w:val="26"/>
+                <w:szCs w:val="26"/>
+              </w:rPr>
               <w:t>2</w:t>
             </w:r>
           </w:p>
@@ -7246,8 +8691,18 @@
             <w:pPr>
               <w:jc w:val="center"/>
               <w:cnfStyle w:val="000000000000" w:firstRow="0" w:lastRow="0" w:firstColumn="0" w:lastColumn="0" w:oddVBand="0" w:evenVBand="0" w:oddHBand="0" w:evenHBand="0" w:firstRowFirstColumn="0" w:firstRowLastColumn="0" w:lastRowFirstColumn="0" w:lastRowLastColumn="0"/>
-            </w:pPr>
-            <w:r>
+              <w:rPr>
+                <w:rFonts w:cs="Times New Roman"/>
+                <w:sz w:val="26"/>
+                <w:szCs w:val="26"/>
+              </w:rPr>
+            </w:pPr>
+            <w:r>
+              <w:rPr>
+                <w:rFonts w:cs="Times New Roman"/>
+                <w:sz w:val="26"/>
+                <w:szCs w:val="26"/>
+              </w:rPr>
               <w:t>ProductCode</w:t>
             </w:r>
           </w:p>
@@ -7261,8 +8716,18 @@
             <w:pPr>
               <w:jc w:val="center"/>
               <w:cnfStyle w:val="000000000000" w:firstRow="0" w:lastRow="0" w:firstColumn="0" w:lastColumn="0" w:oddVBand="0" w:evenVBand="0" w:oddHBand="0" w:evenHBand="0" w:firstRowFirstColumn="0" w:firstRowLastColumn="0" w:lastRowFirstColumn="0" w:lastRowLastColumn="0"/>
-            </w:pPr>
-            <w:r>
+              <w:rPr>
+                <w:rFonts w:cs="Times New Roman"/>
+                <w:sz w:val="26"/>
+                <w:szCs w:val="26"/>
+              </w:rPr>
+            </w:pPr>
+            <w:r>
+              <w:rPr>
+                <w:rFonts w:cs="Times New Roman"/>
+                <w:sz w:val="26"/>
+                <w:szCs w:val="26"/>
+              </w:rPr>
               <w:t>VARCHAR(50)</w:t>
             </w:r>
           </w:p>
@@ -7276,8 +8741,18 @@
             <w:pPr>
               <w:jc w:val="center"/>
               <w:cnfStyle w:val="000000000000" w:firstRow="0" w:lastRow="0" w:firstColumn="0" w:lastColumn="0" w:oddVBand="0" w:evenVBand="0" w:oddHBand="0" w:evenHBand="0" w:firstRowFirstColumn="0" w:firstRowLastColumn="0" w:lastRowFirstColumn="0" w:lastRowLastColumn="0"/>
-            </w:pPr>
-            <w:r>
+              <w:rPr>
+                <w:rFonts w:cs="Times New Roman"/>
+                <w:sz w:val="26"/>
+                <w:szCs w:val="26"/>
+              </w:rPr>
+            </w:pPr>
+            <w:r>
+              <w:rPr>
+                <w:rFonts w:cs="Times New Roman"/>
+                <w:sz w:val="26"/>
+                <w:szCs w:val="26"/>
+              </w:rPr>
               <w:t>NOT NULL, UNIQUE</w:t>
             </w:r>
           </w:p>
@@ -7291,8 +8766,18 @@
             <w:pPr>
               <w:jc w:val="center"/>
               <w:cnfStyle w:val="000000000000" w:firstRow="0" w:lastRow="0" w:firstColumn="0" w:lastColumn="0" w:oddVBand="0" w:evenVBand="0" w:oddHBand="0" w:evenHBand="0" w:firstRowFirstColumn="0" w:firstRowLastColumn="0" w:lastRowFirstColumn="0" w:lastRowLastColumn="0"/>
-            </w:pPr>
-            <w:r>
+              <w:rPr>
+                <w:rFonts w:cs="Times New Roman"/>
+                <w:sz w:val="26"/>
+                <w:szCs w:val="26"/>
+              </w:rPr>
+            </w:pPr>
+            <w:r>
+              <w:rPr>
+                <w:rFonts w:cs="Times New Roman"/>
+                <w:sz w:val="26"/>
+                <w:szCs w:val="26"/>
+              </w:rPr>
               <w:t>Mã SKU / Mã sản phẩm (Duy nhất)</w:t>
             </w:r>
           </w:p>
@@ -7306,7 +8791,19 @@
             <w:vAlign w:val="top"/>
           </w:tcPr>
           <w:p>
-            <w:r>
+            <w:pPr>
+              <w:rPr>
+                <w:rFonts w:cs="Times New Roman"/>
+                <w:sz w:val="26"/>
+                <w:szCs w:val="26"/>
+              </w:rPr>
+            </w:pPr>
+            <w:r>
+              <w:rPr>
+                <w:rFonts w:cs="Times New Roman"/>
+                <w:sz w:val="26"/>
+                <w:szCs w:val="26"/>
+              </w:rPr>
               <w:t>3</w:t>
             </w:r>
           </w:p>
@@ -7320,8 +8817,18 @@
             <w:pPr>
               <w:jc w:val="center"/>
               <w:cnfStyle w:val="000000000000" w:firstRow="0" w:lastRow="0" w:firstColumn="0" w:lastColumn="0" w:oddVBand="0" w:evenVBand="0" w:oddHBand="0" w:evenHBand="0" w:firstRowFirstColumn="0" w:firstRowLastColumn="0" w:lastRowFirstColumn="0" w:lastRowLastColumn="0"/>
-            </w:pPr>
-            <w:r>
+              <w:rPr>
+                <w:rFonts w:cs="Times New Roman"/>
+                <w:sz w:val="26"/>
+                <w:szCs w:val="26"/>
+              </w:rPr>
+            </w:pPr>
+            <w:r>
+              <w:rPr>
+                <w:rFonts w:cs="Times New Roman"/>
+                <w:sz w:val="26"/>
+                <w:szCs w:val="26"/>
+              </w:rPr>
               <w:t>ProductName</w:t>
             </w:r>
           </w:p>
@@ -7335,8 +8842,18 @@
             <w:pPr>
               <w:jc w:val="center"/>
               <w:cnfStyle w:val="000000000000" w:firstRow="0" w:lastRow="0" w:firstColumn="0" w:lastColumn="0" w:oddVBand="0" w:evenVBand="0" w:oddHBand="0" w:evenHBand="0" w:firstRowFirstColumn="0" w:firstRowLastColumn="0" w:lastRowFirstColumn="0" w:lastRowLastColumn="0"/>
-            </w:pPr>
-            <w:r>
+              <w:rPr>
+                <w:rFonts w:cs="Times New Roman"/>
+                <w:sz w:val="26"/>
+                <w:szCs w:val="26"/>
+              </w:rPr>
+            </w:pPr>
+            <w:r>
+              <w:rPr>
+                <w:rFonts w:cs="Times New Roman"/>
+                <w:sz w:val="26"/>
+                <w:szCs w:val="26"/>
+              </w:rPr>
               <w:t>VARCHAR(255)</w:t>
             </w:r>
           </w:p>
@@ -7350,8 +8867,18 @@
             <w:pPr>
               <w:jc w:val="center"/>
               <w:cnfStyle w:val="000000000000" w:firstRow="0" w:lastRow="0" w:firstColumn="0" w:lastColumn="0" w:oddVBand="0" w:evenVBand="0" w:oddHBand="0" w:evenHBand="0" w:firstRowFirstColumn="0" w:firstRowLastColumn="0" w:lastRowFirstColumn="0" w:lastRowLastColumn="0"/>
-            </w:pPr>
-            <w:r>
+              <w:rPr>
+                <w:rFonts w:cs="Times New Roman"/>
+                <w:sz w:val="26"/>
+                <w:szCs w:val="26"/>
+              </w:rPr>
+            </w:pPr>
+            <w:r>
+              <w:rPr>
+                <w:rFonts w:cs="Times New Roman"/>
+                <w:sz w:val="26"/>
+                <w:szCs w:val="26"/>
+              </w:rPr>
               <w:t>NOT NULL</w:t>
             </w:r>
           </w:p>
@@ -7365,8 +8892,18 @@
             <w:pPr>
               <w:jc w:val="center"/>
               <w:cnfStyle w:val="000000000000" w:firstRow="0" w:lastRow="0" w:firstColumn="0" w:lastColumn="0" w:oddVBand="0" w:evenVBand="0" w:oddHBand="0" w:evenHBand="0" w:firstRowFirstColumn="0" w:firstRowLastColumn="0" w:lastRowFirstColumn="0" w:lastRowLastColumn="0"/>
-            </w:pPr>
-            <w:r>
+              <w:rPr>
+                <w:rFonts w:cs="Times New Roman"/>
+                <w:sz w:val="26"/>
+                <w:szCs w:val="26"/>
+              </w:rPr>
+            </w:pPr>
+            <w:r>
+              <w:rPr>
+                <w:rFonts w:cs="Times New Roman"/>
+                <w:sz w:val="26"/>
+                <w:szCs w:val="26"/>
+              </w:rPr>
               <w:t>Tên sản phẩm</w:t>
             </w:r>
           </w:p>
@@ -7380,7 +8917,19 @@
             <w:vAlign w:val="top"/>
           </w:tcPr>
           <w:p>
-            <w:r>
+            <w:pPr>
+              <w:rPr>
+                <w:rFonts w:cs="Times New Roman"/>
+                <w:sz w:val="26"/>
+                <w:szCs w:val="26"/>
+              </w:rPr>
+            </w:pPr>
+            <w:r>
+              <w:rPr>
+                <w:rFonts w:cs="Times New Roman"/>
+                <w:sz w:val="26"/>
+                <w:szCs w:val="26"/>
+              </w:rPr>
               <w:t>4</w:t>
             </w:r>
           </w:p>
@@ -7394,8 +8943,18 @@
             <w:pPr>
               <w:jc w:val="center"/>
               <w:cnfStyle w:val="000000000000" w:firstRow="0" w:lastRow="0" w:firstColumn="0" w:lastColumn="0" w:oddVBand="0" w:evenVBand="0" w:oddHBand="0" w:evenHBand="0" w:firstRowFirstColumn="0" w:firstRowLastColumn="0" w:lastRowFirstColumn="0" w:lastRowLastColumn="0"/>
-            </w:pPr>
-            <w:r>
+              <w:rPr>
+                <w:rFonts w:cs="Times New Roman"/>
+                <w:sz w:val="26"/>
+                <w:szCs w:val="26"/>
+              </w:rPr>
+            </w:pPr>
+            <w:r>
+              <w:rPr>
+                <w:rFonts w:cs="Times New Roman"/>
+                <w:sz w:val="26"/>
+                <w:szCs w:val="26"/>
+              </w:rPr>
               <w:t>Description</w:t>
             </w:r>
           </w:p>
@@ -7409,8 +8968,18 @@
             <w:pPr>
               <w:jc w:val="center"/>
               <w:cnfStyle w:val="000000000000" w:firstRow="0" w:lastRow="0" w:firstColumn="0" w:lastColumn="0" w:oddVBand="0" w:evenVBand="0" w:oddHBand="0" w:evenHBand="0" w:firstRowFirstColumn="0" w:firstRowLastColumn="0" w:lastRowFirstColumn="0" w:lastRowLastColumn="0"/>
-            </w:pPr>
-            <w:r>
+              <w:rPr>
+                <w:rFonts w:cs="Times New Roman"/>
+                <w:sz w:val="26"/>
+                <w:szCs w:val="26"/>
+              </w:rPr>
+            </w:pPr>
+            <w:r>
+              <w:rPr>
+                <w:rFonts w:cs="Times New Roman"/>
+                <w:sz w:val="26"/>
+                <w:szCs w:val="26"/>
+              </w:rPr>
               <w:t>TEXT</w:t>
             </w:r>
           </w:p>
@@ -7424,8 +8993,18 @@
             <w:pPr>
               <w:jc w:val="center"/>
               <w:cnfStyle w:val="000000000000" w:firstRow="0" w:lastRow="0" w:firstColumn="0" w:lastColumn="0" w:oddVBand="0" w:evenVBand="0" w:oddHBand="0" w:evenHBand="0" w:firstRowFirstColumn="0" w:firstRowLastColumn="0" w:lastRowFirstColumn="0" w:lastRowLastColumn="0"/>
-            </w:pPr>
-            <w:r>
+              <w:rPr>
+                <w:rFonts w:cs="Times New Roman"/>
+                <w:sz w:val="26"/>
+                <w:szCs w:val="26"/>
+              </w:rPr>
+            </w:pPr>
+            <w:r>
+              <w:rPr>
+                <w:rFonts w:cs="Times New Roman"/>
+                <w:sz w:val="26"/>
+                <w:szCs w:val="26"/>
+              </w:rPr>
               <w:t>NULL</w:t>
             </w:r>
           </w:p>
@@ -7439,8 +9018,18 @@
             <w:pPr>
               <w:jc w:val="center"/>
               <w:cnfStyle w:val="000000000000" w:firstRow="0" w:lastRow="0" w:firstColumn="0" w:lastColumn="0" w:oddVBand="0" w:evenVBand="0" w:oddHBand="0" w:evenHBand="0" w:firstRowFirstColumn="0" w:firstRowLastColumn="0" w:lastRowFirstColumn="0" w:lastRowLastColumn="0"/>
-            </w:pPr>
-            <w:r>
+              <w:rPr>
+                <w:rFonts w:cs="Times New Roman"/>
+                <w:sz w:val="26"/>
+                <w:szCs w:val="26"/>
+              </w:rPr>
+            </w:pPr>
+            <w:r>
+              <w:rPr>
+                <w:rFonts w:cs="Times New Roman"/>
+                <w:sz w:val="26"/>
+                <w:szCs w:val="26"/>
+              </w:rPr>
               <w:t>Mô tả sản phẩm</w:t>
             </w:r>
           </w:p>
@@ -7454,7 +9043,19 @@
             <w:vAlign w:val="top"/>
           </w:tcPr>
           <w:p>
-            <w:r>
+            <w:pPr>
+              <w:rPr>
+                <w:rFonts w:cs="Times New Roman"/>
+                <w:sz w:val="26"/>
+                <w:szCs w:val="26"/>
+              </w:rPr>
+            </w:pPr>
+            <w:r>
+              <w:rPr>
+                <w:rFonts w:cs="Times New Roman"/>
+                <w:sz w:val="26"/>
+                <w:szCs w:val="26"/>
+              </w:rPr>
               <w:t>5</w:t>
             </w:r>
           </w:p>
@@ -7468,8 +9069,18 @@
             <w:pPr>
               <w:jc w:val="center"/>
               <w:cnfStyle w:val="000000000000" w:firstRow="0" w:lastRow="0" w:firstColumn="0" w:lastColumn="0" w:oddVBand="0" w:evenVBand="0" w:oddHBand="0" w:evenHBand="0" w:firstRowFirstColumn="0" w:firstRowLastColumn="0" w:lastRowFirstColumn="0" w:lastRowLastColumn="0"/>
-            </w:pPr>
-            <w:r>
+              <w:rPr>
+                <w:rFonts w:cs="Times New Roman"/>
+                <w:sz w:val="26"/>
+                <w:szCs w:val="26"/>
+              </w:rPr>
+            </w:pPr>
+            <w:r>
+              <w:rPr>
+                <w:rFonts w:cs="Times New Roman"/>
+                <w:sz w:val="26"/>
+                <w:szCs w:val="26"/>
+              </w:rPr>
               <w:t>Unit</w:t>
             </w:r>
           </w:p>
@@ -7483,8 +9094,18 @@
             <w:pPr>
               <w:jc w:val="center"/>
               <w:cnfStyle w:val="000000000000" w:firstRow="0" w:lastRow="0" w:firstColumn="0" w:lastColumn="0" w:oddVBand="0" w:evenVBand="0" w:oddHBand="0" w:evenHBand="0" w:firstRowFirstColumn="0" w:firstRowLastColumn="0" w:lastRowFirstColumn="0" w:lastRowLastColumn="0"/>
-            </w:pPr>
-            <w:r>
+              <w:rPr>
+                <w:rFonts w:cs="Times New Roman"/>
+                <w:sz w:val="26"/>
+                <w:szCs w:val="26"/>
+              </w:rPr>
+            </w:pPr>
+            <w:r>
+              <w:rPr>
+                <w:rFonts w:cs="Times New Roman"/>
+                <w:sz w:val="26"/>
+                <w:szCs w:val="26"/>
+              </w:rPr>
               <w:t>VARCHAR(20)</w:t>
             </w:r>
           </w:p>
@@ -7498,8 +9119,18 @@
             <w:pPr>
               <w:jc w:val="center"/>
               <w:cnfStyle w:val="000000000000" w:firstRow="0" w:lastRow="0" w:firstColumn="0" w:lastColumn="0" w:oddVBand="0" w:evenVBand="0" w:oddHBand="0" w:evenHBand="0" w:firstRowFirstColumn="0" w:firstRowLastColumn="0" w:lastRowFirstColumn="0" w:lastRowLastColumn="0"/>
-            </w:pPr>
-            <w:r>
+              <w:rPr>
+                <w:rFonts w:cs="Times New Roman"/>
+                <w:sz w:val="26"/>
+                <w:szCs w:val="26"/>
+              </w:rPr>
+            </w:pPr>
+            <w:r>
+              <w:rPr>
+                <w:rFonts w:cs="Times New Roman"/>
+                <w:sz w:val="26"/>
+                <w:szCs w:val="26"/>
+              </w:rPr>
               <w:t>NULL</w:t>
             </w:r>
           </w:p>
@@ -7513,8 +9144,18 @@
             <w:pPr>
               <w:jc w:val="center"/>
               <w:cnfStyle w:val="000000000000" w:firstRow="0" w:lastRow="0" w:firstColumn="0" w:lastColumn="0" w:oddVBand="0" w:evenVBand="0" w:oddHBand="0" w:evenHBand="0" w:firstRowFirstColumn="0" w:firstRowLastColumn="0" w:lastRowFirstColumn="0" w:lastRowLastColumn="0"/>
-            </w:pPr>
-            <w:r>
+              <w:rPr>
+                <w:rFonts w:cs="Times New Roman"/>
+                <w:sz w:val="26"/>
+                <w:szCs w:val="26"/>
+              </w:rPr>
+            </w:pPr>
+            <w:r>
+              <w:rPr>
+                <w:rFonts w:cs="Times New Roman"/>
+                <w:sz w:val="26"/>
+                <w:szCs w:val="26"/>
+              </w:rPr>
               <w:t>Đơn vị tính (Ví dụ: hộp, cái, kg)</w:t>
             </w:r>
           </w:p>
@@ -7528,7 +9169,19 @@
             <w:vAlign w:val="top"/>
           </w:tcPr>
           <w:p>
-            <w:r>
+            <w:pPr>
+              <w:rPr>
+                <w:rFonts w:cs="Times New Roman"/>
+                <w:sz w:val="26"/>
+                <w:szCs w:val="26"/>
+              </w:rPr>
+            </w:pPr>
+            <w:r>
+              <w:rPr>
+                <w:rFonts w:cs="Times New Roman"/>
+                <w:sz w:val="26"/>
+                <w:szCs w:val="26"/>
+              </w:rPr>
               <w:t>6</w:t>
             </w:r>
           </w:p>
@@ -7542,8 +9195,18 @@
             <w:pPr>
               <w:jc w:val="center"/>
               <w:cnfStyle w:val="000000000000" w:firstRow="0" w:lastRow="0" w:firstColumn="0" w:lastColumn="0" w:oddVBand="0" w:evenVBand="0" w:oddHBand="0" w:evenHBand="0" w:firstRowFirstColumn="0" w:firstRowLastColumn="0" w:lastRowFirstColumn="0" w:lastRowLastColumn="0"/>
-            </w:pPr>
-            <w:r>
+              <w:rPr>
+                <w:rFonts w:cs="Times New Roman"/>
+                <w:sz w:val="26"/>
+                <w:szCs w:val="26"/>
+              </w:rPr>
+            </w:pPr>
+            <w:r>
+              <w:rPr>
+                <w:rFonts w:cs="Times New Roman"/>
+                <w:sz w:val="26"/>
+                <w:szCs w:val="26"/>
+              </w:rPr>
               <w:t>Price</w:t>
             </w:r>
           </w:p>
@@ -7557,8 +9220,18 @@
             <w:pPr>
               <w:jc w:val="center"/>
               <w:cnfStyle w:val="000000000000" w:firstRow="0" w:lastRow="0" w:firstColumn="0" w:lastColumn="0" w:oddVBand="0" w:evenVBand="0" w:oddHBand="0" w:evenHBand="0" w:firstRowFirstColumn="0" w:firstRowLastColumn="0" w:lastRowFirstColumn="0" w:lastRowLastColumn="0"/>
-            </w:pPr>
-            <w:r>
+              <w:rPr>
+                <w:rFonts w:cs="Times New Roman"/>
+                <w:sz w:val="26"/>
+                <w:szCs w:val="26"/>
+              </w:rPr>
+            </w:pPr>
+            <w:r>
+              <w:rPr>
+                <w:rFonts w:cs="Times New Roman"/>
+                <w:sz w:val="26"/>
+                <w:szCs w:val="26"/>
+              </w:rPr>
               <w:t>DECIMAL(12,2)</w:t>
             </w:r>
           </w:p>
@@ -7572,8 +9245,18 @@
             <w:pPr>
               <w:jc w:val="center"/>
               <w:cnfStyle w:val="000000000000" w:firstRow="0" w:lastRow="0" w:firstColumn="0" w:lastColumn="0" w:oddVBand="0" w:evenVBand="0" w:oddHBand="0" w:evenHBand="0" w:firstRowFirstColumn="0" w:firstRowLastColumn="0" w:lastRowFirstColumn="0" w:lastRowLastColumn="0"/>
-            </w:pPr>
-            <w:r>
+              <w:rPr>
+                <w:rFonts w:cs="Times New Roman"/>
+                <w:sz w:val="26"/>
+                <w:szCs w:val="26"/>
+              </w:rPr>
+            </w:pPr>
+            <w:r>
+              <w:rPr>
+                <w:rFonts w:cs="Times New Roman"/>
+                <w:sz w:val="26"/>
+                <w:szCs w:val="26"/>
+              </w:rPr>
               <w:t>NOT NULL, DEFAULT 0, CHECK (Price &gt;= 0)</w:t>
             </w:r>
           </w:p>
@@ -7587,8 +9270,18 @@
             <w:pPr>
               <w:jc w:val="center"/>
               <w:cnfStyle w:val="000000000000" w:firstRow="0" w:lastRow="0" w:firstColumn="0" w:lastColumn="0" w:oddVBand="0" w:evenVBand="0" w:oddHBand="0" w:evenHBand="0" w:firstRowFirstColumn="0" w:firstRowLastColumn="0" w:lastRowFirstColumn="0" w:lastRowLastColumn="0"/>
-            </w:pPr>
-            <w:r>
+              <w:rPr>
+                <w:rFonts w:cs="Times New Roman"/>
+                <w:sz w:val="26"/>
+                <w:szCs w:val="26"/>
+              </w:rPr>
+            </w:pPr>
+            <w:r>
+              <w:rPr>
+                <w:rFonts w:cs="Times New Roman"/>
+                <w:sz w:val="26"/>
+                <w:szCs w:val="26"/>
+              </w:rPr>
               <w:t>Giá bán</w:t>
             </w:r>
           </w:p>
@@ -7602,8 +9295,19 @@
             <w:vAlign w:val="top"/>
           </w:tcPr>
           <w:p>
-            <w:r>
-              <w:lastRenderedPageBreak/>
+            <w:pPr>
+              <w:rPr>
+                <w:rFonts w:cs="Times New Roman"/>
+                <w:sz w:val="26"/>
+                <w:szCs w:val="26"/>
+              </w:rPr>
+            </w:pPr>
+            <w:r>
+              <w:rPr>
+                <w:rFonts w:cs="Times New Roman"/>
+                <w:sz w:val="26"/>
+                <w:szCs w:val="26"/>
+              </w:rPr>
               <w:t>7</w:t>
             </w:r>
           </w:p>
@@ -7617,8 +9321,18 @@
             <w:pPr>
               <w:jc w:val="center"/>
               <w:cnfStyle w:val="000000000000" w:firstRow="0" w:lastRow="0" w:firstColumn="0" w:lastColumn="0" w:oddVBand="0" w:evenVBand="0" w:oddHBand="0" w:evenHBand="0" w:firstRowFirstColumn="0" w:firstRowLastColumn="0" w:lastRowFirstColumn="0" w:lastRowLastColumn="0"/>
-            </w:pPr>
-            <w:r>
+              <w:rPr>
+                <w:rFonts w:cs="Times New Roman"/>
+                <w:sz w:val="26"/>
+                <w:szCs w:val="26"/>
+              </w:rPr>
+            </w:pPr>
+            <w:r>
+              <w:rPr>
+                <w:rFonts w:cs="Times New Roman"/>
+                <w:sz w:val="26"/>
+                <w:szCs w:val="26"/>
+              </w:rPr>
               <w:t>StockQuantity</w:t>
             </w:r>
           </w:p>
@@ -7632,8 +9346,18 @@
             <w:pPr>
               <w:jc w:val="center"/>
               <w:cnfStyle w:val="000000000000" w:firstRow="0" w:lastRow="0" w:firstColumn="0" w:lastColumn="0" w:oddVBand="0" w:evenVBand="0" w:oddHBand="0" w:evenHBand="0" w:firstRowFirstColumn="0" w:firstRowLastColumn="0" w:lastRowFirstColumn="0" w:lastRowLastColumn="0"/>
-            </w:pPr>
-            <w:r>
+              <w:rPr>
+                <w:rFonts w:cs="Times New Roman"/>
+                <w:sz w:val="26"/>
+                <w:szCs w:val="26"/>
+              </w:rPr>
+            </w:pPr>
+            <w:r>
+              <w:rPr>
+                <w:rFonts w:cs="Times New Roman"/>
+                <w:sz w:val="26"/>
+                <w:szCs w:val="26"/>
+              </w:rPr>
               <w:t>INT</w:t>
             </w:r>
           </w:p>
@@ -7647,8 +9371,18 @@
             <w:pPr>
               <w:jc w:val="center"/>
               <w:cnfStyle w:val="000000000000" w:firstRow="0" w:lastRow="0" w:firstColumn="0" w:lastColumn="0" w:oddVBand="0" w:evenVBand="0" w:oddHBand="0" w:evenHBand="0" w:firstRowFirstColumn="0" w:firstRowLastColumn="0" w:lastRowFirstColumn="0" w:lastRowLastColumn="0"/>
-            </w:pPr>
-            <w:r>
+              <w:rPr>
+                <w:rFonts w:cs="Times New Roman"/>
+                <w:sz w:val="26"/>
+                <w:szCs w:val="26"/>
+              </w:rPr>
+            </w:pPr>
+            <w:r>
+              <w:rPr>
+                <w:rFonts w:cs="Times New Roman"/>
+                <w:sz w:val="26"/>
+                <w:szCs w:val="26"/>
+              </w:rPr>
               <w:t>NOT NULL, DEFAULT 0, CHECK (StockQuantity &gt;= 0)</w:t>
             </w:r>
           </w:p>
@@ -7662,8 +9396,18 @@
             <w:pPr>
               <w:jc w:val="center"/>
               <w:cnfStyle w:val="000000000000" w:firstRow="0" w:lastRow="0" w:firstColumn="0" w:lastColumn="0" w:oddVBand="0" w:evenVBand="0" w:oddHBand="0" w:evenHBand="0" w:firstRowFirstColumn="0" w:firstRowLastColumn="0" w:lastRowFirstColumn="0" w:lastRowLastColumn="0"/>
-            </w:pPr>
-            <w:r>
+              <w:rPr>
+                <w:rFonts w:cs="Times New Roman"/>
+                <w:sz w:val="26"/>
+                <w:szCs w:val="26"/>
+              </w:rPr>
+            </w:pPr>
+            <w:r>
+              <w:rPr>
+                <w:rFonts w:cs="Times New Roman"/>
+                <w:sz w:val="26"/>
+                <w:szCs w:val="26"/>
+              </w:rPr>
               <w:t>Số lượng tồn kho</w:t>
             </w:r>
           </w:p>
@@ -7677,7 +9421,20 @@
             <w:vAlign w:val="top"/>
           </w:tcPr>
           <w:p>
-            <w:r>
+            <w:pPr>
+              <w:rPr>
+                <w:rFonts w:cs="Times New Roman"/>
+                <w:sz w:val="26"/>
+                <w:szCs w:val="26"/>
+              </w:rPr>
+            </w:pPr>
+            <w:r>
+              <w:rPr>
+                <w:rFonts w:cs="Times New Roman"/>
+                <w:sz w:val="26"/>
+                <w:szCs w:val="26"/>
+              </w:rPr>
+              <w:lastRenderedPageBreak/>
               <w:t>8</w:t>
             </w:r>
           </w:p>
@@ -7691,8 +9448,18 @@
             <w:pPr>
               <w:jc w:val="center"/>
               <w:cnfStyle w:val="000000000000" w:firstRow="0" w:lastRow="0" w:firstColumn="0" w:lastColumn="0" w:oddVBand="0" w:evenVBand="0" w:oddHBand="0" w:evenHBand="0" w:firstRowFirstColumn="0" w:firstRowLastColumn="0" w:lastRowFirstColumn="0" w:lastRowLastColumn="0"/>
-            </w:pPr>
-            <w:r>
+              <w:rPr>
+                <w:rFonts w:cs="Times New Roman"/>
+                <w:sz w:val="26"/>
+                <w:szCs w:val="26"/>
+              </w:rPr>
+            </w:pPr>
+            <w:r>
+              <w:rPr>
+                <w:rFonts w:cs="Times New Roman"/>
+                <w:sz w:val="26"/>
+                <w:szCs w:val="26"/>
+              </w:rPr>
               <w:t>IsActive</w:t>
             </w:r>
           </w:p>
@@ -7706,8 +9473,18 @@
             <w:pPr>
               <w:jc w:val="center"/>
               <w:cnfStyle w:val="000000000000" w:firstRow="0" w:lastRow="0" w:firstColumn="0" w:lastColumn="0" w:oddVBand="0" w:evenVBand="0" w:oddHBand="0" w:evenHBand="0" w:firstRowFirstColumn="0" w:firstRowLastColumn="0" w:lastRowFirstColumn="0" w:lastRowLastColumn="0"/>
-            </w:pPr>
-            <w:r>
+              <w:rPr>
+                <w:rFonts w:cs="Times New Roman"/>
+                <w:sz w:val="26"/>
+                <w:szCs w:val="26"/>
+              </w:rPr>
+            </w:pPr>
+            <w:r>
+              <w:rPr>
+                <w:rFonts w:cs="Times New Roman"/>
+                <w:sz w:val="26"/>
+                <w:szCs w:val="26"/>
+              </w:rPr>
               <w:t>BOOLEAN</w:t>
             </w:r>
           </w:p>
@@ -7721,8 +9498,18 @@
             <w:pPr>
               <w:jc w:val="center"/>
               <w:cnfStyle w:val="000000000000" w:firstRow="0" w:lastRow="0" w:firstColumn="0" w:lastColumn="0" w:oddVBand="0" w:evenVBand="0" w:oddHBand="0" w:evenHBand="0" w:firstRowFirstColumn="0" w:firstRowLastColumn="0" w:lastRowFirstColumn="0" w:lastRowLastColumn="0"/>
-            </w:pPr>
-            <w:r>
+              <w:rPr>
+                <w:rFonts w:cs="Times New Roman"/>
+                <w:sz w:val="26"/>
+                <w:szCs w:val="26"/>
+              </w:rPr>
+            </w:pPr>
+            <w:r>
+              <w:rPr>
+                <w:rFonts w:cs="Times New Roman"/>
+                <w:sz w:val="26"/>
+                <w:szCs w:val="26"/>
+              </w:rPr>
               <w:t>NOT NULL, DEFAULT TRUE</w:t>
             </w:r>
           </w:p>
@@ -7736,8 +9523,18 @@
             <w:pPr>
               <w:jc w:val="center"/>
               <w:cnfStyle w:val="000000000000" w:firstRow="0" w:lastRow="0" w:firstColumn="0" w:lastColumn="0" w:oddVBand="0" w:evenVBand="0" w:oddHBand="0" w:evenHBand="0" w:firstRowFirstColumn="0" w:firstRowLastColumn="0" w:lastRowFirstColumn="0" w:lastRowLastColumn="0"/>
-            </w:pPr>
-            <w:r>
+              <w:rPr>
+                <w:rFonts w:cs="Times New Roman"/>
+                <w:sz w:val="26"/>
+                <w:szCs w:val="26"/>
+              </w:rPr>
+            </w:pPr>
+            <w:r>
+              <w:rPr>
+                <w:rFonts w:cs="Times New Roman"/>
+                <w:sz w:val="26"/>
+                <w:szCs w:val="26"/>
+              </w:rPr>
               <w:t>Trạng thái hoạt động (Đang bán/Ngừng bán)</w:t>
             </w:r>
           </w:p>
@@ -7751,7 +9548,19 @@
             <w:vAlign w:val="top"/>
           </w:tcPr>
           <w:p>
-            <w:r>
+            <w:pPr>
+              <w:rPr>
+                <w:rFonts w:cs="Times New Roman"/>
+                <w:sz w:val="26"/>
+                <w:szCs w:val="26"/>
+              </w:rPr>
+            </w:pPr>
+            <w:r>
+              <w:rPr>
+                <w:rFonts w:cs="Times New Roman"/>
+                <w:sz w:val="26"/>
+                <w:szCs w:val="26"/>
+              </w:rPr>
               <w:t>9</w:t>
             </w:r>
           </w:p>
@@ -7765,8 +9574,18 @@
             <w:pPr>
               <w:jc w:val="center"/>
               <w:cnfStyle w:val="000000000000" w:firstRow="0" w:lastRow="0" w:firstColumn="0" w:lastColumn="0" w:oddVBand="0" w:evenVBand="0" w:oddHBand="0" w:evenHBand="0" w:firstRowFirstColumn="0" w:firstRowLastColumn="0" w:lastRowFirstColumn="0" w:lastRowLastColumn="0"/>
-            </w:pPr>
-            <w:r>
+              <w:rPr>
+                <w:rFonts w:cs="Times New Roman"/>
+                <w:sz w:val="26"/>
+                <w:szCs w:val="26"/>
+              </w:rPr>
+            </w:pPr>
+            <w:r>
+              <w:rPr>
+                <w:rFonts w:cs="Times New Roman"/>
+                <w:sz w:val="26"/>
+                <w:szCs w:val="26"/>
+              </w:rPr>
               <w:t>SupplierID</w:t>
             </w:r>
           </w:p>
@@ -7780,8 +9599,18 @@
             <w:pPr>
               <w:jc w:val="center"/>
               <w:cnfStyle w:val="000000000000" w:firstRow="0" w:lastRow="0" w:firstColumn="0" w:lastColumn="0" w:oddVBand="0" w:evenVBand="0" w:oddHBand="0" w:evenHBand="0" w:firstRowFirstColumn="0" w:firstRowLastColumn="0" w:lastRowFirstColumn="0" w:lastRowLastColumn="0"/>
-            </w:pPr>
-            <w:r>
+              <w:rPr>
+                <w:rFonts w:cs="Times New Roman"/>
+                <w:sz w:val="26"/>
+                <w:szCs w:val="26"/>
+              </w:rPr>
+            </w:pPr>
+            <w:r>
+              <w:rPr>
+                <w:rFonts w:cs="Times New Roman"/>
+                <w:sz w:val="26"/>
+                <w:szCs w:val="26"/>
+              </w:rPr>
               <w:t>INT</w:t>
             </w:r>
           </w:p>
@@ -7795,8 +9624,18 @@
             <w:pPr>
               <w:jc w:val="center"/>
               <w:cnfStyle w:val="000000000000" w:firstRow="0" w:lastRow="0" w:firstColumn="0" w:lastColumn="0" w:oddVBand="0" w:evenVBand="0" w:oddHBand="0" w:evenHBand="0" w:firstRowFirstColumn="0" w:firstRowLastColumn="0" w:lastRowFirstColumn="0" w:lastRowLastColumn="0"/>
-            </w:pPr>
-            <w:r>
+              <w:rPr>
+                <w:rFonts w:cs="Times New Roman"/>
+                <w:sz w:val="26"/>
+                <w:szCs w:val="26"/>
+              </w:rPr>
+            </w:pPr>
+            <w:r>
+              <w:rPr>
+                <w:rFonts w:cs="Times New Roman"/>
+                <w:sz w:val="26"/>
+                <w:szCs w:val="26"/>
+              </w:rPr>
               <w:t>NOT NULL, FOREIGN KEY</w:t>
             </w:r>
           </w:p>
@@ -7810,8 +9649,18 @@
             <w:pPr>
               <w:jc w:val="center"/>
               <w:cnfStyle w:val="000000000000" w:firstRow="0" w:lastRow="0" w:firstColumn="0" w:lastColumn="0" w:oddVBand="0" w:evenVBand="0" w:oddHBand="0" w:evenHBand="0" w:firstRowFirstColumn="0" w:firstRowLastColumn="0" w:lastRowFirstColumn="0" w:lastRowLastColumn="0"/>
-            </w:pPr>
-            <w:r>
+              <w:rPr>
+                <w:rFonts w:cs="Times New Roman"/>
+                <w:sz w:val="26"/>
+                <w:szCs w:val="26"/>
+              </w:rPr>
+            </w:pPr>
+            <w:r>
+              <w:rPr>
+                <w:rFonts w:cs="Times New Roman"/>
+                <w:sz w:val="26"/>
+                <w:szCs w:val="26"/>
+              </w:rPr>
               <w:t>Mã nhà cung cấp</w:t>
             </w:r>
           </w:p>
@@ -7825,7 +9674,19 @@
             <w:vAlign w:val="top"/>
           </w:tcPr>
           <w:p>
-            <w:r>
+            <w:pPr>
+              <w:rPr>
+                <w:rFonts w:cs="Times New Roman"/>
+                <w:sz w:val="26"/>
+                <w:szCs w:val="26"/>
+              </w:rPr>
+            </w:pPr>
+            <w:r>
+              <w:rPr>
+                <w:rFonts w:cs="Times New Roman"/>
+                <w:sz w:val="26"/>
+                <w:szCs w:val="26"/>
+              </w:rPr>
               <w:t>10</w:t>
             </w:r>
           </w:p>
@@ -7839,8 +9700,18 @@
             <w:pPr>
               <w:jc w:val="center"/>
               <w:cnfStyle w:val="000000000000" w:firstRow="0" w:lastRow="0" w:firstColumn="0" w:lastColumn="0" w:oddVBand="0" w:evenVBand="0" w:oddHBand="0" w:evenHBand="0" w:firstRowFirstColumn="0" w:firstRowLastColumn="0" w:lastRowFirstColumn="0" w:lastRowLastColumn="0"/>
-            </w:pPr>
-            <w:r>
+              <w:rPr>
+                <w:rFonts w:cs="Times New Roman"/>
+                <w:sz w:val="26"/>
+                <w:szCs w:val="26"/>
+              </w:rPr>
+            </w:pPr>
+            <w:r>
+              <w:rPr>
+                <w:rFonts w:cs="Times New Roman"/>
+                <w:sz w:val="26"/>
+                <w:szCs w:val="26"/>
+              </w:rPr>
               <w:t>CategoryID</w:t>
             </w:r>
           </w:p>
@@ -7854,8 +9725,18 @@
             <w:pPr>
               <w:jc w:val="center"/>
               <w:cnfStyle w:val="000000000000" w:firstRow="0" w:lastRow="0" w:firstColumn="0" w:lastColumn="0" w:oddVBand="0" w:evenVBand="0" w:oddHBand="0" w:evenHBand="0" w:firstRowFirstColumn="0" w:firstRowLastColumn="0" w:lastRowFirstColumn="0" w:lastRowLastColumn="0"/>
-            </w:pPr>
-            <w:r>
+              <w:rPr>
+                <w:rFonts w:cs="Times New Roman"/>
+                <w:sz w:val="26"/>
+                <w:szCs w:val="26"/>
+              </w:rPr>
+            </w:pPr>
+            <w:r>
+              <w:rPr>
+                <w:rFonts w:cs="Times New Roman"/>
+                <w:sz w:val="26"/>
+                <w:szCs w:val="26"/>
+              </w:rPr>
               <w:t>INT</w:t>
             </w:r>
           </w:p>
@@ -7869,8 +9750,18 @@
             <w:pPr>
               <w:jc w:val="center"/>
               <w:cnfStyle w:val="000000000000" w:firstRow="0" w:lastRow="0" w:firstColumn="0" w:lastColumn="0" w:oddVBand="0" w:evenVBand="0" w:oddHBand="0" w:evenHBand="0" w:firstRowFirstColumn="0" w:firstRowLastColumn="0" w:lastRowFirstColumn="0" w:lastRowLastColumn="0"/>
-            </w:pPr>
-            <w:r>
+              <w:rPr>
+                <w:rFonts w:cs="Times New Roman"/>
+                <w:sz w:val="26"/>
+                <w:szCs w:val="26"/>
+              </w:rPr>
+            </w:pPr>
+            <w:r>
+              <w:rPr>
+                <w:rFonts w:cs="Times New Roman"/>
+                <w:sz w:val="26"/>
+                <w:szCs w:val="26"/>
+              </w:rPr>
               <w:t>NOT NULL, FOREIGN KEY</w:t>
             </w:r>
           </w:p>
@@ -7884,8 +9775,18 @@
             <w:pPr>
               <w:jc w:val="center"/>
               <w:cnfStyle w:val="000000000000" w:firstRow="0" w:lastRow="0" w:firstColumn="0" w:lastColumn="0" w:oddVBand="0" w:evenVBand="0" w:oddHBand="0" w:evenHBand="0" w:firstRowFirstColumn="0" w:firstRowLastColumn="0" w:lastRowFirstColumn="0" w:lastRowLastColumn="0"/>
-            </w:pPr>
-            <w:r>
+              <w:rPr>
+                <w:rFonts w:cs="Times New Roman"/>
+                <w:sz w:val="26"/>
+                <w:szCs w:val="26"/>
+              </w:rPr>
+            </w:pPr>
+            <w:r>
+              <w:rPr>
+                <w:rFonts w:cs="Times New Roman"/>
+                <w:sz w:val="26"/>
+                <w:szCs w:val="26"/>
+              </w:rPr>
               <w:t>Mã danh mục sản phẩm</w:t>
             </w:r>
           </w:p>
@@ -7896,10 +9797,16 @@
       <w:pPr>
         <w:pStyle w:val="Heading3"/>
         <w:rPr>
+          <w:rFonts w:cs="Times New Roman"/>
+          <w:szCs w:val="26"/>
           <w:lang w:val="vi-VN"/>
         </w:rPr>
       </w:pPr>
       <w:r>
+        <w:rPr>
+          <w:rFonts w:cs="Times New Roman"/>
+          <w:szCs w:val="26"/>
+        </w:rPr>
         <w:t>Hình ảnh sản phẩm</w:t>
       </w:r>
     </w:p>
@@ -8698,7 +10605,6 @@
                 <w:sz w:val="26"/>
                 <w:szCs w:val="26"/>
               </w:rPr>
-              <w:lastRenderedPageBreak/>
               <w:t>6</w:t>
             </w:r>
           </w:p>
@@ -9061,10 +10967,17 @@
       <w:pPr>
         <w:pStyle w:val="Heading3"/>
         <w:rPr>
+          <w:rFonts w:cs="Times New Roman"/>
+          <w:szCs w:val="26"/>
           <w:lang w:val="vi-VN"/>
         </w:rPr>
       </w:pPr>
       <w:r>
+        <w:rPr>
+          <w:rFonts w:cs="Times New Roman"/>
+          <w:szCs w:val="26"/>
+        </w:rPr>
+        <w:lastRenderedPageBreak/>
         <w:t>Đơn hàng</w:t>
       </w:r>
     </w:p>
@@ -9075,11 +10988,11 @@
         <w:tblLook w:val="04A0" w:firstRow="1" w:lastRow="0" w:firstColumn="1" w:lastColumn="0" w:noHBand="0" w:noVBand="1"/>
       </w:tblPr>
       <w:tblGrid>
-        <w:gridCol w:w="659"/>
-        <w:gridCol w:w="1575"/>
-        <w:gridCol w:w="1973"/>
-        <w:gridCol w:w="2976"/>
-        <w:gridCol w:w="1595"/>
+        <w:gridCol w:w="691"/>
+        <w:gridCol w:w="1568"/>
+        <w:gridCol w:w="1966"/>
+        <w:gridCol w:w="2963"/>
+        <w:gridCol w:w="1590"/>
       </w:tblGrid>
       <w:tr>
         <w:trPr>
@@ -9220,7 +11133,19 @@
             <w:vAlign w:val="top"/>
           </w:tcPr>
           <w:p>
-            <w:r>
+            <w:pPr>
+              <w:rPr>
+                <w:rFonts w:cs="Times New Roman"/>
+                <w:sz w:val="26"/>
+                <w:szCs w:val="26"/>
+              </w:rPr>
+            </w:pPr>
+            <w:r>
+              <w:rPr>
+                <w:rFonts w:cs="Times New Roman"/>
+                <w:sz w:val="26"/>
+                <w:szCs w:val="26"/>
+              </w:rPr>
               <w:t>1</w:t>
             </w:r>
           </w:p>
@@ -9233,8 +11158,18 @@
           <w:p>
             <w:pPr>
               <w:cnfStyle w:val="000000000000" w:firstRow="0" w:lastRow="0" w:firstColumn="0" w:lastColumn="0" w:oddVBand="0" w:evenVBand="0" w:oddHBand="0" w:evenHBand="0" w:firstRowFirstColumn="0" w:firstRowLastColumn="0" w:lastRowFirstColumn="0" w:lastRowLastColumn="0"/>
-            </w:pPr>
-            <w:r>
+              <w:rPr>
+                <w:rFonts w:cs="Times New Roman"/>
+                <w:sz w:val="26"/>
+                <w:szCs w:val="26"/>
+              </w:rPr>
+            </w:pPr>
+            <w:r>
+              <w:rPr>
+                <w:rFonts w:cs="Times New Roman"/>
+                <w:sz w:val="26"/>
+                <w:szCs w:val="26"/>
+              </w:rPr>
               <w:t>OrderID</w:t>
             </w:r>
           </w:p>
@@ -9247,8 +11182,18 @@
           <w:p>
             <w:pPr>
               <w:cnfStyle w:val="000000000000" w:firstRow="0" w:lastRow="0" w:firstColumn="0" w:lastColumn="0" w:oddVBand="0" w:evenVBand="0" w:oddHBand="0" w:evenHBand="0" w:firstRowFirstColumn="0" w:firstRowLastColumn="0" w:lastRowFirstColumn="0" w:lastRowLastColumn="0"/>
-            </w:pPr>
-            <w:r>
+              <w:rPr>
+                <w:rFonts w:cs="Times New Roman"/>
+                <w:sz w:val="26"/>
+                <w:szCs w:val="26"/>
+              </w:rPr>
+            </w:pPr>
+            <w:r>
+              <w:rPr>
+                <w:rFonts w:cs="Times New Roman"/>
+                <w:sz w:val="26"/>
+                <w:szCs w:val="26"/>
+              </w:rPr>
               <w:t>INT</w:t>
             </w:r>
           </w:p>
@@ -9261,8 +11206,18 @@
           <w:p>
             <w:pPr>
               <w:cnfStyle w:val="000000000000" w:firstRow="0" w:lastRow="0" w:firstColumn="0" w:lastColumn="0" w:oddVBand="0" w:evenVBand="0" w:oddHBand="0" w:evenHBand="0" w:firstRowFirstColumn="0" w:firstRowLastColumn="0" w:lastRowFirstColumn="0" w:lastRowLastColumn="0"/>
-            </w:pPr>
-            <w:r>
+              <w:rPr>
+                <w:rFonts w:cs="Times New Roman"/>
+                <w:sz w:val="26"/>
+                <w:szCs w:val="26"/>
+              </w:rPr>
+            </w:pPr>
+            <w:r>
+              <w:rPr>
+                <w:rFonts w:cs="Times New Roman"/>
+                <w:sz w:val="26"/>
+                <w:szCs w:val="26"/>
+              </w:rPr>
               <w:t>AUTO_INCREMENT, PRIMARY KEY</w:t>
             </w:r>
           </w:p>
@@ -9275,8 +11230,18 @@
           <w:p>
             <w:pPr>
               <w:cnfStyle w:val="000000000000" w:firstRow="0" w:lastRow="0" w:firstColumn="0" w:lastColumn="0" w:oddVBand="0" w:evenVBand="0" w:oddHBand="0" w:evenHBand="0" w:firstRowFirstColumn="0" w:firstRowLastColumn="0" w:lastRowFirstColumn="0" w:lastRowLastColumn="0"/>
-            </w:pPr>
-            <w:r>
+              <w:rPr>
+                <w:rFonts w:cs="Times New Roman"/>
+                <w:sz w:val="26"/>
+                <w:szCs w:val="26"/>
+              </w:rPr>
+            </w:pPr>
+            <w:r>
+              <w:rPr>
+                <w:rFonts w:cs="Times New Roman"/>
+                <w:sz w:val="26"/>
+                <w:szCs w:val="26"/>
+              </w:rPr>
               <w:t>Mã định danh đơn hàng</w:t>
             </w:r>
           </w:p>
@@ -9290,7 +11255,19 @@
             <w:vAlign w:val="top"/>
           </w:tcPr>
           <w:p>
-            <w:r>
+            <w:pPr>
+              <w:rPr>
+                <w:rFonts w:cs="Times New Roman"/>
+                <w:sz w:val="26"/>
+                <w:szCs w:val="26"/>
+              </w:rPr>
+            </w:pPr>
+            <w:r>
+              <w:rPr>
+                <w:rFonts w:cs="Times New Roman"/>
+                <w:sz w:val="26"/>
+                <w:szCs w:val="26"/>
+              </w:rPr>
               <w:t>2</w:t>
             </w:r>
           </w:p>
@@ -9303,8 +11280,18 @@
           <w:p>
             <w:pPr>
               <w:cnfStyle w:val="000000000000" w:firstRow="0" w:lastRow="0" w:firstColumn="0" w:lastColumn="0" w:oddVBand="0" w:evenVBand="0" w:oddHBand="0" w:evenHBand="0" w:firstRowFirstColumn="0" w:firstRowLastColumn="0" w:lastRowFirstColumn="0" w:lastRowLastColumn="0"/>
-            </w:pPr>
-            <w:r>
+              <w:rPr>
+                <w:rFonts w:cs="Times New Roman"/>
+                <w:sz w:val="26"/>
+                <w:szCs w:val="26"/>
+              </w:rPr>
+            </w:pPr>
+            <w:r>
+              <w:rPr>
+                <w:rFonts w:cs="Times New Roman"/>
+                <w:sz w:val="26"/>
+                <w:szCs w:val="26"/>
+              </w:rPr>
               <w:t>OrderDate</w:t>
             </w:r>
           </w:p>
@@ -9317,8 +11304,18 @@
           <w:p>
             <w:pPr>
               <w:cnfStyle w:val="000000000000" w:firstRow="0" w:lastRow="0" w:firstColumn="0" w:lastColumn="0" w:oddVBand="0" w:evenVBand="0" w:oddHBand="0" w:evenHBand="0" w:firstRowFirstColumn="0" w:firstRowLastColumn="0" w:lastRowFirstColumn="0" w:lastRowLastColumn="0"/>
-            </w:pPr>
-            <w:r>
+              <w:rPr>
+                <w:rFonts w:cs="Times New Roman"/>
+                <w:sz w:val="26"/>
+                <w:szCs w:val="26"/>
+              </w:rPr>
+            </w:pPr>
+            <w:r>
+              <w:rPr>
+                <w:rFonts w:cs="Times New Roman"/>
+                <w:sz w:val="26"/>
+                <w:szCs w:val="26"/>
+              </w:rPr>
               <w:t>DATETIME</w:t>
             </w:r>
           </w:p>
@@ -9331,8 +11328,18 @@
           <w:p>
             <w:pPr>
               <w:cnfStyle w:val="000000000000" w:firstRow="0" w:lastRow="0" w:firstColumn="0" w:lastColumn="0" w:oddVBand="0" w:evenVBand="0" w:oddHBand="0" w:evenHBand="0" w:firstRowFirstColumn="0" w:firstRowLastColumn="0" w:lastRowFirstColumn="0" w:lastRowLastColumn="0"/>
-            </w:pPr>
-            <w:r>
+              <w:rPr>
+                <w:rFonts w:cs="Times New Roman"/>
+                <w:sz w:val="26"/>
+                <w:szCs w:val="26"/>
+              </w:rPr>
+            </w:pPr>
+            <w:r>
+              <w:rPr>
+                <w:rFonts w:cs="Times New Roman"/>
+                <w:sz w:val="26"/>
+                <w:szCs w:val="26"/>
+              </w:rPr>
               <w:t>NOT NULL, DEFAULT CURRENT_TIMESTAMP</w:t>
             </w:r>
           </w:p>
@@ -9345,8 +11352,18 @@
           <w:p>
             <w:pPr>
               <w:cnfStyle w:val="000000000000" w:firstRow="0" w:lastRow="0" w:firstColumn="0" w:lastColumn="0" w:oddVBand="0" w:evenVBand="0" w:oddHBand="0" w:evenHBand="0" w:firstRowFirstColumn="0" w:firstRowLastColumn="0" w:lastRowFirstColumn="0" w:lastRowLastColumn="0"/>
-            </w:pPr>
-            <w:r>
+              <w:rPr>
+                <w:rFonts w:cs="Times New Roman"/>
+                <w:sz w:val="26"/>
+                <w:szCs w:val="26"/>
+              </w:rPr>
+            </w:pPr>
+            <w:r>
+              <w:rPr>
+                <w:rFonts w:cs="Times New Roman"/>
+                <w:sz w:val="26"/>
+                <w:szCs w:val="26"/>
+              </w:rPr>
               <w:t>Thời gian đặt hàng</w:t>
             </w:r>
           </w:p>
@@ -9360,7 +11377,19 @@
             <w:vAlign w:val="top"/>
           </w:tcPr>
           <w:p>
-            <w:r>
+            <w:pPr>
+              <w:rPr>
+                <w:rFonts w:cs="Times New Roman"/>
+                <w:sz w:val="26"/>
+                <w:szCs w:val="26"/>
+              </w:rPr>
+            </w:pPr>
+            <w:r>
+              <w:rPr>
+                <w:rFonts w:cs="Times New Roman"/>
+                <w:sz w:val="26"/>
+                <w:szCs w:val="26"/>
+              </w:rPr>
               <w:t>3</w:t>
             </w:r>
           </w:p>
@@ -9373,8 +11402,18 @@
           <w:p>
             <w:pPr>
               <w:cnfStyle w:val="000000000000" w:firstRow="0" w:lastRow="0" w:firstColumn="0" w:lastColumn="0" w:oddVBand="0" w:evenVBand="0" w:oddHBand="0" w:evenHBand="0" w:firstRowFirstColumn="0" w:firstRowLastColumn="0" w:lastRowFirstColumn="0" w:lastRowLastColumn="0"/>
-            </w:pPr>
-            <w:r>
+              <w:rPr>
+                <w:rFonts w:cs="Times New Roman"/>
+                <w:sz w:val="26"/>
+                <w:szCs w:val="26"/>
+              </w:rPr>
+            </w:pPr>
+            <w:r>
+              <w:rPr>
+                <w:rFonts w:cs="Times New Roman"/>
+                <w:sz w:val="26"/>
+                <w:szCs w:val="26"/>
+              </w:rPr>
               <w:t>TotalAmount</w:t>
             </w:r>
           </w:p>
@@ -9387,8 +11426,18 @@
           <w:p>
             <w:pPr>
               <w:cnfStyle w:val="000000000000" w:firstRow="0" w:lastRow="0" w:firstColumn="0" w:lastColumn="0" w:oddVBand="0" w:evenVBand="0" w:oddHBand="0" w:evenHBand="0" w:firstRowFirstColumn="0" w:firstRowLastColumn="0" w:lastRowFirstColumn="0" w:lastRowLastColumn="0"/>
-            </w:pPr>
-            <w:r>
+              <w:rPr>
+                <w:rFonts w:cs="Times New Roman"/>
+                <w:sz w:val="26"/>
+                <w:szCs w:val="26"/>
+              </w:rPr>
+            </w:pPr>
+            <w:r>
+              <w:rPr>
+                <w:rFonts w:cs="Times New Roman"/>
+                <w:sz w:val="26"/>
+                <w:szCs w:val="26"/>
+              </w:rPr>
               <w:t>DECIMAL(12,2)</w:t>
             </w:r>
           </w:p>
@@ -9401,8 +11450,18 @@
           <w:p>
             <w:pPr>
               <w:cnfStyle w:val="000000000000" w:firstRow="0" w:lastRow="0" w:firstColumn="0" w:lastColumn="0" w:oddVBand="0" w:evenVBand="0" w:oddHBand="0" w:evenHBand="0" w:firstRowFirstColumn="0" w:firstRowLastColumn="0" w:lastRowFirstColumn="0" w:lastRowLastColumn="0"/>
-            </w:pPr>
-            <w:r>
+              <w:rPr>
+                <w:rFonts w:cs="Times New Roman"/>
+                <w:sz w:val="26"/>
+                <w:szCs w:val="26"/>
+              </w:rPr>
+            </w:pPr>
+            <w:r>
+              <w:rPr>
+                <w:rFonts w:cs="Times New Roman"/>
+                <w:sz w:val="26"/>
+                <w:szCs w:val="26"/>
+              </w:rPr>
               <w:t>NOT NULL, DEFAULT 0, CHECK (TotalAmount &gt;= 0)</w:t>
             </w:r>
           </w:p>
@@ -9415,8 +11474,18 @@
           <w:p>
             <w:pPr>
               <w:cnfStyle w:val="000000000000" w:firstRow="0" w:lastRow="0" w:firstColumn="0" w:lastColumn="0" w:oddVBand="0" w:evenVBand="0" w:oddHBand="0" w:evenHBand="0" w:firstRowFirstColumn="0" w:firstRowLastColumn="0" w:lastRowFirstColumn="0" w:lastRowLastColumn="0"/>
-            </w:pPr>
-            <w:r>
+              <w:rPr>
+                <w:rFonts w:cs="Times New Roman"/>
+                <w:sz w:val="26"/>
+                <w:szCs w:val="26"/>
+              </w:rPr>
+            </w:pPr>
+            <w:r>
+              <w:rPr>
+                <w:rFonts w:cs="Times New Roman"/>
+                <w:sz w:val="26"/>
+                <w:szCs w:val="26"/>
+              </w:rPr>
               <w:t>Tổng giá trị đơn hàng</w:t>
             </w:r>
           </w:p>
@@ -9430,7 +11499,19 @@
             <w:vAlign w:val="top"/>
           </w:tcPr>
           <w:p>
-            <w:r>
+            <w:pPr>
+              <w:rPr>
+                <w:rFonts w:cs="Times New Roman"/>
+                <w:sz w:val="26"/>
+                <w:szCs w:val="26"/>
+              </w:rPr>
+            </w:pPr>
+            <w:r>
+              <w:rPr>
+                <w:rFonts w:cs="Times New Roman"/>
+                <w:sz w:val="26"/>
+                <w:szCs w:val="26"/>
+              </w:rPr>
               <w:t>4</w:t>
             </w:r>
           </w:p>
@@ -9443,8 +11524,18 @@
           <w:p>
             <w:pPr>
               <w:cnfStyle w:val="000000000000" w:firstRow="0" w:lastRow="0" w:firstColumn="0" w:lastColumn="0" w:oddVBand="0" w:evenVBand="0" w:oddHBand="0" w:evenHBand="0" w:firstRowFirstColumn="0" w:firstRowLastColumn="0" w:lastRowFirstColumn="0" w:lastRowLastColumn="0"/>
-            </w:pPr>
-            <w:r>
+              <w:rPr>
+                <w:rFonts w:cs="Times New Roman"/>
+                <w:sz w:val="26"/>
+                <w:szCs w:val="26"/>
+              </w:rPr>
+            </w:pPr>
+            <w:r>
+              <w:rPr>
+                <w:rFonts w:cs="Times New Roman"/>
+                <w:sz w:val="26"/>
+                <w:szCs w:val="26"/>
+              </w:rPr>
               <w:t>Status</w:t>
             </w:r>
           </w:p>
@@ -9457,8 +11548,18 @@
           <w:p>
             <w:pPr>
               <w:cnfStyle w:val="000000000000" w:firstRow="0" w:lastRow="0" w:firstColumn="0" w:lastColumn="0" w:oddVBand="0" w:evenVBand="0" w:oddHBand="0" w:evenHBand="0" w:firstRowFirstColumn="0" w:firstRowLastColumn="0" w:lastRowFirstColumn="0" w:lastRowLastColumn="0"/>
-            </w:pPr>
-            <w:r>
+              <w:rPr>
+                <w:rFonts w:cs="Times New Roman"/>
+                <w:sz w:val="26"/>
+                <w:szCs w:val="26"/>
+              </w:rPr>
+            </w:pPr>
+            <w:r>
+              <w:rPr>
+                <w:rFonts w:cs="Times New Roman"/>
+                <w:sz w:val="26"/>
+                <w:szCs w:val="26"/>
+              </w:rPr>
               <w:t>VARCHAR(30)</w:t>
             </w:r>
           </w:p>
@@ -9471,8 +11572,18 @@
           <w:p>
             <w:pPr>
               <w:cnfStyle w:val="000000000000" w:firstRow="0" w:lastRow="0" w:firstColumn="0" w:lastColumn="0" w:oddVBand="0" w:evenVBand="0" w:oddHBand="0" w:evenHBand="0" w:firstRowFirstColumn="0" w:firstRowLastColumn="0" w:lastRowFirstColumn="0" w:lastRowLastColumn="0"/>
-            </w:pPr>
-            <w:r>
+              <w:rPr>
+                <w:rFonts w:cs="Times New Roman"/>
+                <w:sz w:val="26"/>
+                <w:szCs w:val="26"/>
+              </w:rPr>
+            </w:pPr>
+            <w:r>
+              <w:rPr>
+                <w:rFonts w:cs="Times New Roman"/>
+                <w:sz w:val="26"/>
+                <w:szCs w:val="26"/>
+              </w:rPr>
               <w:t>NOT NULL, DEFAULT 'Pending'</w:t>
             </w:r>
           </w:p>
@@ -9485,8 +11596,18 @@
           <w:p>
             <w:pPr>
               <w:cnfStyle w:val="000000000000" w:firstRow="0" w:lastRow="0" w:firstColumn="0" w:lastColumn="0" w:oddVBand="0" w:evenVBand="0" w:oddHBand="0" w:evenHBand="0" w:firstRowFirstColumn="0" w:firstRowLastColumn="0" w:lastRowFirstColumn="0" w:lastRowLastColumn="0"/>
-            </w:pPr>
-            <w:r>
+              <w:rPr>
+                <w:rFonts w:cs="Times New Roman"/>
+                <w:sz w:val="26"/>
+                <w:szCs w:val="26"/>
+              </w:rPr>
+            </w:pPr>
+            <w:r>
+              <w:rPr>
+                <w:rFonts w:cs="Times New Roman"/>
+                <w:sz w:val="26"/>
+                <w:szCs w:val="26"/>
+              </w:rPr>
               <w:t>Trạng thái đơn hàng (Ví dụ: Pending, Completed...)</w:t>
             </w:r>
           </w:p>
@@ -9500,7 +11621,19 @@
             <w:vAlign w:val="top"/>
           </w:tcPr>
           <w:p>
-            <w:r>
+            <w:pPr>
+              <w:rPr>
+                <w:rFonts w:cs="Times New Roman"/>
+                <w:sz w:val="26"/>
+                <w:szCs w:val="26"/>
+              </w:rPr>
+            </w:pPr>
+            <w:r>
+              <w:rPr>
+                <w:rFonts w:cs="Times New Roman"/>
+                <w:sz w:val="26"/>
+                <w:szCs w:val="26"/>
+              </w:rPr>
               <w:t>5</w:t>
             </w:r>
           </w:p>
@@ -9513,8 +11646,18 @@
           <w:p>
             <w:pPr>
               <w:cnfStyle w:val="000000000000" w:firstRow="0" w:lastRow="0" w:firstColumn="0" w:lastColumn="0" w:oddVBand="0" w:evenVBand="0" w:oddHBand="0" w:evenHBand="0" w:firstRowFirstColumn="0" w:firstRowLastColumn="0" w:lastRowFirstColumn="0" w:lastRowLastColumn="0"/>
-            </w:pPr>
-            <w:r>
+              <w:rPr>
+                <w:rFonts w:cs="Times New Roman"/>
+                <w:sz w:val="26"/>
+                <w:szCs w:val="26"/>
+              </w:rPr>
+            </w:pPr>
+            <w:r>
+              <w:rPr>
+                <w:rFonts w:cs="Times New Roman"/>
+                <w:sz w:val="26"/>
+                <w:szCs w:val="26"/>
+              </w:rPr>
               <w:t>CustomerID</w:t>
             </w:r>
           </w:p>
@@ -9527,8 +11670,18 @@
           <w:p>
             <w:pPr>
               <w:cnfStyle w:val="000000000000" w:firstRow="0" w:lastRow="0" w:firstColumn="0" w:lastColumn="0" w:oddVBand="0" w:evenVBand="0" w:oddHBand="0" w:evenHBand="0" w:firstRowFirstColumn="0" w:firstRowLastColumn="0" w:lastRowFirstColumn="0" w:lastRowLastColumn="0"/>
-            </w:pPr>
-            <w:r>
+              <w:rPr>
+                <w:rFonts w:cs="Times New Roman"/>
+                <w:sz w:val="26"/>
+                <w:szCs w:val="26"/>
+              </w:rPr>
+            </w:pPr>
+            <w:r>
+              <w:rPr>
+                <w:rFonts w:cs="Times New Roman"/>
+                <w:sz w:val="26"/>
+                <w:szCs w:val="26"/>
+              </w:rPr>
               <w:t>INT</w:t>
             </w:r>
           </w:p>
@@ -9541,8 +11694,18 @@
           <w:p>
             <w:pPr>
               <w:cnfStyle w:val="000000000000" w:firstRow="0" w:lastRow="0" w:firstColumn="0" w:lastColumn="0" w:oddVBand="0" w:evenVBand="0" w:oddHBand="0" w:evenHBand="0" w:firstRowFirstColumn="0" w:firstRowLastColumn="0" w:lastRowFirstColumn="0" w:lastRowLastColumn="0"/>
-            </w:pPr>
-            <w:r>
+              <w:rPr>
+                <w:rFonts w:cs="Times New Roman"/>
+                <w:sz w:val="26"/>
+                <w:szCs w:val="26"/>
+              </w:rPr>
+            </w:pPr>
+            <w:r>
+              <w:rPr>
+                <w:rFonts w:cs="Times New Roman"/>
+                <w:sz w:val="26"/>
+                <w:szCs w:val="26"/>
+              </w:rPr>
               <w:t>NOT NULL, FOREIGN KEY</w:t>
             </w:r>
           </w:p>
@@ -9555,8 +11718,18 @@
           <w:p>
             <w:pPr>
               <w:cnfStyle w:val="000000000000" w:firstRow="0" w:lastRow="0" w:firstColumn="0" w:lastColumn="0" w:oddVBand="0" w:evenVBand="0" w:oddHBand="0" w:evenHBand="0" w:firstRowFirstColumn="0" w:firstRowLastColumn="0" w:lastRowFirstColumn="0" w:lastRowLastColumn="0"/>
-            </w:pPr>
-            <w:r>
+              <w:rPr>
+                <w:rFonts w:cs="Times New Roman"/>
+                <w:sz w:val="26"/>
+                <w:szCs w:val="26"/>
+              </w:rPr>
+            </w:pPr>
+            <w:r>
+              <w:rPr>
+                <w:rFonts w:cs="Times New Roman"/>
+                <w:sz w:val="26"/>
+                <w:szCs w:val="26"/>
+              </w:rPr>
               <w:t>Mã khách hàng đặt đơn</w:t>
             </w:r>
           </w:p>
@@ -9570,7 +11743,19 @@
             <w:vAlign w:val="top"/>
           </w:tcPr>
           <w:p>
-            <w:r>
+            <w:pPr>
+              <w:rPr>
+                <w:rFonts w:cs="Times New Roman"/>
+                <w:sz w:val="26"/>
+                <w:szCs w:val="26"/>
+              </w:rPr>
+            </w:pPr>
+            <w:r>
+              <w:rPr>
+                <w:rFonts w:cs="Times New Roman"/>
+                <w:sz w:val="26"/>
+                <w:szCs w:val="26"/>
+              </w:rPr>
               <w:t>6</w:t>
             </w:r>
           </w:p>
@@ -9583,8 +11768,18 @@
           <w:p>
             <w:pPr>
               <w:cnfStyle w:val="000000000000" w:firstRow="0" w:lastRow="0" w:firstColumn="0" w:lastColumn="0" w:oddVBand="0" w:evenVBand="0" w:oddHBand="0" w:evenHBand="0" w:firstRowFirstColumn="0" w:firstRowLastColumn="0" w:lastRowFirstColumn="0" w:lastRowLastColumn="0"/>
-            </w:pPr>
-            <w:r>
+              <w:rPr>
+                <w:rFonts w:cs="Times New Roman"/>
+                <w:sz w:val="26"/>
+                <w:szCs w:val="26"/>
+              </w:rPr>
+            </w:pPr>
+            <w:r>
+              <w:rPr>
+                <w:rFonts w:cs="Times New Roman"/>
+                <w:sz w:val="26"/>
+                <w:szCs w:val="26"/>
+              </w:rPr>
               <w:t>EmployeeID</w:t>
             </w:r>
           </w:p>
@@ -9597,8 +11792,18 @@
           <w:p>
             <w:pPr>
               <w:cnfStyle w:val="000000000000" w:firstRow="0" w:lastRow="0" w:firstColumn="0" w:lastColumn="0" w:oddVBand="0" w:evenVBand="0" w:oddHBand="0" w:evenHBand="0" w:firstRowFirstColumn="0" w:firstRowLastColumn="0" w:lastRowFirstColumn="0" w:lastRowLastColumn="0"/>
-            </w:pPr>
-            <w:r>
+              <w:rPr>
+                <w:rFonts w:cs="Times New Roman"/>
+                <w:sz w:val="26"/>
+                <w:szCs w:val="26"/>
+              </w:rPr>
+            </w:pPr>
+            <w:r>
+              <w:rPr>
+                <w:rFonts w:cs="Times New Roman"/>
+                <w:sz w:val="26"/>
+                <w:szCs w:val="26"/>
+              </w:rPr>
               <w:t>INT</w:t>
             </w:r>
           </w:p>
@@ -9611,8 +11816,18 @@
           <w:p>
             <w:pPr>
               <w:cnfStyle w:val="000000000000" w:firstRow="0" w:lastRow="0" w:firstColumn="0" w:lastColumn="0" w:oddVBand="0" w:evenVBand="0" w:oddHBand="0" w:evenHBand="0" w:firstRowFirstColumn="0" w:firstRowLastColumn="0" w:lastRowFirstColumn="0" w:lastRowLastColumn="0"/>
-            </w:pPr>
-            <w:r>
+              <w:rPr>
+                <w:rFonts w:cs="Times New Roman"/>
+                <w:sz w:val="26"/>
+                <w:szCs w:val="26"/>
+              </w:rPr>
+            </w:pPr>
+            <w:r>
+              <w:rPr>
+                <w:rFonts w:cs="Times New Roman"/>
+                <w:sz w:val="26"/>
+                <w:szCs w:val="26"/>
+              </w:rPr>
               <w:t>NULL, FOREIGN KEY</w:t>
             </w:r>
           </w:p>
@@ -9625,8 +11840,18 @@
           <w:p>
             <w:pPr>
               <w:cnfStyle w:val="000000000000" w:firstRow="0" w:lastRow="0" w:firstColumn="0" w:lastColumn="0" w:oddVBand="0" w:evenVBand="0" w:oddHBand="0" w:evenHBand="0" w:firstRowFirstColumn="0" w:firstRowLastColumn="0" w:lastRowFirstColumn="0" w:lastRowLastColumn="0"/>
-            </w:pPr>
-            <w:r>
+              <w:rPr>
+                <w:rFonts w:cs="Times New Roman"/>
+                <w:sz w:val="26"/>
+                <w:szCs w:val="26"/>
+              </w:rPr>
+            </w:pPr>
+            <w:r>
+              <w:rPr>
+                <w:rFonts w:cs="Times New Roman"/>
+                <w:sz w:val="26"/>
+                <w:szCs w:val="26"/>
+              </w:rPr>
               <w:t>Mã nhân viên phụ trách</w:t>
             </w:r>
           </w:p>
@@ -9640,8 +11865,19 @@
             <w:vAlign w:val="top"/>
           </w:tcPr>
           <w:p>
-            <w:r>
-              <w:lastRenderedPageBreak/>
+            <w:pPr>
+              <w:rPr>
+                <w:rFonts w:cs="Times New Roman"/>
+                <w:sz w:val="26"/>
+                <w:szCs w:val="26"/>
+              </w:rPr>
+            </w:pPr>
+            <w:r>
+              <w:rPr>
+                <w:rFonts w:cs="Times New Roman"/>
+                <w:sz w:val="26"/>
+                <w:szCs w:val="26"/>
+              </w:rPr>
               <w:t>7</w:t>
             </w:r>
           </w:p>
@@ -9654,8 +11890,18 @@
           <w:p>
             <w:pPr>
               <w:cnfStyle w:val="000000000000" w:firstRow="0" w:lastRow="0" w:firstColumn="0" w:lastColumn="0" w:oddVBand="0" w:evenVBand="0" w:oddHBand="0" w:evenHBand="0" w:firstRowFirstColumn="0" w:firstRowLastColumn="0" w:lastRowFirstColumn="0" w:lastRowLastColumn="0"/>
-            </w:pPr>
-            <w:r>
+              <w:rPr>
+                <w:rFonts w:cs="Times New Roman"/>
+                <w:sz w:val="26"/>
+                <w:szCs w:val="26"/>
+              </w:rPr>
+            </w:pPr>
+            <w:r>
+              <w:rPr>
+                <w:rFonts w:cs="Times New Roman"/>
+                <w:sz w:val="26"/>
+                <w:szCs w:val="26"/>
+              </w:rPr>
               <w:t>ShipperID</w:t>
             </w:r>
           </w:p>
@@ -9668,8 +11914,18 @@
           <w:p>
             <w:pPr>
               <w:cnfStyle w:val="000000000000" w:firstRow="0" w:lastRow="0" w:firstColumn="0" w:lastColumn="0" w:oddVBand="0" w:evenVBand="0" w:oddHBand="0" w:evenHBand="0" w:firstRowFirstColumn="0" w:firstRowLastColumn="0" w:lastRowFirstColumn="0" w:lastRowLastColumn="0"/>
-            </w:pPr>
-            <w:r>
+              <w:rPr>
+                <w:rFonts w:cs="Times New Roman"/>
+                <w:sz w:val="26"/>
+                <w:szCs w:val="26"/>
+              </w:rPr>
+            </w:pPr>
+            <w:r>
+              <w:rPr>
+                <w:rFonts w:cs="Times New Roman"/>
+                <w:sz w:val="26"/>
+                <w:szCs w:val="26"/>
+              </w:rPr>
               <w:t>INT</w:t>
             </w:r>
           </w:p>
@@ -9682,8 +11938,18 @@
           <w:p>
             <w:pPr>
               <w:cnfStyle w:val="000000000000" w:firstRow="0" w:lastRow="0" w:firstColumn="0" w:lastColumn="0" w:oddVBand="0" w:evenVBand="0" w:oddHBand="0" w:evenHBand="0" w:firstRowFirstColumn="0" w:firstRowLastColumn="0" w:lastRowFirstColumn="0" w:lastRowLastColumn="0"/>
-            </w:pPr>
-            <w:r>
+              <w:rPr>
+                <w:rFonts w:cs="Times New Roman"/>
+                <w:sz w:val="26"/>
+                <w:szCs w:val="26"/>
+              </w:rPr>
+            </w:pPr>
+            <w:r>
+              <w:rPr>
+                <w:rFonts w:cs="Times New Roman"/>
+                <w:sz w:val="26"/>
+                <w:szCs w:val="26"/>
+              </w:rPr>
               <w:t>NULL, FOREIGN KEY</w:t>
             </w:r>
           </w:p>
@@ -9696,8 +11962,18 @@
           <w:p>
             <w:pPr>
               <w:cnfStyle w:val="000000000000" w:firstRow="0" w:lastRow="0" w:firstColumn="0" w:lastColumn="0" w:oddVBand="0" w:evenVBand="0" w:oddHBand="0" w:evenHBand="0" w:firstRowFirstColumn="0" w:firstRowLastColumn="0" w:lastRowFirstColumn="0" w:lastRowLastColumn="0"/>
-            </w:pPr>
-            <w:r>
+              <w:rPr>
+                <w:rFonts w:cs="Times New Roman"/>
+                <w:sz w:val="26"/>
+                <w:szCs w:val="26"/>
+              </w:rPr>
+            </w:pPr>
+            <w:r>
+              <w:rPr>
+                <w:rFonts w:cs="Times New Roman"/>
+                <w:sz w:val="26"/>
+                <w:szCs w:val="26"/>
+              </w:rPr>
               <w:t>Mã đơn vị vận chuyển</w:t>
             </w:r>
           </w:p>
@@ -9708,10 +11984,16 @@
       <w:pPr>
         <w:pStyle w:val="Heading3"/>
         <w:rPr>
+          <w:rFonts w:cs="Times New Roman"/>
+          <w:szCs w:val="26"/>
           <w:lang w:val="vi-VN"/>
         </w:rPr>
       </w:pPr>
       <w:r>
+        <w:rPr>
+          <w:rFonts w:cs="Times New Roman"/>
+          <w:szCs w:val="26"/>
+        </w:rPr>
         <w:t>Chi tiết đơn hàng</w:t>
       </w:r>
     </w:p>
@@ -9884,7 +12166,19 @@
             <w:vAlign w:val="top"/>
           </w:tcPr>
           <w:p>
-            <w:r>
+            <w:pPr>
+              <w:rPr>
+                <w:rFonts w:cs="Times New Roman"/>
+                <w:sz w:val="26"/>
+                <w:szCs w:val="26"/>
+              </w:rPr>
+            </w:pPr>
+            <w:r>
+              <w:rPr>
+                <w:rFonts w:cs="Times New Roman"/>
+                <w:sz w:val="26"/>
+                <w:szCs w:val="26"/>
+              </w:rPr>
               <w:t>1</w:t>
             </w:r>
           </w:p>
@@ -9898,8 +12192,18 @@
             <w:pPr>
               <w:jc w:val="center"/>
               <w:cnfStyle w:val="000000000000" w:firstRow="0" w:lastRow="0" w:firstColumn="0" w:lastColumn="0" w:oddVBand="0" w:evenVBand="0" w:oddHBand="0" w:evenHBand="0" w:firstRowFirstColumn="0" w:firstRowLastColumn="0" w:lastRowFirstColumn="0" w:lastRowLastColumn="0"/>
-            </w:pPr>
-            <w:r>
+              <w:rPr>
+                <w:rFonts w:cs="Times New Roman"/>
+                <w:sz w:val="26"/>
+                <w:szCs w:val="26"/>
+              </w:rPr>
+            </w:pPr>
+            <w:r>
+              <w:rPr>
+                <w:rFonts w:cs="Times New Roman"/>
+                <w:sz w:val="26"/>
+                <w:szCs w:val="26"/>
+              </w:rPr>
               <w:t>OrderDetailID</w:t>
             </w:r>
           </w:p>
@@ -9913,8 +12217,18 @@
             <w:pPr>
               <w:jc w:val="center"/>
               <w:cnfStyle w:val="000000000000" w:firstRow="0" w:lastRow="0" w:firstColumn="0" w:lastColumn="0" w:oddVBand="0" w:evenVBand="0" w:oddHBand="0" w:evenHBand="0" w:firstRowFirstColumn="0" w:firstRowLastColumn="0" w:lastRowFirstColumn="0" w:lastRowLastColumn="0"/>
-            </w:pPr>
-            <w:r>
+              <w:rPr>
+                <w:rFonts w:cs="Times New Roman"/>
+                <w:sz w:val="26"/>
+                <w:szCs w:val="26"/>
+              </w:rPr>
+            </w:pPr>
+            <w:r>
+              <w:rPr>
+                <w:rFonts w:cs="Times New Roman"/>
+                <w:sz w:val="26"/>
+                <w:szCs w:val="26"/>
+              </w:rPr>
               <w:t>INT</w:t>
             </w:r>
           </w:p>
@@ -9928,8 +12242,18 @@
             <w:pPr>
               <w:jc w:val="center"/>
               <w:cnfStyle w:val="000000000000" w:firstRow="0" w:lastRow="0" w:firstColumn="0" w:lastColumn="0" w:oddVBand="0" w:evenVBand="0" w:oddHBand="0" w:evenHBand="0" w:firstRowFirstColumn="0" w:firstRowLastColumn="0" w:lastRowFirstColumn="0" w:lastRowLastColumn="0"/>
-            </w:pPr>
-            <w:r>
+              <w:rPr>
+                <w:rFonts w:cs="Times New Roman"/>
+                <w:sz w:val="26"/>
+                <w:szCs w:val="26"/>
+              </w:rPr>
+            </w:pPr>
+            <w:r>
+              <w:rPr>
+                <w:rFonts w:cs="Times New Roman"/>
+                <w:sz w:val="26"/>
+                <w:szCs w:val="26"/>
+              </w:rPr>
               <w:t>AUTO_INCREMENT, PRIMARY KEY</w:t>
             </w:r>
           </w:p>
@@ -9943,8 +12267,18 @@
             <w:pPr>
               <w:jc w:val="center"/>
               <w:cnfStyle w:val="000000000000" w:firstRow="0" w:lastRow="0" w:firstColumn="0" w:lastColumn="0" w:oddVBand="0" w:evenVBand="0" w:oddHBand="0" w:evenHBand="0" w:firstRowFirstColumn="0" w:firstRowLastColumn="0" w:lastRowFirstColumn="0" w:lastRowLastColumn="0"/>
-            </w:pPr>
-            <w:r>
+              <w:rPr>
+                <w:rFonts w:cs="Times New Roman"/>
+                <w:sz w:val="26"/>
+                <w:szCs w:val="26"/>
+              </w:rPr>
+            </w:pPr>
+            <w:r>
+              <w:rPr>
+                <w:rFonts w:cs="Times New Roman"/>
+                <w:sz w:val="26"/>
+                <w:szCs w:val="26"/>
+              </w:rPr>
               <w:t>Mã định danh chi tiết đơn hàng</w:t>
             </w:r>
           </w:p>
@@ -9958,7 +12292,19 @@
             <w:vAlign w:val="top"/>
           </w:tcPr>
           <w:p>
-            <w:r>
+            <w:pPr>
+              <w:rPr>
+                <w:rFonts w:cs="Times New Roman"/>
+                <w:sz w:val="26"/>
+                <w:szCs w:val="26"/>
+              </w:rPr>
+            </w:pPr>
+            <w:r>
+              <w:rPr>
+                <w:rFonts w:cs="Times New Roman"/>
+                <w:sz w:val="26"/>
+                <w:szCs w:val="26"/>
+              </w:rPr>
               <w:t>2</w:t>
             </w:r>
           </w:p>
@@ -9972,8 +12318,18 @@
             <w:pPr>
               <w:jc w:val="center"/>
               <w:cnfStyle w:val="000000000000" w:firstRow="0" w:lastRow="0" w:firstColumn="0" w:lastColumn="0" w:oddVBand="0" w:evenVBand="0" w:oddHBand="0" w:evenHBand="0" w:firstRowFirstColumn="0" w:firstRowLastColumn="0" w:lastRowFirstColumn="0" w:lastRowLastColumn="0"/>
-            </w:pPr>
-            <w:r>
+              <w:rPr>
+                <w:rFonts w:cs="Times New Roman"/>
+                <w:sz w:val="26"/>
+                <w:szCs w:val="26"/>
+              </w:rPr>
+            </w:pPr>
+            <w:r>
+              <w:rPr>
+                <w:rFonts w:cs="Times New Roman"/>
+                <w:sz w:val="26"/>
+                <w:szCs w:val="26"/>
+              </w:rPr>
               <w:t>Quantity</w:t>
             </w:r>
           </w:p>
@@ -9987,8 +12343,18 @@
             <w:pPr>
               <w:jc w:val="center"/>
               <w:cnfStyle w:val="000000000000" w:firstRow="0" w:lastRow="0" w:firstColumn="0" w:lastColumn="0" w:oddVBand="0" w:evenVBand="0" w:oddHBand="0" w:evenHBand="0" w:firstRowFirstColumn="0" w:firstRowLastColumn="0" w:lastRowFirstColumn="0" w:lastRowLastColumn="0"/>
-            </w:pPr>
-            <w:r>
+              <w:rPr>
+                <w:rFonts w:cs="Times New Roman"/>
+                <w:sz w:val="26"/>
+                <w:szCs w:val="26"/>
+              </w:rPr>
+            </w:pPr>
+            <w:r>
+              <w:rPr>
+                <w:rFonts w:cs="Times New Roman"/>
+                <w:sz w:val="26"/>
+                <w:szCs w:val="26"/>
+              </w:rPr>
               <w:t>INT</w:t>
             </w:r>
           </w:p>
@@ -10002,8 +12368,18 @@
             <w:pPr>
               <w:jc w:val="center"/>
               <w:cnfStyle w:val="000000000000" w:firstRow="0" w:lastRow="0" w:firstColumn="0" w:lastColumn="0" w:oddVBand="0" w:evenVBand="0" w:oddHBand="0" w:evenHBand="0" w:firstRowFirstColumn="0" w:firstRowLastColumn="0" w:lastRowFirstColumn="0" w:lastRowLastColumn="0"/>
-            </w:pPr>
-            <w:r>
+              <w:rPr>
+                <w:rFonts w:cs="Times New Roman"/>
+                <w:sz w:val="26"/>
+                <w:szCs w:val="26"/>
+              </w:rPr>
+            </w:pPr>
+            <w:r>
+              <w:rPr>
+                <w:rFonts w:cs="Times New Roman"/>
+                <w:sz w:val="26"/>
+                <w:szCs w:val="26"/>
+              </w:rPr>
               <w:t>NOT NULL, CHECK (Quantity &gt; 0)</w:t>
             </w:r>
           </w:p>
@@ -10017,8 +12393,18 @@
             <w:pPr>
               <w:jc w:val="center"/>
               <w:cnfStyle w:val="000000000000" w:firstRow="0" w:lastRow="0" w:firstColumn="0" w:lastColumn="0" w:oddVBand="0" w:evenVBand="0" w:oddHBand="0" w:evenHBand="0" w:firstRowFirstColumn="0" w:firstRowLastColumn="0" w:lastRowFirstColumn="0" w:lastRowLastColumn="0"/>
-            </w:pPr>
-            <w:r>
+              <w:rPr>
+                <w:rFonts w:cs="Times New Roman"/>
+                <w:sz w:val="26"/>
+                <w:szCs w:val="26"/>
+              </w:rPr>
+            </w:pPr>
+            <w:r>
+              <w:rPr>
+                <w:rFonts w:cs="Times New Roman"/>
+                <w:sz w:val="26"/>
+                <w:szCs w:val="26"/>
+              </w:rPr>
               <w:t>Số lượng mua</w:t>
             </w:r>
           </w:p>
@@ -10032,7 +12418,20 @@
             <w:vAlign w:val="top"/>
           </w:tcPr>
           <w:p>
-            <w:r>
+            <w:pPr>
+              <w:rPr>
+                <w:rFonts w:cs="Times New Roman"/>
+                <w:sz w:val="26"/>
+                <w:szCs w:val="26"/>
+              </w:rPr>
+            </w:pPr>
+            <w:r>
+              <w:rPr>
+                <w:rFonts w:cs="Times New Roman"/>
+                <w:sz w:val="26"/>
+                <w:szCs w:val="26"/>
+              </w:rPr>
+              <w:lastRenderedPageBreak/>
               <w:t>3</w:t>
             </w:r>
           </w:p>
@@ -10046,8 +12445,18 @@
             <w:pPr>
               <w:jc w:val="center"/>
               <w:cnfStyle w:val="000000000000" w:firstRow="0" w:lastRow="0" w:firstColumn="0" w:lastColumn="0" w:oddVBand="0" w:evenVBand="0" w:oddHBand="0" w:evenHBand="0" w:firstRowFirstColumn="0" w:firstRowLastColumn="0" w:lastRowFirstColumn="0" w:lastRowLastColumn="0"/>
-            </w:pPr>
-            <w:r>
+              <w:rPr>
+                <w:rFonts w:cs="Times New Roman"/>
+                <w:sz w:val="26"/>
+                <w:szCs w:val="26"/>
+              </w:rPr>
+            </w:pPr>
+            <w:r>
+              <w:rPr>
+                <w:rFonts w:cs="Times New Roman"/>
+                <w:sz w:val="26"/>
+                <w:szCs w:val="26"/>
+              </w:rPr>
               <w:t>UnitPrice</w:t>
             </w:r>
           </w:p>
@@ -10061,8 +12470,18 @@
             <w:pPr>
               <w:jc w:val="center"/>
               <w:cnfStyle w:val="000000000000" w:firstRow="0" w:lastRow="0" w:firstColumn="0" w:lastColumn="0" w:oddVBand="0" w:evenVBand="0" w:oddHBand="0" w:evenHBand="0" w:firstRowFirstColumn="0" w:firstRowLastColumn="0" w:lastRowFirstColumn="0" w:lastRowLastColumn="0"/>
-            </w:pPr>
-            <w:r>
+              <w:rPr>
+                <w:rFonts w:cs="Times New Roman"/>
+                <w:sz w:val="26"/>
+                <w:szCs w:val="26"/>
+              </w:rPr>
+            </w:pPr>
+            <w:r>
+              <w:rPr>
+                <w:rFonts w:cs="Times New Roman"/>
+                <w:sz w:val="26"/>
+                <w:szCs w:val="26"/>
+              </w:rPr>
               <w:t>DECIMAL(12,2)</w:t>
             </w:r>
           </w:p>
@@ -10076,8 +12495,18 @@
             <w:pPr>
               <w:jc w:val="center"/>
               <w:cnfStyle w:val="000000000000" w:firstRow="0" w:lastRow="0" w:firstColumn="0" w:lastColumn="0" w:oddVBand="0" w:evenVBand="0" w:oddHBand="0" w:evenHBand="0" w:firstRowFirstColumn="0" w:firstRowLastColumn="0" w:lastRowFirstColumn="0" w:lastRowLastColumn="0"/>
-            </w:pPr>
-            <w:r>
+              <w:rPr>
+                <w:rFonts w:cs="Times New Roman"/>
+                <w:sz w:val="26"/>
+                <w:szCs w:val="26"/>
+              </w:rPr>
+            </w:pPr>
+            <w:r>
+              <w:rPr>
+                <w:rFonts w:cs="Times New Roman"/>
+                <w:sz w:val="26"/>
+                <w:szCs w:val="26"/>
+              </w:rPr>
               <w:t>NOT NULL, CHECK (UnitPrice &gt;= 0)</w:t>
             </w:r>
           </w:p>
@@ -10091,8 +12520,18 @@
             <w:pPr>
               <w:jc w:val="center"/>
               <w:cnfStyle w:val="000000000000" w:firstRow="0" w:lastRow="0" w:firstColumn="0" w:lastColumn="0" w:oddVBand="0" w:evenVBand="0" w:oddHBand="0" w:evenHBand="0" w:firstRowFirstColumn="0" w:firstRowLastColumn="0" w:lastRowFirstColumn="0" w:lastRowLastColumn="0"/>
-            </w:pPr>
-            <w:r>
+              <w:rPr>
+                <w:rFonts w:cs="Times New Roman"/>
+                <w:sz w:val="26"/>
+                <w:szCs w:val="26"/>
+              </w:rPr>
+            </w:pPr>
+            <w:r>
+              <w:rPr>
+                <w:rFonts w:cs="Times New Roman"/>
+                <w:sz w:val="26"/>
+                <w:szCs w:val="26"/>
+              </w:rPr>
               <w:t>Đơn giá tại thời điểm mua</w:t>
             </w:r>
           </w:p>
@@ -10106,7 +12545,19 @@
             <w:vAlign w:val="top"/>
           </w:tcPr>
           <w:p>
-            <w:r>
+            <w:pPr>
+              <w:rPr>
+                <w:rFonts w:cs="Times New Roman"/>
+                <w:sz w:val="26"/>
+                <w:szCs w:val="26"/>
+              </w:rPr>
+            </w:pPr>
+            <w:r>
+              <w:rPr>
+                <w:rFonts w:cs="Times New Roman"/>
+                <w:sz w:val="26"/>
+                <w:szCs w:val="26"/>
+              </w:rPr>
               <w:t>4</w:t>
             </w:r>
           </w:p>
@@ -10120,8 +12571,18 @@
             <w:pPr>
               <w:jc w:val="center"/>
               <w:cnfStyle w:val="000000000000" w:firstRow="0" w:lastRow="0" w:firstColumn="0" w:lastColumn="0" w:oddVBand="0" w:evenVBand="0" w:oddHBand="0" w:evenHBand="0" w:firstRowFirstColumn="0" w:firstRowLastColumn="0" w:lastRowFirstColumn="0" w:lastRowLastColumn="0"/>
-            </w:pPr>
-            <w:r>
+              <w:rPr>
+                <w:rFonts w:cs="Times New Roman"/>
+                <w:sz w:val="26"/>
+                <w:szCs w:val="26"/>
+              </w:rPr>
+            </w:pPr>
+            <w:r>
+              <w:rPr>
+                <w:rFonts w:cs="Times New Roman"/>
+                <w:sz w:val="26"/>
+                <w:szCs w:val="26"/>
+              </w:rPr>
               <w:t>OrderID</w:t>
             </w:r>
           </w:p>
@@ -10135,8 +12596,18 @@
             <w:pPr>
               <w:jc w:val="center"/>
               <w:cnfStyle w:val="000000000000" w:firstRow="0" w:lastRow="0" w:firstColumn="0" w:lastColumn="0" w:oddVBand="0" w:evenVBand="0" w:oddHBand="0" w:evenHBand="0" w:firstRowFirstColumn="0" w:firstRowLastColumn="0" w:lastRowFirstColumn="0" w:lastRowLastColumn="0"/>
-            </w:pPr>
-            <w:r>
+              <w:rPr>
+                <w:rFonts w:cs="Times New Roman"/>
+                <w:sz w:val="26"/>
+                <w:szCs w:val="26"/>
+              </w:rPr>
+            </w:pPr>
+            <w:r>
+              <w:rPr>
+                <w:rFonts w:cs="Times New Roman"/>
+                <w:sz w:val="26"/>
+                <w:szCs w:val="26"/>
+              </w:rPr>
               <w:t>INT</w:t>
             </w:r>
           </w:p>
@@ -10150,8 +12621,18 @@
             <w:pPr>
               <w:jc w:val="center"/>
               <w:cnfStyle w:val="000000000000" w:firstRow="0" w:lastRow="0" w:firstColumn="0" w:lastColumn="0" w:oddVBand="0" w:evenVBand="0" w:oddHBand="0" w:evenHBand="0" w:firstRowFirstColumn="0" w:firstRowLastColumn="0" w:lastRowFirstColumn="0" w:lastRowLastColumn="0"/>
-            </w:pPr>
-            <w:r>
+              <w:rPr>
+                <w:rFonts w:cs="Times New Roman"/>
+                <w:sz w:val="26"/>
+                <w:szCs w:val="26"/>
+              </w:rPr>
+            </w:pPr>
+            <w:r>
+              <w:rPr>
+                <w:rFonts w:cs="Times New Roman"/>
+                <w:sz w:val="26"/>
+                <w:szCs w:val="26"/>
+              </w:rPr>
               <w:t>NOT NULL, FOREIGN KEY (CASCADE)</w:t>
             </w:r>
           </w:p>
@@ -10165,8 +12646,18 @@
             <w:pPr>
               <w:jc w:val="center"/>
               <w:cnfStyle w:val="000000000000" w:firstRow="0" w:lastRow="0" w:firstColumn="0" w:lastColumn="0" w:oddVBand="0" w:evenVBand="0" w:oddHBand="0" w:evenHBand="0" w:firstRowFirstColumn="0" w:firstRowLastColumn="0" w:lastRowFirstColumn="0" w:lastRowLastColumn="0"/>
-            </w:pPr>
-            <w:r>
+              <w:rPr>
+                <w:rFonts w:cs="Times New Roman"/>
+                <w:sz w:val="26"/>
+                <w:szCs w:val="26"/>
+              </w:rPr>
+            </w:pPr>
+            <w:r>
+              <w:rPr>
+                <w:rFonts w:cs="Times New Roman"/>
+                <w:sz w:val="26"/>
+                <w:szCs w:val="26"/>
+              </w:rPr>
               <w:t>Mã đơn hàng liên kết</w:t>
             </w:r>
           </w:p>
@@ -10180,7 +12671,19 @@
             <w:vAlign w:val="top"/>
           </w:tcPr>
           <w:p>
-            <w:r>
+            <w:pPr>
+              <w:rPr>
+                <w:rFonts w:cs="Times New Roman"/>
+                <w:sz w:val="26"/>
+                <w:szCs w:val="26"/>
+              </w:rPr>
+            </w:pPr>
+            <w:r>
+              <w:rPr>
+                <w:rFonts w:cs="Times New Roman"/>
+                <w:sz w:val="26"/>
+                <w:szCs w:val="26"/>
+              </w:rPr>
               <w:t>5</w:t>
             </w:r>
           </w:p>
@@ -10194,8 +12697,18 @@
             <w:pPr>
               <w:jc w:val="center"/>
               <w:cnfStyle w:val="000000000000" w:firstRow="0" w:lastRow="0" w:firstColumn="0" w:lastColumn="0" w:oddVBand="0" w:evenVBand="0" w:oddHBand="0" w:evenHBand="0" w:firstRowFirstColumn="0" w:firstRowLastColumn="0" w:lastRowFirstColumn="0" w:lastRowLastColumn="0"/>
-            </w:pPr>
-            <w:r>
+              <w:rPr>
+                <w:rFonts w:cs="Times New Roman"/>
+                <w:sz w:val="26"/>
+                <w:szCs w:val="26"/>
+              </w:rPr>
+            </w:pPr>
+            <w:r>
+              <w:rPr>
+                <w:rFonts w:cs="Times New Roman"/>
+                <w:sz w:val="26"/>
+                <w:szCs w:val="26"/>
+              </w:rPr>
               <w:t>ProductID</w:t>
             </w:r>
           </w:p>
@@ -10209,8 +12722,18 @@
             <w:pPr>
               <w:jc w:val="center"/>
               <w:cnfStyle w:val="000000000000" w:firstRow="0" w:lastRow="0" w:firstColumn="0" w:lastColumn="0" w:oddVBand="0" w:evenVBand="0" w:oddHBand="0" w:evenHBand="0" w:firstRowFirstColumn="0" w:firstRowLastColumn="0" w:lastRowFirstColumn="0" w:lastRowLastColumn="0"/>
-            </w:pPr>
-            <w:r>
+              <w:rPr>
+                <w:rFonts w:cs="Times New Roman"/>
+                <w:sz w:val="26"/>
+                <w:szCs w:val="26"/>
+              </w:rPr>
+            </w:pPr>
+            <w:r>
+              <w:rPr>
+                <w:rFonts w:cs="Times New Roman"/>
+                <w:sz w:val="26"/>
+                <w:szCs w:val="26"/>
+              </w:rPr>
               <w:t>INT</w:t>
             </w:r>
           </w:p>
@@ -10224,8 +12747,18 @@
             <w:pPr>
               <w:jc w:val="center"/>
               <w:cnfStyle w:val="000000000000" w:firstRow="0" w:lastRow="0" w:firstColumn="0" w:lastColumn="0" w:oddVBand="0" w:evenVBand="0" w:oddHBand="0" w:evenHBand="0" w:firstRowFirstColumn="0" w:firstRowLastColumn="0" w:lastRowFirstColumn="0" w:lastRowLastColumn="0"/>
-            </w:pPr>
-            <w:r>
+              <w:rPr>
+                <w:rFonts w:cs="Times New Roman"/>
+                <w:sz w:val="26"/>
+                <w:szCs w:val="26"/>
+              </w:rPr>
+            </w:pPr>
+            <w:r>
+              <w:rPr>
+                <w:rFonts w:cs="Times New Roman"/>
+                <w:sz w:val="26"/>
+                <w:szCs w:val="26"/>
+              </w:rPr>
               <w:t>NOT NULL, FOREIGN KEY</w:t>
             </w:r>
           </w:p>
@@ -10239,6 +12772,11 @@
             <w:pPr>
               <w:jc w:val="center"/>
               <w:cnfStyle w:val="000000000000" w:firstRow="0" w:lastRow="0" w:firstColumn="0" w:lastColumn="0" w:oddVBand="0" w:evenVBand="0" w:oddHBand="0" w:evenHBand="0" w:firstRowFirstColumn="0" w:firstRowLastColumn="0" w:lastRowFirstColumn="0" w:lastRowLastColumn="0"/>
+              <w:rPr>
+                <w:rFonts w:cs="Times New Roman"/>
+                <w:sz w:val="26"/>
+                <w:szCs w:val="26"/>
+              </w:rPr>
             </w:pPr>
           </w:p>
         </w:tc>
@@ -10250,7 +12788,8 @@
         <w:ind w:left="360"/>
         <w:rPr>
           <w:rFonts w:cs="Times New Roman"/>
-          <w:szCs w:val="28"/>
+          <w:sz w:val="26"/>
+          <w:szCs w:val="26"/>
         </w:rPr>
       </w:pPr>
     </w:p>
@@ -10260,13 +12799,15 @@
         <w:ind w:firstLine="720"/>
         <w:rPr>
           <w:rFonts w:cs="Times New Roman"/>
-          <w:szCs w:val="28"/>
-        </w:rPr>
-      </w:pPr>
-      <w:r>
-        <w:rPr>
-          <w:rFonts w:cs="Times New Roman"/>
-          <w:szCs w:val="28"/>
+          <w:sz w:val="26"/>
+          <w:szCs w:val="26"/>
+        </w:rPr>
+      </w:pPr>
+      <w:r>
+        <w:rPr>
+          <w:rFonts w:cs="Times New Roman"/>
+          <w:sz w:val="26"/>
+          <w:szCs w:val="26"/>
         </w:rPr>
         <w:t>Các mối quan hệ giữa các thực thể được thiết lập tường minh: Một danh mục chứa nhiều sản phẩm; một nhà cung cấp cung cấp nhiều sản phẩm; một sản phẩm có nhiều ảnh minh họa; một khách hàng có thể đặt nhiều đơn hàng; và một đơn hàng bao gồm nhiều chi tiết sản phẩm. Hệ thống sử dụng khóa chính (PK) và khóa ngoại (FK) kết hợp các ràng buộc toàn vẹn nhằm đảm bảo dữ liệu luôn chính xác và an toàn tuyệt đối trong mọi tình huống vận hành.</w:t>
       </w:r>
@@ -10274,17 +12815,32 @@
     <w:p>
       <w:pPr>
         <w:pStyle w:val="Heading2"/>
-      </w:pPr>
-      <w:r>
-        <w:lastRenderedPageBreak/>
+        <w:rPr>
+          <w:rFonts w:cs="Times New Roman"/>
+        </w:rPr>
+      </w:pPr>
+      <w:r>
+        <w:rPr>
+          <w:rFonts w:cs="Times New Roman"/>
+        </w:rPr>
         <w:t>Thiết kế giao diện và luồng tương tác người dùng</w:t>
       </w:r>
     </w:p>
     <w:p>
       <w:pPr>
         <w:spacing w:line="360" w:lineRule="auto"/>
-      </w:pPr>
-      <w:r>
+        <w:rPr>
+          <w:rFonts w:cs="Times New Roman"/>
+          <w:sz w:val="26"/>
+          <w:szCs w:val="26"/>
+        </w:rPr>
+      </w:pPr>
+      <w:r>
+        <w:rPr>
+          <w:rFonts w:cs="Times New Roman"/>
+          <w:sz w:val="26"/>
+          <w:szCs w:val="26"/>
+        </w:rPr>
         <w:t>Hệ thống giao diện được thiết kế hướng đến trải nghiệm người dùng (UI/UX) tối ưu, thân thiện và đồng bộ:</w:t>
       </w:r>
     </w:p>
@@ -10296,8 +12852,18 @@
           <w:numId w:val="33"/>
         </w:numPr>
         <w:spacing w:line="360" w:lineRule="auto"/>
-      </w:pPr>
-      <w:r>
+        <w:rPr>
+          <w:rFonts w:cs="Times New Roman"/>
+          <w:sz w:val="26"/>
+          <w:szCs w:val="26"/>
+        </w:rPr>
+      </w:pPr>
+      <w:r>
+        <w:rPr>
+          <w:rFonts w:cs="Times New Roman"/>
+          <w:sz w:val="26"/>
+          <w:szCs w:val="26"/>
+        </w:rPr>
         <w:t>Trang chủ: Trình bày banner quảng cáo, danh mục sản phẩm nổi bật và các sản phẩm bán chạy, hỗ trợ điều hướng nhanh chóng đến các trang chức năng.</w:t>
       </w:r>
     </w:p>
@@ -10309,8 +12875,18 @@
           <w:numId w:val="33"/>
         </w:numPr>
         <w:spacing w:line="360" w:lineRule="auto"/>
-      </w:pPr>
-      <w:r>
+        <w:rPr>
+          <w:rFonts w:cs="Times New Roman"/>
+          <w:sz w:val="26"/>
+          <w:szCs w:val="26"/>
+        </w:rPr>
+      </w:pPr>
+      <w:r>
+        <w:rPr>
+          <w:rFonts w:cs="Times New Roman"/>
+          <w:sz w:val="26"/>
+          <w:szCs w:val="26"/>
+        </w:rPr>
         <w:t>Trang danh sách sản phẩm: Cung cấp bộ lọc theo danh mục, công cụ tìm kiếm theo tên hoặc mã SKU, hiển thị danh đưới dạng lưới thẻ (Grid card) trực quan.</w:t>
       </w:r>
     </w:p>
@@ -10322,8 +12898,18 @@
           <w:numId w:val="33"/>
         </w:numPr>
         <w:spacing w:line="360" w:lineRule="auto"/>
-      </w:pPr>
-      <w:r>
+        <w:rPr>
+          <w:rFonts w:cs="Times New Roman"/>
+          <w:sz w:val="26"/>
+          <w:szCs w:val="26"/>
+        </w:rPr>
+      </w:pPr>
+      <w:r>
+        <w:rPr>
+          <w:rFonts w:cs="Times New Roman"/>
+          <w:sz w:val="26"/>
+          <w:szCs w:val="26"/>
+        </w:rPr>
         <w:t>Trang chi tiết sản phẩm: Hiển thị hình ảnh kích thước lớn, mô tả chi tiết, giá bán, tình trạng tồn kho và cho phép người dùng lựa chọn số lượng để thêm vào giỏ hàng.</w:t>
       </w:r>
     </w:p>
@@ -10335,8 +12921,18 @@
           <w:numId w:val="33"/>
         </w:numPr>
         <w:spacing w:line="360" w:lineRule="auto"/>
-      </w:pPr>
-      <w:r>
+        <w:rPr>
+          <w:rFonts w:cs="Times New Roman"/>
+          <w:sz w:val="26"/>
+          <w:szCs w:val="26"/>
+        </w:rPr>
+      </w:pPr>
+      <w:r>
+        <w:rPr>
+          <w:rFonts w:cs="Times New Roman"/>
+          <w:sz w:val="26"/>
+          <w:szCs w:val="26"/>
+        </w:rPr>
         <w:t>Trang giỏ hàng: Liệt kê chi tiết các sản phẩm đã chọn, cho phép cập nhật số lượng, xóa sản phẩm và tự động tổng hợp thành tiền.</w:t>
       </w:r>
     </w:p>
@@ -10348,9 +12944,29 @@
           <w:numId w:val="33"/>
         </w:numPr>
         <w:spacing w:line="360" w:lineRule="auto"/>
-      </w:pPr>
-      <w:r>
-        <w:t>Trang thanh toán / Đặt hàng: Form nhập thông tin nhận hàng và xác nhận đơn hàng an toàn.</w:t>
+        <w:rPr>
+          <w:rFonts w:cs="Times New Roman"/>
+          <w:sz w:val="26"/>
+          <w:szCs w:val="26"/>
+        </w:rPr>
+      </w:pPr>
+      <w:r>
+        <w:rPr>
+          <w:rFonts w:cs="Times New Roman"/>
+          <w:sz w:val="26"/>
+          <w:szCs w:val="26"/>
+        </w:rPr>
+        <w:t>Trang thanh toán / Đặt hàn</w:t>
+      </w:r>
+      <w:bookmarkStart w:id="0" w:name="_GoBack"/>
+      <w:bookmarkEnd w:id="0"/>
+      <w:r>
+        <w:rPr>
+          <w:rFonts w:cs="Times New Roman"/>
+          <w:sz w:val="26"/>
+          <w:szCs w:val="26"/>
+        </w:rPr>
+        <w:t>g: Form nhập thông tin nhận hàng và xác nhận đơn hàng an toàn.</w:t>
       </w:r>
     </w:p>
     <w:p>
@@ -10361,8 +12977,19 @@
           <w:numId w:val="33"/>
         </w:numPr>
         <w:spacing w:line="360" w:lineRule="auto"/>
-      </w:pPr>
-      <w:r>
+        <w:rPr>
+          <w:rFonts w:cs="Times New Roman"/>
+          <w:sz w:val="26"/>
+          <w:szCs w:val="26"/>
+        </w:rPr>
+      </w:pPr>
+      <w:r>
+        <w:rPr>
+          <w:rFonts w:cs="Times New Roman"/>
+          <w:sz w:val="26"/>
+          <w:szCs w:val="26"/>
+        </w:rPr>
+        <w:lastRenderedPageBreak/>
         <w:t>Khu vực Quản trị (Admin Dashboard): Bố trí thanh điều hướng sidebar khoa học, cung cấp các bảng dữ liệu quản lý danh mục, sản phẩm, đơn hàng và thống kê trực quan dành riêng cho người quản trị hệ thống.</w:t>
       </w:r>
     </w:p>
@@ -10393,8 +13020,14 @@
     <w:p>
       <w:pPr>
         <w:pStyle w:val="Heading1"/>
-      </w:pPr>
-      <w:r>
+        <w:rPr>
+          <w:rFonts w:cs="Times New Roman"/>
+        </w:rPr>
+      </w:pPr>
+      <w:r>
+        <w:rPr>
+          <w:rFonts w:cs="Times New Roman"/>
+        </w:rPr>
         <w:lastRenderedPageBreak/>
         <w:t>Tiêu đề chương 3</w:t>
       </w:r>
@@ -10420,8 +13053,14 @@
     <w:p>
       <w:pPr>
         <w:pStyle w:val="Heading1"/>
-      </w:pPr>
-      <w:r>
+        <w:rPr>
+          <w:rFonts w:cs="Times New Roman"/>
+        </w:rPr>
+      </w:pPr>
+      <w:r>
+        <w:rPr>
+          <w:rFonts w:cs="Times New Roman"/>
+        </w:rPr>
         <w:lastRenderedPageBreak/>
         <w:t>Tiêu đề chương 4</w:t>
       </w:r>
@@ -10447,8 +13086,14 @@
     <w:p>
       <w:pPr>
         <w:pStyle w:val="Heading1"/>
-      </w:pPr>
-      <w:r>
+        <w:rPr>
+          <w:rFonts w:cs="Times New Roman"/>
+        </w:rPr>
+      </w:pPr>
+      <w:r>
+        <w:rPr>
+          <w:rFonts w:cs="Times New Roman"/>
+        </w:rPr>
         <w:lastRenderedPageBreak/>
         <w:t>Tiêu đề chương 5</w:t>
       </w:r>
@@ -10635,7 +13280,7 @@
         <w:noProof/>
         <w:color w:val="5B9BD5" w:themeColor="accent1"/>
       </w:rPr>
-      <w:t>17</w:t>
+      <w:t>23</w:t>
     </w:r>
     <w:r>
       <w:rPr>
